--- a/Documentation/Documentation.docx
+++ b/Documentation/Documentation.docx
@@ -189,7 +189,7 @@
       <w:r>
         <w:fldChar w:fldCharType="separate"/>
       </w:r>
-      <w:hyperlink w:anchor="_Toc172723875" w:history="1">
+      <w:hyperlink w:anchor="_Toc172724896" w:history="1">
         <w:r>
           <w:rPr>
             <w:rStyle w:val="a6"/>
@@ -234,7 +234,7 @@
             <w:noProof/>
             <w:webHidden/>
           </w:rPr>
-          <w:instrText xml:space="preserve"> PAGEREF _Toc172723875 \h </w:instrText>
+          <w:instrText xml:space="preserve"> PAGEREF _Toc172724896 \h </w:instrText>
         </w:r>
         <w:r>
           <w:rPr>
@@ -281,7 +281,668 @@
           <w:lang w:val="ru-RU" w:eastAsia="ru-RU"/>
         </w:rPr>
       </w:pPr>
-      <w:hyperlink w:anchor="_Toc172723876" w:history="1">
+      <w:hyperlink w:anchor="_Toc172724897" w:history="1">
+        <w:r>
+          <w:rPr>
+            <w:rStyle w:val="a6"/>
+            <w:i/>
+            <w:noProof/>
+            <w:lang w:val="ru-RU"/>
+          </w:rPr>
+          <w:t>2.</w:t>
+        </w:r>
+        <w:r>
+          <w:rPr>
+            <w:rFonts w:asciiTheme="minorHAnsi" w:eastAsiaTheme="minorEastAsia" w:hAnsiTheme="minorHAnsi" w:cstheme="minorBidi"/>
+            <w:noProof/>
+            <w:kern w:val="0"/>
+            <w:sz w:val="22"/>
+            <w:szCs w:val="22"/>
+            <w:lang w:val="ru-RU" w:eastAsia="ru-RU"/>
+          </w:rPr>
+          <w:tab/>
+        </w:r>
+        <w:r>
+          <w:rPr>
+            <w:rStyle w:val="a6"/>
+            <w:noProof/>
+            <w:lang w:val="en-US"/>
+          </w:rPr>
+          <w:t xml:space="preserve">Pose Estimation </w:t>
+        </w:r>
+        <w:r>
+          <w:rPr>
+            <w:rStyle w:val="a6"/>
+            <w:i/>
+            <w:noProof/>
+            <w:lang w:val="en-US"/>
+          </w:rPr>
+          <w:t>(By Atilla and Matsvei)</w:t>
+        </w:r>
+        <w:r>
+          <w:rPr>
+            <w:noProof/>
+            <w:webHidden/>
+          </w:rPr>
+          <w:tab/>
+        </w:r>
+        <w:r>
+          <w:rPr>
+            <w:noProof/>
+            <w:webHidden/>
+          </w:rPr>
+          <w:fldChar w:fldCharType="begin"/>
+        </w:r>
+        <w:r>
+          <w:rPr>
+            <w:noProof/>
+            <w:webHidden/>
+          </w:rPr>
+          <w:instrText xml:space="preserve"> PAGEREF _Toc172724897 \h </w:instrText>
+        </w:r>
+        <w:r>
+          <w:rPr>
+            <w:noProof/>
+            <w:webHidden/>
+          </w:rPr>
+        </w:r>
+        <w:r>
+          <w:rPr>
+            <w:noProof/>
+            <w:webHidden/>
+          </w:rPr>
+          <w:fldChar w:fldCharType="separate"/>
+        </w:r>
+        <w:r>
+          <w:rPr>
+            <w:noProof/>
+            <w:webHidden/>
+          </w:rPr>
+          <w:t>2</w:t>
+        </w:r>
+        <w:r>
+          <w:rPr>
+            <w:noProof/>
+            <w:webHidden/>
+          </w:rPr>
+          <w:fldChar w:fldCharType="end"/>
+        </w:r>
+      </w:hyperlink>
+    </w:p>
+    <w:p>
+      <w:pPr>
+        <w:pStyle w:val="20"/>
+        <w:tabs>
+          <w:tab w:val="left" w:pos="1100"/>
+          <w:tab w:val="right" w:leader="dot" w:pos="9350"/>
+        </w:tabs>
+        <w:rPr>
+          <w:rFonts w:asciiTheme="minorHAnsi" w:eastAsiaTheme="minorEastAsia" w:hAnsiTheme="minorHAnsi" w:cstheme="minorBidi"/>
+          <w:noProof/>
+          <w:kern w:val="0"/>
+          <w:sz w:val="22"/>
+          <w:szCs w:val="22"/>
+          <w:lang w:val="ru-RU" w:eastAsia="ru-RU"/>
+        </w:rPr>
+      </w:pPr>
+      <w:hyperlink w:anchor="_Toc172724898" w:history="1">
+        <w:r>
+          <w:rPr>
+            <w:rStyle w:val="a6"/>
+            <w:noProof/>
+          </w:rPr>
+          <w:t>2.1.</w:t>
+        </w:r>
+        <w:r>
+          <w:rPr>
+            <w:rFonts w:asciiTheme="minorHAnsi" w:eastAsiaTheme="minorEastAsia" w:hAnsiTheme="minorHAnsi" w:cstheme="minorBidi"/>
+            <w:noProof/>
+            <w:kern w:val="0"/>
+            <w:sz w:val="22"/>
+            <w:szCs w:val="22"/>
+            <w:lang w:val="ru-RU" w:eastAsia="ru-RU"/>
+          </w:rPr>
+          <w:tab/>
+        </w:r>
+        <w:r>
+          <w:rPr>
+            <w:rStyle w:val="a6"/>
+            <w:noProof/>
+          </w:rPr>
+          <w:t>Evaluation of Tested Models</w:t>
+        </w:r>
+        <w:r>
+          <w:rPr>
+            <w:noProof/>
+            <w:webHidden/>
+          </w:rPr>
+          <w:tab/>
+        </w:r>
+        <w:r>
+          <w:rPr>
+            <w:noProof/>
+            <w:webHidden/>
+          </w:rPr>
+          <w:fldChar w:fldCharType="begin"/>
+        </w:r>
+        <w:r>
+          <w:rPr>
+            <w:noProof/>
+            <w:webHidden/>
+          </w:rPr>
+          <w:instrText xml:space="preserve"> PAGEREF _Toc172724898 \h </w:instrText>
+        </w:r>
+        <w:r>
+          <w:rPr>
+            <w:noProof/>
+            <w:webHidden/>
+          </w:rPr>
+        </w:r>
+        <w:r>
+          <w:rPr>
+            <w:noProof/>
+            <w:webHidden/>
+          </w:rPr>
+          <w:fldChar w:fldCharType="separate"/>
+        </w:r>
+        <w:r>
+          <w:rPr>
+            <w:noProof/>
+            <w:webHidden/>
+          </w:rPr>
+          <w:t>2</w:t>
+        </w:r>
+        <w:r>
+          <w:rPr>
+            <w:noProof/>
+            <w:webHidden/>
+          </w:rPr>
+          <w:fldChar w:fldCharType="end"/>
+        </w:r>
+      </w:hyperlink>
+    </w:p>
+    <w:p>
+      <w:pPr>
+        <w:pStyle w:val="30"/>
+        <w:tabs>
+          <w:tab w:val="left" w:pos="1540"/>
+          <w:tab w:val="right" w:leader="dot" w:pos="9350"/>
+        </w:tabs>
+        <w:rPr>
+          <w:rFonts w:asciiTheme="minorHAnsi" w:eastAsiaTheme="minorEastAsia" w:hAnsiTheme="minorHAnsi" w:cstheme="minorBidi"/>
+          <w:noProof/>
+          <w:kern w:val="0"/>
+          <w:sz w:val="22"/>
+          <w:szCs w:val="22"/>
+          <w:lang w:val="ru-RU" w:eastAsia="ru-RU"/>
+        </w:rPr>
+      </w:pPr>
+      <w:hyperlink w:anchor="_Toc172724899" w:history="1">
+        <w:r>
+          <w:rPr>
+            <w:rStyle w:val="a6"/>
+            <w:noProof/>
+            <w:lang w:val="en-US"/>
+          </w:rPr>
+          <w:t>2.1.1.</w:t>
+        </w:r>
+        <w:r>
+          <w:rPr>
+            <w:rFonts w:asciiTheme="minorHAnsi" w:eastAsiaTheme="minorEastAsia" w:hAnsiTheme="minorHAnsi" w:cstheme="minorBidi"/>
+            <w:noProof/>
+            <w:kern w:val="0"/>
+            <w:sz w:val="22"/>
+            <w:szCs w:val="22"/>
+            <w:lang w:val="ru-RU" w:eastAsia="ru-RU"/>
+          </w:rPr>
+          <w:tab/>
+        </w:r>
+        <w:r>
+          <w:rPr>
+            <w:rStyle w:val="a6"/>
+            <w:noProof/>
+            <w:lang w:val="en-US"/>
+          </w:rPr>
+          <w:t>Kinect (Atilla and Matsvei)</w:t>
+        </w:r>
+        <w:r>
+          <w:rPr>
+            <w:noProof/>
+            <w:webHidden/>
+          </w:rPr>
+          <w:tab/>
+        </w:r>
+        <w:r>
+          <w:rPr>
+            <w:noProof/>
+            <w:webHidden/>
+          </w:rPr>
+          <w:fldChar w:fldCharType="begin"/>
+        </w:r>
+        <w:r>
+          <w:rPr>
+            <w:noProof/>
+            <w:webHidden/>
+          </w:rPr>
+          <w:instrText xml:space="preserve"> PAGEREF _Toc172724899 \h </w:instrText>
+        </w:r>
+        <w:r>
+          <w:rPr>
+            <w:noProof/>
+            <w:webHidden/>
+          </w:rPr>
+        </w:r>
+        <w:r>
+          <w:rPr>
+            <w:noProof/>
+            <w:webHidden/>
+          </w:rPr>
+          <w:fldChar w:fldCharType="separate"/>
+        </w:r>
+        <w:r>
+          <w:rPr>
+            <w:noProof/>
+            <w:webHidden/>
+          </w:rPr>
+          <w:t>2</w:t>
+        </w:r>
+        <w:r>
+          <w:rPr>
+            <w:noProof/>
+            <w:webHidden/>
+          </w:rPr>
+          <w:fldChar w:fldCharType="end"/>
+        </w:r>
+      </w:hyperlink>
+    </w:p>
+    <w:p>
+      <w:pPr>
+        <w:pStyle w:val="30"/>
+        <w:tabs>
+          <w:tab w:val="left" w:pos="1540"/>
+          <w:tab w:val="right" w:leader="dot" w:pos="9350"/>
+        </w:tabs>
+        <w:rPr>
+          <w:rFonts w:asciiTheme="minorHAnsi" w:eastAsiaTheme="minorEastAsia" w:hAnsiTheme="minorHAnsi" w:cstheme="minorBidi"/>
+          <w:noProof/>
+          <w:kern w:val="0"/>
+          <w:sz w:val="22"/>
+          <w:szCs w:val="22"/>
+          <w:lang w:val="ru-RU" w:eastAsia="ru-RU"/>
+        </w:rPr>
+      </w:pPr>
+      <w:hyperlink w:anchor="_Toc172724900" w:history="1">
+        <w:r>
+          <w:rPr>
+            <w:rStyle w:val="a6"/>
+            <w:noProof/>
+            <w:lang w:val="en-US"/>
+          </w:rPr>
+          <w:t>2.1.2.</w:t>
+        </w:r>
+        <w:r>
+          <w:rPr>
+            <w:rFonts w:asciiTheme="minorHAnsi" w:eastAsiaTheme="minorEastAsia" w:hAnsiTheme="minorHAnsi" w:cstheme="minorBidi"/>
+            <w:noProof/>
+            <w:kern w:val="0"/>
+            <w:sz w:val="22"/>
+            <w:szCs w:val="22"/>
+            <w:lang w:val="ru-RU" w:eastAsia="ru-RU"/>
+          </w:rPr>
+          <w:tab/>
+        </w:r>
+        <w:r>
+          <w:rPr>
+            <w:rStyle w:val="a6"/>
+            <w:noProof/>
+            <w:lang w:val="en-US"/>
+          </w:rPr>
+          <w:t>Webcam-Based Pose Estimation with MoveNet (Atilla)</w:t>
+        </w:r>
+        <w:r>
+          <w:rPr>
+            <w:noProof/>
+            <w:webHidden/>
+          </w:rPr>
+          <w:tab/>
+        </w:r>
+        <w:r>
+          <w:rPr>
+            <w:noProof/>
+            <w:webHidden/>
+          </w:rPr>
+          <w:fldChar w:fldCharType="begin"/>
+        </w:r>
+        <w:r>
+          <w:rPr>
+            <w:noProof/>
+            <w:webHidden/>
+          </w:rPr>
+          <w:instrText xml:space="preserve"> PAGEREF _Toc172724900 \h </w:instrText>
+        </w:r>
+        <w:r>
+          <w:rPr>
+            <w:noProof/>
+            <w:webHidden/>
+          </w:rPr>
+        </w:r>
+        <w:r>
+          <w:rPr>
+            <w:noProof/>
+            <w:webHidden/>
+          </w:rPr>
+          <w:fldChar w:fldCharType="separate"/>
+        </w:r>
+        <w:r>
+          <w:rPr>
+            <w:noProof/>
+            <w:webHidden/>
+          </w:rPr>
+          <w:t>2</w:t>
+        </w:r>
+        <w:r>
+          <w:rPr>
+            <w:noProof/>
+            <w:webHidden/>
+          </w:rPr>
+          <w:fldChar w:fldCharType="end"/>
+        </w:r>
+      </w:hyperlink>
+    </w:p>
+    <w:p>
+      <w:pPr>
+        <w:pStyle w:val="30"/>
+        <w:tabs>
+          <w:tab w:val="left" w:pos="1540"/>
+          <w:tab w:val="right" w:leader="dot" w:pos="9350"/>
+        </w:tabs>
+        <w:rPr>
+          <w:rFonts w:asciiTheme="minorHAnsi" w:eastAsiaTheme="minorEastAsia" w:hAnsiTheme="minorHAnsi" w:cstheme="minorBidi"/>
+          <w:noProof/>
+          <w:kern w:val="0"/>
+          <w:sz w:val="22"/>
+          <w:szCs w:val="22"/>
+          <w:lang w:val="ru-RU" w:eastAsia="ru-RU"/>
+        </w:rPr>
+      </w:pPr>
+      <w:hyperlink w:anchor="_Toc172724901" w:history="1">
+        <w:r>
+          <w:rPr>
+            <w:rStyle w:val="a6"/>
+            <w:noProof/>
+            <w:lang w:val="en-US"/>
+          </w:rPr>
+          <w:t>2.1.3.</w:t>
+        </w:r>
+        <w:r>
+          <w:rPr>
+            <w:rFonts w:asciiTheme="minorHAnsi" w:eastAsiaTheme="minorEastAsia" w:hAnsiTheme="minorHAnsi" w:cstheme="minorBidi"/>
+            <w:noProof/>
+            <w:kern w:val="0"/>
+            <w:sz w:val="22"/>
+            <w:szCs w:val="22"/>
+            <w:lang w:val="ru-RU" w:eastAsia="ru-RU"/>
+          </w:rPr>
+          <w:tab/>
+        </w:r>
+        <w:r>
+          <w:rPr>
+            <w:rStyle w:val="a6"/>
+            <w:noProof/>
+            <w:lang w:val="en-US"/>
+          </w:rPr>
+          <w:t>Webca</w:t>
+        </w:r>
+        <w:r>
+          <w:rPr>
+            <w:rStyle w:val="a6"/>
+            <w:noProof/>
+            <w:lang w:val="en-US"/>
+          </w:rPr>
+          <w:t>m</w:t>
+        </w:r>
+        <w:r>
+          <w:rPr>
+            <w:rStyle w:val="a6"/>
+            <w:noProof/>
+            <w:lang w:val="en-US"/>
+          </w:rPr>
+          <w:t>-Based Hand Recognition with Mediapipe+Tensorflow (Matsvei)</w:t>
+        </w:r>
+        <w:r>
+          <w:rPr>
+            <w:noProof/>
+            <w:webHidden/>
+          </w:rPr>
+          <w:tab/>
+        </w:r>
+        <w:r>
+          <w:rPr>
+            <w:noProof/>
+            <w:webHidden/>
+          </w:rPr>
+          <w:fldChar w:fldCharType="begin"/>
+        </w:r>
+        <w:r>
+          <w:rPr>
+            <w:noProof/>
+            <w:webHidden/>
+          </w:rPr>
+          <w:instrText xml:space="preserve"> PAGEREF _Toc172724901 \h </w:instrText>
+        </w:r>
+        <w:r>
+          <w:rPr>
+            <w:noProof/>
+            <w:webHidden/>
+          </w:rPr>
+        </w:r>
+        <w:r>
+          <w:rPr>
+            <w:noProof/>
+            <w:webHidden/>
+          </w:rPr>
+          <w:fldChar w:fldCharType="separate"/>
+        </w:r>
+        <w:r>
+          <w:rPr>
+            <w:noProof/>
+            <w:webHidden/>
+          </w:rPr>
+          <w:t>3</w:t>
+        </w:r>
+        <w:r>
+          <w:rPr>
+            <w:noProof/>
+            <w:webHidden/>
+          </w:rPr>
+          <w:fldChar w:fldCharType="end"/>
+        </w:r>
+      </w:hyperlink>
+    </w:p>
+    <w:p>
+      <w:pPr>
+        <w:pStyle w:val="20"/>
+        <w:tabs>
+          <w:tab w:val="left" w:pos="1100"/>
+          <w:tab w:val="right" w:leader="dot" w:pos="9350"/>
+        </w:tabs>
+        <w:rPr>
+          <w:rFonts w:asciiTheme="minorHAnsi" w:eastAsiaTheme="minorEastAsia" w:hAnsiTheme="minorHAnsi" w:cstheme="minorBidi"/>
+          <w:noProof/>
+          <w:kern w:val="0"/>
+          <w:sz w:val="22"/>
+          <w:szCs w:val="22"/>
+          <w:lang w:val="ru-RU" w:eastAsia="ru-RU"/>
+        </w:rPr>
+      </w:pPr>
+      <w:hyperlink w:anchor="_Toc172724902" w:history="1">
+        <w:r>
+          <w:rPr>
+            <w:rStyle w:val="a6"/>
+            <w:noProof/>
+          </w:rPr>
+          <w:t>2.2.</w:t>
+        </w:r>
+        <w:r>
+          <w:rPr>
+            <w:rFonts w:asciiTheme="minorHAnsi" w:eastAsiaTheme="minorEastAsia" w:hAnsiTheme="minorHAnsi" w:cstheme="minorBidi"/>
+            <w:noProof/>
+            <w:kern w:val="0"/>
+            <w:sz w:val="22"/>
+            <w:szCs w:val="22"/>
+            <w:lang w:val="ru-RU" w:eastAsia="ru-RU"/>
+          </w:rPr>
+          <w:tab/>
+        </w:r>
+        <w:r>
+          <w:rPr>
+            <w:rStyle w:val="a6"/>
+            <w:noProof/>
+          </w:rPr>
+          <w:t>Model Mechanism Overview (Atilla)</w:t>
+        </w:r>
+        <w:r>
+          <w:rPr>
+            <w:noProof/>
+            <w:webHidden/>
+          </w:rPr>
+          <w:tab/>
+        </w:r>
+        <w:r>
+          <w:rPr>
+            <w:noProof/>
+            <w:webHidden/>
+          </w:rPr>
+          <w:fldChar w:fldCharType="begin"/>
+        </w:r>
+        <w:r>
+          <w:rPr>
+            <w:noProof/>
+            <w:webHidden/>
+          </w:rPr>
+          <w:instrText xml:space="preserve"> PAGEREF _Toc172724902 \h </w:instrText>
+        </w:r>
+        <w:r>
+          <w:rPr>
+            <w:noProof/>
+            <w:webHidden/>
+          </w:rPr>
+        </w:r>
+        <w:r>
+          <w:rPr>
+            <w:noProof/>
+            <w:webHidden/>
+          </w:rPr>
+          <w:fldChar w:fldCharType="separate"/>
+        </w:r>
+        <w:r>
+          <w:rPr>
+            <w:noProof/>
+            <w:webHidden/>
+          </w:rPr>
+          <w:t>6</w:t>
+        </w:r>
+        <w:r>
+          <w:rPr>
+            <w:noProof/>
+            <w:webHidden/>
+          </w:rPr>
+          <w:fldChar w:fldCharType="end"/>
+        </w:r>
+      </w:hyperlink>
+    </w:p>
+    <w:p>
+      <w:pPr>
+        <w:pStyle w:val="30"/>
+        <w:tabs>
+          <w:tab w:val="right" w:leader="dot" w:pos="9350"/>
+        </w:tabs>
+        <w:rPr>
+          <w:rFonts w:asciiTheme="minorHAnsi" w:eastAsiaTheme="minorEastAsia" w:hAnsiTheme="minorHAnsi" w:cstheme="minorBidi"/>
+          <w:noProof/>
+          <w:kern w:val="0"/>
+          <w:sz w:val="22"/>
+          <w:szCs w:val="22"/>
+          <w:lang w:val="ru-RU" w:eastAsia="ru-RU"/>
+        </w:rPr>
+      </w:pPr>
+      <w:hyperlink w:anchor="_Toc172724903" w:history="1">
+        <w:r>
+          <w:rPr>
+            <w:rStyle w:val="a6"/>
+            <w:rFonts w:cstheme="minorHAnsi"/>
+            <w:noProof/>
+            <w:lang w:val="en-US"/>
+          </w:rPr>
+          <w:t>Recommended Setup and Conditions</w:t>
+        </w:r>
+        <w:r>
+          <w:rPr>
+            <w:noProof/>
+            <w:webHidden/>
+          </w:rPr>
+          <w:tab/>
+        </w:r>
+        <w:r>
+          <w:rPr>
+            <w:noProof/>
+            <w:webHidden/>
+          </w:rPr>
+          <w:fldChar w:fldCharType="begin"/>
+        </w:r>
+        <w:r>
+          <w:rPr>
+            <w:noProof/>
+            <w:webHidden/>
+          </w:rPr>
+          <w:instrText xml:space="preserve"> PAGEREF _Toc172724903 \h </w:instrText>
+        </w:r>
+        <w:r>
+          <w:rPr>
+            <w:noProof/>
+            <w:webHidden/>
+          </w:rPr>
+        </w:r>
+        <w:r>
+          <w:rPr>
+            <w:noProof/>
+            <w:webHidden/>
+          </w:rPr>
+          <w:fldChar w:fldCharType="separate"/>
+        </w:r>
+        <w:r>
+          <w:rPr>
+            <w:noProof/>
+            <w:webHidden/>
+          </w:rPr>
+          <w:t>8</w:t>
+        </w:r>
+        <w:r>
+          <w:rPr>
+            <w:noProof/>
+            <w:webHidden/>
+          </w:rPr>
+          <w:fldChar w:fldCharType="end"/>
+        </w:r>
+      </w:hyperlink>
+    </w:p>
+    <w:p>
+      <w:pPr>
+        <w:pStyle w:val="10"/>
+        <w:tabs>
+          <w:tab w:val="left" w:pos="576"/>
+          <w:tab w:val="right" w:leader="dot" w:pos="9350"/>
+        </w:tabs>
+        <w:rPr>
+          <w:rFonts w:asciiTheme="minorHAnsi" w:eastAsiaTheme="minorEastAsia" w:hAnsiTheme="minorHAnsi" w:cstheme="minorBidi"/>
+          <w:noProof/>
+          <w:kern w:val="0"/>
+          <w:sz w:val="22"/>
+          <w:szCs w:val="22"/>
+          <w:lang w:val="ru-RU" w:eastAsia="ru-RU"/>
+        </w:rPr>
+      </w:pPr>
+      <w:hyperlink w:anchor="_Toc172724904" w:history="1">
         <w:r>
           <w:rPr>
             <w:rStyle w:val="a6"/>
@@ -289,7 +950,7 @@
             <w:i/>
             <w:noProof/>
           </w:rPr>
-          <w:t>2.</w:t>
+          <w:t>3.</w:t>
         </w:r>
         <w:r>
           <w:rPr>
@@ -338,7 +999,7 @@
             <w:noProof/>
             <w:webHidden/>
           </w:rPr>
-          <w:instrText xml:space="preserve"> PAGEREF _Toc172723876 \h </w:instrText>
+          <w:instrText xml:space="preserve"> PAGEREF _Toc172724904 \h </w:instrText>
         </w:r>
         <w:r>
           <w:rPr>
@@ -358,7 +1019,7 @@
             <w:noProof/>
             <w:webHidden/>
           </w:rPr>
-          <w:t>2</w:t>
+          <w:t>8</w:t>
         </w:r>
         <w:r>
           <w:rPr>
@@ -385,14 +1046,14 @@
           <w:lang w:val="ru-RU" w:eastAsia="ru-RU"/>
         </w:rPr>
       </w:pPr>
-      <w:hyperlink w:anchor="_Toc172723877" w:history="1">
+      <w:hyperlink w:anchor="_Toc172724905" w:history="1">
         <w:r>
           <w:rPr>
             <w:rStyle w:val="a6"/>
             <w:noProof/>
             <w:lang w:val="en-US"/>
           </w:rPr>
-          <w:t>2.1.</w:t>
+          <w:t>3.1.</w:t>
         </w:r>
         <w:r>
           <w:rPr>
@@ -432,7 +1093,7 @@
             <w:noProof/>
             <w:webHidden/>
           </w:rPr>
-          <w:instrText xml:space="preserve"> PAGEREF _Toc172723877 \h </w:instrText>
+          <w:instrText xml:space="preserve"> PAGEREF _Toc172724905 \h </w:instrText>
         </w:r>
         <w:r>
           <w:rPr>
@@ -452,7 +1113,7 @@
             <w:noProof/>
             <w:webHidden/>
           </w:rPr>
-          <w:t>2</w:t>
+          <w:t>8</w:t>
         </w:r>
         <w:r>
           <w:rPr>
@@ -479,14 +1140,14 @@
           <w:lang w:val="ru-RU" w:eastAsia="ru-RU"/>
         </w:rPr>
       </w:pPr>
-      <w:hyperlink w:anchor="_Toc172723878" w:history="1">
+      <w:hyperlink w:anchor="_Toc172724906" w:history="1">
         <w:r>
           <w:rPr>
             <w:rStyle w:val="a6"/>
             <w:noProof/>
             <w:lang w:val="en-US"/>
           </w:rPr>
-          <w:t>2.2.</w:t>
+          <w:t>3.2.</w:t>
         </w:r>
         <w:r>
           <w:rPr>
@@ -526,7 +1187,7 @@
             <w:noProof/>
             <w:webHidden/>
           </w:rPr>
-          <w:instrText xml:space="preserve"> PAGEREF _Toc172723878 \h </w:instrText>
+          <w:instrText xml:space="preserve"> PAGEREF _Toc172724906 \h </w:instrText>
         </w:r>
         <w:r>
           <w:rPr>
@@ -546,7 +1207,7 @@
             <w:noProof/>
             <w:webHidden/>
           </w:rPr>
-          <w:t>3</w:t>
+          <w:t>9</w:t>
         </w:r>
         <w:r>
           <w:rPr>
@@ -573,13 +1234,13 @@
           <w:lang w:val="ru-RU" w:eastAsia="ru-RU"/>
         </w:rPr>
       </w:pPr>
-      <w:hyperlink w:anchor="_Toc172723879" w:history="1">
+      <w:hyperlink w:anchor="_Toc172724907" w:history="1">
         <w:r>
           <w:rPr>
             <w:rStyle w:val="a6"/>
             <w:noProof/>
           </w:rPr>
-          <w:t>2.2.1.</w:t>
+          <w:t>3.2.1.</w:t>
         </w:r>
         <w:r>
           <w:rPr>
@@ -618,7 +1279,7 @@
             <w:noProof/>
             <w:webHidden/>
           </w:rPr>
-          <w:instrText xml:space="preserve"> PAGEREF _Toc172723879 \h </w:instrText>
+          <w:instrText xml:space="preserve"> PAGEREF _Toc172724907 \h </w:instrText>
         </w:r>
         <w:r>
           <w:rPr>
@@ -638,7 +1299,7 @@
             <w:noProof/>
             <w:webHidden/>
           </w:rPr>
-          <w:t>3</w:t>
+          <w:t>10</w:t>
         </w:r>
         <w:r>
           <w:rPr>
@@ -665,22 +1326,14 @@
           <w:lang w:val="ru-RU" w:eastAsia="ru-RU"/>
         </w:rPr>
       </w:pPr>
-      <w:r>
-        <w:rPr>
-          <w:rStyle w:val="a6"/>
-          <w:noProof/>
-          <w:lang w:val="ru-RU"/>
-        </w:rPr>
-        <w:t xml:space="preserve">    </w:t>
-      </w:r>
-      <w:hyperlink w:anchor="_Toc172723880" w:history="1">
+      <w:hyperlink w:anchor="_Toc172724908" w:history="1">
         <w:r>
           <w:rPr>
             <w:rStyle w:val="a6"/>
             <w:noProof/>
             <w:lang w:val="en-US"/>
           </w:rPr>
-          <w:t>2.2.2.</w:t>
+          <w:t>3.2.2.</w:t>
         </w:r>
         <w:r>
           <w:rPr>
@@ -699,23 +1352,7 @@
             <w:noProof/>
             <w:lang w:val="en-US"/>
           </w:rPr>
-          <w:t>S</w:t>
-        </w:r>
-        <w:r>
-          <w:rPr>
-            <w:rStyle w:val="a6"/>
-            <w:noProof/>
-            <w:lang w:val="en-US"/>
-          </w:rPr>
-          <w:t>e</w:t>
-        </w:r>
-        <w:r>
-          <w:rPr>
-            <w:rStyle w:val="a6"/>
-            <w:noProof/>
-            <w:lang w:val="en-US"/>
-          </w:rPr>
-          <w:t>rvices</w:t>
+          <w:t>Services</w:t>
         </w:r>
         <w:r>
           <w:rPr>
@@ -736,7 +1373,7 @@
             <w:noProof/>
             <w:webHidden/>
           </w:rPr>
-          <w:instrText xml:space="preserve"> PAGEREF _Toc172723880 \h </w:instrText>
+          <w:instrText xml:space="preserve"> PAGEREF _Toc172724908 \h </w:instrText>
         </w:r>
         <w:r>
           <w:rPr>
@@ -756,7 +1393,7 @@
             <w:noProof/>
             <w:webHidden/>
           </w:rPr>
-          <w:t>7</w:t>
+          <w:t>14</w:t>
         </w:r>
         <w:r>
           <w:rPr>
@@ -783,14 +1420,14 @@
           <w:lang w:val="ru-RU" w:eastAsia="ru-RU"/>
         </w:rPr>
       </w:pPr>
-      <w:hyperlink w:anchor="_Toc172723881" w:history="1">
+      <w:hyperlink w:anchor="_Toc172724909" w:history="1">
         <w:r>
           <w:rPr>
             <w:rStyle w:val="a6"/>
             <w:noProof/>
             <w:lang w:val="en-US"/>
           </w:rPr>
-          <w:t>2.2.3.</w:t>
+          <w:t>3.2.3.</w:t>
         </w:r>
         <w:r>
           <w:rPr>
@@ -830,7 +1467,7 @@
             <w:noProof/>
             <w:webHidden/>
           </w:rPr>
-          <w:instrText xml:space="preserve"> PAGEREF _Toc172723881 \h </w:instrText>
+          <w:instrText xml:space="preserve"> PAGEREF _Toc172724909 \h </w:instrText>
         </w:r>
         <w:r>
           <w:rPr>
@@ -850,7 +1487,7 @@
             <w:noProof/>
             <w:webHidden/>
           </w:rPr>
-          <w:t>16</w:t>
+          <w:t>23</w:t>
         </w:r>
         <w:r>
           <w:rPr>
@@ -900,7 +1537,7 @@
         <w:lastRenderedPageBreak/>
         <w:t xml:space="preserve"> </w:t>
       </w:r>
-      <w:bookmarkStart w:id="1" w:name="_Toc172723875"/>
+      <w:bookmarkStart w:id="1" w:name="_Toc172724896"/>
       <w:r>
         <w:t xml:space="preserve">Motivation </w:t>
       </w:r>
@@ -957,7 +1594,20 @@
     <w:p/>
     <w:p/>
     <w:p/>
-    <w:p/>
+    <w:p>
+      <w:pPr>
+        <w:rPr>
+          <w:lang w:val="ru-RU"/>
+        </w:rPr>
+      </w:pPr>
+    </w:p>
+    <w:p>
+      <w:pPr>
+        <w:rPr>
+          <w:lang w:val="ru-RU"/>
+        </w:rPr>
+      </w:pPr>
+    </w:p>
     <w:p>
       <w:pPr>
         <w:pStyle w:val="1"/>
@@ -966,8 +1616,8 @@
           <w:numId w:val="5"/>
         </w:numPr>
         <w:rPr>
-          <w:rFonts w:asciiTheme="minorHAnsi" w:hAnsiTheme="minorHAnsi" w:cstheme="minorHAnsi"/>
           <w:i/>
+          <w:lang w:val="ru-RU"/>
         </w:rPr>
       </w:pPr>
       <w:r>
@@ -977,63 +1627,53 @@
         <w:lastRenderedPageBreak/>
         <w:t xml:space="preserve"> </w:t>
       </w:r>
-      <w:bookmarkStart w:id="2" w:name="_Toc172723876"/>
-      <w:r>
-        <w:rPr>
-          <w:rFonts w:asciiTheme="minorHAnsi" w:hAnsiTheme="minorHAnsi" w:cstheme="minorHAnsi"/>
-        </w:rPr>
-        <w:t>HTTP Server</w:t>
-      </w:r>
-      <w:r>
-        <w:rPr>
-          <w:rFonts w:asciiTheme="minorHAnsi" w:hAnsiTheme="minorHAnsi" w:cstheme="minorHAnsi"/>
-        </w:rPr>
-        <w:t xml:space="preserve"> </w:t>
-      </w:r>
-      <w:r>
-        <w:rPr>
-          <w:rFonts w:asciiTheme="minorHAnsi" w:hAnsiTheme="minorHAnsi" w:cstheme="minorHAnsi"/>
+      <w:bookmarkStart w:id="2" w:name="_Toc172724897"/>
+      <w:r>
+        <w:rPr>
+          <w:lang w:val="en-US"/>
+        </w:rPr>
+        <w:t xml:space="preserve">Pose Estimation </w:t>
+      </w:r>
+      <w:r>
+        <w:rPr>
           <w:i/>
-        </w:rPr>
-        <w:t>(</w:t>
-      </w:r>
-      <w:proofErr w:type="spellStart"/>
-      <w:r>
-        <w:rPr>
-          <w:rFonts w:asciiTheme="minorHAnsi" w:hAnsiTheme="minorHAnsi" w:cstheme="minorHAnsi"/>
+          <w:lang w:val="en-US"/>
+        </w:rPr>
+        <w:t xml:space="preserve">(By </w:t>
+      </w:r>
+      <w:proofErr w:type="spellStart"/>
+      <w:r>
+        <w:rPr>
           <w:i/>
-        </w:rPr>
-        <w:t>By</w:t>
-      </w:r>
-      <w:proofErr w:type="spellEnd"/>
-      <w:r>
-        <w:rPr>
-          <w:rFonts w:asciiTheme="minorHAnsi" w:hAnsiTheme="minorHAnsi" w:cstheme="minorHAnsi"/>
+          <w:lang w:val="en-US"/>
+        </w:rPr>
+        <w:t>Atilla</w:t>
+      </w:r>
+      <w:proofErr w:type="spellEnd"/>
+      <w:r>
+        <w:rPr>
           <w:i/>
-        </w:rPr>
-        <w:t xml:space="preserve"> Kirill)</w:t>
+          <w:lang w:val="en-US"/>
+        </w:rPr>
+        <w:t xml:space="preserve"> and </w:t>
+      </w:r>
+      <w:proofErr w:type="spellStart"/>
+      <w:r>
+        <w:rPr>
+          <w:i/>
+          <w:lang w:val="en-US"/>
+        </w:rPr>
+        <w:t>Matsvei</w:t>
+      </w:r>
+      <w:proofErr w:type="spellEnd"/>
+      <w:r>
+        <w:rPr>
+          <w:i/>
+          <w:lang w:val="en-US"/>
+        </w:rPr>
+        <w:t>)</w:t>
       </w:r>
       <w:bookmarkEnd w:id="2"/>
-    </w:p>
-    <w:p>
-      <w:pPr>
-        <w:rPr>
-          <w:lang w:val="en-US"/>
-        </w:rPr>
-      </w:pPr>
-      <w:r>
-        <w:rPr>
-          <w:lang w:val="en-US"/>
-        </w:rPr>
-        <w:t>It is one of the components of the "Dancing Pipes." In our project, it connects the other components together and allows these components to be used on different computers.</w:t>
-      </w:r>
-    </w:p>
-    <w:p>
-      <w:pPr>
-        <w:rPr>
-          <w:lang w:val="en-US"/>
-        </w:rPr>
-      </w:pPr>
     </w:p>
     <w:p>
       <w:pPr>
@@ -1042,19 +1682,4606 @@
           <w:ilvl w:val="1"/>
           <w:numId w:val="5"/>
         </w:numPr>
-        <w:rPr>
-          <w:lang w:val="en-US"/>
-        </w:rPr>
-      </w:pPr>
-      <w:bookmarkStart w:id="3" w:name="_Toc172723877"/>
+      </w:pPr>
+      <w:bookmarkStart w:id="3" w:name="_Toc172724898"/>
+      <w:r>
+        <w:t xml:space="preserve">Evaluation </w:t>
+      </w:r>
+      <w:proofErr w:type="spellStart"/>
+      <w:r>
+        <w:t>of</w:t>
+      </w:r>
+      <w:proofErr w:type="spellEnd"/>
+      <w:r>
+        <w:t xml:space="preserve"> </w:t>
+      </w:r>
+      <w:proofErr w:type="spellStart"/>
+      <w:r>
+        <w:t>Tested</w:t>
+      </w:r>
+      <w:proofErr w:type="spellEnd"/>
+      <w:r>
+        <w:t xml:space="preserve"> Models</w:t>
+      </w:r>
+      <w:bookmarkEnd w:id="3"/>
+    </w:p>
+    <w:p>
+      <w:pPr>
+        <w:rPr>
+          <w:rFonts w:asciiTheme="minorHAnsi" w:hAnsiTheme="minorHAnsi" w:cstheme="minorHAnsi"/>
+          <w:lang w:val="en-US"/>
+        </w:rPr>
+      </w:pPr>
+      <w:r>
+        <w:rPr>
+          <w:rFonts w:asciiTheme="minorHAnsi" w:hAnsiTheme="minorHAnsi" w:cstheme="minorHAnsi"/>
+          <w:lang w:val="en-US"/>
+        </w:rPr>
+        <w:t>In this section, we compile and analyze the models for capturing and interpreting movements for the project, highlighting their advantages and disadvantages. The tests conducted here were carried out according to the specific purpose of the project and were evaluated in line with the limited resources of the developers. Therefore, it's important to note that these results may not apply universally to all scenarios.</w:t>
+      </w:r>
+    </w:p>
+    <w:p>
+      <w:pPr>
+        <w:rPr>
+          <w:rFonts w:asciiTheme="minorHAnsi" w:hAnsiTheme="minorHAnsi" w:cstheme="minorHAnsi"/>
+          <w:lang w:val="en-US"/>
+        </w:rPr>
+      </w:pPr>
+    </w:p>
+    <w:p>
+      <w:pPr>
+        <w:rPr>
+          <w:rFonts w:asciiTheme="minorHAnsi" w:hAnsiTheme="minorHAnsi" w:cstheme="minorHAnsi"/>
+          <w:lang w:val="en-US"/>
+        </w:rPr>
+      </w:pPr>
+      <w:r>
+        <w:rPr>
+          <w:rFonts w:asciiTheme="minorHAnsi" w:hAnsiTheme="minorHAnsi" w:cstheme="minorHAnsi"/>
+          <w:lang w:val="en-US"/>
+        </w:rPr>
+        <w:t>This evaluation provides a comprehensive overview of the performance and suitability of each model in the context of motion detection, music track control, and data transmission, thereby guiding the selection of the most effective approaches for the system's development.</w:t>
+      </w:r>
+    </w:p>
+    <w:p>
+      <w:pPr>
+        <w:pStyle w:val="3"/>
+        <w:numPr>
+          <w:ilvl w:val="2"/>
+          <w:numId w:val="5"/>
+        </w:numPr>
+        <w:rPr>
+          <w:lang w:val="en-US"/>
+        </w:rPr>
+      </w:pPr>
+      <w:bookmarkStart w:id="4" w:name="_cokv1kg7c07" w:colFirst="0" w:colLast="0"/>
+      <w:bookmarkStart w:id="5" w:name="_Toc172724899"/>
+      <w:bookmarkEnd w:id="4"/>
+      <w:proofErr w:type="spellStart"/>
+      <w:r>
+        <w:rPr>
+          <w:lang w:val="en-US"/>
+        </w:rPr>
+        <w:t>Kinect</w:t>
+      </w:r>
+      <w:proofErr w:type="spellEnd"/>
+      <w:r>
+        <w:rPr>
+          <w:lang w:val="en-US"/>
+        </w:rPr>
+        <w:t xml:space="preserve"> (</w:t>
+      </w:r>
+      <w:proofErr w:type="spellStart"/>
+      <w:r>
+        <w:rPr>
+          <w:lang w:val="en-US"/>
+        </w:rPr>
+        <w:t>Atilla</w:t>
+      </w:r>
+      <w:proofErr w:type="spellEnd"/>
+      <w:r>
+        <w:rPr>
+          <w:lang w:val="en-US"/>
+        </w:rPr>
+        <w:t xml:space="preserve"> and </w:t>
+      </w:r>
+      <w:proofErr w:type="spellStart"/>
+      <w:r>
+        <w:rPr>
+          <w:lang w:val="en-US"/>
+        </w:rPr>
+        <w:t>Matsvei</w:t>
+      </w:r>
+      <w:proofErr w:type="spellEnd"/>
+      <w:r>
+        <w:rPr>
+          <w:lang w:val="en-US"/>
+        </w:rPr>
+        <w:t>)</w:t>
+      </w:r>
+      <w:bookmarkEnd w:id="5"/>
+    </w:p>
+    <w:p>
+      <w:pPr>
+        <w:rPr>
+          <w:rFonts w:asciiTheme="minorHAnsi" w:hAnsiTheme="minorHAnsi" w:cstheme="minorHAnsi"/>
+          <w:lang w:val="en-US"/>
+        </w:rPr>
+      </w:pPr>
+      <w:r>
+        <w:rPr>
+          <w:rFonts w:asciiTheme="minorHAnsi" w:hAnsiTheme="minorHAnsi" w:cstheme="minorHAnsi"/>
+          <w:lang w:val="en-US"/>
+        </w:rPr>
+        <w:t xml:space="preserve">The initial phase of the project explored the use of the Microsoft </w:t>
+      </w:r>
+      <w:proofErr w:type="spellStart"/>
+      <w:r>
+        <w:rPr>
+          <w:rFonts w:asciiTheme="minorHAnsi" w:hAnsiTheme="minorHAnsi" w:cstheme="minorHAnsi"/>
+          <w:lang w:val="en-US"/>
+        </w:rPr>
+        <w:t>Kinect</w:t>
+      </w:r>
+      <w:proofErr w:type="spellEnd"/>
+      <w:r>
+        <w:rPr>
+          <w:rFonts w:asciiTheme="minorHAnsi" w:hAnsiTheme="minorHAnsi" w:cstheme="minorHAnsi"/>
+          <w:lang w:val="en-US"/>
+        </w:rPr>
+        <w:t xml:space="preserve"> device for capturing and interpreting user movements. The </w:t>
+      </w:r>
+      <w:proofErr w:type="spellStart"/>
+      <w:r>
+        <w:rPr>
+          <w:rFonts w:asciiTheme="minorHAnsi" w:hAnsiTheme="minorHAnsi" w:cstheme="minorHAnsi"/>
+          <w:lang w:val="en-US"/>
+        </w:rPr>
+        <w:t>Kinect</w:t>
+      </w:r>
+      <w:proofErr w:type="spellEnd"/>
+      <w:r>
+        <w:rPr>
+          <w:rFonts w:asciiTheme="minorHAnsi" w:hAnsiTheme="minorHAnsi" w:cstheme="minorHAnsi"/>
+          <w:lang w:val="en-US"/>
+        </w:rPr>
+        <w:t xml:space="preserve"> offered a significant advantage:</w:t>
+      </w:r>
+    </w:p>
+    <w:p>
+      <w:pPr>
+        <w:rPr>
+          <w:rFonts w:asciiTheme="minorHAnsi" w:hAnsiTheme="minorHAnsi" w:cstheme="minorHAnsi"/>
+          <w:lang w:val="en-US"/>
+        </w:rPr>
+      </w:pPr>
+    </w:p>
+    <w:p>
+      <w:pPr>
+        <w:widowControl/>
+        <w:numPr>
+          <w:ilvl w:val="0"/>
+          <w:numId w:val="46"/>
+        </w:numPr>
+        <w:spacing w:before="0" w:after="0" w:line="276" w:lineRule="auto"/>
+        <w:rPr>
+          <w:rFonts w:asciiTheme="minorHAnsi" w:hAnsiTheme="minorHAnsi" w:cstheme="minorHAnsi"/>
+          <w:lang w:val="en-US"/>
+        </w:rPr>
+      </w:pPr>
+      <w:r>
+        <w:rPr>
+          <w:rFonts w:asciiTheme="minorHAnsi" w:hAnsiTheme="minorHAnsi" w:cstheme="minorHAnsi"/>
+          <w:b/>
+          <w:lang w:val="en-US"/>
+        </w:rPr>
+        <w:t>3D Data Capture:</w:t>
+      </w:r>
+      <w:r>
+        <w:rPr>
+          <w:rFonts w:asciiTheme="minorHAnsi" w:hAnsiTheme="minorHAnsi" w:cstheme="minorHAnsi"/>
+          <w:lang w:val="en-US"/>
+        </w:rPr>
+        <w:t xml:space="preserve"> The </w:t>
+      </w:r>
+      <w:proofErr w:type="spellStart"/>
+      <w:r>
+        <w:rPr>
+          <w:rFonts w:asciiTheme="minorHAnsi" w:hAnsiTheme="minorHAnsi" w:cstheme="minorHAnsi"/>
+          <w:lang w:val="en-US"/>
+        </w:rPr>
+        <w:t>Kinect's</w:t>
+      </w:r>
+      <w:proofErr w:type="spellEnd"/>
+      <w:r>
+        <w:rPr>
+          <w:rFonts w:asciiTheme="minorHAnsi" w:hAnsiTheme="minorHAnsi" w:cstheme="minorHAnsi"/>
+          <w:lang w:val="en-US"/>
+        </w:rPr>
+        <w:t xml:space="preserve"> dual camera system and various sensors enabled the capture of 3D positional data of the user's body, providing detailed information for movement analysis.</w:t>
+      </w:r>
+    </w:p>
+    <w:p>
+      <w:pPr>
+        <w:spacing w:before="240" w:after="240"/>
+        <w:rPr>
+          <w:rFonts w:asciiTheme="minorHAnsi" w:hAnsiTheme="minorHAnsi" w:cstheme="minorHAnsi"/>
+          <w:lang w:val="en-US"/>
+        </w:rPr>
+      </w:pPr>
+      <w:r>
+        <w:rPr>
+          <w:rFonts w:asciiTheme="minorHAnsi" w:hAnsiTheme="minorHAnsi" w:cstheme="minorHAnsi"/>
+          <w:lang w:val="en-US"/>
+        </w:rPr>
+        <w:t>However, the development process encountered several challenges:</w:t>
+      </w:r>
+    </w:p>
+    <w:p>
+      <w:pPr>
+        <w:widowControl/>
+        <w:numPr>
+          <w:ilvl w:val="0"/>
+          <w:numId w:val="47"/>
+        </w:numPr>
+        <w:spacing w:before="0" w:after="0" w:line="276" w:lineRule="auto"/>
+        <w:rPr>
+          <w:rFonts w:asciiTheme="minorHAnsi" w:hAnsiTheme="minorHAnsi" w:cstheme="minorHAnsi"/>
+          <w:lang w:val="en-US"/>
+        </w:rPr>
+      </w:pPr>
+      <w:r>
+        <w:rPr>
+          <w:rFonts w:asciiTheme="minorHAnsi" w:hAnsiTheme="minorHAnsi" w:cstheme="minorHAnsi"/>
+          <w:b/>
+          <w:lang w:val="en-US"/>
+        </w:rPr>
+        <w:t>Limited Compatibility:</w:t>
+      </w:r>
+      <w:r>
+        <w:rPr>
+          <w:rFonts w:asciiTheme="minorHAnsi" w:hAnsiTheme="minorHAnsi" w:cstheme="minorHAnsi"/>
+          <w:lang w:val="en-US"/>
+        </w:rPr>
+        <w:t xml:space="preserve"> The </w:t>
+      </w:r>
+      <w:proofErr w:type="spellStart"/>
+      <w:r>
+        <w:rPr>
+          <w:rFonts w:asciiTheme="minorHAnsi" w:hAnsiTheme="minorHAnsi" w:cstheme="minorHAnsi"/>
+          <w:lang w:val="en-US"/>
+        </w:rPr>
+        <w:t>Kinect</w:t>
+      </w:r>
+      <w:proofErr w:type="spellEnd"/>
+      <w:r>
+        <w:rPr>
+          <w:rFonts w:asciiTheme="minorHAnsi" w:hAnsiTheme="minorHAnsi" w:cstheme="minorHAnsi"/>
+          <w:lang w:val="en-US"/>
+        </w:rPr>
+        <w:t xml:space="preserve"> device's reliance on Windows operating systems posed a challenge for team members using different platforms.</w:t>
+      </w:r>
+    </w:p>
+    <w:p>
+      <w:pPr>
+        <w:rPr>
+          <w:rFonts w:asciiTheme="minorHAnsi" w:hAnsiTheme="minorHAnsi" w:cstheme="minorHAnsi"/>
+          <w:lang w:val="en-US"/>
+        </w:rPr>
+      </w:pPr>
+    </w:p>
+    <w:p>
+      <w:pPr>
+        <w:widowControl/>
+        <w:numPr>
+          <w:ilvl w:val="0"/>
+          <w:numId w:val="39"/>
+        </w:numPr>
+        <w:spacing w:before="0" w:after="0" w:line="276" w:lineRule="auto"/>
+        <w:rPr>
+          <w:rFonts w:asciiTheme="minorHAnsi" w:hAnsiTheme="minorHAnsi" w:cstheme="minorHAnsi"/>
+          <w:lang w:val="en-US"/>
+        </w:rPr>
+      </w:pPr>
+      <w:r>
+        <w:rPr>
+          <w:rFonts w:asciiTheme="minorHAnsi" w:hAnsiTheme="minorHAnsi" w:cstheme="minorHAnsi"/>
+          <w:b/>
+          <w:lang w:val="en-US"/>
+        </w:rPr>
+        <w:t>Accessibility Issues:</w:t>
+      </w:r>
+      <w:r>
+        <w:rPr>
+          <w:rFonts w:asciiTheme="minorHAnsi" w:hAnsiTheme="minorHAnsi" w:cstheme="minorHAnsi"/>
+          <w:lang w:val="en-US"/>
+        </w:rPr>
+        <w:t xml:space="preserve"> The discontinuation of </w:t>
+      </w:r>
+      <w:proofErr w:type="spellStart"/>
+      <w:r>
+        <w:rPr>
+          <w:rFonts w:asciiTheme="minorHAnsi" w:hAnsiTheme="minorHAnsi" w:cstheme="minorHAnsi"/>
+          <w:lang w:val="en-US"/>
+        </w:rPr>
+        <w:t>Kinect</w:t>
+      </w:r>
+      <w:proofErr w:type="spellEnd"/>
+      <w:r>
+        <w:rPr>
+          <w:rFonts w:asciiTheme="minorHAnsi" w:hAnsiTheme="minorHAnsi" w:cstheme="minorHAnsi"/>
+          <w:lang w:val="en-US"/>
+        </w:rPr>
+        <w:t xml:space="preserve"> production made acquiring the device difficult, limiting the ability to support concurrent testing across multiple team members and significantly slowing down development.</w:t>
+      </w:r>
+    </w:p>
+    <w:p>
+      <w:pPr>
+        <w:rPr>
+          <w:rFonts w:asciiTheme="minorHAnsi" w:hAnsiTheme="minorHAnsi" w:cstheme="minorHAnsi"/>
+          <w:lang w:val="en-US"/>
+        </w:rPr>
+      </w:pPr>
+    </w:p>
+    <w:p>
+      <w:pPr>
+        <w:rPr>
+          <w:rFonts w:asciiTheme="minorHAnsi" w:hAnsiTheme="minorHAnsi" w:cstheme="minorHAnsi"/>
+          <w:lang w:val="en-US"/>
+        </w:rPr>
+      </w:pPr>
+      <w:r>
+        <w:rPr>
+          <w:rFonts w:asciiTheme="minorHAnsi" w:hAnsiTheme="minorHAnsi" w:cstheme="minorHAnsi"/>
+          <w:lang w:val="en-US"/>
+        </w:rPr>
+        <w:t>Due to these accessibility limitations affecting both the development process and potential users, the project shifted focus towards more modern, versatile, and user-friendly solutions for capturing and interpreting movements.</w:t>
+      </w:r>
+    </w:p>
+    <w:p>
+      <w:pPr>
+        <w:pStyle w:val="3"/>
+        <w:numPr>
+          <w:ilvl w:val="2"/>
+          <w:numId w:val="5"/>
+        </w:numPr>
+        <w:rPr>
+          <w:lang w:val="en-US"/>
+        </w:rPr>
+      </w:pPr>
+      <w:bookmarkStart w:id="6" w:name="_lumthmaik3ce" w:colFirst="0" w:colLast="0"/>
+      <w:bookmarkStart w:id="7" w:name="_Toc172724900"/>
+      <w:bookmarkEnd w:id="6"/>
+      <w:r>
+        <w:rPr>
+          <w:lang w:val="en-US"/>
+        </w:rPr>
+        <w:t xml:space="preserve">Webcam-Based Pose Estimation with </w:t>
+      </w:r>
+      <w:proofErr w:type="spellStart"/>
+      <w:r>
+        <w:rPr>
+          <w:lang w:val="en-US"/>
+        </w:rPr>
+        <w:t>MoveNet</w:t>
+      </w:r>
+      <w:proofErr w:type="spellEnd"/>
+      <w:r>
+        <w:rPr>
+          <w:lang w:val="en-US"/>
+        </w:rPr>
+        <w:t xml:space="preserve"> (</w:t>
+      </w:r>
+      <w:proofErr w:type="spellStart"/>
+      <w:r>
+        <w:rPr>
+          <w:lang w:val="en-US"/>
+        </w:rPr>
+        <w:t>Atilla</w:t>
+      </w:r>
+      <w:proofErr w:type="spellEnd"/>
+      <w:r>
+        <w:rPr>
+          <w:lang w:val="en-US"/>
+        </w:rPr>
+        <w:t>)</w:t>
+      </w:r>
+      <w:bookmarkEnd w:id="7"/>
+    </w:p>
+    <w:p>
+      <w:pPr>
+        <w:spacing w:before="240" w:after="240"/>
+        <w:rPr>
+          <w:rFonts w:asciiTheme="minorHAnsi" w:hAnsiTheme="minorHAnsi" w:cstheme="minorHAnsi"/>
+          <w:lang w:val="en-US"/>
+        </w:rPr>
+      </w:pPr>
+      <w:r>
+        <w:rPr>
+          <w:rFonts w:asciiTheme="minorHAnsi" w:hAnsiTheme="minorHAnsi" w:cstheme="minorHAnsi"/>
+          <w:lang w:val="en-US"/>
+        </w:rPr>
+        <w:t xml:space="preserve">Following the exploration of the </w:t>
+      </w:r>
+      <w:proofErr w:type="spellStart"/>
+      <w:r>
+        <w:rPr>
+          <w:rFonts w:asciiTheme="minorHAnsi" w:hAnsiTheme="minorHAnsi" w:cstheme="minorHAnsi"/>
+          <w:lang w:val="en-US"/>
+        </w:rPr>
+        <w:t>Kinect</w:t>
+      </w:r>
+      <w:proofErr w:type="spellEnd"/>
+      <w:r>
+        <w:rPr>
+          <w:rFonts w:asciiTheme="minorHAnsi" w:hAnsiTheme="minorHAnsi" w:cstheme="minorHAnsi"/>
+          <w:lang w:val="en-US"/>
+        </w:rPr>
+        <w:t xml:space="preserve"> device, the project pivoted towards leveraging artificial intelligence-supported models for capturing and interpreting movements. This shift offered several advantages:</w:t>
+      </w:r>
+    </w:p>
+    <w:p>
+      <w:pPr>
+        <w:widowControl/>
+        <w:numPr>
+          <w:ilvl w:val="0"/>
+          <w:numId w:val="42"/>
+        </w:numPr>
+        <w:spacing w:before="240" w:after="0" w:line="276" w:lineRule="auto"/>
+        <w:rPr>
+          <w:rFonts w:asciiTheme="minorHAnsi" w:hAnsiTheme="minorHAnsi" w:cstheme="minorHAnsi"/>
+          <w:lang w:val="en-US"/>
+        </w:rPr>
+      </w:pPr>
+      <w:r>
+        <w:rPr>
+          <w:rFonts w:asciiTheme="minorHAnsi" w:hAnsiTheme="minorHAnsi" w:cstheme="minorHAnsi"/>
+          <w:b/>
+          <w:lang w:val="en-US"/>
+        </w:rPr>
+        <w:lastRenderedPageBreak/>
+        <w:t>Accessibility:</w:t>
+      </w:r>
+      <w:r>
+        <w:rPr>
+          <w:rFonts w:asciiTheme="minorHAnsi" w:hAnsiTheme="minorHAnsi" w:cstheme="minorHAnsi"/>
+          <w:lang w:val="en-US"/>
+        </w:rPr>
+        <w:t xml:space="preserve"> Webcams are readily available on most personal computers, eliminating the need for additional sensors or specialized equipment. This significantly reduces barriers to both development and user adoption.</w:t>
+      </w:r>
+    </w:p>
+    <w:p>
+      <w:pPr>
+        <w:widowControl/>
+        <w:numPr>
+          <w:ilvl w:val="0"/>
+          <w:numId w:val="42"/>
+        </w:numPr>
+        <w:spacing w:before="0" w:after="0" w:line="276" w:lineRule="auto"/>
+        <w:rPr>
+          <w:rFonts w:asciiTheme="minorHAnsi" w:hAnsiTheme="minorHAnsi" w:cstheme="minorHAnsi"/>
+          <w:lang w:val="en-US"/>
+        </w:rPr>
+      </w:pPr>
+      <w:r>
+        <w:rPr>
+          <w:rFonts w:asciiTheme="minorHAnsi" w:hAnsiTheme="minorHAnsi" w:cstheme="minorHAnsi"/>
+          <w:b/>
+          <w:lang w:val="en-US"/>
+        </w:rPr>
+        <w:t>Cross-platform Compatibility:</w:t>
+      </w:r>
+      <w:r>
+        <w:rPr>
+          <w:rFonts w:asciiTheme="minorHAnsi" w:hAnsiTheme="minorHAnsi" w:cstheme="minorHAnsi"/>
+          <w:lang w:val="en-US"/>
+        </w:rPr>
+        <w:t xml:space="preserve"> Webcam functionality is inherent to most operating systems, ensuring broader compatibility compared to the Windows-specific </w:t>
+      </w:r>
+      <w:proofErr w:type="spellStart"/>
+      <w:r>
+        <w:rPr>
+          <w:rFonts w:asciiTheme="minorHAnsi" w:hAnsiTheme="minorHAnsi" w:cstheme="minorHAnsi"/>
+          <w:lang w:val="en-US"/>
+        </w:rPr>
+        <w:t>Kinect</w:t>
+      </w:r>
+      <w:proofErr w:type="spellEnd"/>
+      <w:r>
+        <w:rPr>
+          <w:rFonts w:asciiTheme="minorHAnsi" w:hAnsiTheme="minorHAnsi" w:cstheme="minorHAnsi"/>
+          <w:lang w:val="en-US"/>
+        </w:rPr>
+        <w:t>.</w:t>
+      </w:r>
+    </w:p>
+    <w:p>
+      <w:pPr>
+        <w:widowControl/>
+        <w:numPr>
+          <w:ilvl w:val="0"/>
+          <w:numId w:val="42"/>
+        </w:numPr>
+        <w:spacing w:before="0" w:after="240" w:line="276" w:lineRule="auto"/>
+        <w:rPr>
+          <w:rFonts w:asciiTheme="minorHAnsi" w:hAnsiTheme="minorHAnsi" w:cstheme="minorHAnsi"/>
+          <w:lang w:val="en-US"/>
+        </w:rPr>
+      </w:pPr>
+      <w:r>
+        <w:rPr>
+          <w:rFonts w:asciiTheme="minorHAnsi" w:hAnsiTheme="minorHAnsi" w:cstheme="minorHAnsi"/>
+          <w:b/>
+          <w:lang w:val="en-US"/>
+        </w:rPr>
+        <w:t>Development Efficiency:</w:t>
+      </w:r>
+      <w:r>
+        <w:rPr>
+          <w:rFonts w:asciiTheme="minorHAnsi" w:hAnsiTheme="minorHAnsi" w:cstheme="minorHAnsi"/>
+          <w:lang w:val="en-US"/>
+        </w:rPr>
+        <w:t xml:space="preserve"> The widespread availability of webcams allows each team member to conduct independent testing and development cycles, accelerating the iterative process.</w:t>
+      </w:r>
+    </w:p>
+    <w:p>
+      <w:pPr>
+        <w:spacing w:before="240" w:after="240"/>
+        <w:rPr>
+          <w:rFonts w:asciiTheme="minorHAnsi" w:hAnsiTheme="minorHAnsi" w:cstheme="minorHAnsi"/>
+          <w:lang w:val="en-US"/>
+        </w:rPr>
+      </w:pPr>
+      <w:r>
+        <w:rPr>
+          <w:rFonts w:asciiTheme="minorHAnsi" w:hAnsiTheme="minorHAnsi" w:cstheme="minorHAnsi"/>
+          <w:lang w:val="en-US"/>
+        </w:rPr>
+        <w:t xml:space="preserve">Given these advantages, the project explored </w:t>
+      </w:r>
+      <w:proofErr w:type="spellStart"/>
+      <w:r>
+        <w:rPr>
+          <w:rFonts w:asciiTheme="minorHAnsi" w:hAnsiTheme="minorHAnsi" w:cstheme="minorHAnsi"/>
+          <w:lang w:val="en-US"/>
+        </w:rPr>
+        <w:t>MoveNet’s</w:t>
+      </w:r>
+      <w:proofErr w:type="spellEnd"/>
+      <w:r>
+        <w:rPr>
+          <w:rFonts w:asciiTheme="minorHAnsi" w:hAnsiTheme="minorHAnsi" w:cstheme="minorHAnsi"/>
+          <w:lang w:val="en-US"/>
+        </w:rPr>
+        <w:t xml:space="preserve"> Lightning model as the initial approach. This selection utilized the </w:t>
+      </w:r>
+      <w:proofErr w:type="spellStart"/>
+      <w:r>
+        <w:rPr>
+          <w:rFonts w:asciiTheme="minorHAnsi" w:hAnsiTheme="minorHAnsi" w:cstheme="minorHAnsi"/>
+          <w:lang w:val="en-US"/>
+        </w:rPr>
+        <w:t>TensorFlow</w:t>
+      </w:r>
+      <w:proofErr w:type="spellEnd"/>
+      <w:r>
+        <w:rPr>
+          <w:rFonts w:asciiTheme="minorHAnsi" w:hAnsiTheme="minorHAnsi" w:cstheme="minorHAnsi"/>
+          <w:lang w:val="en-US"/>
+        </w:rPr>
+        <w:t xml:space="preserve"> and </w:t>
+      </w:r>
+      <w:proofErr w:type="spellStart"/>
+      <w:r>
+        <w:rPr>
+          <w:rFonts w:asciiTheme="minorHAnsi" w:hAnsiTheme="minorHAnsi" w:cstheme="minorHAnsi"/>
+          <w:lang w:val="en-US"/>
+        </w:rPr>
+        <w:t>OpenPose</w:t>
+      </w:r>
+      <w:proofErr w:type="spellEnd"/>
+      <w:r>
+        <w:rPr>
+          <w:rFonts w:asciiTheme="minorHAnsi" w:hAnsiTheme="minorHAnsi" w:cstheme="minorHAnsi"/>
+          <w:lang w:val="en-US"/>
+        </w:rPr>
+        <w:t xml:space="preserve"> libraries, providing a well-established framework for pose estimation tasks. While initial tests with </w:t>
+      </w:r>
+      <w:proofErr w:type="spellStart"/>
+      <w:r>
+        <w:rPr>
+          <w:rFonts w:asciiTheme="minorHAnsi" w:hAnsiTheme="minorHAnsi" w:cstheme="minorHAnsi"/>
+          <w:lang w:val="en-US"/>
+        </w:rPr>
+        <w:t>MoveNet</w:t>
+      </w:r>
+      <w:proofErr w:type="spellEnd"/>
+      <w:r>
+        <w:rPr>
+          <w:rFonts w:asciiTheme="minorHAnsi" w:hAnsiTheme="minorHAnsi" w:cstheme="minorHAnsi"/>
+          <w:lang w:val="en-US"/>
+        </w:rPr>
+        <w:t xml:space="preserve"> demonstrated promising results in detecting the movements of a seated user, the model exhibited several limitations:</w:t>
+      </w:r>
+    </w:p>
+    <w:p>
+      <w:pPr>
+        <w:widowControl/>
+        <w:numPr>
+          <w:ilvl w:val="0"/>
+          <w:numId w:val="43"/>
+        </w:numPr>
+        <w:spacing w:before="240" w:after="0" w:line="276" w:lineRule="auto"/>
+        <w:rPr>
+          <w:rFonts w:asciiTheme="minorHAnsi" w:hAnsiTheme="minorHAnsi" w:cstheme="minorHAnsi"/>
+          <w:lang w:val="en-US"/>
+        </w:rPr>
+      </w:pPr>
+      <w:r>
+        <w:rPr>
+          <w:rFonts w:asciiTheme="minorHAnsi" w:hAnsiTheme="minorHAnsi" w:cstheme="minorHAnsi"/>
+          <w:b/>
+          <w:lang w:val="en-US"/>
+        </w:rPr>
+        <w:t>Limited Posture Recognition:</w:t>
+      </w:r>
+      <w:r>
+        <w:rPr>
+          <w:rFonts w:asciiTheme="minorHAnsi" w:hAnsiTheme="minorHAnsi" w:cstheme="minorHAnsi"/>
+          <w:lang w:val="en-US"/>
+        </w:rPr>
+        <w:t xml:space="preserve"> </w:t>
+      </w:r>
+      <w:proofErr w:type="spellStart"/>
+      <w:r>
+        <w:rPr>
+          <w:rFonts w:asciiTheme="minorHAnsi" w:hAnsiTheme="minorHAnsi" w:cstheme="minorHAnsi"/>
+          <w:lang w:val="en-US"/>
+        </w:rPr>
+        <w:t>MoveNet</w:t>
+      </w:r>
+      <w:proofErr w:type="spellEnd"/>
+      <w:r>
+        <w:rPr>
+          <w:rFonts w:asciiTheme="minorHAnsi" w:hAnsiTheme="minorHAnsi" w:cstheme="minorHAnsi"/>
+          <w:lang w:val="en-US"/>
+        </w:rPr>
+        <w:t xml:space="preserve"> struggled to accurately perceive the movements of a standing person with the same efficacy as those in a seated position. Extensive testing across various environments (lighting conditions, background variations) and user demographics (gender, height, </w:t>
+      </w:r>
       <w:proofErr w:type="gramStart"/>
       <w:r>
         <w:rPr>
+          <w:rFonts w:asciiTheme="minorHAnsi" w:hAnsiTheme="minorHAnsi" w:cstheme="minorHAnsi"/>
+          <w:lang w:val="en-US"/>
+        </w:rPr>
+        <w:t>skin</w:t>
+      </w:r>
+      <w:proofErr w:type="gramEnd"/>
+      <w:r>
+        <w:rPr>
+          <w:rFonts w:asciiTheme="minorHAnsi" w:hAnsiTheme="minorHAnsi" w:cstheme="minorHAnsi"/>
+          <w:lang w:val="en-US"/>
+        </w:rPr>
+        <w:t xml:space="preserve"> tone) failed to yield significant improvements in this area.</w:t>
+      </w:r>
+    </w:p>
+    <w:p>
+      <w:pPr>
+        <w:widowControl/>
+        <w:numPr>
+          <w:ilvl w:val="0"/>
+          <w:numId w:val="43"/>
+        </w:numPr>
+        <w:spacing w:before="0" w:after="240" w:line="276" w:lineRule="auto"/>
+        <w:rPr>
+          <w:rFonts w:asciiTheme="minorHAnsi" w:hAnsiTheme="minorHAnsi" w:cstheme="minorHAnsi"/>
+          <w:lang w:val="en-US"/>
+        </w:rPr>
+      </w:pPr>
+      <w:r>
+        <w:rPr>
+          <w:rFonts w:asciiTheme="minorHAnsi" w:hAnsiTheme="minorHAnsi" w:cstheme="minorHAnsi"/>
+          <w:b/>
+          <w:lang w:val="en-US"/>
+        </w:rPr>
+        <w:t>Performance Issues with Speed:</w:t>
+      </w:r>
+      <w:r>
+        <w:rPr>
+          <w:rFonts w:asciiTheme="minorHAnsi" w:hAnsiTheme="minorHAnsi" w:cstheme="minorHAnsi"/>
+          <w:lang w:val="en-US"/>
+        </w:rPr>
+        <w:t xml:space="preserve"> The model’s processing speed proved to be a bottleneck, particularly when dealing with fast movements or movements performed at low angles. These situations resulted in stuttering, slowdowns, and instances of missed detections.</w:t>
+      </w:r>
+    </w:p>
+    <w:p>
+      <w:pPr>
+        <w:spacing w:before="240" w:after="240"/>
+        <w:rPr>
+          <w:rFonts w:asciiTheme="minorHAnsi" w:hAnsiTheme="minorHAnsi" w:cstheme="minorHAnsi"/>
+          <w:lang w:val="en-US"/>
+        </w:rPr>
+      </w:pPr>
+      <w:r>
+        <w:rPr>
+          <w:rFonts w:asciiTheme="minorHAnsi" w:hAnsiTheme="minorHAnsi" w:cstheme="minorHAnsi"/>
+          <w:lang w:val="en-US"/>
+        </w:rPr>
+        <w:t>Due to these limitations, the project redirected its focus towards finding alternative models that offered:</w:t>
+      </w:r>
+    </w:p>
+    <w:p>
+      <w:pPr>
+        <w:widowControl/>
+        <w:numPr>
+          <w:ilvl w:val="0"/>
+          <w:numId w:val="48"/>
+        </w:numPr>
+        <w:spacing w:before="240" w:after="0" w:line="276" w:lineRule="auto"/>
+        <w:rPr>
+          <w:rFonts w:asciiTheme="minorHAnsi" w:hAnsiTheme="minorHAnsi" w:cstheme="minorHAnsi"/>
+          <w:lang w:val="en-US"/>
+        </w:rPr>
+      </w:pPr>
+      <w:r>
+        <w:rPr>
+          <w:rFonts w:asciiTheme="minorHAnsi" w:hAnsiTheme="minorHAnsi" w:cstheme="minorHAnsi"/>
+          <w:b/>
+          <w:lang w:val="en-US"/>
+        </w:rPr>
+        <w:t>Lightweight Architecture:</w:t>
+      </w:r>
+      <w:r>
+        <w:rPr>
+          <w:rFonts w:asciiTheme="minorHAnsi" w:hAnsiTheme="minorHAnsi" w:cstheme="minorHAnsi"/>
+          <w:lang w:val="en-US"/>
+        </w:rPr>
+        <w:t xml:space="preserve"> A smaller, more efficient model would improve processing speed and address the performance issues encountered with </w:t>
+      </w:r>
+      <w:proofErr w:type="spellStart"/>
+      <w:r>
+        <w:rPr>
+          <w:rFonts w:asciiTheme="minorHAnsi" w:hAnsiTheme="minorHAnsi" w:cstheme="minorHAnsi"/>
+          <w:lang w:val="en-US"/>
+        </w:rPr>
+        <w:t>MoveNet</w:t>
+      </w:r>
+      <w:proofErr w:type="spellEnd"/>
+      <w:r>
+        <w:rPr>
+          <w:rFonts w:asciiTheme="minorHAnsi" w:hAnsiTheme="minorHAnsi" w:cstheme="minorHAnsi"/>
+          <w:lang w:val="en-US"/>
+        </w:rPr>
+        <w:t>.</w:t>
+      </w:r>
+    </w:p>
+    <w:p>
+      <w:pPr>
+        <w:widowControl/>
+        <w:numPr>
+          <w:ilvl w:val="0"/>
+          <w:numId w:val="48"/>
+        </w:numPr>
+        <w:spacing w:before="0" w:after="240" w:line="276" w:lineRule="auto"/>
+        <w:rPr>
+          <w:rFonts w:asciiTheme="minorHAnsi" w:hAnsiTheme="minorHAnsi" w:cstheme="minorHAnsi"/>
+          <w:lang w:val="en-US"/>
+        </w:rPr>
+      </w:pPr>
+      <w:r>
+        <w:rPr>
+          <w:rFonts w:asciiTheme="minorHAnsi" w:hAnsiTheme="minorHAnsi" w:cstheme="minorHAnsi"/>
+          <w:b/>
+          <w:lang w:val="en-US"/>
+        </w:rPr>
+        <w:t>Posture Agnostic Detection:</w:t>
+      </w:r>
+      <w:r>
+        <w:rPr>
+          <w:rFonts w:asciiTheme="minorHAnsi" w:hAnsiTheme="minorHAnsi" w:cstheme="minorHAnsi"/>
+          <w:lang w:val="en-US"/>
+        </w:rPr>
+        <w:t xml:space="preserve"> The chosen model should be capable of accurately detecting and interpreting human movements regardless of the user’s posture (standing or sitting).</w:t>
+      </w:r>
+    </w:p>
+    <w:p>
+      <w:pPr>
+        <w:spacing w:before="240" w:after="240"/>
+        <w:rPr>
+          <w:rFonts w:asciiTheme="minorHAnsi" w:hAnsiTheme="minorHAnsi" w:cstheme="minorHAnsi"/>
+          <w:lang w:val="en-US"/>
+        </w:rPr>
+      </w:pPr>
+      <w:r>
+        <w:rPr>
+          <w:rFonts w:asciiTheme="minorHAnsi" w:hAnsiTheme="minorHAnsi" w:cstheme="minorHAnsi"/>
+          <w:lang w:val="en-US"/>
+        </w:rPr>
+        <w:t>By addressing these shortcomings, the project aims to establish a more robust and versatile solution for capturing and interpreting user movements.</w:t>
+      </w:r>
+    </w:p>
+    <w:p>
+      <w:pPr>
+        <w:pStyle w:val="3"/>
+        <w:numPr>
+          <w:ilvl w:val="2"/>
+          <w:numId w:val="5"/>
+        </w:numPr>
+        <w:rPr>
+          <w:lang w:val="en-US"/>
+        </w:rPr>
+      </w:pPr>
+      <w:bookmarkStart w:id="8" w:name="_88vr2vqlip7v" w:colFirst="0" w:colLast="0"/>
+      <w:bookmarkStart w:id="9" w:name="_Toc172724901"/>
+      <w:bookmarkEnd w:id="8"/>
+      <w:r>
+        <w:rPr>
+          <w:lang w:val="en-US"/>
+        </w:rPr>
+        <w:t xml:space="preserve">Hand Recognition with </w:t>
+      </w:r>
+      <w:proofErr w:type="spellStart"/>
+      <w:r>
+        <w:rPr>
+          <w:lang w:val="en-US"/>
+        </w:rPr>
+        <w:t>Mediapipe+Tensorflow</w:t>
+      </w:r>
+      <w:proofErr w:type="spellEnd"/>
+      <w:r>
+        <w:rPr>
+          <w:lang w:val="en-US"/>
+        </w:rPr>
+        <w:t xml:space="preserve"> (</w:t>
+      </w:r>
+      <w:proofErr w:type="spellStart"/>
+      <w:r>
+        <w:rPr>
+          <w:lang w:val="en-US"/>
+        </w:rPr>
+        <w:t>Matsvei</w:t>
+      </w:r>
+      <w:proofErr w:type="spellEnd"/>
+      <w:r>
+        <w:rPr>
+          <w:lang w:val="en-US"/>
+        </w:rPr>
+        <w:t>)</w:t>
+      </w:r>
+      <w:bookmarkEnd w:id="9"/>
+    </w:p>
+    <w:p>
+      <w:pPr>
+        <w:rPr>
+          <w:rFonts w:asciiTheme="minorHAnsi" w:hAnsiTheme="minorHAnsi" w:cstheme="minorHAnsi"/>
+          <w:lang w:val="en-US"/>
+        </w:rPr>
+      </w:pPr>
+      <w:r>
+        <w:rPr>
+          <w:rFonts w:asciiTheme="minorHAnsi" w:hAnsiTheme="minorHAnsi" w:cstheme="minorHAnsi"/>
+          <w:lang w:val="en-US"/>
+        </w:rPr>
+        <w:t xml:space="preserve">As an alternative, it was decided to implement hand gesture recognition. It provides tools for hand sign and finger gesture recognition using </w:t>
+      </w:r>
+      <w:proofErr w:type="spellStart"/>
+      <w:r>
+        <w:rPr>
+          <w:rFonts w:asciiTheme="minorHAnsi" w:hAnsiTheme="minorHAnsi" w:cstheme="minorHAnsi"/>
+          <w:lang w:val="en-US"/>
+        </w:rPr>
+        <w:t>MediaPipe</w:t>
+      </w:r>
+      <w:proofErr w:type="spellEnd"/>
+      <w:r>
+        <w:rPr>
+          <w:rFonts w:asciiTheme="minorHAnsi" w:hAnsiTheme="minorHAnsi" w:cstheme="minorHAnsi"/>
+          <w:lang w:val="en-US"/>
+        </w:rPr>
+        <w:t xml:space="preserve">. The models for recognition are implemented using </w:t>
+      </w:r>
+      <w:proofErr w:type="spellStart"/>
+      <w:r>
+        <w:rPr>
+          <w:rFonts w:asciiTheme="minorHAnsi" w:hAnsiTheme="minorHAnsi" w:cstheme="minorHAnsi"/>
+          <w:lang w:val="en-US"/>
+        </w:rPr>
+        <w:t>TensorFlow</w:t>
+      </w:r>
+      <w:proofErr w:type="spellEnd"/>
+      <w:r>
+        <w:rPr>
+          <w:rFonts w:asciiTheme="minorHAnsi" w:hAnsiTheme="minorHAnsi" w:cstheme="minorHAnsi"/>
+          <w:lang w:val="en-US"/>
+        </w:rPr>
+        <w:t xml:space="preserve">, and data can be trained and collected </w:t>
+      </w:r>
+      <w:r>
+        <w:rPr>
+          <w:rFonts w:asciiTheme="minorHAnsi" w:hAnsiTheme="minorHAnsi" w:cstheme="minorHAnsi"/>
+          <w:lang w:val="en-US"/>
+        </w:rPr>
+        <w:lastRenderedPageBreak/>
+        <w:t>using provided scripts and notebooks.</w:t>
+      </w:r>
+    </w:p>
+    <w:p>
+      <w:pPr>
+        <w:rPr>
+          <w:rFonts w:asciiTheme="minorHAnsi" w:hAnsiTheme="minorHAnsi" w:cstheme="minorHAnsi"/>
+          <w:lang w:val="en-US"/>
+        </w:rPr>
+      </w:pPr>
+    </w:p>
+    <w:p>
+      <w:pPr>
+        <w:rPr>
+          <w:rFonts w:asciiTheme="minorHAnsi" w:hAnsiTheme="minorHAnsi" w:cstheme="minorHAnsi"/>
+          <w:lang w:val="en-US"/>
+        </w:rPr>
+      </w:pPr>
+      <w:r>
+        <w:rPr>
+          <w:rFonts w:asciiTheme="minorHAnsi" w:hAnsiTheme="minorHAnsi" w:cstheme="minorHAnsi"/>
+          <w:lang w:val="en-US"/>
+        </w:rPr>
+        <w:t xml:space="preserve">Hand recognition is divided into two parts: </w:t>
+      </w:r>
+      <w:r>
+        <w:rPr>
+          <w:rFonts w:asciiTheme="minorHAnsi" w:hAnsiTheme="minorHAnsi" w:cstheme="minorHAnsi"/>
+          <w:b/>
+          <w:lang w:val="en-US"/>
+        </w:rPr>
+        <w:t>gesture recognition</w:t>
+      </w:r>
+      <w:r>
+        <w:rPr>
+          <w:rFonts w:asciiTheme="minorHAnsi" w:hAnsiTheme="minorHAnsi" w:cstheme="minorHAnsi"/>
+          <w:lang w:val="en-US"/>
+        </w:rPr>
+        <w:t xml:space="preserve"> and </w:t>
+      </w:r>
+      <w:r>
+        <w:rPr>
+          <w:rFonts w:asciiTheme="minorHAnsi" w:hAnsiTheme="minorHAnsi" w:cstheme="minorHAnsi"/>
+          <w:b/>
+          <w:lang w:val="en-US"/>
+        </w:rPr>
+        <w:t>index finger tracking</w:t>
+      </w:r>
+      <w:r>
+        <w:rPr>
+          <w:rFonts w:asciiTheme="minorHAnsi" w:hAnsiTheme="minorHAnsi" w:cstheme="minorHAnsi"/>
+          <w:lang w:val="en-US"/>
+        </w:rPr>
+        <w:t xml:space="preserve">. Both parts use the sequential neural network model from </w:t>
+      </w:r>
+      <w:proofErr w:type="spellStart"/>
+      <w:r>
+        <w:rPr>
+          <w:rFonts w:asciiTheme="minorHAnsi" w:hAnsiTheme="minorHAnsi" w:cstheme="minorHAnsi"/>
+          <w:lang w:val="en-US"/>
+        </w:rPr>
+        <w:t>tensorflow</w:t>
+      </w:r>
+      <w:proofErr w:type="spellEnd"/>
+      <w:r>
+        <w:rPr>
+          <w:rFonts w:asciiTheme="minorHAnsi" w:hAnsiTheme="minorHAnsi" w:cstheme="minorHAnsi"/>
+          <w:lang w:val="en-US"/>
+        </w:rPr>
+        <w:t xml:space="preserve">. </w:t>
+      </w:r>
+    </w:p>
+    <w:p>
+      <w:pPr>
+        <w:rPr>
+          <w:rFonts w:asciiTheme="minorHAnsi" w:hAnsiTheme="minorHAnsi" w:cstheme="minorHAnsi"/>
+          <w:lang w:val="en-US"/>
+        </w:rPr>
+      </w:pPr>
+    </w:p>
+    <w:p>
+      <w:pPr>
+        <w:rPr>
+          <w:rFonts w:asciiTheme="minorHAnsi" w:hAnsiTheme="minorHAnsi" w:cstheme="minorHAnsi"/>
+          <w:b/>
+          <w:lang w:val="en-US"/>
+        </w:rPr>
+      </w:pPr>
+      <w:r>
+        <w:rPr>
+          <w:rFonts w:asciiTheme="minorHAnsi" w:hAnsiTheme="minorHAnsi" w:cstheme="minorHAnsi"/>
+          <w:b/>
+          <w:lang w:val="en-US"/>
+        </w:rPr>
+        <w:t>Gesture recognition</w:t>
+      </w:r>
+    </w:p>
+    <w:p>
+      <w:pPr>
+        <w:rPr>
+          <w:rFonts w:asciiTheme="minorHAnsi" w:hAnsiTheme="minorHAnsi" w:cstheme="minorHAnsi"/>
+          <w:lang w:val="en-US"/>
+        </w:rPr>
+      </w:pPr>
+      <w:proofErr w:type="spellStart"/>
+      <w:proofErr w:type="gramStart"/>
+      <w:r>
+        <w:rPr>
+          <w:rFonts w:asciiTheme="minorHAnsi" w:hAnsiTheme="minorHAnsi" w:cstheme="minorHAnsi"/>
+          <w:i/>
+          <w:lang w:val="en-US"/>
+        </w:rPr>
+        <w:t>keypoint_classification.ipynb</w:t>
+      </w:r>
+      <w:proofErr w:type="spellEnd"/>
+      <w:proofErr w:type="gramEnd"/>
+      <w:r>
+        <w:rPr>
+          <w:rFonts w:asciiTheme="minorHAnsi" w:hAnsiTheme="minorHAnsi" w:cstheme="minorHAnsi"/>
+          <w:i/>
+          <w:lang w:val="en-US"/>
+        </w:rPr>
+        <w:t xml:space="preserve"> </w:t>
+      </w:r>
+      <w:r>
+        <w:rPr>
+          <w:rFonts w:asciiTheme="minorHAnsi" w:hAnsiTheme="minorHAnsi" w:cstheme="minorHAnsi"/>
+          <w:lang w:val="en-US"/>
+        </w:rPr>
+        <w:t>trains the model based on input data (42 numbers - coordinates of 21 key points (X and Y of each</w:t>
+      </w:r>
+      <w:bookmarkStart w:id="10" w:name="_GoBack"/>
+      <w:bookmarkEnd w:id="10"/>
+      <w:r>
+        <w:rPr>
+          <w:rFonts w:asciiTheme="minorHAnsi" w:hAnsiTheme="minorHAnsi" w:cstheme="minorHAnsi"/>
+          <w:lang w:val="en-US"/>
+        </w:rPr>
+        <w:t xml:space="preserve"> key point)). Key points are indicated below in the picture. </w:t>
+      </w:r>
+    </w:p>
+    <w:p>
+      <w:pPr>
+        <w:rPr>
+          <w:rFonts w:asciiTheme="minorHAnsi" w:hAnsiTheme="minorHAnsi" w:cstheme="minorHAnsi"/>
+          <w:lang w:val="en-US"/>
+        </w:rPr>
+      </w:pPr>
+    </w:p>
+    <w:p>
+      <w:pPr>
+        <w:rPr>
+          <w:rFonts w:asciiTheme="minorHAnsi" w:hAnsiTheme="minorHAnsi" w:cstheme="minorHAnsi"/>
+          <w:lang w:val="en-US"/>
+        </w:rPr>
+      </w:pPr>
+    </w:p>
+    <w:p>
+      <w:pPr>
+        <w:rPr>
+          <w:rFonts w:asciiTheme="minorHAnsi" w:hAnsiTheme="minorHAnsi" w:cstheme="minorHAnsi"/>
+          <w:lang w:val="en-US"/>
+        </w:rPr>
+      </w:pPr>
+      <w:r>
+        <w:rPr>
+          <w:rFonts w:asciiTheme="minorHAnsi" w:hAnsiTheme="minorHAnsi" w:cstheme="minorHAnsi"/>
+          <w:noProof/>
+          <w:lang w:val="ru-RU" w:eastAsia="ru-RU"/>
+        </w:rPr>
+        <w:drawing>
+          <wp:inline distT="114300" distB="114300" distL="114300" distR="114300" wp14:anchorId="6747ED1C" wp14:editId="4D603858">
+            <wp:extent cx="5731200" cy="1993900"/>
+            <wp:effectExtent l="0" t="0" r="0" b="0"/>
+            <wp:docPr id="1" name="image2.png"/>
+            <wp:cNvGraphicFramePr/>
+            <a:graphic xmlns:a="http://schemas.openxmlformats.org/drawingml/2006/main">
+              <a:graphicData uri="http://schemas.openxmlformats.org/drawingml/2006/picture">
+                <pic:pic xmlns:pic="http://schemas.openxmlformats.org/drawingml/2006/picture">
+                  <pic:nvPicPr>
+                    <pic:cNvPr id="0" name="image2.png"/>
+                    <pic:cNvPicPr preferRelativeResize="0"/>
+                  </pic:nvPicPr>
+                  <pic:blipFill>
+                    <a:blip r:embed="rId9"/>
+                    <a:srcRect/>
+                    <a:stretch>
+                      <a:fillRect/>
+                    </a:stretch>
+                  </pic:blipFill>
+                  <pic:spPr>
+                    <a:xfrm>
+                      <a:off x="0" y="0"/>
+                      <a:ext cx="5731200" cy="1993900"/>
+                    </a:xfrm>
+                    <a:prstGeom prst="rect">
+                      <a:avLst/>
+                    </a:prstGeom>
+                    <a:ln/>
+                  </pic:spPr>
+                </pic:pic>
+              </a:graphicData>
+            </a:graphic>
+          </wp:inline>
+        </w:drawing>
+      </w:r>
+    </w:p>
+    <w:p>
+      <w:pPr>
+        <w:rPr>
+          <w:rFonts w:asciiTheme="minorHAnsi" w:hAnsiTheme="minorHAnsi" w:cstheme="minorHAnsi"/>
+          <w:lang w:val="en-US"/>
+        </w:rPr>
+      </w:pPr>
+      <w:r>
+        <w:rPr>
+          <w:rFonts w:asciiTheme="minorHAnsi" w:hAnsiTheme="minorHAnsi" w:cstheme="minorHAnsi"/>
+          <w:noProof/>
+          <w:lang w:val="ru-RU" w:eastAsia="ru-RU"/>
+        </w:rPr>
+        <w:drawing>
+          <wp:anchor distT="114300" distB="114300" distL="114300" distR="114300" simplePos="0" relativeHeight="251661312" behindDoc="0" locked="0" layoutInCell="1" hidden="0" allowOverlap="1" wp14:anchorId="7F5E5464" wp14:editId="60D88B05">
+            <wp:simplePos x="0" y="0"/>
+            <wp:positionH relativeFrom="column">
+              <wp:posOffset>-76199</wp:posOffset>
+            </wp:positionH>
+            <wp:positionV relativeFrom="paragraph">
+              <wp:posOffset>171137</wp:posOffset>
+            </wp:positionV>
+            <wp:extent cx="1966913" cy="1990053"/>
+            <wp:effectExtent l="0" t="0" r="0" b="0"/>
+            <wp:wrapSquare wrapText="bothSides" distT="114300" distB="114300" distL="114300" distR="114300"/>
+            <wp:docPr id="4" name="image1.png"/>
+            <wp:cNvGraphicFramePr/>
+            <a:graphic xmlns:a="http://schemas.openxmlformats.org/drawingml/2006/main">
+              <a:graphicData uri="http://schemas.openxmlformats.org/drawingml/2006/picture">
+                <pic:pic xmlns:pic="http://schemas.openxmlformats.org/drawingml/2006/picture">
+                  <pic:nvPicPr>
+                    <pic:cNvPr id="0" name="image1.png"/>
+                    <pic:cNvPicPr preferRelativeResize="0"/>
+                  </pic:nvPicPr>
+                  <pic:blipFill>
+                    <a:blip r:embed="rId10"/>
+                    <a:srcRect/>
+                    <a:stretch>
+                      <a:fillRect/>
+                    </a:stretch>
+                  </pic:blipFill>
+                  <pic:spPr>
+                    <a:xfrm>
+                      <a:off x="0" y="0"/>
+                      <a:ext cx="1966913" cy="1990053"/>
+                    </a:xfrm>
+                    <a:prstGeom prst="rect">
+                      <a:avLst/>
+                    </a:prstGeom>
+                    <a:ln/>
+                  </pic:spPr>
+                </pic:pic>
+              </a:graphicData>
+            </a:graphic>
+          </wp:anchor>
+        </w:drawing>
+      </w:r>
+    </w:p>
+    <w:p>
+      <w:pPr>
+        <w:rPr>
+          <w:rFonts w:asciiTheme="minorHAnsi" w:hAnsiTheme="minorHAnsi" w:cstheme="minorHAnsi"/>
+          <w:lang w:val="en-US"/>
+        </w:rPr>
+      </w:pPr>
+    </w:p>
+    <w:p>
+      <w:pPr>
+        <w:rPr>
+          <w:rFonts w:asciiTheme="minorHAnsi" w:hAnsiTheme="minorHAnsi" w:cstheme="minorHAnsi"/>
+          <w:lang w:val="en-US"/>
+        </w:rPr>
+      </w:pPr>
+      <w:r>
+        <w:rPr>
+          <w:rFonts w:asciiTheme="minorHAnsi" w:hAnsiTheme="minorHAnsi" w:cstheme="minorHAnsi"/>
+          <w:lang w:val="en-US"/>
+        </w:rPr>
+        <w:t>Each point is displayed on the screen and the territory of the hand is also shown with frames. The name of the gesture is written at the top. It also displays which hand (left or right) is on the camera.</w:t>
+      </w:r>
+    </w:p>
+    <w:p>
+      <w:pPr>
+        <w:rPr>
+          <w:rFonts w:asciiTheme="minorHAnsi" w:hAnsiTheme="minorHAnsi" w:cstheme="minorHAnsi"/>
+          <w:lang w:val="en-US"/>
+        </w:rPr>
+      </w:pPr>
+      <w:r>
+        <w:rPr>
+          <w:rFonts w:asciiTheme="minorHAnsi" w:hAnsiTheme="minorHAnsi" w:cstheme="minorHAnsi"/>
+          <w:lang w:val="en-US"/>
+        </w:rPr>
+        <w:t xml:space="preserve">There are currently three gestures </w:t>
+      </w:r>
+      <w:proofErr w:type="gramStart"/>
+      <w:r>
+        <w:rPr>
+          <w:rFonts w:asciiTheme="minorHAnsi" w:hAnsiTheme="minorHAnsi" w:cstheme="minorHAnsi"/>
+          <w:lang w:val="en-US"/>
+        </w:rPr>
+        <w:t>available(</w:t>
+      </w:r>
+      <w:proofErr w:type="spellStart"/>
+      <w:proofErr w:type="gramEnd"/>
+      <w:r>
+        <w:rPr>
+          <w:rFonts w:asciiTheme="minorHAnsi" w:hAnsiTheme="minorHAnsi" w:cstheme="minorHAnsi"/>
+          <w:lang w:val="en-US"/>
+        </w:rPr>
+        <w:t>close,open,pointer</w:t>
+      </w:r>
+      <w:proofErr w:type="spellEnd"/>
+      <w:r>
+        <w:rPr>
+          <w:rFonts w:asciiTheme="minorHAnsi" w:hAnsiTheme="minorHAnsi" w:cstheme="minorHAnsi"/>
+          <w:lang w:val="en-US"/>
+        </w:rPr>
+        <w:t>) . It is also possible to add your own gestures</w:t>
+      </w:r>
+    </w:p>
+    <w:p>
+      <w:pPr>
+        <w:rPr>
+          <w:rFonts w:asciiTheme="minorHAnsi" w:hAnsiTheme="minorHAnsi" w:cstheme="minorHAnsi"/>
+          <w:b/>
+          <w:lang w:val="en-US"/>
+        </w:rPr>
+      </w:pPr>
+      <w:r>
+        <w:rPr>
+          <w:rFonts w:asciiTheme="minorHAnsi" w:hAnsiTheme="minorHAnsi" w:cstheme="minorHAnsi"/>
+          <w:b/>
+          <w:lang w:val="en-US"/>
+        </w:rPr>
+        <w:t>How to add your own gesture?</w:t>
+      </w:r>
+    </w:p>
+    <w:p>
+      <w:pPr>
+        <w:widowControl/>
+        <w:numPr>
+          <w:ilvl w:val="0"/>
+          <w:numId w:val="41"/>
+        </w:numPr>
+        <w:spacing w:before="0" w:after="0" w:line="276" w:lineRule="auto"/>
+        <w:rPr>
+          <w:rFonts w:asciiTheme="minorHAnsi" w:hAnsiTheme="minorHAnsi" w:cstheme="minorHAnsi"/>
+          <w:lang w:val="en-US"/>
+        </w:rPr>
+      </w:pPr>
+      <w:r>
+        <w:rPr>
+          <w:rFonts w:asciiTheme="minorHAnsi" w:hAnsiTheme="minorHAnsi" w:cstheme="minorHAnsi"/>
+          <w:lang w:val="en-US"/>
+        </w:rPr>
+        <w:t xml:space="preserve">Please open the file </w:t>
+      </w:r>
+      <w:proofErr w:type="spellStart"/>
+      <w:r>
+        <w:rPr>
+          <w:rFonts w:asciiTheme="minorHAnsi" w:hAnsiTheme="minorHAnsi" w:cstheme="minorHAnsi"/>
+          <w:i/>
+          <w:lang w:val="en-US"/>
+        </w:rPr>
+        <w:t>keypoint_classifier_label</w:t>
+      </w:r>
+      <w:proofErr w:type="spellEnd"/>
+    </w:p>
+    <w:p>
+      <w:pPr>
+        <w:widowControl/>
+        <w:numPr>
+          <w:ilvl w:val="0"/>
+          <w:numId w:val="41"/>
+        </w:numPr>
+        <w:spacing w:before="0" w:after="0" w:line="276" w:lineRule="auto"/>
+        <w:rPr>
+          <w:rFonts w:asciiTheme="minorHAnsi" w:hAnsiTheme="minorHAnsi" w:cstheme="minorHAnsi"/>
+          <w:lang w:val="en-US"/>
+        </w:rPr>
+      </w:pPr>
+      <w:r>
+        <w:rPr>
+          <w:rFonts w:asciiTheme="minorHAnsi" w:hAnsiTheme="minorHAnsi" w:cstheme="minorHAnsi"/>
+          <w:lang w:val="en-US"/>
+        </w:rPr>
+        <w:t>Write the name of your gesture</w:t>
+      </w:r>
+    </w:p>
+    <w:p>
+      <w:pPr>
+        <w:widowControl/>
+        <w:numPr>
+          <w:ilvl w:val="0"/>
+          <w:numId w:val="41"/>
+        </w:numPr>
+        <w:spacing w:before="0" w:after="0" w:line="276" w:lineRule="auto"/>
+        <w:rPr>
+          <w:rFonts w:asciiTheme="minorHAnsi" w:hAnsiTheme="minorHAnsi" w:cstheme="minorHAnsi"/>
+          <w:lang w:val="en-US"/>
+        </w:rPr>
+      </w:pPr>
+      <w:r>
+        <w:rPr>
+          <w:rFonts w:asciiTheme="minorHAnsi" w:hAnsiTheme="minorHAnsi" w:cstheme="minorHAnsi"/>
+          <w:lang w:val="en-US"/>
+        </w:rPr>
+        <w:t>Remember the serial number of your gesture (remember that the countdown starts from zero)</w:t>
+      </w:r>
+    </w:p>
+    <w:p>
+      <w:pPr>
+        <w:widowControl/>
+        <w:numPr>
+          <w:ilvl w:val="0"/>
+          <w:numId w:val="41"/>
+        </w:numPr>
+        <w:spacing w:before="0" w:after="0" w:line="276" w:lineRule="auto"/>
+        <w:rPr>
+          <w:rFonts w:asciiTheme="minorHAnsi" w:hAnsiTheme="minorHAnsi" w:cstheme="minorHAnsi"/>
+          <w:lang w:val="en-US"/>
+        </w:rPr>
+      </w:pPr>
+      <w:r>
+        <w:rPr>
+          <w:rFonts w:asciiTheme="minorHAnsi" w:hAnsiTheme="minorHAnsi" w:cstheme="minorHAnsi"/>
+          <w:lang w:val="en-US"/>
+        </w:rPr>
+        <w:t>Start app.py</w:t>
+      </w:r>
+    </w:p>
+    <w:p>
+      <w:pPr>
+        <w:widowControl/>
+        <w:numPr>
+          <w:ilvl w:val="0"/>
+          <w:numId w:val="41"/>
+        </w:numPr>
+        <w:spacing w:before="0" w:after="0" w:line="276" w:lineRule="auto"/>
+        <w:rPr>
+          <w:rFonts w:asciiTheme="minorHAnsi" w:hAnsiTheme="minorHAnsi" w:cstheme="minorHAnsi"/>
+          <w:lang w:val="en-US"/>
+        </w:rPr>
+      </w:pPr>
+      <w:proofErr w:type="gramStart"/>
+      <w:r>
+        <w:rPr>
+          <w:rFonts w:asciiTheme="minorHAnsi" w:hAnsiTheme="minorHAnsi" w:cstheme="minorHAnsi"/>
+          <w:lang w:val="en-US"/>
+        </w:rPr>
+        <w:t>press</w:t>
+      </w:r>
+      <w:proofErr w:type="gramEnd"/>
+      <w:r>
+        <w:rPr>
+          <w:rFonts w:asciiTheme="minorHAnsi" w:hAnsiTheme="minorHAnsi" w:cstheme="minorHAnsi"/>
+          <w:lang w:val="en-US"/>
+        </w:rPr>
+        <w:t xml:space="preserve"> k (you will go to the mod for installing new gestures). </w:t>
+      </w:r>
+    </w:p>
+    <w:p>
+      <w:pPr>
+        <w:widowControl/>
+        <w:numPr>
+          <w:ilvl w:val="0"/>
+          <w:numId w:val="41"/>
+        </w:numPr>
+        <w:spacing w:before="0" w:after="0" w:line="276" w:lineRule="auto"/>
+        <w:rPr>
+          <w:rFonts w:asciiTheme="minorHAnsi" w:hAnsiTheme="minorHAnsi" w:cstheme="minorHAnsi"/>
+          <w:lang w:val="en-US"/>
+        </w:rPr>
+      </w:pPr>
+      <w:r>
+        <w:rPr>
+          <w:rFonts w:asciiTheme="minorHAnsi" w:hAnsiTheme="minorHAnsi" w:cstheme="minorHAnsi"/>
+          <w:lang w:val="en-US"/>
+        </w:rPr>
+        <w:t>Select a hand pose for the gesture and press a number equal to the serial number of the gesture that you added a couple of steps ago</w:t>
+      </w:r>
+    </w:p>
+    <w:p>
+      <w:pPr>
+        <w:ind w:left="720"/>
+        <w:rPr>
+          <w:rFonts w:asciiTheme="minorHAnsi" w:hAnsiTheme="minorHAnsi" w:cstheme="minorHAnsi"/>
+          <w:i/>
+          <w:sz w:val="20"/>
+          <w:szCs w:val="20"/>
+          <w:lang w:val="en-US"/>
+        </w:rPr>
+      </w:pPr>
+      <w:r>
+        <w:rPr>
+          <w:rFonts w:asciiTheme="minorHAnsi" w:hAnsiTheme="minorHAnsi" w:cstheme="minorHAnsi"/>
+          <w:i/>
+          <w:sz w:val="20"/>
+          <w:szCs w:val="20"/>
+          <w:lang w:val="en-US"/>
+        </w:rPr>
+        <w:lastRenderedPageBreak/>
+        <w:t>*please do as many different poses as possible for one gesture, since when you press a number, it is the coordinate data at the moment you press the number that is remembered</w:t>
+      </w:r>
+    </w:p>
+    <w:p>
+      <w:pPr>
+        <w:widowControl/>
+        <w:numPr>
+          <w:ilvl w:val="0"/>
+          <w:numId w:val="41"/>
+        </w:numPr>
+        <w:spacing w:before="0" w:after="0" w:line="276" w:lineRule="auto"/>
+        <w:rPr>
+          <w:rFonts w:asciiTheme="minorHAnsi" w:hAnsiTheme="minorHAnsi" w:cstheme="minorHAnsi"/>
+          <w:lang w:val="en-US"/>
+        </w:rPr>
+      </w:pPr>
+      <w:r>
+        <w:rPr>
+          <w:rFonts w:asciiTheme="minorHAnsi" w:hAnsiTheme="minorHAnsi" w:cstheme="minorHAnsi"/>
+          <w:lang w:val="en-US"/>
+        </w:rPr>
+        <w:t>Restart app.py</w:t>
+      </w:r>
+    </w:p>
+    <w:p>
+      <w:pPr>
+        <w:rPr>
+          <w:rFonts w:asciiTheme="minorHAnsi" w:hAnsiTheme="minorHAnsi" w:cstheme="minorHAnsi"/>
+          <w:lang w:val="en-US"/>
+        </w:rPr>
+      </w:pPr>
+    </w:p>
+    <w:p>
+      <w:pPr>
+        <w:rPr>
+          <w:rFonts w:asciiTheme="minorHAnsi" w:hAnsiTheme="minorHAnsi" w:cstheme="minorHAnsi"/>
+          <w:b/>
+          <w:lang w:val="en-US"/>
+        </w:rPr>
+      </w:pPr>
+      <w:r>
+        <w:rPr>
+          <w:rFonts w:asciiTheme="minorHAnsi" w:hAnsiTheme="minorHAnsi" w:cstheme="minorHAnsi"/>
+          <w:b/>
+          <w:lang w:val="en-US"/>
+        </w:rPr>
+        <w:t>How it works?</w:t>
+      </w:r>
+    </w:p>
+    <w:p>
+      <w:pPr>
+        <w:rPr>
+          <w:rFonts w:asciiTheme="minorHAnsi" w:hAnsiTheme="minorHAnsi" w:cstheme="minorHAnsi"/>
+          <w:lang w:val="en-US"/>
+        </w:rPr>
+      </w:pPr>
+      <w:r>
+        <w:rPr>
+          <w:rFonts w:asciiTheme="minorHAnsi" w:hAnsiTheme="minorHAnsi" w:cstheme="minorHAnsi"/>
+          <w:lang w:val="en-US"/>
+        </w:rPr>
+        <w:t xml:space="preserve">In file </w:t>
+      </w:r>
+      <w:proofErr w:type="spellStart"/>
+      <w:r>
+        <w:rPr>
+          <w:rFonts w:asciiTheme="minorHAnsi" w:hAnsiTheme="minorHAnsi" w:cstheme="minorHAnsi"/>
+          <w:i/>
+          <w:lang w:val="en-US"/>
+        </w:rPr>
+        <w:t>keypoint_classifier_label</w:t>
+      </w:r>
+      <w:proofErr w:type="spellEnd"/>
+      <w:r>
+        <w:rPr>
+          <w:rFonts w:asciiTheme="minorHAnsi" w:hAnsiTheme="minorHAnsi" w:cstheme="minorHAnsi"/>
+          <w:i/>
+          <w:lang w:val="en-US"/>
+        </w:rPr>
+        <w:t xml:space="preserve"> </w:t>
+      </w:r>
+      <w:r>
+        <w:rPr>
+          <w:rFonts w:asciiTheme="minorHAnsi" w:hAnsiTheme="minorHAnsi" w:cstheme="minorHAnsi"/>
+          <w:lang w:val="en-US"/>
+        </w:rPr>
+        <w:t>are</w:t>
+      </w:r>
+      <w:r>
+        <w:rPr>
+          <w:rFonts w:asciiTheme="minorHAnsi" w:hAnsiTheme="minorHAnsi" w:cstheme="minorHAnsi"/>
+          <w:i/>
+          <w:lang w:val="en-US"/>
+        </w:rPr>
+        <w:t xml:space="preserve"> </w:t>
+      </w:r>
+      <w:r>
+        <w:rPr>
+          <w:rFonts w:asciiTheme="minorHAnsi" w:hAnsiTheme="minorHAnsi" w:cstheme="minorHAnsi"/>
+          <w:lang w:val="en-US"/>
+        </w:rPr>
+        <w:t xml:space="preserve">indicated possible labels for gestures. In file </w:t>
+      </w:r>
+      <w:proofErr w:type="spellStart"/>
+      <w:r>
+        <w:rPr>
+          <w:rFonts w:asciiTheme="minorHAnsi" w:hAnsiTheme="minorHAnsi" w:cstheme="minorHAnsi"/>
+          <w:i/>
+          <w:lang w:val="en-US"/>
+        </w:rPr>
+        <w:t>keypoint</w:t>
+      </w:r>
+      <w:proofErr w:type="spellEnd"/>
+      <w:r>
+        <w:rPr>
+          <w:rFonts w:asciiTheme="minorHAnsi" w:hAnsiTheme="minorHAnsi" w:cstheme="minorHAnsi"/>
+          <w:i/>
+          <w:lang w:val="en-US"/>
+        </w:rPr>
+        <w:t xml:space="preserve"> </w:t>
+      </w:r>
+      <w:r>
+        <w:rPr>
+          <w:rFonts w:asciiTheme="minorHAnsi" w:hAnsiTheme="minorHAnsi" w:cstheme="minorHAnsi"/>
+          <w:lang w:val="en-US"/>
+        </w:rPr>
+        <w:t>there is a table where the first number is the serial number of the label as well as the coordinates of the pose belonging to this label. When you press a number in the mode of adding gestures, the camera captures this pose at the moment and the table is supplemented with the pressed number + coordinates of this pose</w:t>
+      </w:r>
+    </w:p>
+    <w:p>
+      <w:pPr>
+        <w:rPr>
+          <w:rFonts w:asciiTheme="minorHAnsi" w:hAnsiTheme="minorHAnsi" w:cstheme="minorHAnsi"/>
+          <w:lang w:val="en-US"/>
+        </w:rPr>
+      </w:pPr>
+      <w:r>
+        <w:rPr>
+          <w:rFonts w:asciiTheme="minorHAnsi" w:hAnsiTheme="minorHAnsi" w:cstheme="minorHAnsi"/>
+          <w:noProof/>
+          <w:lang w:val="ru-RU" w:eastAsia="ru-RU"/>
+        </w:rPr>
+        <w:drawing>
+          <wp:inline distT="114300" distB="114300" distL="114300" distR="114300" wp14:anchorId="6E5A210B" wp14:editId="12B2A839">
+            <wp:extent cx="5731200" cy="952500"/>
+            <wp:effectExtent l="0" t="0" r="0" b="0"/>
+            <wp:docPr id="3" name="image4.png"/>
+            <wp:cNvGraphicFramePr/>
+            <a:graphic xmlns:a="http://schemas.openxmlformats.org/drawingml/2006/main">
+              <a:graphicData uri="http://schemas.openxmlformats.org/drawingml/2006/picture">
+                <pic:pic xmlns:pic="http://schemas.openxmlformats.org/drawingml/2006/picture">
+                  <pic:nvPicPr>
+                    <pic:cNvPr id="0" name="image4.png"/>
+                    <pic:cNvPicPr preferRelativeResize="0"/>
+                  </pic:nvPicPr>
+                  <pic:blipFill>
+                    <a:blip r:embed="rId11"/>
+                    <a:srcRect/>
+                    <a:stretch>
+                      <a:fillRect/>
+                    </a:stretch>
+                  </pic:blipFill>
+                  <pic:spPr>
+                    <a:xfrm>
+                      <a:off x="0" y="0"/>
+                      <a:ext cx="5731200" cy="952500"/>
+                    </a:xfrm>
+                    <a:prstGeom prst="rect">
+                      <a:avLst/>
+                    </a:prstGeom>
+                    <a:ln/>
+                  </pic:spPr>
+                </pic:pic>
+              </a:graphicData>
+            </a:graphic>
+          </wp:inline>
+        </w:drawing>
+      </w:r>
+    </w:p>
+    <w:p>
+      <w:pPr>
+        <w:rPr>
+          <w:rFonts w:asciiTheme="minorHAnsi" w:hAnsiTheme="minorHAnsi" w:cstheme="minorHAnsi"/>
+          <w:lang w:val="en-US"/>
+        </w:rPr>
+      </w:pPr>
+    </w:p>
+    <w:p>
+      <w:pPr>
+        <w:rPr>
+          <w:rFonts w:asciiTheme="minorHAnsi" w:hAnsiTheme="minorHAnsi" w:cstheme="minorHAnsi"/>
+          <w:lang w:val="en-US"/>
+        </w:rPr>
+      </w:pPr>
+      <w:r>
+        <w:rPr>
+          <w:rFonts w:asciiTheme="minorHAnsi" w:hAnsiTheme="minorHAnsi" w:cstheme="minorHAnsi"/>
+          <w:b/>
+          <w:lang w:val="en-US"/>
+        </w:rPr>
+        <w:t>Index finger tracking</w:t>
+      </w:r>
+    </w:p>
+    <w:p>
+      <w:pPr>
+        <w:rPr>
+          <w:rFonts w:asciiTheme="minorHAnsi" w:hAnsiTheme="minorHAnsi" w:cstheme="minorHAnsi"/>
+          <w:lang w:val="en-US"/>
+        </w:rPr>
+      </w:pPr>
+    </w:p>
+    <w:p>
+      <w:pPr>
+        <w:rPr>
+          <w:rFonts w:asciiTheme="minorHAnsi" w:hAnsiTheme="minorHAnsi" w:cstheme="minorHAnsi"/>
+          <w:lang w:val="en-US"/>
+        </w:rPr>
+      </w:pPr>
+    </w:p>
+    <w:p>
+      <w:pPr>
+        <w:rPr>
+          <w:rFonts w:asciiTheme="minorHAnsi" w:hAnsiTheme="minorHAnsi" w:cstheme="minorHAnsi"/>
+          <w:lang w:val="en-US"/>
+        </w:rPr>
+      </w:pPr>
+    </w:p>
+    <w:p>
+      <w:pPr>
+        <w:pStyle w:val="4"/>
+        <w:rPr>
+          <w:rFonts w:asciiTheme="minorHAnsi" w:hAnsiTheme="minorHAnsi" w:cstheme="minorHAnsi"/>
+          <w:b w:val="0"/>
+          <w:color w:val="000000"/>
+          <w:lang w:val="en-US"/>
+        </w:rPr>
+      </w:pPr>
+      <w:bookmarkStart w:id="11" w:name="_t1cahzl4xvd" w:colFirst="0" w:colLast="0"/>
+      <w:bookmarkEnd w:id="11"/>
+      <w:r>
+        <w:rPr>
+          <w:rFonts w:asciiTheme="minorHAnsi" w:hAnsiTheme="minorHAnsi" w:cstheme="minorHAnsi"/>
+          <w:color w:val="000000"/>
+          <w:lang w:val="en-US"/>
+        </w:rPr>
+        <w:t xml:space="preserve">Webcam-Based Pose Estimation with </w:t>
+      </w:r>
+      <w:proofErr w:type="spellStart"/>
+      <w:r>
+        <w:rPr>
+          <w:rFonts w:asciiTheme="minorHAnsi" w:hAnsiTheme="minorHAnsi" w:cstheme="minorHAnsi"/>
+          <w:color w:val="000000"/>
+          <w:lang w:val="en-US"/>
+        </w:rPr>
+        <w:t>MediaPipe</w:t>
+      </w:r>
+      <w:proofErr w:type="spellEnd"/>
+      <w:r>
+        <w:rPr>
+          <w:rFonts w:asciiTheme="minorHAnsi" w:hAnsiTheme="minorHAnsi" w:cstheme="minorHAnsi"/>
+          <w:color w:val="000000"/>
+          <w:lang w:val="en-US"/>
+        </w:rPr>
+        <w:t xml:space="preserve"> (</w:t>
+      </w:r>
+      <w:proofErr w:type="spellStart"/>
+      <w:r>
+        <w:rPr>
+          <w:rFonts w:asciiTheme="minorHAnsi" w:hAnsiTheme="minorHAnsi" w:cstheme="minorHAnsi"/>
+          <w:color w:val="000000"/>
+          <w:lang w:val="en-US"/>
+        </w:rPr>
+        <w:t>Atilla</w:t>
+      </w:r>
+      <w:proofErr w:type="spellEnd"/>
+      <w:r>
+        <w:rPr>
+          <w:rFonts w:asciiTheme="minorHAnsi" w:hAnsiTheme="minorHAnsi" w:cstheme="minorHAnsi"/>
+          <w:color w:val="000000"/>
+          <w:lang w:val="en-US"/>
+        </w:rPr>
+        <w:t>)</w:t>
+      </w:r>
+    </w:p>
+    <w:p>
+      <w:pPr>
+        <w:spacing w:before="240" w:after="240"/>
+        <w:rPr>
+          <w:rFonts w:asciiTheme="minorHAnsi" w:hAnsiTheme="minorHAnsi" w:cstheme="minorHAnsi"/>
+          <w:lang w:val="en-US"/>
+        </w:rPr>
+      </w:pPr>
+      <w:r>
+        <w:rPr>
+          <w:rFonts w:asciiTheme="minorHAnsi" w:hAnsiTheme="minorHAnsi" w:cstheme="minorHAnsi"/>
+          <w:lang w:val="en-US"/>
+        </w:rPr>
+        <w:t xml:space="preserve">Following the limitations encountered with </w:t>
+      </w:r>
+      <w:proofErr w:type="spellStart"/>
+      <w:r>
+        <w:rPr>
+          <w:rFonts w:asciiTheme="minorHAnsi" w:hAnsiTheme="minorHAnsi" w:cstheme="minorHAnsi"/>
+          <w:lang w:val="en-US"/>
+        </w:rPr>
+        <w:t>MoveNet</w:t>
+      </w:r>
+      <w:proofErr w:type="spellEnd"/>
+      <w:r>
+        <w:rPr>
+          <w:rFonts w:asciiTheme="minorHAnsi" w:hAnsiTheme="minorHAnsi" w:cstheme="minorHAnsi"/>
+          <w:lang w:val="en-US"/>
+        </w:rPr>
+        <w:t xml:space="preserve">, the project explored </w:t>
+      </w:r>
+      <w:proofErr w:type="spellStart"/>
+      <w:r>
+        <w:rPr>
+          <w:rFonts w:asciiTheme="minorHAnsi" w:hAnsiTheme="minorHAnsi" w:cstheme="minorHAnsi"/>
+          <w:lang w:val="en-US"/>
+        </w:rPr>
+        <w:t>MediaPipe</w:t>
+      </w:r>
+      <w:proofErr w:type="spellEnd"/>
+      <w:r>
+        <w:rPr>
+          <w:rFonts w:asciiTheme="minorHAnsi" w:hAnsiTheme="minorHAnsi" w:cstheme="minorHAnsi"/>
+          <w:lang w:val="en-US"/>
+        </w:rPr>
+        <w:t xml:space="preserve"> as a potential alternative for capturing and interpreting user movements. </w:t>
+      </w:r>
+      <w:proofErr w:type="spellStart"/>
+      <w:r>
+        <w:rPr>
+          <w:rFonts w:asciiTheme="minorHAnsi" w:hAnsiTheme="minorHAnsi" w:cstheme="minorHAnsi"/>
+          <w:lang w:val="en-US"/>
+        </w:rPr>
+        <w:t>MediaPipe</w:t>
+      </w:r>
+      <w:proofErr w:type="spellEnd"/>
+      <w:r>
+        <w:rPr>
+          <w:rFonts w:asciiTheme="minorHAnsi" w:hAnsiTheme="minorHAnsi" w:cstheme="minorHAnsi"/>
+          <w:lang w:val="en-US"/>
+        </w:rPr>
+        <w:t xml:space="preserve"> shares some similarities with </w:t>
+      </w:r>
+      <w:proofErr w:type="spellStart"/>
+      <w:r>
+        <w:rPr>
+          <w:rFonts w:asciiTheme="minorHAnsi" w:hAnsiTheme="minorHAnsi" w:cstheme="minorHAnsi"/>
+          <w:lang w:val="en-US"/>
+        </w:rPr>
+        <w:t>MoveNet</w:t>
+      </w:r>
+      <w:proofErr w:type="spellEnd"/>
+      <w:r>
+        <w:rPr>
+          <w:rFonts w:asciiTheme="minorHAnsi" w:hAnsiTheme="minorHAnsi" w:cstheme="minorHAnsi"/>
+          <w:lang w:val="en-US"/>
+        </w:rPr>
+        <w:t xml:space="preserve"> in its model architecture but offers distinct advantages:</w:t>
+      </w:r>
+    </w:p>
+    <w:p>
+      <w:pPr>
+        <w:widowControl/>
+        <w:numPr>
+          <w:ilvl w:val="0"/>
+          <w:numId w:val="45"/>
+        </w:numPr>
+        <w:spacing w:before="240" w:after="0" w:line="276" w:lineRule="auto"/>
+        <w:rPr>
+          <w:rFonts w:asciiTheme="minorHAnsi" w:hAnsiTheme="minorHAnsi" w:cstheme="minorHAnsi"/>
+          <w:lang w:val="en-US"/>
+        </w:rPr>
+      </w:pPr>
+      <w:r>
+        <w:rPr>
+          <w:rFonts w:asciiTheme="minorHAnsi" w:hAnsiTheme="minorHAnsi" w:cstheme="minorHAnsi"/>
+          <w:b/>
+          <w:lang w:val="en-US"/>
+        </w:rPr>
+        <w:t>Simplified Installation:</w:t>
+      </w:r>
+      <w:r>
+        <w:rPr>
+          <w:rFonts w:asciiTheme="minorHAnsi" w:hAnsiTheme="minorHAnsi" w:cstheme="minorHAnsi"/>
+          <w:lang w:val="en-US"/>
+        </w:rPr>
+        <w:t xml:space="preserve"> </w:t>
+      </w:r>
+      <w:proofErr w:type="spellStart"/>
+      <w:r>
+        <w:rPr>
+          <w:rFonts w:asciiTheme="minorHAnsi" w:hAnsiTheme="minorHAnsi" w:cstheme="minorHAnsi"/>
+          <w:lang w:val="en-US"/>
+        </w:rPr>
+        <w:t>MediaPipe</w:t>
+      </w:r>
+      <w:proofErr w:type="spellEnd"/>
+      <w:r>
+        <w:rPr>
+          <w:rFonts w:asciiTheme="minorHAnsi" w:hAnsiTheme="minorHAnsi" w:cstheme="minorHAnsi"/>
+          <w:lang w:val="en-US"/>
+        </w:rPr>
+        <w:t xml:space="preserve"> boasts a streamlined installation process compared to </w:t>
+      </w:r>
+      <w:proofErr w:type="spellStart"/>
+      <w:r>
+        <w:rPr>
+          <w:rFonts w:asciiTheme="minorHAnsi" w:hAnsiTheme="minorHAnsi" w:cstheme="minorHAnsi"/>
+          <w:lang w:val="en-US"/>
+        </w:rPr>
+        <w:t>MoveNet</w:t>
+      </w:r>
+      <w:proofErr w:type="spellEnd"/>
+      <w:r>
+        <w:rPr>
+          <w:rFonts w:asciiTheme="minorHAnsi" w:hAnsiTheme="minorHAnsi" w:cstheme="minorHAnsi"/>
+          <w:lang w:val="en-US"/>
+        </w:rPr>
+        <w:t>, reducing development setup time and streamlining project workflow.</w:t>
+      </w:r>
+    </w:p>
+    <w:p>
+      <w:pPr>
+        <w:widowControl/>
+        <w:numPr>
+          <w:ilvl w:val="0"/>
+          <w:numId w:val="45"/>
+        </w:numPr>
+        <w:spacing w:before="0" w:after="240" w:line="276" w:lineRule="auto"/>
+        <w:rPr>
+          <w:rFonts w:asciiTheme="minorHAnsi" w:hAnsiTheme="minorHAnsi" w:cstheme="minorHAnsi"/>
+          <w:lang w:val="en-US"/>
+        </w:rPr>
+      </w:pPr>
+      <w:r>
+        <w:rPr>
+          <w:rFonts w:asciiTheme="minorHAnsi" w:hAnsiTheme="minorHAnsi" w:cstheme="minorHAnsi"/>
+          <w:b/>
+          <w:lang w:val="en-US"/>
+        </w:rPr>
+        <w:t>Enhanced Performance:</w:t>
+      </w:r>
+      <w:r>
+        <w:rPr>
+          <w:rFonts w:asciiTheme="minorHAnsi" w:hAnsiTheme="minorHAnsi" w:cstheme="minorHAnsi"/>
+          <w:lang w:val="en-US"/>
+        </w:rPr>
+        <w:t xml:space="preserve"> Our evaluation revealed that </w:t>
+      </w:r>
+      <w:proofErr w:type="spellStart"/>
+      <w:r>
+        <w:rPr>
+          <w:rFonts w:asciiTheme="minorHAnsi" w:hAnsiTheme="minorHAnsi" w:cstheme="minorHAnsi"/>
+          <w:lang w:val="en-US"/>
+        </w:rPr>
+        <w:t>MediaPipe</w:t>
+      </w:r>
+      <w:proofErr w:type="spellEnd"/>
+      <w:r>
+        <w:rPr>
+          <w:rFonts w:asciiTheme="minorHAnsi" w:hAnsiTheme="minorHAnsi" w:cstheme="minorHAnsi"/>
+          <w:lang w:val="en-US"/>
+        </w:rPr>
+        <w:t xml:space="preserve"> outperformed </w:t>
+      </w:r>
+      <w:proofErr w:type="spellStart"/>
+      <w:r>
+        <w:rPr>
+          <w:rFonts w:asciiTheme="minorHAnsi" w:hAnsiTheme="minorHAnsi" w:cstheme="minorHAnsi"/>
+          <w:lang w:val="en-US"/>
+        </w:rPr>
+        <w:t>MoveNet</w:t>
+      </w:r>
+      <w:proofErr w:type="spellEnd"/>
+      <w:r>
+        <w:rPr>
+          <w:rFonts w:asciiTheme="minorHAnsi" w:hAnsiTheme="minorHAnsi" w:cstheme="minorHAnsi"/>
+          <w:lang w:val="en-US"/>
+        </w:rPr>
+        <w:t xml:space="preserve"> in terms of processing speed, frame capture rate, and overall detection accuracy. This translates to a smoother user experience with minimal latency and improved responsiveness to user movements.</w:t>
+      </w:r>
+    </w:p>
+    <w:p>
+      <w:pPr>
+        <w:spacing w:before="240" w:after="240"/>
+        <w:rPr>
+          <w:rFonts w:asciiTheme="minorHAnsi" w:hAnsiTheme="minorHAnsi" w:cstheme="minorHAnsi"/>
+          <w:lang w:val="en-US"/>
+        </w:rPr>
+      </w:pPr>
+      <w:r>
+        <w:rPr>
+          <w:rFonts w:asciiTheme="minorHAnsi" w:hAnsiTheme="minorHAnsi" w:cstheme="minorHAnsi"/>
+          <w:lang w:val="en-US"/>
+        </w:rPr>
+        <w:t xml:space="preserve">However, during the evaluation process, one potential drawback of </w:t>
+      </w:r>
+      <w:proofErr w:type="spellStart"/>
+      <w:r>
+        <w:rPr>
+          <w:rFonts w:asciiTheme="minorHAnsi" w:hAnsiTheme="minorHAnsi" w:cstheme="minorHAnsi"/>
+          <w:lang w:val="en-US"/>
+        </w:rPr>
+        <w:t>MediaPipe</w:t>
+      </w:r>
+      <w:proofErr w:type="spellEnd"/>
+      <w:r>
+        <w:rPr>
+          <w:rFonts w:asciiTheme="minorHAnsi" w:hAnsiTheme="minorHAnsi" w:cstheme="minorHAnsi"/>
+          <w:lang w:val="en-US"/>
+        </w:rPr>
+        <w:t xml:space="preserve"> was identified:</w:t>
+      </w:r>
+    </w:p>
+    <w:p>
+      <w:pPr>
+        <w:widowControl/>
+        <w:numPr>
+          <w:ilvl w:val="0"/>
+          <w:numId w:val="40"/>
+        </w:numPr>
+        <w:spacing w:before="240" w:after="240" w:line="276" w:lineRule="auto"/>
+        <w:rPr>
+          <w:rFonts w:asciiTheme="minorHAnsi" w:hAnsiTheme="minorHAnsi" w:cstheme="minorHAnsi"/>
+          <w:lang w:val="en-US"/>
+        </w:rPr>
+      </w:pPr>
+      <w:r>
+        <w:rPr>
+          <w:rFonts w:asciiTheme="minorHAnsi" w:hAnsiTheme="minorHAnsi" w:cstheme="minorHAnsi"/>
+          <w:b/>
+          <w:lang w:val="en-US"/>
+        </w:rPr>
+        <w:t>Limited Customization:</w:t>
+      </w:r>
+      <w:r>
+        <w:rPr>
+          <w:rFonts w:asciiTheme="minorHAnsi" w:hAnsiTheme="minorHAnsi" w:cstheme="minorHAnsi"/>
+          <w:lang w:val="en-US"/>
+        </w:rPr>
+        <w:t xml:space="preserve"> While </w:t>
+      </w:r>
+      <w:proofErr w:type="spellStart"/>
+      <w:r>
+        <w:rPr>
+          <w:rFonts w:asciiTheme="minorHAnsi" w:hAnsiTheme="minorHAnsi" w:cstheme="minorHAnsi"/>
+          <w:lang w:val="en-US"/>
+        </w:rPr>
+        <w:t>MediaPipe</w:t>
+      </w:r>
+      <w:proofErr w:type="spellEnd"/>
+      <w:r>
+        <w:rPr>
+          <w:rFonts w:asciiTheme="minorHAnsi" w:hAnsiTheme="minorHAnsi" w:cstheme="minorHAnsi"/>
+          <w:lang w:val="en-US"/>
+        </w:rPr>
+        <w:t xml:space="preserve"> offers pre-built solutions for various tasks, its customizability for highly specialized applications might be less extensive compared to frameworks like </w:t>
+      </w:r>
+      <w:proofErr w:type="spellStart"/>
+      <w:r>
+        <w:rPr>
+          <w:rFonts w:asciiTheme="minorHAnsi" w:hAnsiTheme="minorHAnsi" w:cstheme="minorHAnsi"/>
+          <w:lang w:val="en-US"/>
+        </w:rPr>
+        <w:t>TensorFlow</w:t>
+      </w:r>
+      <w:proofErr w:type="spellEnd"/>
+      <w:r>
+        <w:rPr>
+          <w:rFonts w:asciiTheme="minorHAnsi" w:hAnsiTheme="minorHAnsi" w:cstheme="minorHAnsi"/>
+          <w:lang w:val="en-US"/>
+        </w:rPr>
+        <w:t>.</w:t>
+      </w:r>
+    </w:p>
+    <w:p>
+      <w:pPr>
+        <w:spacing w:before="240" w:after="240"/>
+        <w:rPr>
+          <w:rFonts w:asciiTheme="minorHAnsi" w:hAnsiTheme="minorHAnsi" w:cstheme="minorHAnsi"/>
+          <w:lang w:val="en-US"/>
+        </w:rPr>
+      </w:pPr>
+      <w:r>
+        <w:rPr>
+          <w:rFonts w:asciiTheme="minorHAnsi" w:hAnsiTheme="minorHAnsi" w:cstheme="minorHAnsi"/>
+          <w:lang w:val="en-US"/>
+        </w:rPr>
+        <w:lastRenderedPageBreak/>
+        <w:t xml:space="preserve">Considering the project's time constraints and the positive results from the performance evaluation, </w:t>
+      </w:r>
+      <w:proofErr w:type="spellStart"/>
+      <w:r>
+        <w:rPr>
+          <w:rFonts w:asciiTheme="minorHAnsi" w:hAnsiTheme="minorHAnsi" w:cstheme="minorHAnsi"/>
+          <w:lang w:val="en-US"/>
+        </w:rPr>
+        <w:t>MediaPipe</w:t>
+      </w:r>
+      <w:proofErr w:type="spellEnd"/>
+      <w:r>
+        <w:rPr>
+          <w:rFonts w:asciiTheme="minorHAnsi" w:hAnsiTheme="minorHAnsi" w:cstheme="minorHAnsi"/>
+          <w:lang w:val="en-US"/>
+        </w:rPr>
+        <w:t xml:space="preserve"> was chosen as the preferred model for further development. However, the project acknowledges the need for potential future adjustments to address any limitations in customization or potential biases within the model.</w:t>
+      </w:r>
+    </w:p>
+    <w:p>
+      <w:pPr>
+        <w:pStyle w:val="2"/>
+        <w:numPr>
+          <w:ilvl w:val="1"/>
+          <w:numId w:val="5"/>
+        </w:numPr>
+      </w:pPr>
+      <w:bookmarkStart w:id="12" w:name="_l6kh7lswbfqy" w:colFirst="0" w:colLast="0"/>
+      <w:bookmarkStart w:id="13" w:name="_Toc172724902"/>
+      <w:bookmarkEnd w:id="12"/>
+      <w:r>
+        <w:drawing>
+          <wp:anchor distT="114300" distB="114300" distL="114300" distR="114300" simplePos="0" relativeHeight="251662336" behindDoc="1" locked="0" layoutInCell="1" hidden="0" allowOverlap="1" wp14:anchorId="5DFEA2B6" wp14:editId="0CB50AAB">
+            <wp:simplePos x="0" y="0"/>
+            <wp:positionH relativeFrom="column">
+              <wp:posOffset>2923631</wp:posOffset>
+            </wp:positionH>
+            <wp:positionV relativeFrom="paragraph">
+              <wp:posOffset>204742</wp:posOffset>
+            </wp:positionV>
+            <wp:extent cx="2847340" cy="3214370"/>
+            <wp:effectExtent l="0" t="0" r="0" b="0"/>
+            <wp:wrapTight wrapText="bothSides">
+              <wp:wrapPolygon edited="0">
+                <wp:start x="0" y="0"/>
+                <wp:lineTo x="0" y="21506"/>
+                <wp:lineTo x="21484" y="21506"/>
+                <wp:lineTo x="21484" y="0"/>
+                <wp:lineTo x="0" y="0"/>
+              </wp:wrapPolygon>
+            </wp:wrapTight>
+            <wp:docPr id="2" name="image3.jpg"/>
+            <wp:cNvGraphicFramePr/>
+            <a:graphic xmlns:a="http://schemas.openxmlformats.org/drawingml/2006/main">
+              <a:graphicData uri="http://schemas.openxmlformats.org/drawingml/2006/picture">
+                <pic:pic xmlns:pic="http://schemas.openxmlformats.org/drawingml/2006/picture">
+                  <pic:nvPicPr>
+                    <pic:cNvPr id="0" name="image3.jpg"/>
+                    <pic:cNvPicPr preferRelativeResize="0"/>
+                  </pic:nvPicPr>
+                  <pic:blipFill>
+                    <a:blip r:embed="rId12"/>
+                    <a:srcRect/>
+                    <a:stretch>
+                      <a:fillRect/>
+                    </a:stretch>
+                  </pic:blipFill>
+                  <pic:spPr>
+                    <a:xfrm>
+                      <a:off x="0" y="0"/>
+                      <a:ext cx="2847340" cy="3214370"/>
+                    </a:xfrm>
+                    <a:prstGeom prst="rect">
+                      <a:avLst/>
+                    </a:prstGeom>
+                    <a:ln/>
+                  </pic:spPr>
+                </pic:pic>
+              </a:graphicData>
+            </a:graphic>
+          </wp:anchor>
+        </w:drawing>
+      </w:r>
+      <w:r>
+        <w:t xml:space="preserve">Model </w:t>
+      </w:r>
+      <w:proofErr w:type="spellStart"/>
+      <w:r>
+        <w:t>Mechanism</w:t>
+      </w:r>
+      <w:proofErr w:type="spellEnd"/>
+      <w:r>
+        <w:t xml:space="preserve"> </w:t>
+      </w:r>
+      <w:proofErr w:type="spellStart"/>
+      <w:r>
+        <w:t>Overview</w:t>
+      </w:r>
+      <w:proofErr w:type="spellEnd"/>
+      <w:r>
+        <w:t xml:space="preserve"> (Atilla)</w:t>
+      </w:r>
+      <w:bookmarkEnd w:id="13"/>
+    </w:p>
+    <w:p>
+      <w:pPr>
+        <w:spacing w:before="240" w:after="240"/>
+        <w:rPr>
+          <w:rFonts w:asciiTheme="minorHAnsi" w:hAnsiTheme="minorHAnsi" w:cstheme="minorHAnsi"/>
+          <w:b/>
+          <w:color w:val="000000"/>
+          <w:lang w:val="en-US"/>
+        </w:rPr>
+      </w:pPr>
+      <w:r>
+        <w:rPr>
+          <w:rFonts w:asciiTheme="minorHAnsi" w:hAnsiTheme="minorHAnsi" w:cstheme="minorHAnsi"/>
+          <w:lang w:val="en-US"/>
+        </w:rPr>
+        <w:t xml:space="preserve">This section provides a comprehensive overview of how the developed model operates using </w:t>
+      </w:r>
+      <w:proofErr w:type="spellStart"/>
+      <w:r>
+        <w:rPr>
+          <w:rFonts w:asciiTheme="minorHAnsi" w:hAnsiTheme="minorHAnsi" w:cstheme="minorHAnsi"/>
+          <w:lang w:val="en-US"/>
+        </w:rPr>
+        <w:t>MediaPipe</w:t>
+      </w:r>
+      <w:proofErr w:type="spellEnd"/>
+      <w:r>
+        <w:rPr>
+          <w:rFonts w:asciiTheme="minorHAnsi" w:hAnsiTheme="minorHAnsi" w:cstheme="minorHAnsi"/>
+          <w:lang w:val="en-US"/>
+        </w:rPr>
+        <w:t xml:space="preserve"> and </w:t>
+      </w:r>
+      <w:proofErr w:type="spellStart"/>
+      <w:r>
+        <w:rPr>
+          <w:rFonts w:asciiTheme="minorHAnsi" w:hAnsiTheme="minorHAnsi" w:cstheme="minorHAnsi"/>
+          <w:lang w:val="en-US"/>
+        </w:rPr>
+        <w:t>OpenCV</w:t>
+      </w:r>
+      <w:proofErr w:type="spellEnd"/>
+      <w:r>
+        <w:rPr>
+          <w:rFonts w:asciiTheme="minorHAnsi" w:hAnsiTheme="minorHAnsi" w:cstheme="minorHAnsi"/>
+          <w:lang w:val="en-US"/>
+        </w:rPr>
+        <w:t xml:space="preserve"> to detect and interpret body movements for controlling a digital pipe organ. The system identifies 32 distinct points on the body, displaying both the detected points and the image to the user in a new pop-up window. In current version, 8 of these points are utilized for controlling the music system.</w:t>
+      </w:r>
+      <w:bookmarkStart w:id="14" w:name="_qrsa36x6gq25" w:colFirst="0" w:colLast="0"/>
+      <w:bookmarkStart w:id="15" w:name="_h5penl591gpt" w:colFirst="0" w:colLast="0"/>
+      <w:bookmarkStart w:id="16" w:name="_x3przlaedl51" w:colFirst="0" w:colLast="0"/>
+      <w:bookmarkEnd w:id="14"/>
+      <w:bookmarkEnd w:id="15"/>
+      <w:bookmarkEnd w:id="16"/>
+    </w:p>
+    <w:p>
+      <w:pPr>
+        <w:pStyle w:val="4"/>
+        <w:keepNext w:val="0"/>
+        <w:keepLines w:val="0"/>
+        <w:spacing w:before="240" w:after="40"/>
+        <w:rPr>
+          <w:rFonts w:asciiTheme="minorHAnsi" w:hAnsiTheme="minorHAnsi" w:cstheme="minorHAnsi"/>
+          <w:b w:val="0"/>
+          <w:color w:val="000000"/>
+          <w:sz w:val="22"/>
+          <w:szCs w:val="22"/>
+          <w:lang w:val="en-US"/>
+        </w:rPr>
+      </w:pPr>
+      <w:bookmarkStart w:id="17" w:name="_fvublqlitm1y" w:colFirst="0" w:colLast="0"/>
+      <w:bookmarkEnd w:id="17"/>
+      <w:r>
+        <w:rPr>
+          <w:rFonts w:asciiTheme="minorHAnsi" w:hAnsiTheme="minorHAnsi" w:cstheme="minorHAnsi"/>
+          <w:color w:val="000000"/>
+          <w:sz w:val="22"/>
+          <w:szCs w:val="22"/>
+          <w:lang w:val="en-US"/>
+        </w:rPr>
+        <w:t>Detection and Display</w:t>
+      </w:r>
+    </w:p>
+    <w:p>
+      <w:pPr>
+        <w:spacing w:before="240"/>
+        <w:rPr>
+          <w:rFonts w:asciiTheme="minorHAnsi" w:hAnsiTheme="minorHAnsi" w:cstheme="minorHAnsi"/>
+          <w:lang w:val="en-US"/>
+        </w:rPr>
+      </w:pPr>
+      <w:r>
+        <w:rPr>
+          <w:rFonts w:asciiTheme="minorHAnsi" w:hAnsiTheme="minorHAnsi" w:cstheme="minorHAnsi"/>
+          <w:b/>
+          <w:lang w:val="en-US"/>
+        </w:rPr>
+        <w:t>Body Points Detection:</w:t>
+      </w:r>
+      <w:r>
+        <w:rPr>
+          <w:rFonts w:asciiTheme="minorHAnsi" w:hAnsiTheme="minorHAnsi" w:cstheme="minorHAnsi"/>
+          <w:lang w:val="en-US"/>
+        </w:rPr>
+        <w:t xml:space="preserve"> The model detects 32 distinct points on the user's body. These points are visualized on the screen, with 8 specific points used for the control mechanism.</w:t>
+      </w:r>
+    </w:p>
+    <w:p>
+      <w:pPr>
+        <w:widowControl/>
+        <w:numPr>
+          <w:ilvl w:val="0"/>
+          <w:numId w:val="44"/>
+        </w:numPr>
+        <w:spacing w:before="0" w:after="0" w:line="276" w:lineRule="auto"/>
+        <w:rPr>
+          <w:rFonts w:asciiTheme="minorHAnsi" w:hAnsiTheme="minorHAnsi" w:cstheme="minorHAnsi"/>
+          <w:lang w:val="en-US"/>
+        </w:rPr>
+      </w:pPr>
+      <w:r>
+        <w:rPr>
+          <w:rFonts w:asciiTheme="minorHAnsi" w:hAnsiTheme="minorHAnsi" w:cstheme="minorHAnsi"/>
+          <w:b/>
+          <w:lang w:val="en-US"/>
+        </w:rPr>
+        <w:t>Angle Calculation:</w:t>
+      </w:r>
+      <w:r>
+        <w:rPr>
+          <w:rFonts w:asciiTheme="minorHAnsi" w:hAnsiTheme="minorHAnsi" w:cstheme="minorHAnsi"/>
+          <w:lang w:val="en-US"/>
+        </w:rPr>
+        <w:t xml:space="preserve"> The coordinates of these 8 points are used to calculate angles, which are marked in red on the image. The relevant points for these calculations are highlighted in yellow.</w:t>
+      </w:r>
+    </w:p>
+    <w:p>
+      <w:pPr>
+        <w:widowControl/>
+        <w:numPr>
+          <w:ilvl w:val="0"/>
+          <w:numId w:val="44"/>
+        </w:numPr>
+        <w:spacing w:before="0" w:after="0" w:line="276" w:lineRule="auto"/>
+        <w:rPr>
+          <w:rFonts w:asciiTheme="minorHAnsi" w:hAnsiTheme="minorHAnsi" w:cstheme="minorHAnsi"/>
+          <w:lang w:val="en-US"/>
+        </w:rPr>
+      </w:pPr>
+      <w:r>
+        <w:rPr>
+          <w:rFonts w:asciiTheme="minorHAnsi" w:hAnsiTheme="minorHAnsi" w:cstheme="minorHAnsi"/>
+          <w:b/>
+          <w:lang w:val="en-US"/>
+        </w:rPr>
+        <w:t>Intermediate Codes Generation:</w:t>
+      </w:r>
+      <w:r>
+        <w:rPr>
+          <w:rFonts w:asciiTheme="minorHAnsi" w:hAnsiTheme="minorHAnsi" w:cstheme="minorHAnsi"/>
+          <w:lang w:val="en-US"/>
+        </w:rPr>
+        <w:t xml:space="preserve"> Based on the calculated angles, two intermediate codes are generated, one of these is for the tempo and the other is for the keyboard. These codes are displayed on the screen for user reference, allowing the user to monitor their current position.</w:t>
+      </w:r>
+    </w:p>
+    <w:p>
+      <w:pPr>
+        <w:widowControl/>
+        <w:numPr>
+          <w:ilvl w:val="0"/>
+          <w:numId w:val="44"/>
+        </w:numPr>
+        <w:spacing w:before="0" w:after="240" w:line="276" w:lineRule="auto"/>
+        <w:rPr>
+          <w:rFonts w:asciiTheme="minorHAnsi" w:hAnsiTheme="minorHAnsi" w:cstheme="minorHAnsi"/>
+          <w:lang w:val="en-US"/>
+        </w:rPr>
+      </w:pPr>
+      <w:r>
+        <w:rPr>
+          <w:rFonts w:asciiTheme="minorHAnsi" w:hAnsiTheme="minorHAnsi" w:cstheme="minorHAnsi"/>
+          <w:b/>
+          <w:lang w:val="en-US"/>
+        </w:rPr>
+        <w:t>Pose Detection:</w:t>
+      </w:r>
+      <w:r>
+        <w:rPr>
+          <w:rFonts w:asciiTheme="minorHAnsi" w:hAnsiTheme="minorHAnsi" w:cstheme="minorHAnsi"/>
+          <w:lang w:val="en-US"/>
+        </w:rPr>
+        <w:t xml:space="preserve"> If the user maintains a specific pose for more than 2 seconds, the intermediate codes of that pose are combined and transmitted to the server.</w:t>
+      </w:r>
+    </w:p>
+    <w:p>
+      <w:pPr>
+        <w:pStyle w:val="4"/>
+        <w:keepNext w:val="0"/>
+        <w:keepLines w:val="0"/>
+        <w:spacing w:before="240" w:after="40"/>
+        <w:rPr>
+          <w:rFonts w:asciiTheme="minorHAnsi" w:hAnsiTheme="minorHAnsi" w:cstheme="minorHAnsi"/>
+          <w:b w:val="0"/>
+          <w:color w:val="000000"/>
+          <w:sz w:val="22"/>
+          <w:szCs w:val="22"/>
+          <w:lang w:val="en-US"/>
+        </w:rPr>
+      </w:pPr>
+      <w:bookmarkStart w:id="18" w:name="_cq8djhw6szut" w:colFirst="0" w:colLast="0"/>
+      <w:bookmarkEnd w:id="18"/>
+      <w:r>
+        <w:rPr>
+          <w:rFonts w:asciiTheme="minorHAnsi" w:hAnsiTheme="minorHAnsi" w:cstheme="minorHAnsi"/>
+          <w:color w:val="000000"/>
+          <w:sz w:val="22"/>
+          <w:szCs w:val="22"/>
+          <w:lang w:val="en-US"/>
+        </w:rPr>
+        <w:t>Control Mechanism</w:t>
+      </w:r>
+    </w:p>
+    <w:p>
+      <w:pPr>
+        <w:spacing w:before="240" w:after="240"/>
+        <w:rPr>
+          <w:rFonts w:asciiTheme="minorHAnsi" w:hAnsiTheme="minorHAnsi" w:cstheme="minorHAnsi"/>
+          <w:lang w:val="en-US"/>
+        </w:rPr>
+      </w:pPr>
+      <w:r>
+        <w:rPr>
+          <w:rFonts w:asciiTheme="minorHAnsi" w:hAnsiTheme="minorHAnsi" w:cstheme="minorHAnsi"/>
+          <w:lang w:val="en-US"/>
+        </w:rPr>
+        <w:t>The control mechanism is divided into two primary functions: adjusting the tempo of the musical piece and changing the number of keyboards engaged. Additionally, a special pose controls the start and stop of the music track.</w:t>
+      </w:r>
+    </w:p>
+    <w:p>
+      <w:pPr>
+        <w:widowControl/>
+        <w:numPr>
+          <w:ilvl w:val="0"/>
+          <w:numId w:val="49"/>
+        </w:numPr>
+        <w:spacing w:before="240" w:after="0" w:line="276" w:lineRule="auto"/>
+        <w:rPr>
+          <w:rFonts w:asciiTheme="minorHAnsi" w:hAnsiTheme="minorHAnsi" w:cstheme="minorHAnsi"/>
+          <w:lang w:val="en-US"/>
+        </w:rPr>
+      </w:pPr>
+      <w:r>
+        <w:rPr>
+          <w:rFonts w:asciiTheme="minorHAnsi" w:hAnsiTheme="minorHAnsi" w:cstheme="minorHAnsi"/>
+          <w:b/>
+          <w:lang w:val="en-US"/>
+        </w:rPr>
+        <w:t>Tempo Control:</w:t>
+      </w:r>
+    </w:p>
+    <w:p>
+      <w:pPr>
+        <w:widowControl/>
+        <w:numPr>
+          <w:ilvl w:val="1"/>
+          <w:numId w:val="49"/>
+        </w:numPr>
+        <w:spacing w:before="0" w:after="0" w:line="276" w:lineRule="auto"/>
+        <w:rPr>
+          <w:rFonts w:asciiTheme="minorHAnsi" w:hAnsiTheme="minorHAnsi" w:cstheme="minorHAnsi"/>
+          <w:lang w:val="en-US"/>
+        </w:rPr>
+      </w:pPr>
+      <w:r>
+        <w:rPr>
+          <w:rFonts w:asciiTheme="minorHAnsi" w:hAnsiTheme="minorHAnsi" w:cstheme="minorHAnsi"/>
+          <w:lang w:val="en-US"/>
+        </w:rPr>
+        <w:t>The left side of the body is used for tempo control.</w:t>
+      </w:r>
+    </w:p>
+    <w:p>
+      <w:pPr>
+        <w:widowControl/>
+        <w:numPr>
+          <w:ilvl w:val="1"/>
+          <w:numId w:val="49"/>
+        </w:numPr>
+        <w:spacing w:before="0" w:after="0" w:line="276" w:lineRule="auto"/>
+        <w:rPr>
+          <w:rFonts w:asciiTheme="minorHAnsi" w:hAnsiTheme="minorHAnsi" w:cstheme="minorHAnsi"/>
+          <w:lang w:val="en-US"/>
+        </w:rPr>
+      </w:pPr>
+      <w:r>
+        <w:rPr>
+          <w:rFonts w:asciiTheme="minorHAnsi" w:hAnsiTheme="minorHAnsi" w:cstheme="minorHAnsi"/>
+          <w:lang w:val="en-US"/>
+        </w:rPr>
+        <w:lastRenderedPageBreak/>
+        <w:t>Angles centered on points 12 (shoulder) and 14 (elbow) are used to determine the control action.</w:t>
+      </w:r>
+    </w:p>
+    <w:p>
+      <w:pPr>
+        <w:widowControl/>
+        <w:numPr>
+          <w:ilvl w:val="1"/>
+          <w:numId w:val="49"/>
+        </w:numPr>
+        <w:spacing w:before="0" w:after="0" w:line="276" w:lineRule="auto"/>
+        <w:rPr>
+          <w:rFonts w:asciiTheme="minorHAnsi" w:hAnsiTheme="minorHAnsi" w:cstheme="minorHAnsi"/>
+          <w:lang w:val="en-US"/>
+        </w:rPr>
+      </w:pPr>
+      <w:r>
+        <w:rPr>
+          <w:rFonts w:asciiTheme="minorHAnsi" w:hAnsiTheme="minorHAnsi" w:cstheme="minorHAnsi"/>
+          <w:lang w:val="en-US"/>
+        </w:rPr>
+        <w:t>Three different positions adjust the tempo:</w:t>
+      </w:r>
+    </w:p>
+    <w:p>
+      <w:pPr>
+        <w:widowControl/>
+        <w:numPr>
+          <w:ilvl w:val="2"/>
+          <w:numId w:val="49"/>
+        </w:numPr>
+        <w:spacing w:before="0" w:after="0" w:line="276" w:lineRule="auto"/>
+        <w:rPr>
+          <w:rFonts w:asciiTheme="minorHAnsi" w:hAnsiTheme="minorHAnsi" w:cstheme="minorHAnsi"/>
+          <w:lang w:val="en-US"/>
+        </w:rPr>
+      </w:pPr>
+      <w:r>
+        <w:rPr>
+          <w:rFonts w:asciiTheme="minorHAnsi" w:hAnsiTheme="minorHAnsi" w:cstheme="minorHAnsi"/>
+          <w:b/>
+          <w:lang w:val="en-US"/>
+        </w:rPr>
+        <w:t>Decrease Tempo:</w:t>
+      </w:r>
+      <w:r>
+        <w:rPr>
+          <w:rFonts w:asciiTheme="minorHAnsi" w:hAnsiTheme="minorHAnsi" w:cstheme="minorHAnsi"/>
+          <w:lang w:val="en-US"/>
+        </w:rPr>
+        <w:t xml:space="preserve"> Lowers the current tempo by one unit.</w:t>
+      </w:r>
+    </w:p>
+    <w:p>
+      <w:pPr>
+        <w:widowControl/>
+        <w:numPr>
+          <w:ilvl w:val="2"/>
+          <w:numId w:val="49"/>
+        </w:numPr>
+        <w:spacing w:before="0" w:after="0" w:line="276" w:lineRule="auto"/>
+        <w:rPr>
+          <w:rFonts w:asciiTheme="minorHAnsi" w:hAnsiTheme="minorHAnsi" w:cstheme="minorHAnsi"/>
+          <w:lang w:val="en-US"/>
+        </w:rPr>
+      </w:pPr>
+      <w:r>
+        <w:rPr>
+          <w:rFonts w:asciiTheme="minorHAnsi" w:hAnsiTheme="minorHAnsi" w:cstheme="minorHAnsi"/>
+          <w:b/>
+          <w:lang w:val="en-US"/>
+        </w:rPr>
+        <w:t>Increase Tempo:</w:t>
+      </w:r>
+      <w:r>
+        <w:rPr>
+          <w:rFonts w:asciiTheme="minorHAnsi" w:hAnsiTheme="minorHAnsi" w:cstheme="minorHAnsi"/>
+          <w:lang w:val="en-US"/>
+        </w:rPr>
+        <w:t xml:space="preserve"> Raises the current tempo by one unit.</w:t>
+      </w:r>
+    </w:p>
+    <w:p>
+      <w:pPr>
+        <w:widowControl/>
+        <w:numPr>
+          <w:ilvl w:val="2"/>
+          <w:numId w:val="49"/>
+        </w:numPr>
+        <w:spacing w:before="0" w:after="0" w:line="276" w:lineRule="auto"/>
+        <w:rPr>
+          <w:rFonts w:asciiTheme="minorHAnsi" w:hAnsiTheme="minorHAnsi" w:cstheme="minorHAnsi"/>
+          <w:lang w:val="en-US"/>
+        </w:rPr>
+      </w:pPr>
+      <w:r>
+        <w:rPr>
+          <w:rFonts w:asciiTheme="minorHAnsi" w:hAnsiTheme="minorHAnsi" w:cstheme="minorHAnsi"/>
+          <w:b/>
+          <w:lang w:val="en-US"/>
+        </w:rPr>
+        <w:t>Default Tempo:</w:t>
+      </w:r>
+      <w:r>
+        <w:rPr>
+          <w:rFonts w:asciiTheme="minorHAnsi" w:hAnsiTheme="minorHAnsi" w:cstheme="minorHAnsi"/>
+          <w:lang w:val="en-US"/>
+        </w:rPr>
+        <w:t xml:space="preserve"> Resets the tempo to the default value.</w:t>
+      </w:r>
+    </w:p>
+    <w:p>
+      <w:pPr>
+        <w:widowControl/>
+        <w:numPr>
+          <w:ilvl w:val="0"/>
+          <w:numId w:val="49"/>
+        </w:numPr>
+        <w:spacing w:before="0" w:after="0" w:line="276" w:lineRule="auto"/>
+        <w:rPr>
+          <w:rFonts w:asciiTheme="minorHAnsi" w:hAnsiTheme="minorHAnsi" w:cstheme="minorHAnsi"/>
+          <w:lang w:val="en-US"/>
+        </w:rPr>
+      </w:pPr>
+      <w:r>
+        <w:rPr>
+          <w:rFonts w:asciiTheme="minorHAnsi" w:hAnsiTheme="minorHAnsi" w:cstheme="minorHAnsi"/>
+          <w:b/>
+          <w:lang w:val="en-US"/>
+        </w:rPr>
+        <w:t>Keyboard Control:</w:t>
+      </w:r>
+    </w:p>
+    <w:p>
+      <w:pPr>
+        <w:widowControl/>
+        <w:numPr>
+          <w:ilvl w:val="1"/>
+          <w:numId w:val="49"/>
+        </w:numPr>
+        <w:spacing w:before="0" w:after="0" w:line="276" w:lineRule="auto"/>
+        <w:rPr>
+          <w:rFonts w:asciiTheme="minorHAnsi" w:hAnsiTheme="minorHAnsi" w:cstheme="minorHAnsi"/>
+          <w:lang w:val="en-US"/>
+        </w:rPr>
+      </w:pPr>
+      <w:r>
+        <w:rPr>
+          <w:rFonts w:asciiTheme="minorHAnsi" w:hAnsiTheme="minorHAnsi" w:cstheme="minorHAnsi"/>
+          <w:lang w:val="en-US"/>
+        </w:rPr>
+        <w:t>The right side of the body manages the number of keyboards.</w:t>
+      </w:r>
+    </w:p>
+    <w:p>
+      <w:pPr>
+        <w:widowControl/>
+        <w:numPr>
+          <w:ilvl w:val="1"/>
+          <w:numId w:val="49"/>
+        </w:numPr>
+        <w:spacing w:before="0" w:after="0" w:line="276" w:lineRule="auto"/>
+        <w:rPr>
+          <w:rFonts w:asciiTheme="minorHAnsi" w:hAnsiTheme="minorHAnsi" w:cstheme="minorHAnsi"/>
+          <w:lang w:val="en-US"/>
+        </w:rPr>
+      </w:pPr>
+      <w:r>
+        <w:rPr>
+          <w:rFonts w:asciiTheme="minorHAnsi" w:hAnsiTheme="minorHAnsi" w:cstheme="minorHAnsi"/>
+          <w:lang w:val="en-US"/>
+        </w:rPr>
+        <w:t>Angles centered on points 11 (shoulder) and 13 (elbow) are used to determine the control action.</w:t>
+      </w:r>
+    </w:p>
+    <w:p>
+      <w:pPr>
+        <w:widowControl/>
+        <w:numPr>
+          <w:ilvl w:val="1"/>
+          <w:numId w:val="49"/>
+        </w:numPr>
+        <w:spacing w:before="0" w:after="0" w:line="276" w:lineRule="auto"/>
+        <w:rPr>
+          <w:rFonts w:asciiTheme="minorHAnsi" w:hAnsiTheme="minorHAnsi" w:cstheme="minorHAnsi"/>
+          <w:lang w:val="en-US"/>
+        </w:rPr>
+      </w:pPr>
+      <w:r>
+        <w:rPr>
+          <w:rFonts w:asciiTheme="minorHAnsi" w:hAnsiTheme="minorHAnsi" w:cstheme="minorHAnsi"/>
+          <w:lang w:val="en-US"/>
+        </w:rPr>
+        <w:t>Four different positions are defined for keyboard adjustments:</w:t>
+      </w:r>
+    </w:p>
+    <w:p>
+      <w:pPr>
+        <w:widowControl/>
+        <w:numPr>
+          <w:ilvl w:val="2"/>
+          <w:numId w:val="49"/>
+        </w:numPr>
+        <w:spacing w:before="0" w:after="0" w:line="276" w:lineRule="auto"/>
+        <w:rPr>
+          <w:rFonts w:asciiTheme="minorHAnsi" w:hAnsiTheme="minorHAnsi" w:cstheme="minorHAnsi"/>
+          <w:lang w:val="en-US"/>
+        </w:rPr>
+      </w:pPr>
+      <w:r>
+        <w:rPr>
+          <w:rFonts w:asciiTheme="minorHAnsi" w:hAnsiTheme="minorHAnsi" w:cstheme="minorHAnsi"/>
+          <w:b/>
+          <w:lang w:val="en-US"/>
+        </w:rPr>
+        <w:t>Increase Keyboard:</w:t>
+      </w:r>
+      <w:r>
+        <w:rPr>
+          <w:rFonts w:asciiTheme="minorHAnsi" w:hAnsiTheme="minorHAnsi" w:cstheme="minorHAnsi"/>
+          <w:lang w:val="en-US"/>
+        </w:rPr>
+        <w:t xml:space="preserve"> Adds one to the number of keyboards.</w:t>
+      </w:r>
+    </w:p>
+    <w:p>
+      <w:pPr>
+        <w:widowControl/>
+        <w:numPr>
+          <w:ilvl w:val="2"/>
+          <w:numId w:val="49"/>
+        </w:numPr>
+        <w:spacing w:before="0" w:after="0" w:line="276" w:lineRule="auto"/>
+        <w:rPr>
+          <w:rFonts w:asciiTheme="minorHAnsi" w:hAnsiTheme="minorHAnsi" w:cstheme="minorHAnsi"/>
+          <w:lang w:val="en-US"/>
+        </w:rPr>
+      </w:pPr>
+      <w:r>
+        <w:rPr>
+          <w:rFonts w:asciiTheme="minorHAnsi" w:hAnsiTheme="minorHAnsi" w:cstheme="minorHAnsi"/>
+          <w:b/>
+          <w:lang w:val="en-US"/>
+        </w:rPr>
+        <w:t>Decrease Keyboard:</w:t>
+      </w:r>
+      <w:r>
+        <w:rPr>
+          <w:rFonts w:asciiTheme="minorHAnsi" w:hAnsiTheme="minorHAnsi" w:cstheme="minorHAnsi"/>
+          <w:lang w:val="en-US"/>
+        </w:rPr>
+        <w:t xml:space="preserve"> Subtracts one from the number of keyboards.</w:t>
+      </w:r>
+    </w:p>
+    <w:p>
+      <w:pPr>
+        <w:widowControl/>
+        <w:numPr>
+          <w:ilvl w:val="2"/>
+          <w:numId w:val="49"/>
+        </w:numPr>
+        <w:spacing w:before="0" w:after="0" w:line="276" w:lineRule="auto"/>
+        <w:rPr>
+          <w:rFonts w:asciiTheme="minorHAnsi" w:hAnsiTheme="minorHAnsi" w:cstheme="minorHAnsi"/>
+          <w:lang w:val="en-US"/>
+        </w:rPr>
+      </w:pPr>
+      <w:r>
+        <w:rPr>
+          <w:rFonts w:asciiTheme="minorHAnsi" w:hAnsiTheme="minorHAnsi" w:cstheme="minorHAnsi"/>
+          <w:b/>
+          <w:lang w:val="en-US"/>
+        </w:rPr>
+        <w:t>Max Keyboards:</w:t>
+      </w:r>
+      <w:r>
+        <w:rPr>
+          <w:rFonts w:asciiTheme="minorHAnsi" w:hAnsiTheme="minorHAnsi" w:cstheme="minorHAnsi"/>
+          <w:lang w:val="en-US"/>
+        </w:rPr>
+        <w:t xml:space="preserve"> Sets the number to the maximum value.</w:t>
+      </w:r>
+    </w:p>
+    <w:p>
+      <w:pPr>
+        <w:widowControl/>
+        <w:numPr>
+          <w:ilvl w:val="2"/>
+          <w:numId w:val="49"/>
+        </w:numPr>
+        <w:spacing w:before="0" w:after="0" w:line="276" w:lineRule="auto"/>
+        <w:rPr>
+          <w:rFonts w:asciiTheme="minorHAnsi" w:hAnsiTheme="minorHAnsi" w:cstheme="minorHAnsi"/>
+          <w:lang w:val="en-US"/>
+        </w:rPr>
+      </w:pPr>
+      <w:r>
+        <w:rPr>
+          <w:rFonts w:asciiTheme="minorHAnsi" w:hAnsiTheme="minorHAnsi" w:cstheme="minorHAnsi"/>
+          <w:b/>
+          <w:lang w:val="en-US"/>
+        </w:rPr>
+        <w:t>Min Keyboards:</w:t>
+      </w:r>
+      <w:r>
+        <w:rPr>
+          <w:rFonts w:asciiTheme="minorHAnsi" w:hAnsiTheme="minorHAnsi" w:cstheme="minorHAnsi"/>
+          <w:lang w:val="en-US"/>
+        </w:rPr>
+        <w:t xml:space="preserve"> Sets the number to the minimum value.</w:t>
+      </w:r>
+    </w:p>
+    <w:p>
+      <w:pPr>
+        <w:widowControl/>
+        <w:numPr>
+          <w:ilvl w:val="0"/>
+          <w:numId w:val="49"/>
+        </w:numPr>
+        <w:spacing w:before="0" w:after="0" w:line="276" w:lineRule="auto"/>
+        <w:rPr>
+          <w:rFonts w:asciiTheme="minorHAnsi" w:hAnsiTheme="minorHAnsi" w:cstheme="minorHAnsi"/>
+          <w:lang w:val="en-US"/>
+        </w:rPr>
+      </w:pPr>
+      <w:r>
+        <w:rPr>
+          <w:rFonts w:asciiTheme="minorHAnsi" w:hAnsiTheme="minorHAnsi" w:cstheme="minorHAnsi"/>
+          <w:b/>
+          <w:lang w:val="en-US"/>
+        </w:rPr>
+        <w:t>Music Track Control:</w:t>
+      </w:r>
+    </w:p>
+    <w:p>
+      <w:pPr>
+        <w:widowControl/>
+        <w:numPr>
+          <w:ilvl w:val="1"/>
+          <w:numId w:val="49"/>
+        </w:numPr>
+        <w:spacing w:before="0" w:after="0" w:line="276" w:lineRule="auto"/>
+        <w:rPr>
+          <w:rFonts w:asciiTheme="minorHAnsi" w:hAnsiTheme="minorHAnsi" w:cstheme="minorHAnsi"/>
+          <w:lang w:val="en-US"/>
+        </w:rPr>
+      </w:pPr>
+      <w:r>
+        <w:rPr>
+          <w:rFonts w:asciiTheme="minorHAnsi" w:hAnsiTheme="minorHAnsi" w:cstheme="minorHAnsi"/>
+          <w:lang w:val="en-US"/>
+        </w:rPr>
+        <w:t>If both arms are lifted straight up in a certain pose, the server is notified that the player is ready to start the music track and ON/OFF appears on the screen.</w:t>
+      </w:r>
+    </w:p>
+    <w:p>
+      <w:pPr>
+        <w:widowControl/>
+        <w:numPr>
+          <w:ilvl w:val="1"/>
+          <w:numId w:val="49"/>
+        </w:numPr>
+        <w:spacing w:before="0" w:after="240" w:line="276" w:lineRule="auto"/>
+        <w:rPr>
+          <w:rFonts w:asciiTheme="minorHAnsi" w:hAnsiTheme="minorHAnsi" w:cstheme="minorHAnsi"/>
+          <w:lang w:val="en-US"/>
+        </w:rPr>
+      </w:pPr>
+      <w:r>
+        <w:rPr>
+          <w:rFonts w:asciiTheme="minorHAnsi" w:hAnsiTheme="minorHAnsi" w:cstheme="minorHAnsi"/>
+          <w:lang w:val="en-US"/>
+        </w:rPr>
+        <w:t xml:space="preserve">If this action is repeated after </w:t>
+      </w:r>
+      <w:proofErr w:type="gramStart"/>
+      <w:r>
+        <w:rPr>
+          <w:rFonts w:asciiTheme="minorHAnsi" w:hAnsiTheme="minorHAnsi" w:cstheme="minorHAnsi"/>
+          <w:lang w:val="en-US"/>
+        </w:rPr>
+        <w:t>a music</w:t>
+      </w:r>
+      <w:proofErr w:type="gramEnd"/>
+      <w:r>
+        <w:rPr>
+          <w:rFonts w:asciiTheme="minorHAnsi" w:hAnsiTheme="minorHAnsi" w:cstheme="minorHAnsi"/>
+          <w:lang w:val="en-US"/>
+        </w:rPr>
+        <w:t xml:space="preserve"> track has been started, the server is notified that the player wants to stop streaming and ON/OFF appears on the screen.</w:t>
+      </w:r>
+    </w:p>
+    <w:p>
+      <w:pPr>
+        <w:spacing w:before="240" w:after="240"/>
+        <w:rPr>
+          <w:rFonts w:asciiTheme="minorHAnsi" w:hAnsiTheme="minorHAnsi" w:cstheme="minorHAnsi"/>
+          <w:lang w:val="en-US"/>
+        </w:rPr>
+      </w:pPr>
+      <w:r>
+        <w:rPr>
+          <w:rFonts w:asciiTheme="minorHAnsi" w:hAnsiTheme="minorHAnsi" w:cstheme="minorHAnsi"/>
+          <w:lang w:val="en-US"/>
+        </w:rPr>
+        <w:t>If the user presses the 'q' key, the camera detection process will halt.</w:t>
+      </w:r>
+    </w:p>
+    <w:p>
+      <w:pPr>
+        <w:pStyle w:val="4"/>
+        <w:spacing w:before="240" w:after="240"/>
+        <w:rPr>
+          <w:rFonts w:asciiTheme="minorHAnsi" w:hAnsiTheme="minorHAnsi" w:cstheme="minorHAnsi"/>
+          <w:b w:val="0"/>
+          <w:color w:val="000000"/>
+          <w:lang w:val="en-US"/>
+        </w:rPr>
+      </w:pPr>
+      <w:bookmarkStart w:id="19" w:name="_ps4wkqbtqaoe" w:colFirst="0" w:colLast="0"/>
+      <w:bookmarkEnd w:id="19"/>
+    </w:p>
+    <w:p>
+      <w:pPr>
+        <w:pStyle w:val="4"/>
+        <w:spacing w:before="240" w:after="240"/>
+        <w:rPr>
+          <w:rFonts w:asciiTheme="minorHAnsi" w:hAnsiTheme="minorHAnsi" w:cstheme="minorHAnsi"/>
+          <w:color w:val="000000"/>
+          <w:lang w:val="en-US"/>
+        </w:rPr>
+      </w:pPr>
+      <w:r>
+        <w:rPr>
+          <w:rFonts w:asciiTheme="minorHAnsi" w:hAnsiTheme="minorHAnsi" w:cstheme="minorHAnsi"/>
+          <w:color w:val="000000"/>
+          <w:lang w:val="en-US"/>
+        </w:rPr>
+        <w:t>Meanings of values</w:t>
+      </w:r>
+    </w:p>
+    <w:tbl>
+      <w:tblPr>
+        <w:tblW w:w="9029" w:type="dxa"/>
+        <w:tblBorders>
+          <w:top w:val="single" w:sz="8" w:space="0" w:color="000000"/>
+          <w:left w:val="single" w:sz="8" w:space="0" w:color="000000"/>
+          <w:bottom w:val="single" w:sz="8" w:space="0" w:color="000000"/>
+          <w:right w:val="single" w:sz="8" w:space="0" w:color="000000"/>
+          <w:insideH w:val="single" w:sz="8" w:space="0" w:color="000000"/>
+          <w:insideV w:val="single" w:sz="8" w:space="0" w:color="000000"/>
+        </w:tblBorders>
+        <w:tblLayout w:type="fixed"/>
+        <w:tblLook w:val="0600" w:firstRow="0" w:lastRow="0" w:firstColumn="0" w:lastColumn="0" w:noHBand="1" w:noVBand="1"/>
+      </w:tblPr>
+      <w:tblGrid>
+        <w:gridCol w:w="1504"/>
+        <w:gridCol w:w="1505"/>
+        <w:gridCol w:w="1505"/>
+        <w:gridCol w:w="1505"/>
+        <w:gridCol w:w="1505"/>
+        <w:gridCol w:w="1505"/>
+      </w:tblGrid>
+      <w:tr>
+        <w:trPr>
+          <w:trHeight w:val="599"/>
+        </w:trPr>
+        <w:tc>
+          <w:tcPr>
+            <w:tcW w:w="1504" w:type="dxa"/>
+            <w:shd w:val="clear" w:color="auto" w:fill="D9D9D9"/>
+            <w:tcMar>
+              <w:top w:w="100" w:type="dxa"/>
+              <w:left w:w="100" w:type="dxa"/>
+              <w:bottom w:w="100" w:type="dxa"/>
+              <w:right w:w="100" w:type="dxa"/>
+            </w:tcMar>
+          </w:tcPr>
+          <w:p>
+            <w:pPr>
+              <w:pBdr>
+                <w:top w:val="nil"/>
+                <w:left w:val="nil"/>
+                <w:bottom w:val="nil"/>
+                <w:right w:val="nil"/>
+                <w:between w:val="nil"/>
+              </w:pBdr>
+              <w:rPr>
+                <w:rFonts w:asciiTheme="minorHAnsi" w:hAnsiTheme="minorHAnsi" w:cstheme="minorHAnsi"/>
+                <w:lang w:val="en-US"/>
+              </w:rPr>
+            </w:pPr>
+            <w:r>
+              <w:rPr>
+                <w:rFonts w:asciiTheme="minorHAnsi" w:hAnsiTheme="minorHAnsi" w:cstheme="minorHAnsi"/>
+                <w:lang w:val="en-US"/>
+              </w:rPr>
+              <w:t>Elbow Angle</w:t>
+            </w:r>
+          </w:p>
+        </w:tc>
+        <w:tc>
+          <w:tcPr>
+            <w:tcW w:w="1504" w:type="dxa"/>
+            <w:shd w:val="clear" w:color="auto" w:fill="D9D9D9"/>
+            <w:tcMar>
+              <w:top w:w="100" w:type="dxa"/>
+              <w:left w:w="100" w:type="dxa"/>
+              <w:bottom w:w="100" w:type="dxa"/>
+              <w:right w:w="100" w:type="dxa"/>
+            </w:tcMar>
+          </w:tcPr>
+          <w:p>
+            <w:pPr>
+              <w:pBdr>
+                <w:top w:val="nil"/>
+                <w:left w:val="nil"/>
+                <w:bottom w:val="nil"/>
+                <w:right w:val="nil"/>
+                <w:between w:val="nil"/>
+              </w:pBdr>
+              <w:rPr>
+                <w:rFonts w:asciiTheme="minorHAnsi" w:hAnsiTheme="minorHAnsi" w:cstheme="minorHAnsi"/>
+                <w:lang w:val="en-US"/>
+              </w:rPr>
+            </w:pPr>
+            <w:r>
+              <w:rPr>
+                <w:rFonts w:asciiTheme="minorHAnsi" w:hAnsiTheme="minorHAnsi" w:cstheme="minorHAnsi"/>
+                <w:lang w:val="en-US"/>
+              </w:rPr>
+              <w:t>Shoulder Angle</w:t>
+            </w:r>
+          </w:p>
+        </w:tc>
+        <w:tc>
+          <w:tcPr>
+            <w:tcW w:w="1504" w:type="dxa"/>
+            <w:shd w:val="clear" w:color="auto" w:fill="D9D9D9"/>
+            <w:tcMar>
+              <w:top w:w="100" w:type="dxa"/>
+              <w:left w:w="100" w:type="dxa"/>
+              <w:bottom w:w="100" w:type="dxa"/>
+              <w:right w:w="100" w:type="dxa"/>
+            </w:tcMar>
+          </w:tcPr>
+          <w:p>
+            <w:pPr>
+              <w:pBdr>
+                <w:top w:val="nil"/>
+                <w:left w:val="nil"/>
+                <w:bottom w:val="nil"/>
+                <w:right w:val="nil"/>
+                <w:between w:val="nil"/>
+              </w:pBdr>
+              <w:rPr>
+                <w:rFonts w:asciiTheme="minorHAnsi" w:hAnsiTheme="minorHAnsi" w:cstheme="minorHAnsi"/>
+                <w:lang w:val="en-US"/>
+              </w:rPr>
+            </w:pPr>
+            <w:r>
+              <w:rPr>
+                <w:rFonts w:asciiTheme="minorHAnsi" w:hAnsiTheme="minorHAnsi" w:cstheme="minorHAnsi"/>
+                <w:lang w:val="en-US"/>
+              </w:rPr>
+              <w:t>Keyboard Value</w:t>
+            </w:r>
+          </w:p>
+        </w:tc>
+        <w:tc>
+          <w:tcPr>
+            <w:tcW w:w="1504" w:type="dxa"/>
+            <w:shd w:val="clear" w:color="auto" w:fill="D9D9D9"/>
+            <w:tcMar>
+              <w:top w:w="100" w:type="dxa"/>
+              <w:left w:w="100" w:type="dxa"/>
+              <w:bottom w:w="100" w:type="dxa"/>
+              <w:right w:w="100" w:type="dxa"/>
+            </w:tcMar>
+          </w:tcPr>
+          <w:p>
+            <w:pPr>
+              <w:rPr>
+                <w:rFonts w:asciiTheme="minorHAnsi" w:hAnsiTheme="minorHAnsi" w:cstheme="minorHAnsi"/>
+                <w:lang w:val="en-US"/>
+              </w:rPr>
+            </w:pPr>
+            <w:r>
+              <w:rPr>
+                <w:rFonts w:asciiTheme="minorHAnsi" w:hAnsiTheme="minorHAnsi" w:cstheme="minorHAnsi"/>
+                <w:lang w:val="en-US"/>
+              </w:rPr>
+              <w:t>Server Value</w:t>
+            </w:r>
+          </w:p>
+        </w:tc>
+        <w:tc>
+          <w:tcPr>
+            <w:tcW w:w="1504" w:type="dxa"/>
+            <w:shd w:val="clear" w:color="auto" w:fill="D9D9D9"/>
+            <w:tcMar>
+              <w:top w:w="100" w:type="dxa"/>
+              <w:left w:w="100" w:type="dxa"/>
+              <w:bottom w:w="100" w:type="dxa"/>
+              <w:right w:w="100" w:type="dxa"/>
+            </w:tcMar>
+          </w:tcPr>
+          <w:p>
+            <w:pPr>
+              <w:pBdr>
+                <w:top w:val="nil"/>
+                <w:left w:val="nil"/>
+                <w:bottom w:val="nil"/>
+                <w:right w:val="nil"/>
+                <w:between w:val="nil"/>
+              </w:pBdr>
+              <w:rPr>
+                <w:rFonts w:asciiTheme="minorHAnsi" w:hAnsiTheme="minorHAnsi" w:cstheme="minorHAnsi"/>
+                <w:lang w:val="en-US"/>
+              </w:rPr>
+            </w:pPr>
+            <w:r>
+              <w:rPr>
+                <w:rFonts w:asciiTheme="minorHAnsi" w:hAnsiTheme="minorHAnsi" w:cstheme="minorHAnsi"/>
+                <w:lang w:val="en-US"/>
+              </w:rPr>
+              <w:t>Tempo Value</w:t>
+            </w:r>
+          </w:p>
+        </w:tc>
+        <w:tc>
+          <w:tcPr>
+            <w:tcW w:w="1504" w:type="dxa"/>
+            <w:shd w:val="clear" w:color="auto" w:fill="D9D9D9"/>
+            <w:tcMar>
+              <w:top w:w="100" w:type="dxa"/>
+              <w:left w:w="100" w:type="dxa"/>
+              <w:bottom w:w="100" w:type="dxa"/>
+              <w:right w:w="100" w:type="dxa"/>
+            </w:tcMar>
+          </w:tcPr>
+          <w:p>
+            <w:pPr>
+              <w:pBdr>
+                <w:top w:val="nil"/>
+                <w:left w:val="nil"/>
+                <w:bottom w:val="nil"/>
+                <w:right w:val="nil"/>
+                <w:between w:val="nil"/>
+              </w:pBdr>
+              <w:rPr>
+                <w:rFonts w:asciiTheme="minorHAnsi" w:hAnsiTheme="minorHAnsi" w:cstheme="minorHAnsi"/>
+                <w:lang w:val="en-US"/>
+              </w:rPr>
+            </w:pPr>
+            <w:r>
+              <w:rPr>
+                <w:rFonts w:asciiTheme="minorHAnsi" w:hAnsiTheme="minorHAnsi" w:cstheme="minorHAnsi"/>
+                <w:lang w:val="en-US"/>
+              </w:rPr>
+              <w:t>Server Value</w:t>
+            </w:r>
+          </w:p>
+        </w:tc>
+      </w:tr>
+      <w:tr>
+        <w:tc>
+          <w:tcPr>
+            <w:tcW w:w="1504" w:type="dxa"/>
+            <w:shd w:val="clear" w:color="auto" w:fill="auto"/>
+            <w:tcMar>
+              <w:top w:w="100" w:type="dxa"/>
+              <w:left w:w="100" w:type="dxa"/>
+              <w:bottom w:w="100" w:type="dxa"/>
+              <w:right w:w="100" w:type="dxa"/>
+            </w:tcMar>
+          </w:tcPr>
+          <w:p>
+            <w:pPr>
+              <w:pBdr>
+                <w:top w:val="nil"/>
+                <w:left w:val="nil"/>
+                <w:bottom w:val="nil"/>
+                <w:right w:val="nil"/>
+                <w:between w:val="nil"/>
+              </w:pBdr>
+              <w:rPr>
+                <w:rFonts w:asciiTheme="minorHAnsi" w:hAnsiTheme="minorHAnsi" w:cstheme="minorHAnsi"/>
+                <w:lang w:val="en-US"/>
+              </w:rPr>
+            </w:pPr>
+            <w:r>
+              <w:rPr>
+                <w:rFonts w:asciiTheme="minorHAnsi" w:hAnsiTheme="minorHAnsi" w:cstheme="minorHAnsi"/>
+                <w:lang w:val="en-US"/>
+              </w:rPr>
+              <w:t>135°-180°</w:t>
+            </w:r>
+          </w:p>
+        </w:tc>
+        <w:tc>
+          <w:tcPr>
+            <w:tcW w:w="1504" w:type="dxa"/>
+            <w:shd w:val="clear" w:color="auto" w:fill="auto"/>
+            <w:tcMar>
+              <w:top w:w="100" w:type="dxa"/>
+              <w:left w:w="100" w:type="dxa"/>
+              <w:bottom w:w="100" w:type="dxa"/>
+              <w:right w:w="100" w:type="dxa"/>
+            </w:tcMar>
+          </w:tcPr>
+          <w:p>
+            <w:pPr>
+              <w:rPr>
+                <w:rFonts w:asciiTheme="minorHAnsi" w:hAnsiTheme="minorHAnsi" w:cstheme="minorHAnsi"/>
+                <w:lang w:val="en-US"/>
+              </w:rPr>
+            </w:pPr>
+            <w:r>
+              <w:rPr>
+                <w:rFonts w:asciiTheme="minorHAnsi" w:hAnsiTheme="minorHAnsi" w:cstheme="minorHAnsi"/>
+                <w:lang w:val="en-US"/>
+              </w:rPr>
+              <w:t>135°-180°</w:t>
+            </w:r>
+          </w:p>
+        </w:tc>
+        <w:tc>
+          <w:tcPr>
+            <w:tcW w:w="1504" w:type="dxa"/>
+            <w:shd w:val="clear" w:color="auto" w:fill="auto"/>
+            <w:tcMar>
+              <w:top w:w="100" w:type="dxa"/>
+              <w:left w:w="100" w:type="dxa"/>
+              <w:bottom w:w="100" w:type="dxa"/>
+              <w:right w:w="100" w:type="dxa"/>
+            </w:tcMar>
+          </w:tcPr>
+          <w:p>
+            <w:pPr>
+              <w:pBdr>
+                <w:top w:val="nil"/>
+                <w:left w:val="nil"/>
+                <w:bottom w:val="nil"/>
+                <w:right w:val="nil"/>
+                <w:between w:val="nil"/>
+              </w:pBdr>
+              <w:rPr>
+                <w:rFonts w:asciiTheme="minorHAnsi" w:hAnsiTheme="minorHAnsi" w:cstheme="minorHAnsi"/>
+                <w:lang w:val="en-US"/>
+              </w:rPr>
+            </w:pPr>
+            <w:r>
+              <w:rPr>
+                <w:rFonts w:asciiTheme="minorHAnsi" w:hAnsiTheme="minorHAnsi" w:cstheme="minorHAnsi"/>
+                <w:lang w:val="en-US"/>
+              </w:rPr>
+              <w:t>ON/OFF</w:t>
+            </w:r>
+          </w:p>
+        </w:tc>
+        <w:tc>
+          <w:tcPr>
+            <w:tcW w:w="1504" w:type="dxa"/>
+            <w:shd w:val="clear" w:color="auto" w:fill="auto"/>
+            <w:tcMar>
+              <w:top w:w="100" w:type="dxa"/>
+              <w:left w:w="100" w:type="dxa"/>
+              <w:bottom w:w="100" w:type="dxa"/>
+              <w:right w:w="100" w:type="dxa"/>
+            </w:tcMar>
+          </w:tcPr>
+          <w:p>
+            <w:pPr>
+              <w:pBdr>
+                <w:top w:val="nil"/>
+                <w:left w:val="nil"/>
+                <w:bottom w:val="nil"/>
+                <w:right w:val="nil"/>
+                <w:between w:val="nil"/>
+              </w:pBdr>
+              <w:rPr>
+                <w:rFonts w:asciiTheme="minorHAnsi" w:hAnsiTheme="minorHAnsi" w:cstheme="minorHAnsi"/>
+                <w:lang w:val="en-US"/>
+              </w:rPr>
+            </w:pPr>
+            <w:r>
+              <w:rPr>
+                <w:rFonts w:asciiTheme="minorHAnsi" w:hAnsiTheme="minorHAnsi" w:cstheme="minorHAnsi"/>
+                <w:lang w:val="en-US"/>
+              </w:rPr>
+              <w:t>0</w:t>
+            </w:r>
+          </w:p>
+        </w:tc>
+        <w:tc>
+          <w:tcPr>
+            <w:tcW w:w="1504" w:type="dxa"/>
+            <w:shd w:val="clear" w:color="auto" w:fill="auto"/>
+            <w:tcMar>
+              <w:top w:w="100" w:type="dxa"/>
+              <w:left w:w="100" w:type="dxa"/>
+              <w:bottom w:w="100" w:type="dxa"/>
+              <w:right w:w="100" w:type="dxa"/>
+            </w:tcMar>
+          </w:tcPr>
+          <w:p>
+            <w:pPr>
+              <w:pBdr>
+                <w:top w:val="nil"/>
+                <w:left w:val="nil"/>
+                <w:bottom w:val="nil"/>
+                <w:right w:val="nil"/>
+                <w:between w:val="nil"/>
+              </w:pBdr>
+              <w:rPr>
+                <w:rFonts w:asciiTheme="minorHAnsi" w:hAnsiTheme="minorHAnsi" w:cstheme="minorHAnsi"/>
+                <w:lang w:val="en-US"/>
+              </w:rPr>
+            </w:pPr>
+            <w:r>
+              <w:rPr>
+                <w:rFonts w:asciiTheme="minorHAnsi" w:hAnsiTheme="minorHAnsi" w:cstheme="minorHAnsi"/>
+                <w:lang w:val="en-US"/>
+              </w:rPr>
+              <w:t>ON/OFF</w:t>
+            </w:r>
+          </w:p>
+        </w:tc>
+        <w:tc>
+          <w:tcPr>
+            <w:tcW w:w="1504" w:type="dxa"/>
+            <w:shd w:val="clear" w:color="auto" w:fill="auto"/>
+            <w:tcMar>
+              <w:top w:w="100" w:type="dxa"/>
+              <w:left w:w="100" w:type="dxa"/>
+              <w:bottom w:w="100" w:type="dxa"/>
+              <w:right w:w="100" w:type="dxa"/>
+            </w:tcMar>
+          </w:tcPr>
+          <w:p>
+            <w:pPr>
+              <w:pBdr>
+                <w:top w:val="nil"/>
+                <w:left w:val="nil"/>
+                <w:bottom w:val="nil"/>
+                <w:right w:val="nil"/>
+                <w:between w:val="nil"/>
+              </w:pBdr>
+              <w:rPr>
+                <w:rFonts w:asciiTheme="minorHAnsi" w:hAnsiTheme="minorHAnsi" w:cstheme="minorHAnsi"/>
+                <w:lang w:val="en-US"/>
+              </w:rPr>
+            </w:pPr>
+            <w:r>
+              <w:rPr>
+                <w:rFonts w:asciiTheme="minorHAnsi" w:hAnsiTheme="minorHAnsi" w:cstheme="minorHAnsi"/>
+                <w:lang w:val="en-US"/>
+              </w:rPr>
+              <w:t>0</w:t>
+            </w:r>
+          </w:p>
+        </w:tc>
+      </w:tr>
+      <w:tr>
+        <w:tc>
+          <w:tcPr>
+            <w:tcW w:w="1504" w:type="dxa"/>
+            <w:shd w:val="clear" w:color="auto" w:fill="auto"/>
+            <w:tcMar>
+              <w:top w:w="100" w:type="dxa"/>
+              <w:left w:w="100" w:type="dxa"/>
+              <w:bottom w:w="100" w:type="dxa"/>
+              <w:right w:w="100" w:type="dxa"/>
+            </w:tcMar>
+          </w:tcPr>
+          <w:p>
+            <w:pPr>
+              <w:pBdr>
+                <w:top w:val="nil"/>
+                <w:left w:val="nil"/>
+                <w:bottom w:val="nil"/>
+                <w:right w:val="nil"/>
+                <w:between w:val="nil"/>
+              </w:pBdr>
+              <w:rPr>
+                <w:rFonts w:asciiTheme="minorHAnsi" w:hAnsiTheme="minorHAnsi" w:cstheme="minorHAnsi"/>
+                <w:lang w:val="en-US"/>
+              </w:rPr>
+            </w:pPr>
+            <w:r>
+              <w:rPr>
+                <w:rFonts w:asciiTheme="minorHAnsi" w:hAnsiTheme="minorHAnsi" w:cstheme="minorHAnsi"/>
+                <w:lang w:val="en-US"/>
+              </w:rPr>
+              <w:t>135°-180°</w:t>
+            </w:r>
+          </w:p>
+        </w:tc>
+        <w:tc>
+          <w:tcPr>
+            <w:tcW w:w="1504" w:type="dxa"/>
+            <w:shd w:val="clear" w:color="auto" w:fill="auto"/>
+            <w:tcMar>
+              <w:top w:w="100" w:type="dxa"/>
+              <w:left w:w="100" w:type="dxa"/>
+              <w:bottom w:w="100" w:type="dxa"/>
+              <w:right w:w="100" w:type="dxa"/>
+            </w:tcMar>
+          </w:tcPr>
+          <w:p>
+            <w:pPr>
+              <w:pBdr>
+                <w:top w:val="nil"/>
+                <w:left w:val="nil"/>
+                <w:bottom w:val="nil"/>
+                <w:right w:val="nil"/>
+                <w:between w:val="nil"/>
+              </w:pBdr>
+              <w:rPr>
+                <w:rFonts w:asciiTheme="minorHAnsi" w:hAnsiTheme="minorHAnsi" w:cstheme="minorHAnsi"/>
+                <w:lang w:val="en-US"/>
+              </w:rPr>
+            </w:pPr>
+            <w:r>
+              <w:rPr>
+                <w:rFonts w:asciiTheme="minorHAnsi" w:hAnsiTheme="minorHAnsi" w:cstheme="minorHAnsi"/>
+                <w:lang w:val="en-US"/>
+              </w:rPr>
+              <w:t>0°-45°</w:t>
+            </w:r>
+          </w:p>
+        </w:tc>
+        <w:tc>
+          <w:tcPr>
+            <w:tcW w:w="1504" w:type="dxa"/>
+            <w:shd w:val="clear" w:color="auto" w:fill="auto"/>
+            <w:tcMar>
+              <w:top w:w="100" w:type="dxa"/>
+              <w:left w:w="100" w:type="dxa"/>
+              <w:bottom w:w="100" w:type="dxa"/>
+              <w:right w:w="100" w:type="dxa"/>
+            </w:tcMar>
+          </w:tcPr>
+          <w:p>
+            <w:pPr>
+              <w:pBdr>
+                <w:top w:val="nil"/>
+                <w:left w:val="nil"/>
+                <w:bottom w:val="nil"/>
+                <w:right w:val="nil"/>
+                <w:between w:val="nil"/>
+              </w:pBdr>
+              <w:rPr>
+                <w:rFonts w:asciiTheme="minorHAnsi" w:hAnsiTheme="minorHAnsi" w:cstheme="minorHAnsi"/>
+                <w:lang w:val="en-US"/>
+              </w:rPr>
+            </w:pPr>
+            <w:r>
+              <w:rPr>
+                <w:rFonts w:asciiTheme="minorHAnsi" w:hAnsiTheme="minorHAnsi" w:cstheme="minorHAnsi"/>
+                <w:lang w:val="en-US"/>
+              </w:rPr>
+              <w:t>Ignored</w:t>
+            </w:r>
+          </w:p>
+        </w:tc>
+        <w:tc>
+          <w:tcPr>
+            <w:tcW w:w="1504" w:type="dxa"/>
+            <w:shd w:val="clear" w:color="auto" w:fill="auto"/>
+            <w:tcMar>
+              <w:top w:w="100" w:type="dxa"/>
+              <w:left w:w="100" w:type="dxa"/>
+              <w:bottom w:w="100" w:type="dxa"/>
+              <w:right w:w="100" w:type="dxa"/>
+            </w:tcMar>
+          </w:tcPr>
+          <w:p>
+            <w:pPr>
+              <w:pBdr>
+                <w:top w:val="nil"/>
+                <w:left w:val="nil"/>
+                <w:bottom w:val="nil"/>
+                <w:right w:val="nil"/>
+                <w:between w:val="nil"/>
+              </w:pBdr>
+              <w:rPr>
+                <w:rFonts w:asciiTheme="minorHAnsi" w:hAnsiTheme="minorHAnsi" w:cstheme="minorHAnsi"/>
+                <w:lang w:val="en-US"/>
+              </w:rPr>
+            </w:pPr>
+            <w:r>
+              <w:rPr>
+                <w:rFonts w:asciiTheme="minorHAnsi" w:hAnsiTheme="minorHAnsi" w:cstheme="minorHAnsi"/>
+                <w:lang w:val="en-US"/>
+              </w:rPr>
+              <w:t>Ignored</w:t>
+            </w:r>
+          </w:p>
+        </w:tc>
+        <w:tc>
+          <w:tcPr>
+            <w:tcW w:w="1504" w:type="dxa"/>
+            <w:shd w:val="clear" w:color="auto" w:fill="auto"/>
+            <w:tcMar>
+              <w:top w:w="100" w:type="dxa"/>
+              <w:left w:w="100" w:type="dxa"/>
+              <w:bottom w:w="100" w:type="dxa"/>
+              <w:right w:w="100" w:type="dxa"/>
+            </w:tcMar>
+          </w:tcPr>
+          <w:p>
+            <w:pPr>
+              <w:pBdr>
+                <w:top w:val="nil"/>
+                <w:left w:val="nil"/>
+                <w:bottom w:val="nil"/>
+                <w:right w:val="nil"/>
+                <w:between w:val="nil"/>
+              </w:pBdr>
+              <w:rPr>
+                <w:rFonts w:asciiTheme="minorHAnsi" w:hAnsiTheme="minorHAnsi" w:cstheme="minorHAnsi"/>
+                <w:lang w:val="en-US"/>
+              </w:rPr>
+            </w:pPr>
+            <w:r>
+              <w:rPr>
+                <w:rFonts w:asciiTheme="minorHAnsi" w:hAnsiTheme="minorHAnsi" w:cstheme="minorHAnsi"/>
+                <w:lang w:val="en-US"/>
+              </w:rPr>
+              <w:t>Ignored</w:t>
+            </w:r>
+          </w:p>
+        </w:tc>
+        <w:tc>
+          <w:tcPr>
+            <w:tcW w:w="1504" w:type="dxa"/>
+            <w:shd w:val="clear" w:color="auto" w:fill="auto"/>
+            <w:tcMar>
+              <w:top w:w="100" w:type="dxa"/>
+              <w:left w:w="100" w:type="dxa"/>
+              <w:bottom w:w="100" w:type="dxa"/>
+              <w:right w:w="100" w:type="dxa"/>
+            </w:tcMar>
+          </w:tcPr>
+          <w:p>
+            <w:pPr>
+              <w:pBdr>
+                <w:top w:val="nil"/>
+                <w:left w:val="nil"/>
+                <w:bottom w:val="nil"/>
+                <w:right w:val="nil"/>
+                <w:between w:val="nil"/>
+              </w:pBdr>
+              <w:rPr>
+                <w:rFonts w:asciiTheme="minorHAnsi" w:hAnsiTheme="minorHAnsi" w:cstheme="minorHAnsi"/>
+                <w:lang w:val="en-US"/>
+              </w:rPr>
+            </w:pPr>
+            <w:r>
+              <w:rPr>
+                <w:rFonts w:asciiTheme="minorHAnsi" w:hAnsiTheme="minorHAnsi" w:cstheme="minorHAnsi"/>
+                <w:lang w:val="en-US"/>
+              </w:rPr>
+              <w:t>Ignored</w:t>
+            </w:r>
+          </w:p>
+        </w:tc>
+      </w:tr>
+      <w:tr>
+        <w:tc>
+          <w:tcPr>
+            <w:tcW w:w="1504" w:type="dxa"/>
+            <w:shd w:val="clear" w:color="auto" w:fill="auto"/>
+            <w:tcMar>
+              <w:top w:w="100" w:type="dxa"/>
+              <w:left w:w="100" w:type="dxa"/>
+              <w:bottom w:w="100" w:type="dxa"/>
+              <w:right w:w="100" w:type="dxa"/>
+            </w:tcMar>
+          </w:tcPr>
+          <w:p>
+            <w:pPr>
+              <w:rPr>
+                <w:rFonts w:asciiTheme="minorHAnsi" w:hAnsiTheme="minorHAnsi" w:cstheme="minorHAnsi"/>
+                <w:lang w:val="en-US"/>
+              </w:rPr>
+            </w:pPr>
+            <w:r>
+              <w:rPr>
+                <w:rFonts w:asciiTheme="minorHAnsi" w:hAnsiTheme="minorHAnsi" w:cstheme="minorHAnsi"/>
+                <w:lang w:val="en-US"/>
+              </w:rPr>
+              <w:t>135°-180°</w:t>
+            </w:r>
+          </w:p>
+        </w:tc>
+        <w:tc>
+          <w:tcPr>
+            <w:tcW w:w="1504" w:type="dxa"/>
+            <w:shd w:val="clear" w:color="auto" w:fill="auto"/>
+            <w:tcMar>
+              <w:top w:w="100" w:type="dxa"/>
+              <w:left w:w="100" w:type="dxa"/>
+              <w:bottom w:w="100" w:type="dxa"/>
+              <w:right w:w="100" w:type="dxa"/>
+            </w:tcMar>
+          </w:tcPr>
+          <w:p>
+            <w:pPr>
+              <w:pBdr>
+                <w:top w:val="nil"/>
+                <w:left w:val="nil"/>
+                <w:bottom w:val="nil"/>
+                <w:right w:val="nil"/>
+                <w:between w:val="nil"/>
+              </w:pBdr>
+              <w:rPr>
+                <w:rFonts w:asciiTheme="minorHAnsi" w:hAnsiTheme="minorHAnsi" w:cstheme="minorHAnsi"/>
+                <w:lang w:val="en-US"/>
+              </w:rPr>
+            </w:pPr>
+            <w:r>
+              <w:rPr>
+                <w:rFonts w:asciiTheme="minorHAnsi" w:hAnsiTheme="minorHAnsi" w:cstheme="minorHAnsi"/>
+                <w:lang w:val="en-US"/>
+              </w:rPr>
+              <w:t>45°-90°</w:t>
+            </w:r>
+          </w:p>
+        </w:tc>
+        <w:tc>
+          <w:tcPr>
+            <w:tcW w:w="1504" w:type="dxa"/>
+            <w:shd w:val="clear" w:color="auto" w:fill="auto"/>
+            <w:tcMar>
+              <w:top w:w="100" w:type="dxa"/>
+              <w:left w:w="100" w:type="dxa"/>
+              <w:bottom w:w="100" w:type="dxa"/>
+              <w:right w:w="100" w:type="dxa"/>
+            </w:tcMar>
+          </w:tcPr>
+          <w:p>
+            <w:pPr>
+              <w:pBdr>
+                <w:top w:val="nil"/>
+                <w:left w:val="nil"/>
+                <w:bottom w:val="nil"/>
+                <w:right w:val="nil"/>
+                <w:between w:val="nil"/>
+              </w:pBdr>
+              <w:rPr>
+                <w:rFonts w:asciiTheme="minorHAnsi" w:hAnsiTheme="minorHAnsi" w:cstheme="minorHAnsi"/>
+                <w:lang w:val="en-US"/>
+              </w:rPr>
+            </w:pPr>
+            <w:r>
+              <w:rPr>
+                <w:rFonts w:asciiTheme="minorHAnsi" w:hAnsiTheme="minorHAnsi" w:cstheme="minorHAnsi"/>
+                <w:lang w:val="en-US"/>
+              </w:rPr>
+              <w:t>DELETE</w:t>
+            </w:r>
+          </w:p>
+        </w:tc>
+        <w:tc>
+          <w:tcPr>
+            <w:tcW w:w="1504" w:type="dxa"/>
+            <w:shd w:val="clear" w:color="auto" w:fill="auto"/>
+            <w:tcMar>
+              <w:top w:w="100" w:type="dxa"/>
+              <w:left w:w="100" w:type="dxa"/>
+              <w:bottom w:w="100" w:type="dxa"/>
+              <w:right w:w="100" w:type="dxa"/>
+            </w:tcMar>
+          </w:tcPr>
+          <w:p>
+            <w:pPr>
+              <w:pBdr>
+                <w:top w:val="nil"/>
+                <w:left w:val="nil"/>
+                <w:bottom w:val="nil"/>
+                <w:right w:val="nil"/>
+                <w:between w:val="nil"/>
+              </w:pBdr>
+              <w:rPr>
+                <w:rFonts w:asciiTheme="minorHAnsi" w:hAnsiTheme="minorHAnsi" w:cstheme="minorHAnsi"/>
+                <w:lang w:val="en-US"/>
+              </w:rPr>
+            </w:pPr>
+            <w:r>
+              <w:rPr>
+                <w:rFonts w:asciiTheme="minorHAnsi" w:hAnsiTheme="minorHAnsi" w:cstheme="minorHAnsi"/>
+                <w:lang w:val="en-US"/>
+              </w:rPr>
+              <w:t>6</w:t>
+            </w:r>
+          </w:p>
+        </w:tc>
+        <w:tc>
+          <w:tcPr>
+            <w:tcW w:w="1504" w:type="dxa"/>
+            <w:shd w:val="clear" w:color="auto" w:fill="auto"/>
+            <w:tcMar>
+              <w:top w:w="100" w:type="dxa"/>
+              <w:left w:w="100" w:type="dxa"/>
+              <w:bottom w:w="100" w:type="dxa"/>
+              <w:right w:w="100" w:type="dxa"/>
+            </w:tcMar>
+          </w:tcPr>
+          <w:p>
+            <w:pPr>
+              <w:pBdr>
+                <w:top w:val="nil"/>
+                <w:left w:val="nil"/>
+                <w:bottom w:val="nil"/>
+                <w:right w:val="nil"/>
+                <w:between w:val="nil"/>
+              </w:pBdr>
+              <w:rPr>
+                <w:rFonts w:asciiTheme="minorHAnsi" w:hAnsiTheme="minorHAnsi" w:cstheme="minorHAnsi"/>
+                <w:lang w:val="en-US"/>
+              </w:rPr>
+            </w:pPr>
+            <w:r>
+              <w:rPr>
+                <w:rFonts w:asciiTheme="minorHAnsi" w:hAnsiTheme="minorHAnsi" w:cstheme="minorHAnsi"/>
+                <w:lang w:val="en-US"/>
+              </w:rPr>
+              <w:t>MINUS</w:t>
+            </w:r>
+          </w:p>
+        </w:tc>
+        <w:tc>
+          <w:tcPr>
+            <w:tcW w:w="1504" w:type="dxa"/>
+            <w:shd w:val="clear" w:color="auto" w:fill="auto"/>
+            <w:tcMar>
+              <w:top w:w="100" w:type="dxa"/>
+              <w:left w:w="100" w:type="dxa"/>
+              <w:bottom w:w="100" w:type="dxa"/>
+              <w:right w:w="100" w:type="dxa"/>
+            </w:tcMar>
+          </w:tcPr>
+          <w:p>
+            <w:pPr>
+              <w:pBdr>
+                <w:top w:val="nil"/>
+                <w:left w:val="nil"/>
+                <w:bottom w:val="nil"/>
+                <w:right w:val="nil"/>
+                <w:between w:val="nil"/>
+              </w:pBdr>
+              <w:rPr>
+                <w:rFonts w:asciiTheme="minorHAnsi" w:hAnsiTheme="minorHAnsi" w:cstheme="minorHAnsi"/>
+                <w:lang w:val="en-US"/>
+              </w:rPr>
+            </w:pPr>
+            <w:r>
+              <w:rPr>
+                <w:rFonts w:asciiTheme="minorHAnsi" w:hAnsiTheme="minorHAnsi" w:cstheme="minorHAnsi"/>
+                <w:lang w:val="en-US"/>
+              </w:rPr>
+              <w:t>2</w:t>
+            </w:r>
+          </w:p>
+        </w:tc>
+      </w:tr>
+      <w:tr>
+        <w:tc>
+          <w:tcPr>
+            <w:tcW w:w="1504" w:type="dxa"/>
+            <w:shd w:val="clear" w:color="auto" w:fill="auto"/>
+            <w:tcMar>
+              <w:top w:w="100" w:type="dxa"/>
+              <w:left w:w="100" w:type="dxa"/>
+              <w:bottom w:w="100" w:type="dxa"/>
+              <w:right w:w="100" w:type="dxa"/>
+            </w:tcMar>
+          </w:tcPr>
+          <w:p>
+            <w:pPr>
+              <w:pBdr>
+                <w:top w:val="nil"/>
+                <w:left w:val="nil"/>
+                <w:bottom w:val="nil"/>
+                <w:right w:val="nil"/>
+                <w:between w:val="nil"/>
+              </w:pBdr>
+              <w:rPr>
+                <w:rFonts w:asciiTheme="minorHAnsi" w:hAnsiTheme="minorHAnsi" w:cstheme="minorHAnsi"/>
+                <w:lang w:val="en-US"/>
+              </w:rPr>
+            </w:pPr>
+            <w:r>
+              <w:rPr>
+                <w:rFonts w:asciiTheme="minorHAnsi" w:hAnsiTheme="minorHAnsi" w:cstheme="minorHAnsi"/>
+                <w:lang w:val="en-US"/>
+              </w:rPr>
+              <w:t>90°-135°</w:t>
+            </w:r>
+          </w:p>
+        </w:tc>
+        <w:tc>
+          <w:tcPr>
+            <w:tcW w:w="1504" w:type="dxa"/>
+            <w:shd w:val="clear" w:color="auto" w:fill="auto"/>
+            <w:tcMar>
+              <w:top w:w="100" w:type="dxa"/>
+              <w:left w:w="100" w:type="dxa"/>
+              <w:bottom w:w="100" w:type="dxa"/>
+              <w:right w:w="100" w:type="dxa"/>
+            </w:tcMar>
+          </w:tcPr>
+          <w:p>
+            <w:pPr>
+              <w:pBdr>
+                <w:top w:val="nil"/>
+                <w:left w:val="nil"/>
+                <w:bottom w:val="nil"/>
+                <w:right w:val="nil"/>
+                <w:between w:val="nil"/>
+              </w:pBdr>
+              <w:rPr>
+                <w:rFonts w:asciiTheme="minorHAnsi" w:hAnsiTheme="minorHAnsi" w:cstheme="minorHAnsi"/>
+                <w:lang w:val="en-US"/>
+              </w:rPr>
+            </w:pPr>
+            <w:r>
+              <w:rPr>
+                <w:rFonts w:asciiTheme="minorHAnsi" w:hAnsiTheme="minorHAnsi" w:cstheme="minorHAnsi"/>
+                <w:lang w:val="en-US"/>
+              </w:rPr>
+              <w:t>Insignificant</w:t>
+            </w:r>
+          </w:p>
+        </w:tc>
+        <w:tc>
+          <w:tcPr>
+            <w:tcW w:w="1504" w:type="dxa"/>
+            <w:shd w:val="clear" w:color="auto" w:fill="auto"/>
+            <w:tcMar>
+              <w:top w:w="100" w:type="dxa"/>
+              <w:left w:w="100" w:type="dxa"/>
+              <w:bottom w:w="100" w:type="dxa"/>
+              <w:right w:w="100" w:type="dxa"/>
+            </w:tcMar>
+          </w:tcPr>
+          <w:p>
+            <w:pPr>
+              <w:pBdr>
+                <w:top w:val="nil"/>
+                <w:left w:val="nil"/>
+                <w:bottom w:val="nil"/>
+                <w:right w:val="nil"/>
+                <w:between w:val="nil"/>
+              </w:pBdr>
+              <w:rPr>
+                <w:rFonts w:asciiTheme="minorHAnsi" w:hAnsiTheme="minorHAnsi" w:cstheme="minorHAnsi"/>
+                <w:lang w:val="en-US"/>
+              </w:rPr>
+            </w:pPr>
+            <w:r>
+              <w:rPr>
+                <w:rFonts w:asciiTheme="minorHAnsi" w:hAnsiTheme="minorHAnsi" w:cstheme="minorHAnsi"/>
+                <w:lang w:val="en-US"/>
+              </w:rPr>
+              <w:t>ADD</w:t>
+            </w:r>
+          </w:p>
+        </w:tc>
+        <w:tc>
+          <w:tcPr>
+            <w:tcW w:w="1504" w:type="dxa"/>
+            <w:shd w:val="clear" w:color="auto" w:fill="auto"/>
+            <w:tcMar>
+              <w:top w:w="100" w:type="dxa"/>
+              <w:left w:w="100" w:type="dxa"/>
+              <w:bottom w:w="100" w:type="dxa"/>
+              <w:right w:w="100" w:type="dxa"/>
+            </w:tcMar>
+          </w:tcPr>
+          <w:p>
+            <w:pPr>
+              <w:pBdr>
+                <w:top w:val="nil"/>
+                <w:left w:val="nil"/>
+                <w:bottom w:val="nil"/>
+                <w:right w:val="nil"/>
+                <w:between w:val="nil"/>
+              </w:pBdr>
+              <w:rPr>
+                <w:rFonts w:asciiTheme="minorHAnsi" w:hAnsiTheme="minorHAnsi" w:cstheme="minorHAnsi"/>
+                <w:lang w:val="en-US"/>
+              </w:rPr>
+            </w:pPr>
+            <w:r>
+              <w:rPr>
+                <w:rFonts w:asciiTheme="minorHAnsi" w:hAnsiTheme="minorHAnsi" w:cstheme="minorHAnsi"/>
+                <w:lang w:val="en-US"/>
+              </w:rPr>
+              <w:t>11</w:t>
+            </w:r>
+          </w:p>
+        </w:tc>
+        <w:tc>
+          <w:tcPr>
+            <w:tcW w:w="1504" w:type="dxa"/>
+            <w:shd w:val="clear" w:color="auto" w:fill="auto"/>
+            <w:tcMar>
+              <w:top w:w="100" w:type="dxa"/>
+              <w:left w:w="100" w:type="dxa"/>
+              <w:bottom w:w="100" w:type="dxa"/>
+              <w:right w:w="100" w:type="dxa"/>
+            </w:tcMar>
+          </w:tcPr>
+          <w:p>
+            <w:pPr>
+              <w:pBdr>
+                <w:top w:val="nil"/>
+                <w:left w:val="nil"/>
+                <w:bottom w:val="nil"/>
+                <w:right w:val="nil"/>
+                <w:between w:val="nil"/>
+              </w:pBdr>
+              <w:rPr>
+                <w:rFonts w:asciiTheme="minorHAnsi" w:hAnsiTheme="minorHAnsi" w:cstheme="minorHAnsi"/>
+                <w:lang w:val="en-US"/>
+              </w:rPr>
+            </w:pPr>
+            <w:r>
+              <w:rPr>
+                <w:rFonts w:asciiTheme="minorHAnsi" w:hAnsiTheme="minorHAnsi" w:cstheme="minorHAnsi"/>
+                <w:lang w:val="en-US"/>
+              </w:rPr>
+              <w:t>PLUS</w:t>
+            </w:r>
+          </w:p>
+        </w:tc>
+        <w:tc>
+          <w:tcPr>
+            <w:tcW w:w="1504" w:type="dxa"/>
+            <w:shd w:val="clear" w:color="auto" w:fill="auto"/>
+            <w:tcMar>
+              <w:top w:w="100" w:type="dxa"/>
+              <w:left w:w="100" w:type="dxa"/>
+              <w:bottom w:w="100" w:type="dxa"/>
+              <w:right w:w="100" w:type="dxa"/>
+            </w:tcMar>
+          </w:tcPr>
+          <w:p>
+            <w:pPr>
+              <w:pBdr>
+                <w:top w:val="nil"/>
+                <w:left w:val="nil"/>
+                <w:bottom w:val="nil"/>
+                <w:right w:val="nil"/>
+                <w:between w:val="nil"/>
+              </w:pBdr>
+              <w:rPr>
+                <w:rFonts w:asciiTheme="minorHAnsi" w:hAnsiTheme="minorHAnsi" w:cstheme="minorHAnsi"/>
+                <w:lang w:val="en-US"/>
+              </w:rPr>
+            </w:pPr>
+            <w:r>
+              <w:rPr>
+                <w:rFonts w:asciiTheme="minorHAnsi" w:hAnsiTheme="minorHAnsi" w:cstheme="minorHAnsi"/>
+                <w:lang w:val="en-US"/>
+              </w:rPr>
+              <w:t>3</w:t>
+            </w:r>
+          </w:p>
+        </w:tc>
+      </w:tr>
+      <w:tr>
+        <w:tc>
+          <w:tcPr>
+            <w:tcW w:w="1504" w:type="dxa"/>
+            <w:shd w:val="clear" w:color="auto" w:fill="auto"/>
+            <w:tcMar>
+              <w:top w:w="100" w:type="dxa"/>
+              <w:left w:w="100" w:type="dxa"/>
+              <w:bottom w:w="100" w:type="dxa"/>
+              <w:right w:w="100" w:type="dxa"/>
+            </w:tcMar>
+          </w:tcPr>
+          <w:p>
+            <w:pPr>
+              <w:pBdr>
+                <w:top w:val="nil"/>
+                <w:left w:val="nil"/>
+                <w:bottom w:val="nil"/>
+                <w:right w:val="nil"/>
+                <w:between w:val="nil"/>
+              </w:pBdr>
+              <w:rPr>
+                <w:rFonts w:asciiTheme="minorHAnsi" w:hAnsiTheme="minorHAnsi" w:cstheme="minorHAnsi"/>
+                <w:lang w:val="en-US"/>
+              </w:rPr>
+            </w:pPr>
+            <w:r>
+              <w:rPr>
+                <w:rFonts w:asciiTheme="minorHAnsi" w:hAnsiTheme="minorHAnsi" w:cstheme="minorHAnsi"/>
+                <w:lang w:val="en-US"/>
+              </w:rPr>
+              <w:lastRenderedPageBreak/>
+              <w:t>45°-90°</w:t>
+            </w:r>
+          </w:p>
+        </w:tc>
+        <w:tc>
+          <w:tcPr>
+            <w:tcW w:w="1504" w:type="dxa"/>
+            <w:shd w:val="clear" w:color="auto" w:fill="auto"/>
+            <w:tcMar>
+              <w:top w:w="100" w:type="dxa"/>
+              <w:left w:w="100" w:type="dxa"/>
+              <w:bottom w:w="100" w:type="dxa"/>
+              <w:right w:w="100" w:type="dxa"/>
+            </w:tcMar>
+          </w:tcPr>
+          <w:p>
+            <w:pPr>
+              <w:rPr>
+                <w:rFonts w:asciiTheme="minorHAnsi" w:hAnsiTheme="minorHAnsi" w:cstheme="minorHAnsi"/>
+                <w:lang w:val="en-US"/>
+              </w:rPr>
+            </w:pPr>
+            <w:r>
+              <w:rPr>
+                <w:rFonts w:asciiTheme="minorHAnsi" w:hAnsiTheme="minorHAnsi" w:cstheme="minorHAnsi"/>
+                <w:lang w:val="en-US"/>
+              </w:rPr>
+              <w:t>Insignificant</w:t>
+            </w:r>
+          </w:p>
+        </w:tc>
+        <w:tc>
+          <w:tcPr>
+            <w:tcW w:w="1504" w:type="dxa"/>
+            <w:shd w:val="clear" w:color="auto" w:fill="auto"/>
+            <w:tcMar>
+              <w:top w:w="100" w:type="dxa"/>
+              <w:left w:w="100" w:type="dxa"/>
+              <w:bottom w:w="100" w:type="dxa"/>
+              <w:right w:w="100" w:type="dxa"/>
+            </w:tcMar>
+          </w:tcPr>
+          <w:p>
+            <w:pPr>
+              <w:pBdr>
+                <w:top w:val="nil"/>
+                <w:left w:val="nil"/>
+                <w:bottom w:val="nil"/>
+                <w:right w:val="nil"/>
+                <w:between w:val="nil"/>
+              </w:pBdr>
+              <w:rPr>
+                <w:rFonts w:asciiTheme="minorHAnsi" w:hAnsiTheme="minorHAnsi" w:cstheme="minorHAnsi"/>
+                <w:lang w:val="en-US"/>
+              </w:rPr>
+            </w:pPr>
+            <w:r>
+              <w:rPr>
+                <w:rFonts w:asciiTheme="minorHAnsi" w:hAnsiTheme="minorHAnsi" w:cstheme="minorHAnsi"/>
+                <w:lang w:val="en-US"/>
+              </w:rPr>
+              <w:t>MIN</w:t>
+            </w:r>
+          </w:p>
+        </w:tc>
+        <w:tc>
+          <w:tcPr>
+            <w:tcW w:w="1504" w:type="dxa"/>
+            <w:shd w:val="clear" w:color="auto" w:fill="auto"/>
+            <w:tcMar>
+              <w:top w:w="100" w:type="dxa"/>
+              <w:left w:w="100" w:type="dxa"/>
+              <w:bottom w:w="100" w:type="dxa"/>
+              <w:right w:w="100" w:type="dxa"/>
+            </w:tcMar>
+          </w:tcPr>
+          <w:p>
+            <w:pPr>
+              <w:pBdr>
+                <w:top w:val="nil"/>
+                <w:left w:val="nil"/>
+                <w:bottom w:val="nil"/>
+                <w:right w:val="nil"/>
+                <w:between w:val="nil"/>
+              </w:pBdr>
+              <w:rPr>
+                <w:rFonts w:asciiTheme="minorHAnsi" w:hAnsiTheme="minorHAnsi" w:cstheme="minorHAnsi"/>
+                <w:lang w:val="en-US"/>
+              </w:rPr>
+            </w:pPr>
+            <w:r>
+              <w:rPr>
+                <w:rFonts w:asciiTheme="minorHAnsi" w:hAnsiTheme="minorHAnsi" w:cstheme="minorHAnsi"/>
+                <w:lang w:val="en-US"/>
+              </w:rPr>
+              <w:t>16</w:t>
+            </w:r>
+          </w:p>
+        </w:tc>
+        <w:tc>
+          <w:tcPr>
+            <w:tcW w:w="1504" w:type="dxa"/>
+            <w:shd w:val="clear" w:color="auto" w:fill="auto"/>
+            <w:tcMar>
+              <w:top w:w="100" w:type="dxa"/>
+              <w:left w:w="100" w:type="dxa"/>
+              <w:bottom w:w="100" w:type="dxa"/>
+              <w:right w:w="100" w:type="dxa"/>
+            </w:tcMar>
+          </w:tcPr>
+          <w:p>
+            <w:pPr>
+              <w:pBdr>
+                <w:top w:val="nil"/>
+                <w:left w:val="nil"/>
+                <w:bottom w:val="nil"/>
+                <w:right w:val="nil"/>
+                <w:between w:val="nil"/>
+              </w:pBdr>
+              <w:rPr>
+                <w:rFonts w:asciiTheme="minorHAnsi" w:hAnsiTheme="minorHAnsi" w:cstheme="minorHAnsi"/>
+                <w:lang w:val="en-US"/>
+              </w:rPr>
+            </w:pPr>
+            <w:r>
+              <w:rPr>
+                <w:rFonts w:asciiTheme="minorHAnsi" w:hAnsiTheme="minorHAnsi" w:cstheme="minorHAnsi"/>
+                <w:lang w:val="en-US"/>
+              </w:rPr>
+              <w:t>Ignored</w:t>
+            </w:r>
+          </w:p>
+        </w:tc>
+        <w:tc>
+          <w:tcPr>
+            <w:tcW w:w="1504" w:type="dxa"/>
+            <w:shd w:val="clear" w:color="auto" w:fill="auto"/>
+            <w:tcMar>
+              <w:top w:w="100" w:type="dxa"/>
+              <w:left w:w="100" w:type="dxa"/>
+              <w:bottom w:w="100" w:type="dxa"/>
+              <w:right w:w="100" w:type="dxa"/>
+            </w:tcMar>
+          </w:tcPr>
+          <w:p>
+            <w:pPr>
+              <w:pBdr>
+                <w:top w:val="nil"/>
+                <w:left w:val="nil"/>
+                <w:bottom w:val="nil"/>
+                <w:right w:val="nil"/>
+                <w:between w:val="nil"/>
+              </w:pBdr>
+              <w:rPr>
+                <w:rFonts w:asciiTheme="minorHAnsi" w:hAnsiTheme="minorHAnsi" w:cstheme="minorHAnsi"/>
+                <w:lang w:val="en-US"/>
+              </w:rPr>
+            </w:pPr>
+            <w:r>
+              <w:rPr>
+                <w:rFonts w:asciiTheme="minorHAnsi" w:hAnsiTheme="minorHAnsi" w:cstheme="minorHAnsi"/>
+                <w:lang w:val="en-US"/>
+              </w:rPr>
+              <w:t>Ignored</w:t>
+            </w:r>
+          </w:p>
+        </w:tc>
+      </w:tr>
+      <w:tr>
+        <w:tc>
+          <w:tcPr>
+            <w:tcW w:w="1504" w:type="dxa"/>
+            <w:shd w:val="clear" w:color="auto" w:fill="auto"/>
+            <w:tcMar>
+              <w:top w:w="100" w:type="dxa"/>
+              <w:left w:w="100" w:type="dxa"/>
+              <w:bottom w:w="100" w:type="dxa"/>
+              <w:right w:w="100" w:type="dxa"/>
+            </w:tcMar>
+          </w:tcPr>
+          <w:p>
+            <w:pPr>
+              <w:pBdr>
+                <w:top w:val="nil"/>
+                <w:left w:val="nil"/>
+                <w:bottom w:val="nil"/>
+                <w:right w:val="nil"/>
+                <w:between w:val="nil"/>
+              </w:pBdr>
+              <w:rPr>
+                <w:rFonts w:asciiTheme="minorHAnsi" w:hAnsiTheme="minorHAnsi" w:cstheme="minorHAnsi"/>
+                <w:lang w:val="en-US"/>
+              </w:rPr>
+            </w:pPr>
+            <w:r>
+              <w:rPr>
+                <w:rFonts w:asciiTheme="minorHAnsi" w:hAnsiTheme="minorHAnsi" w:cstheme="minorHAnsi"/>
+                <w:lang w:val="en-US"/>
+              </w:rPr>
+              <w:t>0°-45°</w:t>
+            </w:r>
+          </w:p>
+        </w:tc>
+        <w:tc>
+          <w:tcPr>
+            <w:tcW w:w="1504" w:type="dxa"/>
+            <w:shd w:val="clear" w:color="auto" w:fill="auto"/>
+            <w:tcMar>
+              <w:top w:w="100" w:type="dxa"/>
+              <w:left w:w="100" w:type="dxa"/>
+              <w:bottom w:w="100" w:type="dxa"/>
+              <w:right w:w="100" w:type="dxa"/>
+            </w:tcMar>
+          </w:tcPr>
+          <w:p>
+            <w:pPr>
+              <w:rPr>
+                <w:rFonts w:asciiTheme="minorHAnsi" w:hAnsiTheme="minorHAnsi" w:cstheme="minorHAnsi"/>
+                <w:lang w:val="en-US"/>
+              </w:rPr>
+            </w:pPr>
+            <w:r>
+              <w:rPr>
+                <w:rFonts w:asciiTheme="minorHAnsi" w:hAnsiTheme="minorHAnsi" w:cstheme="minorHAnsi"/>
+                <w:lang w:val="en-US"/>
+              </w:rPr>
+              <w:t>Insignificant</w:t>
+            </w:r>
+          </w:p>
+        </w:tc>
+        <w:tc>
+          <w:tcPr>
+            <w:tcW w:w="1504" w:type="dxa"/>
+            <w:shd w:val="clear" w:color="auto" w:fill="auto"/>
+            <w:tcMar>
+              <w:top w:w="100" w:type="dxa"/>
+              <w:left w:w="100" w:type="dxa"/>
+              <w:bottom w:w="100" w:type="dxa"/>
+              <w:right w:w="100" w:type="dxa"/>
+            </w:tcMar>
+          </w:tcPr>
+          <w:p>
+            <w:pPr>
+              <w:pBdr>
+                <w:top w:val="nil"/>
+                <w:left w:val="nil"/>
+                <w:bottom w:val="nil"/>
+                <w:right w:val="nil"/>
+                <w:between w:val="nil"/>
+              </w:pBdr>
+              <w:rPr>
+                <w:rFonts w:asciiTheme="minorHAnsi" w:hAnsiTheme="minorHAnsi" w:cstheme="minorHAnsi"/>
+                <w:lang w:val="en-US"/>
+              </w:rPr>
+            </w:pPr>
+            <w:r>
+              <w:rPr>
+                <w:rFonts w:asciiTheme="minorHAnsi" w:hAnsiTheme="minorHAnsi" w:cstheme="minorHAnsi"/>
+                <w:lang w:val="en-US"/>
+              </w:rPr>
+              <w:t>MAX</w:t>
+            </w:r>
+          </w:p>
+        </w:tc>
+        <w:tc>
+          <w:tcPr>
+            <w:tcW w:w="1504" w:type="dxa"/>
+            <w:shd w:val="clear" w:color="auto" w:fill="auto"/>
+            <w:tcMar>
+              <w:top w:w="100" w:type="dxa"/>
+              <w:left w:w="100" w:type="dxa"/>
+              <w:bottom w:w="100" w:type="dxa"/>
+              <w:right w:w="100" w:type="dxa"/>
+            </w:tcMar>
+          </w:tcPr>
+          <w:p>
+            <w:pPr>
+              <w:pBdr>
+                <w:top w:val="nil"/>
+                <w:left w:val="nil"/>
+                <w:bottom w:val="nil"/>
+                <w:right w:val="nil"/>
+                <w:between w:val="nil"/>
+              </w:pBdr>
+              <w:rPr>
+                <w:rFonts w:asciiTheme="minorHAnsi" w:hAnsiTheme="minorHAnsi" w:cstheme="minorHAnsi"/>
+                <w:lang w:val="en-US"/>
+              </w:rPr>
+            </w:pPr>
+            <w:r>
+              <w:rPr>
+                <w:rFonts w:asciiTheme="minorHAnsi" w:hAnsiTheme="minorHAnsi" w:cstheme="minorHAnsi"/>
+                <w:lang w:val="en-US"/>
+              </w:rPr>
+              <w:t>21</w:t>
+            </w:r>
+          </w:p>
+        </w:tc>
+        <w:tc>
+          <w:tcPr>
+            <w:tcW w:w="1504" w:type="dxa"/>
+            <w:shd w:val="clear" w:color="auto" w:fill="auto"/>
+            <w:tcMar>
+              <w:top w:w="100" w:type="dxa"/>
+              <w:left w:w="100" w:type="dxa"/>
+              <w:bottom w:w="100" w:type="dxa"/>
+              <w:right w:w="100" w:type="dxa"/>
+            </w:tcMar>
+          </w:tcPr>
+          <w:p>
+            <w:pPr>
+              <w:pBdr>
+                <w:top w:val="nil"/>
+                <w:left w:val="nil"/>
+                <w:bottom w:val="nil"/>
+                <w:right w:val="nil"/>
+                <w:between w:val="nil"/>
+              </w:pBdr>
+              <w:rPr>
+                <w:rFonts w:asciiTheme="minorHAnsi" w:hAnsiTheme="minorHAnsi" w:cstheme="minorHAnsi"/>
+                <w:lang w:val="en-US"/>
+              </w:rPr>
+            </w:pPr>
+            <w:r>
+              <w:rPr>
+                <w:rFonts w:asciiTheme="minorHAnsi" w:hAnsiTheme="minorHAnsi" w:cstheme="minorHAnsi"/>
+                <w:lang w:val="en-US"/>
+              </w:rPr>
+              <w:t>DEFAULT</w:t>
+            </w:r>
+          </w:p>
+        </w:tc>
+        <w:tc>
+          <w:tcPr>
+            <w:tcW w:w="1504" w:type="dxa"/>
+            <w:shd w:val="clear" w:color="auto" w:fill="auto"/>
+            <w:tcMar>
+              <w:top w:w="100" w:type="dxa"/>
+              <w:left w:w="100" w:type="dxa"/>
+              <w:bottom w:w="100" w:type="dxa"/>
+              <w:right w:w="100" w:type="dxa"/>
+            </w:tcMar>
+          </w:tcPr>
+          <w:p>
+            <w:pPr>
+              <w:pBdr>
+                <w:top w:val="nil"/>
+                <w:left w:val="nil"/>
+                <w:bottom w:val="nil"/>
+                <w:right w:val="nil"/>
+                <w:between w:val="nil"/>
+              </w:pBdr>
+              <w:rPr>
+                <w:rFonts w:asciiTheme="minorHAnsi" w:hAnsiTheme="minorHAnsi" w:cstheme="minorHAnsi"/>
+                <w:lang w:val="en-US"/>
+              </w:rPr>
+            </w:pPr>
+            <w:r>
+              <w:rPr>
+                <w:rFonts w:asciiTheme="minorHAnsi" w:hAnsiTheme="minorHAnsi" w:cstheme="minorHAnsi"/>
+                <w:lang w:val="en-US"/>
+              </w:rPr>
+              <w:t>5</w:t>
+            </w:r>
+          </w:p>
+        </w:tc>
+      </w:tr>
+    </w:tbl>
+    <w:p>
+      <w:pPr>
+        <w:rPr>
+          <w:rFonts w:asciiTheme="minorHAnsi" w:hAnsiTheme="minorHAnsi" w:cstheme="minorHAnsi"/>
+          <w:lang w:val="en-US"/>
+        </w:rPr>
+      </w:pPr>
+    </w:p>
+    <w:p>
+      <w:pPr>
+        <w:pStyle w:val="3"/>
+        <w:keepNext w:val="0"/>
+        <w:keepLines w:val="0"/>
+        <w:spacing w:before="280"/>
+        <w:rPr>
+          <w:rFonts w:asciiTheme="minorHAnsi" w:hAnsiTheme="minorHAnsi" w:cstheme="minorHAnsi"/>
+          <w:b w:val="0"/>
+          <w:color w:val="000000"/>
+          <w:sz w:val="26"/>
+          <w:szCs w:val="26"/>
+          <w:lang w:val="en-US"/>
+        </w:rPr>
+      </w:pPr>
+      <w:bookmarkStart w:id="20" w:name="_loebmc2yousa" w:colFirst="0" w:colLast="0"/>
+      <w:bookmarkStart w:id="21" w:name="_Toc172724903"/>
+      <w:bookmarkEnd w:id="20"/>
+      <w:r>
+        <w:rPr>
+          <w:rFonts w:asciiTheme="minorHAnsi" w:hAnsiTheme="minorHAnsi" w:cstheme="minorHAnsi"/>
+          <w:color w:val="000000"/>
+          <w:sz w:val="26"/>
+          <w:szCs w:val="26"/>
+          <w:lang w:val="en-US"/>
+        </w:rPr>
+        <w:t>Recommended Setup and Conditions</w:t>
+      </w:r>
+      <w:bookmarkEnd w:id="21"/>
+    </w:p>
+    <w:p>
+      <w:pPr>
+        <w:spacing w:before="240" w:after="240"/>
+        <w:rPr>
+          <w:rFonts w:asciiTheme="minorHAnsi" w:hAnsiTheme="minorHAnsi" w:cstheme="minorHAnsi"/>
+          <w:lang w:val="en-US"/>
+        </w:rPr>
+      </w:pPr>
+      <w:r>
+        <w:rPr>
+          <w:rFonts w:asciiTheme="minorHAnsi" w:hAnsiTheme="minorHAnsi" w:cstheme="minorHAnsi"/>
+          <w:lang w:val="en-US"/>
+        </w:rPr>
+        <w:t>To ensure optimal performance and avoid potential issues, the following preliminary steps are recommended:</w:t>
+      </w:r>
+    </w:p>
+    <w:p>
+      <w:pPr>
+        <w:widowControl/>
+        <w:numPr>
+          <w:ilvl w:val="0"/>
+          <w:numId w:val="50"/>
+        </w:numPr>
+        <w:spacing w:before="240" w:after="0" w:line="276" w:lineRule="auto"/>
+        <w:rPr>
+          <w:rFonts w:asciiTheme="minorHAnsi" w:hAnsiTheme="minorHAnsi" w:cstheme="minorHAnsi"/>
+          <w:lang w:val="en-US"/>
+        </w:rPr>
+      </w:pPr>
+      <w:r>
+        <w:rPr>
+          <w:rFonts w:asciiTheme="minorHAnsi" w:hAnsiTheme="minorHAnsi" w:cstheme="minorHAnsi"/>
+          <w:b/>
+          <w:lang w:val="en-US"/>
+        </w:rPr>
+        <w:t>Lighting:</w:t>
+      </w:r>
+      <w:r>
+        <w:rPr>
+          <w:rFonts w:asciiTheme="minorHAnsi" w:hAnsiTheme="minorHAnsi" w:cstheme="minorHAnsi"/>
+          <w:lang w:val="en-US"/>
+        </w:rPr>
+        <w:t xml:space="preserve"> Ensure that the light source shines from behind the camera towards the player.</w:t>
+      </w:r>
+    </w:p>
+    <w:p>
+      <w:pPr>
+        <w:widowControl/>
+        <w:numPr>
+          <w:ilvl w:val="0"/>
+          <w:numId w:val="50"/>
+        </w:numPr>
+        <w:spacing w:before="0" w:after="0" w:line="276" w:lineRule="auto"/>
+        <w:rPr>
+          <w:rFonts w:asciiTheme="minorHAnsi" w:hAnsiTheme="minorHAnsi" w:cstheme="minorHAnsi"/>
+          <w:lang w:val="en-US"/>
+        </w:rPr>
+      </w:pPr>
+      <w:r>
+        <w:rPr>
+          <w:rFonts w:asciiTheme="minorHAnsi" w:hAnsiTheme="minorHAnsi" w:cstheme="minorHAnsi"/>
+          <w:b/>
+          <w:lang w:val="en-US"/>
+        </w:rPr>
+        <w:t>Background:</w:t>
+      </w:r>
+      <w:r>
+        <w:rPr>
+          <w:rFonts w:asciiTheme="minorHAnsi" w:hAnsiTheme="minorHAnsi" w:cstheme="minorHAnsi"/>
+          <w:lang w:val="en-US"/>
+        </w:rPr>
+        <w:t xml:space="preserve"> Use a plain background that contrasts with the player's clothing and skin color.</w:t>
+      </w:r>
+    </w:p>
+    <w:p>
+      <w:pPr>
+        <w:widowControl/>
+        <w:numPr>
+          <w:ilvl w:val="0"/>
+          <w:numId w:val="50"/>
+        </w:numPr>
+        <w:spacing w:before="0" w:after="0" w:line="276" w:lineRule="auto"/>
+        <w:rPr>
+          <w:rFonts w:asciiTheme="minorHAnsi" w:hAnsiTheme="minorHAnsi" w:cstheme="minorHAnsi"/>
+          <w:lang w:val="en-US"/>
+        </w:rPr>
+      </w:pPr>
+      <w:r>
+        <w:rPr>
+          <w:rFonts w:asciiTheme="minorHAnsi" w:hAnsiTheme="minorHAnsi" w:cstheme="minorHAnsi"/>
+          <w:b/>
+          <w:lang w:val="en-US"/>
+        </w:rPr>
+        <w:t>Camera Distance:</w:t>
+      </w:r>
+      <w:r>
+        <w:rPr>
+          <w:rFonts w:asciiTheme="minorHAnsi" w:hAnsiTheme="minorHAnsi" w:cstheme="minorHAnsi"/>
+          <w:lang w:val="en-US"/>
+        </w:rPr>
+        <w:t xml:space="preserve"> Maintain a minimum distance between the player and the camera to ensure all body points are distinguishable.</w:t>
+      </w:r>
+    </w:p>
+    <w:p>
+      <w:pPr>
+        <w:widowControl/>
+        <w:numPr>
+          <w:ilvl w:val="0"/>
+          <w:numId w:val="50"/>
+        </w:numPr>
+        <w:spacing w:before="0" w:after="240" w:line="276" w:lineRule="auto"/>
+        <w:rPr>
+          <w:rFonts w:asciiTheme="minorHAnsi" w:hAnsiTheme="minorHAnsi" w:cstheme="minorHAnsi"/>
+          <w:lang w:val="en-US"/>
+        </w:rPr>
+      </w:pPr>
+      <w:r>
+        <w:rPr>
+          <w:rFonts w:asciiTheme="minorHAnsi" w:hAnsiTheme="minorHAnsi" w:cstheme="minorHAnsi"/>
+          <w:b/>
+          <w:lang w:val="en-US"/>
+        </w:rPr>
+        <w:t>Frame Rate:</w:t>
+      </w:r>
+      <w:r>
+        <w:rPr>
+          <w:rFonts w:asciiTheme="minorHAnsi" w:hAnsiTheme="minorHAnsi" w:cstheme="minorHAnsi"/>
+          <w:lang w:val="en-US"/>
+        </w:rPr>
+        <w:t xml:space="preserve"> For image detection to work well, a camera that supports 30 FPS images is required.</w:t>
+      </w:r>
+    </w:p>
+    <w:p>
+      <w:pPr>
+        <w:spacing w:before="240" w:after="240"/>
+        <w:rPr>
+          <w:rFonts w:asciiTheme="minorHAnsi" w:hAnsiTheme="minorHAnsi" w:cstheme="minorHAnsi"/>
+          <w:lang w:val="en-US"/>
+        </w:rPr>
+      </w:pPr>
+      <w:r>
+        <w:rPr>
+          <w:rFonts w:asciiTheme="minorHAnsi" w:hAnsiTheme="minorHAnsi" w:cstheme="minorHAnsi"/>
+          <w:lang w:val="en-US"/>
+        </w:rPr>
+        <w:t>These setup recommendations help improve the accuracy of body point detection and enhance the overall functionality of the system.</w:t>
+      </w:r>
+    </w:p>
+    <w:p>
+      <w:pPr>
+        <w:rPr>
+          <w:lang w:val="en-US"/>
+        </w:rPr>
+      </w:pPr>
+    </w:p>
+    <w:p>
+      <w:pPr>
+        <w:pStyle w:val="1"/>
+        <w:rPr>
+          <w:lang w:val="en-US"/>
+        </w:rPr>
+      </w:pPr>
+    </w:p>
+    <w:p>
+      <w:pPr>
+        <w:pStyle w:val="1"/>
+        <w:numPr>
+          <w:ilvl w:val="0"/>
+          <w:numId w:val="5"/>
+        </w:numPr>
+        <w:rPr>
+          <w:rFonts w:asciiTheme="minorHAnsi" w:hAnsiTheme="minorHAnsi" w:cstheme="minorHAnsi"/>
+          <w:i/>
+        </w:rPr>
+      </w:pPr>
+      <w:r>
+        <w:rPr>
+          <w:lang w:val="en-US"/>
+        </w:rPr>
+        <w:t xml:space="preserve"> </w:t>
+      </w:r>
+      <w:bookmarkStart w:id="22" w:name="_Toc172724904"/>
+      <w:r>
+        <w:rPr>
+          <w:rFonts w:asciiTheme="minorHAnsi" w:hAnsiTheme="minorHAnsi" w:cstheme="minorHAnsi"/>
+        </w:rPr>
+        <w:t>HTTP Server</w:t>
+      </w:r>
+      <w:r>
+        <w:rPr>
+          <w:rFonts w:asciiTheme="minorHAnsi" w:hAnsiTheme="minorHAnsi" w:cstheme="minorHAnsi"/>
+        </w:rPr>
+        <w:t xml:space="preserve"> </w:t>
+      </w:r>
+      <w:r>
+        <w:rPr>
+          <w:rFonts w:asciiTheme="minorHAnsi" w:hAnsiTheme="minorHAnsi" w:cstheme="minorHAnsi"/>
+          <w:i/>
+        </w:rPr>
+        <w:t>(</w:t>
+      </w:r>
+      <w:proofErr w:type="spellStart"/>
+      <w:r>
+        <w:rPr>
+          <w:rFonts w:asciiTheme="minorHAnsi" w:hAnsiTheme="minorHAnsi" w:cstheme="minorHAnsi"/>
+          <w:i/>
+        </w:rPr>
+        <w:t>By</w:t>
+      </w:r>
+      <w:proofErr w:type="spellEnd"/>
+      <w:r>
+        <w:rPr>
+          <w:rFonts w:asciiTheme="minorHAnsi" w:hAnsiTheme="minorHAnsi" w:cstheme="minorHAnsi"/>
+          <w:i/>
+        </w:rPr>
+        <w:t xml:space="preserve"> Kirill)</w:t>
+      </w:r>
+      <w:bookmarkEnd w:id="22"/>
+    </w:p>
+    <w:p>
+      <w:pPr>
+        <w:rPr>
+          <w:lang w:val="en-US"/>
+        </w:rPr>
+      </w:pPr>
+      <w:r>
+        <w:rPr>
+          <w:lang w:val="en-US"/>
+        </w:rPr>
+        <w:t>It is one of the components of the "Dancing Pipes." In our project, it connects the other components together and allows these components to be used on different computers.</w:t>
+      </w:r>
+    </w:p>
+    <w:p>
+      <w:pPr>
+        <w:rPr>
+          <w:lang w:val="en-US"/>
+        </w:rPr>
+      </w:pPr>
+    </w:p>
+    <w:p>
+      <w:pPr>
+        <w:pStyle w:val="2"/>
+        <w:numPr>
+          <w:ilvl w:val="1"/>
+          <w:numId w:val="5"/>
+        </w:numPr>
+        <w:rPr>
+          <w:lang w:val="en-US"/>
+        </w:rPr>
+      </w:pPr>
+      <w:bookmarkStart w:id="23" w:name="_Toc172724905"/>
+      <w:proofErr w:type="gramStart"/>
+      <w:r>
+        <w:rPr>
           <w:lang w:val="en-US"/>
         </w:rPr>
         <w:t>Technologies and reasoning.</w:t>
       </w:r>
-      <w:bookmarkEnd w:id="3"/>
+      <w:bookmarkEnd w:id="23"/>
       <w:proofErr w:type="gramEnd"/>
     </w:p>
     <w:p>
@@ -1144,6 +6371,7 @@
           <w:b/>
           <w:lang w:val="en-US"/>
         </w:rPr>
+        <w:lastRenderedPageBreak/>
         <w:t>Gradle</w:t>
       </w:r>
       <w:proofErr w:type="spellEnd"/>
@@ -1556,14 +6784,14 @@
           <w:lang w:val="en-US"/>
         </w:rPr>
       </w:pPr>
-      <w:bookmarkStart w:id="4" w:name="_Toc172723878"/>
+      <w:bookmarkStart w:id="24" w:name="_Toc172724906"/>
       <w:r>
         <w:rPr>
           <w:lang w:val="en-US"/>
         </w:rPr>
         <w:t>Server Architecture</w:t>
       </w:r>
-      <w:bookmarkEnd w:id="4"/>
+      <w:bookmarkEnd w:id="24"/>
     </w:p>
     <w:p>
       <w:pPr>
@@ -1692,11 +6920,11 @@
           <w:numId w:val="5"/>
         </w:numPr>
       </w:pPr>
-      <w:bookmarkStart w:id="5" w:name="_Toc172723879"/>
+      <w:bookmarkStart w:id="25" w:name="_Toc172724907"/>
       <w:r>
         <w:t>Controllers</w:t>
       </w:r>
-      <w:bookmarkEnd w:id="5"/>
+      <w:bookmarkEnd w:id="25"/>
     </w:p>
     <w:p>
       <w:pPr>
@@ -1779,7 +7007,14 @@
         <w:rPr>
           <w:lang w:val="en-US"/>
         </w:rPr>
-        <w:t>. This controller provides functionality through two HTTP methods on the /consumer endpoint.</w:t>
+        <w:t xml:space="preserve">. This controller provides </w:t>
+      </w:r>
+      <w:r>
+        <w:rPr>
+          <w:lang w:val="en-US"/>
+        </w:rPr>
+        <w:lastRenderedPageBreak/>
+        <w:t>functionality through two HTTP methods on the /consumer endpoint.</w:t>
       </w:r>
     </w:p>
     <w:p>
@@ -1812,7 +7047,7 @@
                     </pic:cNvPicPr>
                   </pic:nvPicPr>
                   <pic:blipFill>
-                    <a:blip r:embed="rId8">
+                    <a:blip r:embed="rId13">
                       <a:extLst>
                         <a:ext uri="{28A0092B-C50C-407E-A947-70E740481C1C}">
                           <a14:useLocalDpi xmlns:a14="http://schemas.microsoft.com/office/drawing/2010/main" val="0"/>
@@ -2595,7 +7830,6 @@
           <w:noProof/>
           <w:lang w:val="ru-RU" w:eastAsia="ru-RU"/>
         </w:rPr>
-        <w:lastRenderedPageBreak/>
         <w:drawing>
           <wp:inline distT="0" distB="0" distL="0" distR="0" wp14:anchorId="0FA095F0" wp14:editId="1EA4E212">
             <wp:extent cx="5924282" cy="2719127"/>
@@ -2614,7 +7848,7 @@
                     </pic:cNvPicPr>
                   </pic:nvPicPr>
                   <pic:blipFill>
-                    <a:blip r:embed="rId9">
+                    <a:blip r:embed="rId14">
                       <a:extLst>
                         <a:ext uri="{28A0092B-C50C-407E-A947-70E740481C1C}">
                           <a14:useLocalDpi xmlns:a14="http://schemas.microsoft.com/office/drawing/2010/main" val="0"/>
@@ -3106,7 +8340,6 @@
           <w:b/>
           <w:lang w:val="en-US"/>
         </w:rPr>
-        <w:lastRenderedPageBreak/>
         <w:t>WebController</w:t>
       </w:r>
       <w:proofErr w:type="spellEnd"/>
@@ -3212,6 +8445,7 @@
           <w:noProof/>
           <w:lang w:val="ru-RU" w:eastAsia="ru-RU"/>
         </w:rPr>
+        <w:lastRenderedPageBreak/>
         <w:drawing>
           <wp:inline distT="0" distB="0" distL="0" distR="0" wp14:anchorId="0FE103C9" wp14:editId="465AEDD7">
             <wp:extent cx="5357611" cy="3783276"/>
@@ -3230,7 +8464,7 @@
                     </pic:cNvPicPr>
                   </pic:nvPicPr>
                   <pic:blipFill>
-                    <a:blip r:embed="rId10">
+                    <a:blip r:embed="rId15">
                       <a:extLst>
                         <a:ext uri="{28A0092B-C50C-407E-A947-70E740481C1C}">
                           <a14:useLocalDpi xmlns:a14="http://schemas.microsoft.com/office/drawing/2010/main" val="0"/>
@@ -3630,7 +8864,6 @@
           <w:rFonts w:asciiTheme="minorHAnsi" w:hAnsiTheme="minorHAnsi" w:cstheme="minorHAnsi"/>
           <w:lang w:val="en-US"/>
         </w:rPr>
-        <w:lastRenderedPageBreak/>
         <w:t xml:space="preserve">On Success: If the </w:t>
       </w:r>
       <w:proofErr w:type="spellStart"/>
@@ -4041,16 +9274,14 @@
           <w:lang w:val="en-US"/>
         </w:rPr>
       </w:pPr>
-      <w:bookmarkStart w:id="6" w:name="_Toc172723880"/>
-      <w:bookmarkStart w:id="7" w:name="_GoBack"/>
-      <w:bookmarkEnd w:id="7"/>
+      <w:bookmarkStart w:id="26" w:name="_Toc172724908"/>
       <w:r>
         <w:rPr>
           <w:lang w:val="en-US"/>
         </w:rPr>
         <w:t>Services</w:t>
       </w:r>
-      <w:bookmarkEnd w:id="6"/>
+      <w:bookmarkEnd w:id="26"/>
       <w:r>
         <w:rPr>
           <w:lang w:val="en-US"/>
@@ -4341,6 +9572,7 @@
           <w:rFonts w:asciiTheme="minorHAnsi" w:hAnsiTheme="minorHAnsi" w:cstheme="minorHAnsi"/>
           <w:lang w:val="en-US"/>
         </w:rPr>
+        <w:lastRenderedPageBreak/>
         <w:t>Annotation: @</w:t>
       </w:r>
       <w:proofErr w:type="spellStart"/>
@@ -4905,7 +10137,6 @@
           <w:noProof/>
           <w:lang w:val="ru-RU" w:eastAsia="ru-RU"/>
         </w:rPr>
-        <w:lastRenderedPageBreak/>
         <w:drawing>
           <wp:inline distT="0" distB="0" distL="0" distR="0" wp14:anchorId="2197F933" wp14:editId="5E3FDF36">
             <wp:extent cx="5035809" cy="1390721"/>
@@ -4922,7 +10153,7 @@
                     <pic:cNvPicPr/>
                   </pic:nvPicPr>
                   <pic:blipFill>
-                    <a:blip r:embed="rId11"/>
+                    <a:blip r:embed="rId16"/>
                     <a:stretch>
                       <a:fillRect/>
                     </a:stretch>
@@ -4963,6 +10194,7 @@
           <w:rFonts w:asciiTheme="minorHAnsi" w:hAnsiTheme="minorHAnsi" w:cstheme="minorHAnsi"/>
           <w:i/>
         </w:rPr>
+        <w:lastRenderedPageBreak/>
         <w:t>addWebClientEmitter</w:t>
       </w:r>
       <w:proofErr w:type="spellEnd"/>
@@ -5205,7 +10437,7 @@
                     <pic:cNvPicPr/>
                   </pic:nvPicPr>
                   <pic:blipFill>
-                    <a:blip r:embed="rId12">
+                    <a:blip r:embed="rId17">
                       <a:extLst>
                         <a:ext uri="{28A0092B-C50C-407E-A947-70E740481C1C}">
                           <a14:useLocalDpi xmlns:a14="http://schemas.microsoft.com/office/drawing/2010/main" val="0"/>
@@ -5489,7 +10721,6 @@
           <w:rFonts w:asciiTheme="minorHAnsi" w:hAnsiTheme="minorHAnsi" w:cstheme="minorHAnsi"/>
           <w:i/>
         </w:rPr>
-        <w:lastRenderedPageBreak/>
         <w:t>hasActiveConsumerEmitters</w:t>
       </w:r>
       <w:proofErr w:type="spellEnd"/>
@@ -5610,6 +10841,7 @@
           <w:rFonts w:asciiTheme="minorHAnsi" w:hAnsiTheme="minorHAnsi" w:cstheme="minorHAnsi"/>
           <w:lang w:val="en-US"/>
         </w:rPr>
+        <w:lastRenderedPageBreak/>
         <w:t xml:space="preserve">The </w:t>
       </w:r>
       <w:proofErr w:type="spellStart"/>
@@ -6081,7 +11313,7 @@
                     <pic:cNvPicPr/>
                   </pic:nvPicPr>
                   <pic:blipFill>
-                    <a:blip r:embed="rId13"/>
+                    <a:blip r:embed="rId18"/>
                     <a:stretch>
                       <a:fillRect/>
                     </a:stretch>
@@ -6330,7 +11562,7 @@
                     <pic:cNvPicPr/>
                   </pic:nvPicPr>
                   <pic:blipFill>
-                    <a:blip r:embed="rId14"/>
+                    <a:blip r:embed="rId19"/>
                     <a:stretch>
                       <a:fillRect/>
                     </a:stretch>
@@ -6879,7 +12111,7 @@
                     <pic:cNvPicPr/>
                   </pic:nvPicPr>
                   <pic:blipFill>
-                    <a:blip r:embed="rId15"/>
+                    <a:blip r:embed="rId20"/>
                     <a:stretch>
                       <a:fillRect/>
                     </a:stretch>
@@ -7982,7 +13214,7 @@
                     <pic:cNvPicPr/>
                   </pic:nvPicPr>
                   <pic:blipFill>
-                    <a:blip r:embed="rId16"/>
+                    <a:blip r:embed="rId21"/>
                     <a:stretch>
                       <a:fillRect/>
                     </a:stretch>
@@ -8212,7 +13444,7 @@
                     <pic:cNvPicPr/>
                   </pic:nvPicPr>
                   <pic:blipFill>
-                    <a:blip r:embed="rId17"/>
+                    <a:blip r:embed="rId22"/>
                     <a:stretch>
                       <a:fillRect/>
                     </a:stretch>
@@ -9096,7 +14328,7 @@
                     <pic:cNvPicPr/>
                   </pic:nvPicPr>
                   <pic:blipFill>
-                    <a:blip r:embed="rId18"/>
+                    <a:blip r:embed="rId23"/>
                     <a:stretch>
                       <a:fillRect/>
                     </a:stretch>
@@ -9392,7 +14624,7 @@
                     <pic:cNvPicPr/>
                   </pic:nvPicPr>
                   <pic:blipFill>
-                    <a:blip r:embed="rId19"/>
+                    <a:blip r:embed="rId24"/>
                     <a:stretch>
                       <a:fillRect/>
                     </a:stretch>
@@ -9424,14 +14656,14 @@
           <w:lang w:val="en-US"/>
         </w:rPr>
       </w:pPr>
-      <w:bookmarkStart w:id="8" w:name="_Toc172723881"/>
+      <w:bookmarkStart w:id="27" w:name="_Toc172724909"/>
       <w:r>
         <w:rPr>
           <w:lang w:val="en-US"/>
         </w:rPr>
         <w:t>How the Server Handles Camera Commands</w:t>
       </w:r>
-      <w:bookmarkEnd w:id="8"/>
+      <w:bookmarkEnd w:id="27"/>
     </w:p>
     <w:p>
       <w:pPr>
@@ -9513,7 +14745,7 @@
                     </pic:cNvPicPr>
                   </pic:nvPicPr>
                   <pic:blipFill>
-                    <a:blip r:embed="rId20">
+                    <a:blip r:embed="rId25">
                       <a:extLst>
                         <a:ext uri="{28A0092B-C50C-407E-A947-70E740481C1C}">
                           <a14:useLocalDpi xmlns:a14="http://schemas.microsoft.com/office/drawing/2010/main" val="0"/>
@@ -9610,7 +14842,7 @@
       </w:pPr>
     </w:p>
     <w:sectPr>
-      <w:footerReference w:type="default" r:id="rId21"/>
+      <w:footerReference w:type="default" r:id="rId26"/>
       <w:pgSz w:w="12240" w:h="15840"/>
       <w:pgMar w:top="1440" w:right="1440" w:bottom="1440" w:left="1440" w:header="0" w:footer="0" w:gutter="0"/>
       <w:pgNumType w:start="1"/>
@@ -9665,7 +14897,7 @@
       <w:rPr>
         <w:noProof/>
       </w:rPr>
-      <w:t>2</w:t>
+      <w:t>7</w:t>
     </w:r>
     <w:r>
       <w:fldChar w:fldCharType="end"/>
@@ -10960,6 +16192,119 @@
     </w:lvl>
   </w:abstractNum>
   <w:abstractNum w:abstractNumId="10">
+    <w:nsid w:val="19230F96"/>
+    <w:multiLevelType w:val="multilevel"/>
+    <w:tmpl w:val="3DE006EE"/>
+    <w:lvl w:ilvl="0">
+      <w:start w:val="1"/>
+      <w:numFmt w:val="bullet"/>
+      <w:lvlText w:val="●"/>
+      <w:lvlJc w:val="left"/>
+      <w:pPr>
+        <w:ind w:left="720" w:hanging="360"/>
+      </w:pPr>
+      <w:rPr>
+        <w:u w:val="none"/>
+      </w:rPr>
+    </w:lvl>
+    <w:lvl w:ilvl="1">
+      <w:start w:val="1"/>
+      <w:numFmt w:val="bullet"/>
+      <w:lvlText w:val="○"/>
+      <w:lvlJc w:val="left"/>
+      <w:pPr>
+        <w:ind w:left="1440" w:hanging="360"/>
+      </w:pPr>
+      <w:rPr>
+        <w:u w:val="none"/>
+      </w:rPr>
+    </w:lvl>
+    <w:lvl w:ilvl="2">
+      <w:start w:val="1"/>
+      <w:numFmt w:val="bullet"/>
+      <w:lvlText w:val="■"/>
+      <w:lvlJc w:val="left"/>
+      <w:pPr>
+        <w:ind w:left="2160" w:hanging="360"/>
+      </w:pPr>
+      <w:rPr>
+        <w:u w:val="none"/>
+      </w:rPr>
+    </w:lvl>
+    <w:lvl w:ilvl="3">
+      <w:start w:val="1"/>
+      <w:numFmt w:val="bullet"/>
+      <w:lvlText w:val="●"/>
+      <w:lvlJc w:val="left"/>
+      <w:pPr>
+        <w:ind w:left="2880" w:hanging="360"/>
+      </w:pPr>
+      <w:rPr>
+        <w:u w:val="none"/>
+      </w:rPr>
+    </w:lvl>
+    <w:lvl w:ilvl="4">
+      <w:start w:val="1"/>
+      <w:numFmt w:val="bullet"/>
+      <w:lvlText w:val="○"/>
+      <w:lvlJc w:val="left"/>
+      <w:pPr>
+        <w:ind w:left="3600" w:hanging="360"/>
+      </w:pPr>
+      <w:rPr>
+        <w:u w:val="none"/>
+      </w:rPr>
+    </w:lvl>
+    <w:lvl w:ilvl="5">
+      <w:start w:val="1"/>
+      <w:numFmt w:val="bullet"/>
+      <w:lvlText w:val="■"/>
+      <w:lvlJc w:val="left"/>
+      <w:pPr>
+        <w:ind w:left="4320" w:hanging="360"/>
+      </w:pPr>
+      <w:rPr>
+        <w:u w:val="none"/>
+      </w:rPr>
+    </w:lvl>
+    <w:lvl w:ilvl="6">
+      <w:start w:val="1"/>
+      <w:numFmt w:val="bullet"/>
+      <w:lvlText w:val="●"/>
+      <w:lvlJc w:val="left"/>
+      <w:pPr>
+        <w:ind w:left="5040" w:hanging="360"/>
+      </w:pPr>
+      <w:rPr>
+        <w:u w:val="none"/>
+      </w:rPr>
+    </w:lvl>
+    <w:lvl w:ilvl="7">
+      <w:start w:val="1"/>
+      <w:numFmt w:val="bullet"/>
+      <w:lvlText w:val="○"/>
+      <w:lvlJc w:val="left"/>
+      <w:pPr>
+        <w:ind w:left="5760" w:hanging="360"/>
+      </w:pPr>
+      <w:rPr>
+        <w:u w:val="none"/>
+      </w:rPr>
+    </w:lvl>
+    <w:lvl w:ilvl="8">
+      <w:start w:val="1"/>
+      <w:numFmt w:val="bullet"/>
+      <w:lvlText w:val="■"/>
+      <w:lvlJc w:val="left"/>
+      <w:pPr>
+        <w:ind w:left="6480" w:hanging="360"/>
+      </w:pPr>
+      <w:rPr>
+        <w:u w:val="none"/>
+      </w:rPr>
+    </w:lvl>
+  </w:abstractNum>
+  <w:abstractNum w:abstractNumId="11">
     <w:nsid w:val="1EA55543"/>
     <w:multiLevelType w:val="multilevel"/>
     <w:tmpl w:val="7F101CC6"/>
@@ -11079,7 +16424,7 @@
       </w:rPr>
     </w:lvl>
   </w:abstractNum>
-  <w:abstractNum w:abstractNumId="11">
+  <w:abstractNum w:abstractNumId="12">
     <w:nsid w:val="1F7345F2"/>
     <w:multiLevelType w:val="hybridMultilevel"/>
     <w:tmpl w:val="218E8D84"/>
@@ -11183,7 +16528,7 @@
       </w:pPr>
     </w:lvl>
   </w:abstractNum>
-  <w:abstractNum w:abstractNumId="12">
+  <w:abstractNum w:abstractNumId="13">
     <w:nsid w:val="213D6C39"/>
     <w:multiLevelType w:val="hybridMultilevel"/>
     <w:tmpl w:val="C8D084E0"/>
@@ -11295,7 +16640,120 @@
       </w:rPr>
     </w:lvl>
   </w:abstractNum>
-  <w:abstractNum w:abstractNumId="13">
+  <w:abstractNum w:abstractNumId="14">
+    <w:nsid w:val="22B0055B"/>
+    <w:multiLevelType w:val="multilevel"/>
+    <w:tmpl w:val="2C960418"/>
+    <w:lvl w:ilvl="0">
+      <w:start w:val="1"/>
+      <w:numFmt w:val="bullet"/>
+      <w:lvlText w:val="●"/>
+      <w:lvlJc w:val="left"/>
+      <w:pPr>
+        <w:ind w:left="720" w:hanging="360"/>
+      </w:pPr>
+      <w:rPr>
+        <w:u w:val="none"/>
+      </w:rPr>
+    </w:lvl>
+    <w:lvl w:ilvl="1">
+      <w:start w:val="1"/>
+      <w:numFmt w:val="bullet"/>
+      <w:lvlText w:val="○"/>
+      <w:lvlJc w:val="left"/>
+      <w:pPr>
+        <w:ind w:left="1440" w:hanging="360"/>
+      </w:pPr>
+      <w:rPr>
+        <w:u w:val="none"/>
+      </w:rPr>
+    </w:lvl>
+    <w:lvl w:ilvl="2">
+      <w:start w:val="1"/>
+      <w:numFmt w:val="bullet"/>
+      <w:lvlText w:val="■"/>
+      <w:lvlJc w:val="left"/>
+      <w:pPr>
+        <w:ind w:left="2160" w:hanging="360"/>
+      </w:pPr>
+      <w:rPr>
+        <w:u w:val="none"/>
+      </w:rPr>
+    </w:lvl>
+    <w:lvl w:ilvl="3">
+      <w:start w:val="1"/>
+      <w:numFmt w:val="bullet"/>
+      <w:lvlText w:val="●"/>
+      <w:lvlJc w:val="left"/>
+      <w:pPr>
+        <w:ind w:left="2880" w:hanging="360"/>
+      </w:pPr>
+      <w:rPr>
+        <w:u w:val="none"/>
+      </w:rPr>
+    </w:lvl>
+    <w:lvl w:ilvl="4">
+      <w:start w:val="1"/>
+      <w:numFmt w:val="bullet"/>
+      <w:lvlText w:val="○"/>
+      <w:lvlJc w:val="left"/>
+      <w:pPr>
+        <w:ind w:left="3600" w:hanging="360"/>
+      </w:pPr>
+      <w:rPr>
+        <w:u w:val="none"/>
+      </w:rPr>
+    </w:lvl>
+    <w:lvl w:ilvl="5">
+      <w:start w:val="1"/>
+      <w:numFmt w:val="bullet"/>
+      <w:lvlText w:val="■"/>
+      <w:lvlJc w:val="left"/>
+      <w:pPr>
+        <w:ind w:left="4320" w:hanging="360"/>
+      </w:pPr>
+      <w:rPr>
+        <w:u w:val="none"/>
+      </w:rPr>
+    </w:lvl>
+    <w:lvl w:ilvl="6">
+      <w:start w:val="1"/>
+      <w:numFmt w:val="bullet"/>
+      <w:lvlText w:val="●"/>
+      <w:lvlJc w:val="left"/>
+      <w:pPr>
+        <w:ind w:left="5040" w:hanging="360"/>
+      </w:pPr>
+      <w:rPr>
+        <w:u w:val="none"/>
+      </w:rPr>
+    </w:lvl>
+    <w:lvl w:ilvl="7">
+      <w:start w:val="1"/>
+      <w:numFmt w:val="bullet"/>
+      <w:lvlText w:val="○"/>
+      <w:lvlJc w:val="left"/>
+      <w:pPr>
+        <w:ind w:left="5760" w:hanging="360"/>
+      </w:pPr>
+      <w:rPr>
+        <w:u w:val="none"/>
+      </w:rPr>
+    </w:lvl>
+    <w:lvl w:ilvl="8">
+      <w:start w:val="1"/>
+      <w:numFmt w:val="bullet"/>
+      <w:lvlText w:val="■"/>
+      <w:lvlJc w:val="left"/>
+      <w:pPr>
+        <w:ind w:left="6480" w:hanging="360"/>
+      </w:pPr>
+      <w:rPr>
+        <w:u w:val="none"/>
+      </w:rPr>
+    </w:lvl>
+  </w:abstractNum>
+  <w:abstractNum w:abstractNumId="15">
     <w:nsid w:val="25D5164B"/>
     <w:multiLevelType w:val="hybridMultilevel"/>
     <w:tmpl w:val="DB40B5C2"/>
@@ -11408,7 +16866,7 @@
       </w:rPr>
     </w:lvl>
   </w:abstractNum>
-  <w:abstractNum w:abstractNumId="14">
+  <w:abstractNum w:abstractNumId="16">
     <w:nsid w:val="2F870223"/>
     <w:multiLevelType w:val="multilevel"/>
     <w:tmpl w:val="6C0EBA10"/>
@@ -11529,7 +16987,120 @@
       </w:rPr>
     </w:lvl>
   </w:abstractNum>
-  <w:abstractNum w:abstractNumId="15">
+  <w:abstractNum w:abstractNumId="17">
+    <w:nsid w:val="305F6109"/>
+    <w:multiLevelType w:val="multilevel"/>
+    <w:tmpl w:val="E132C1D8"/>
+    <w:lvl w:ilvl="0">
+      <w:start w:val="1"/>
+      <w:numFmt w:val="bullet"/>
+      <w:lvlText w:val="●"/>
+      <w:lvlJc w:val="left"/>
+      <w:pPr>
+        <w:ind w:left="720" w:hanging="360"/>
+      </w:pPr>
+      <w:rPr>
+        <w:u w:val="none"/>
+      </w:rPr>
+    </w:lvl>
+    <w:lvl w:ilvl="1">
+      <w:start w:val="1"/>
+      <w:numFmt w:val="bullet"/>
+      <w:lvlText w:val="○"/>
+      <w:lvlJc w:val="left"/>
+      <w:pPr>
+        <w:ind w:left="1440" w:hanging="360"/>
+      </w:pPr>
+      <w:rPr>
+        <w:u w:val="none"/>
+      </w:rPr>
+    </w:lvl>
+    <w:lvl w:ilvl="2">
+      <w:start w:val="1"/>
+      <w:numFmt w:val="bullet"/>
+      <w:lvlText w:val="■"/>
+      <w:lvlJc w:val="left"/>
+      <w:pPr>
+        <w:ind w:left="2160" w:hanging="360"/>
+      </w:pPr>
+      <w:rPr>
+        <w:u w:val="none"/>
+      </w:rPr>
+    </w:lvl>
+    <w:lvl w:ilvl="3">
+      <w:start w:val="1"/>
+      <w:numFmt w:val="bullet"/>
+      <w:lvlText w:val="●"/>
+      <w:lvlJc w:val="left"/>
+      <w:pPr>
+        <w:ind w:left="2880" w:hanging="360"/>
+      </w:pPr>
+      <w:rPr>
+        <w:u w:val="none"/>
+      </w:rPr>
+    </w:lvl>
+    <w:lvl w:ilvl="4">
+      <w:start w:val="1"/>
+      <w:numFmt w:val="bullet"/>
+      <w:lvlText w:val="○"/>
+      <w:lvlJc w:val="left"/>
+      <w:pPr>
+        <w:ind w:left="3600" w:hanging="360"/>
+      </w:pPr>
+      <w:rPr>
+        <w:u w:val="none"/>
+      </w:rPr>
+    </w:lvl>
+    <w:lvl w:ilvl="5">
+      <w:start w:val="1"/>
+      <w:numFmt w:val="bullet"/>
+      <w:lvlText w:val="■"/>
+      <w:lvlJc w:val="left"/>
+      <w:pPr>
+        <w:ind w:left="4320" w:hanging="360"/>
+      </w:pPr>
+      <w:rPr>
+        <w:u w:val="none"/>
+      </w:rPr>
+    </w:lvl>
+    <w:lvl w:ilvl="6">
+      <w:start w:val="1"/>
+      <w:numFmt w:val="bullet"/>
+      <w:lvlText w:val="●"/>
+      <w:lvlJc w:val="left"/>
+      <w:pPr>
+        <w:ind w:left="5040" w:hanging="360"/>
+      </w:pPr>
+      <w:rPr>
+        <w:u w:val="none"/>
+      </w:rPr>
+    </w:lvl>
+    <w:lvl w:ilvl="7">
+      <w:start w:val="1"/>
+      <w:numFmt w:val="bullet"/>
+      <w:lvlText w:val="○"/>
+      <w:lvlJc w:val="left"/>
+      <w:pPr>
+        <w:ind w:left="5760" w:hanging="360"/>
+      </w:pPr>
+      <w:rPr>
+        <w:u w:val="none"/>
+      </w:rPr>
+    </w:lvl>
+    <w:lvl w:ilvl="8">
+      <w:start w:val="1"/>
+      <w:numFmt w:val="bullet"/>
+      <w:lvlText w:val="■"/>
+      <w:lvlJc w:val="left"/>
+      <w:pPr>
+        <w:ind w:left="6480" w:hanging="360"/>
+      </w:pPr>
+      <w:rPr>
+        <w:u w:val="none"/>
+      </w:rPr>
+    </w:lvl>
+  </w:abstractNum>
+  <w:abstractNum w:abstractNumId="18">
     <w:nsid w:val="3655089F"/>
     <w:multiLevelType w:val="multilevel"/>
     <w:tmpl w:val="D9007E22"/>
@@ -11678,7 +17249,120 @@
       </w:rPr>
     </w:lvl>
   </w:abstractNum>
-  <w:abstractNum w:abstractNumId="16">
+  <w:abstractNum w:abstractNumId="19">
+    <w:nsid w:val="398F5611"/>
+    <w:multiLevelType w:val="multilevel"/>
+    <w:tmpl w:val="27A43A72"/>
+    <w:lvl w:ilvl="0">
+      <w:start w:val="1"/>
+      <w:numFmt w:val="bullet"/>
+      <w:lvlText w:val="●"/>
+      <w:lvlJc w:val="left"/>
+      <w:pPr>
+        <w:ind w:left="720" w:hanging="360"/>
+      </w:pPr>
+      <w:rPr>
+        <w:u w:val="none"/>
+      </w:rPr>
+    </w:lvl>
+    <w:lvl w:ilvl="1">
+      <w:start w:val="1"/>
+      <w:numFmt w:val="bullet"/>
+      <w:lvlText w:val="○"/>
+      <w:lvlJc w:val="left"/>
+      <w:pPr>
+        <w:ind w:left="1440" w:hanging="360"/>
+      </w:pPr>
+      <w:rPr>
+        <w:u w:val="none"/>
+      </w:rPr>
+    </w:lvl>
+    <w:lvl w:ilvl="2">
+      <w:start w:val="1"/>
+      <w:numFmt w:val="bullet"/>
+      <w:lvlText w:val="■"/>
+      <w:lvlJc w:val="left"/>
+      <w:pPr>
+        <w:ind w:left="2160" w:hanging="360"/>
+      </w:pPr>
+      <w:rPr>
+        <w:u w:val="none"/>
+      </w:rPr>
+    </w:lvl>
+    <w:lvl w:ilvl="3">
+      <w:start w:val="1"/>
+      <w:numFmt w:val="bullet"/>
+      <w:lvlText w:val="●"/>
+      <w:lvlJc w:val="left"/>
+      <w:pPr>
+        <w:ind w:left="2880" w:hanging="360"/>
+      </w:pPr>
+      <w:rPr>
+        <w:u w:val="none"/>
+      </w:rPr>
+    </w:lvl>
+    <w:lvl w:ilvl="4">
+      <w:start w:val="1"/>
+      <w:numFmt w:val="bullet"/>
+      <w:lvlText w:val="○"/>
+      <w:lvlJc w:val="left"/>
+      <w:pPr>
+        <w:ind w:left="3600" w:hanging="360"/>
+      </w:pPr>
+      <w:rPr>
+        <w:u w:val="none"/>
+      </w:rPr>
+    </w:lvl>
+    <w:lvl w:ilvl="5">
+      <w:start w:val="1"/>
+      <w:numFmt w:val="bullet"/>
+      <w:lvlText w:val="■"/>
+      <w:lvlJc w:val="left"/>
+      <w:pPr>
+        <w:ind w:left="4320" w:hanging="360"/>
+      </w:pPr>
+      <w:rPr>
+        <w:u w:val="none"/>
+      </w:rPr>
+    </w:lvl>
+    <w:lvl w:ilvl="6">
+      <w:start w:val="1"/>
+      <w:numFmt w:val="bullet"/>
+      <w:lvlText w:val="●"/>
+      <w:lvlJc w:val="left"/>
+      <w:pPr>
+        <w:ind w:left="5040" w:hanging="360"/>
+      </w:pPr>
+      <w:rPr>
+        <w:u w:val="none"/>
+      </w:rPr>
+    </w:lvl>
+    <w:lvl w:ilvl="7">
+      <w:start w:val="1"/>
+      <w:numFmt w:val="bullet"/>
+      <w:lvlText w:val="○"/>
+      <w:lvlJc w:val="left"/>
+      <w:pPr>
+        <w:ind w:left="5760" w:hanging="360"/>
+      </w:pPr>
+      <w:rPr>
+        <w:u w:val="none"/>
+      </w:rPr>
+    </w:lvl>
+    <w:lvl w:ilvl="8">
+      <w:start w:val="1"/>
+      <w:numFmt w:val="bullet"/>
+      <w:lvlText w:val="■"/>
+      <w:lvlJc w:val="left"/>
+      <w:pPr>
+        <w:ind w:left="6480" w:hanging="360"/>
+      </w:pPr>
+      <w:rPr>
+        <w:u w:val="none"/>
+      </w:rPr>
+    </w:lvl>
+  </w:abstractNum>
+  <w:abstractNum w:abstractNumId="20">
     <w:nsid w:val="3D4A109E"/>
     <w:multiLevelType w:val="multilevel"/>
     <w:tmpl w:val="10F60F28"/>
@@ -11827,7 +17511,7 @@
       </w:rPr>
     </w:lvl>
   </w:abstractNum>
-  <w:abstractNum w:abstractNumId="17">
+  <w:abstractNum w:abstractNumId="21">
     <w:nsid w:val="4117445B"/>
     <w:multiLevelType w:val="multilevel"/>
     <w:tmpl w:val="10F60F28"/>
@@ -11976,7 +17660,7 @@
       </w:rPr>
     </w:lvl>
   </w:abstractNum>
-  <w:abstractNum w:abstractNumId="18">
+  <w:abstractNum w:abstractNumId="22">
     <w:nsid w:val="4464712B"/>
     <w:multiLevelType w:val="multilevel"/>
     <w:tmpl w:val="10F60F28"/>
@@ -12125,7 +17809,120 @@
       </w:rPr>
     </w:lvl>
   </w:abstractNum>
-  <w:abstractNum w:abstractNumId="19">
+  <w:abstractNum w:abstractNumId="23">
+    <w:nsid w:val="48E70380"/>
+    <w:multiLevelType w:val="multilevel"/>
+    <w:tmpl w:val="E2349CFC"/>
+    <w:lvl w:ilvl="0">
+      <w:start w:val="1"/>
+      <w:numFmt w:val="bullet"/>
+      <w:lvlText w:val="●"/>
+      <w:lvlJc w:val="left"/>
+      <w:pPr>
+        <w:ind w:left="720" w:hanging="360"/>
+      </w:pPr>
+      <w:rPr>
+        <w:u w:val="none"/>
+      </w:rPr>
+    </w:lvl>
+    <w:lvl w:ilvl="1">
+      <w:start w:val="1"/>
+      <w:numFmt w:val="bullet"/>
+      <w:lvlText w:val="○"/>
+      <w:lvlJc w:val="left"/>
+      <w:pPr>
+        <w:ind w:left="1440" w:hanging="360"/>
+      </w:pPr>
+      <w:rPr>
+        <w:u w:val="none"/>
+      </w:rPr>
+    </w:lvl>
+    <w:lvl w:ilvl="2">
+      <w:start w:val="1"/>
+      <w:numFmt w:val="bullet"/>
+      <w:lvlText w:val="■"/>
+      <w:lvlJc w:val="left"/>
+      <w:pPr>
+        <w:ind w:left="2160" w:hanging="360"/>
+      </w:pPr>
+      <w:rPr>
+        <w:u w:val="none"/>
+      </w:rPr>
+    </w:lvl>
+    <w:lvl w:ilvl="3">
+      <w:start w:val="1"/>
+      <w:numFmt w:val="bullet"/>
+      <w:lvlText w:val="●"/>
+      <w:lvlJc w:val="left"/>
+      <w:pPr>
+        <w:ind w:left="2880" w:hanging="360"/>
+      </w:pPr>
+      <w:rPr>
+        <w:u w:val="none"/>
+      </w:rPr>
+    </w:lvl>
+    <w:lvl w:ilvl="4">
+      <w:start w:val="1"/>
+      <w:numFmt w:val="bullet"/>
+      <w:lvlText w:val="○"/>
+      <w:lvlJc w:val="left"/>
+      <w:pPr>
+        <w:ind w:left="3600" w:hanging="360"/>
+      </w:pPr>
+      <w:rPr>
+        <w:u w:val="none"/>
+      </w:rPr>
+    </w:lvl>
+    <w:lvl w:ilvl="5">
+      <w:start w:val="1"/>
+      <w:numFmt w:val="bullet"/>
+      <w:lvlText w:val="■"/>
+      <w:lvlJc w:val="left"/>
+      <w:pPr>
+        <w:ind w:left="4320" w:hanging="360"/>
+      </w:pPr>
+      <w:rPr>
+        <w:u w:val="none"/>
+      </w:rPr>
+    </w:lvl>
+    <w:lvl w:ilvl="6">
+      <w:start w:val="1"/>
+      <w:numFmt w:val="bullet"/>
+      <w:lvlText w:val="●"/>
+      <w:lvlJc w:val="left"/>
+      <w:pPr>
+        <w:ind w:left="5040" w:hanging="360"/>
+      </w:pPr>
+      <w:rPr>
+        <w:u w:val="none"/>
+      </w:rPr>
+    </w:lvl>
+    <w:lvl w:ilvl="7">
+      <w:start w:val="1"/>
+      <w:numFmt w:val="bullet"/>
+      <w:lvlText w:val="○"/>
+      <w:lvlJc w:val="left"/>
+      <w:pPr>
+        <w:ind w:left="5760" w:hanging="360"/>
+      </w:pPr>
+      <w:rPr>
+        <w:u w:val="none"/>
+      </w:rPr>
+    </w:lvl>
+    <w:lvl w:ilvl="8">
+      <w:start w:val="1"/>
+      <w:numFmt w:val="bullet"/>
+      <w:lvlText w:val="■"/>
+      <w:lvlJc w:val="left"/>
+      <w:pPr>
+        <w:ind w:left="6480" w:hanging="360"/>
+      </w:pPr>
+      <w:rPr>
+        <w:u w:val="none"/>
+      </w:rPr>
+    </w:lvl>
+  </w:abstractNum>
+  <w:abstractNum w:abstractNumId="24">
     <w:nsid w:val="49E80EEC"/>
     <w:multiLevelType w:val="multilevel"/>
     <w:tmpl w:val="529E09F6"/>
@@ -12274,7 +18071,120 @@
       </w:rPr>
     </w:lvl>
   </w:abstractNum>
-  <w:abstractNum w:abstractNumId="20">
+  <w:abstractNum w:abstractNumId="25">
+    <w:nsid w:val="519B6D89"/>
+    <w:multiLevelType w:val="multilevel"/>
+    <w:tmpl w:val="D564E618"/>
+    <w:lvl w:ilvl="0">
+      <w:start w:val="1"/>
+      <w:numFmt w:val="bullet"/>
+      <w:lvlText w:val="●"/>
+      <w:lvlJc w:val="left"/>
+      <w:pPr>
+        <w:ind w:left="720" w:hanging="360"/>
+      </w:pPr>
+      <w:rPr>
+        <w:u w:val="none"/>
+      </w:rPr>
+    </w:lvl>
+    <w:lvl w:ilvl="1">
+      <w:start w:val="1"/>
+      <w:numFmt w:val="bullet"/>
+      <w:lvlText w:val="○"/>
+      <w:lvlJc w:val="left"/>
+      <w:pPr>
+        <w:ind w:left="1440" w:hanging="360"/>
+      </w:pPr>
+      <w:rPr>
+        <w:u w:val="none"/>
+      </w:rPr>
+    </w:lvl>
+    <w:lvl w:ilvl="2">
+      <w:start w:val="1"/>
+      <w:numFmt w:val="bullet"/>
+      <w:lvlText w:val="■"/>
+      <w:lvlJc w:val="left"/>
+      <w:pPr>
+        <w:ind w:left="2160" w:hanging="360"/>
+      </w:pPr>
+      <w:rPr>
+        <w:u w:val="none"/>
+      </w:rPr>
+    </w:lvl>
+    <w:lvl w:ilvl="3">
+      <w:start w:val="1"/>
+      <w:numFmt w:val="bullet"/>
+      <w:lvlText w:val="●"/>
+      <w:lvlJc w:val="left"/>
+      <w:pPr>
+        <w:ind w:left="2880" w:hanging="360"/>
+      </w:pPr>
+      <w:rPr>
+        <w:u w:val="none"/>
+      </w:rPr>
+    </w:lvl>
+    <w:lvl w:ilvl="4">
+      <w:start w:val="1"/>
+      <w:numFmt w:val="bullet"/>
+      <w:lvlText w:val="○"/>
+      <w:lvlJc w:val="left"/>
+      <w:pPr>
+        <w:ind w:left="3600" w:hanging="360"/>
+      </w:pPr>
+      <w:rPr>
+        <w:u w:val="none"/>
+      </w:rPr>
+    </w:lvl>
+    <w:lvl w:ilvl="5">
+      <w:start w:val="1"/>
+      <w:numFmt w:val="bullet"/>
+      <w:lvlText w:val="■"/>
+      <w:lvlJc w:val="left"/>
+      <w:pPr>
+        <w:ind w:left="4320" w:hanging="360"/>
+      </w:pPr>
+      <w:rPr>
+        <w:u w:val="none"/>
+      </w:rPr>
+    </w:lvl>
+    <w:lvl w:ilvl="6">
+      <w:start w:val="1"/>
+      <w:numFmt w:val="bullet"/>
+      <w:lvlText w:val="●"/>
+      <w:lvlJc w:val="left"/>
+      <w:pPr>
+        <w:ind w:left="5040" w:hanging="360"/>
+      </w:pPr>
+      <w:rPr>
+        <w:u w:val="none"/>
+      </w:rPr>
+    </w:lvl>
+    <w:lvl w:ilvl="7">
+      <w:start w:val="1"/>
+      <w:numFmt w:val="bullet"/>
+      <w:lvlText w:val="○"/>
+      <w:lvlJc w:val="left"/>
+      <w:pPr>
+        <w:ind w:left="5760" w:hanging="360"/>
+      </w:pPr>
+      <w:rPr>
+        <w:u w:val="none"/>
+      </w:rPr>
+    </w:lvl>
+    <w:lvl w:ilvl="8">
+      <w:start w:val="1"/>
+      <w:numFmt w:val="bullet"/>
+      <w:lvlText w:val="■"/>
+      <w:lvlJc w:val="left"/>
+      <w:pPr>
+        <w:ind w:left="6480" w:hanging="360"/>
+      </w:pPr>
+      <w:rPr>
+        <w:u w:val="none"/>
+      </w:rPr>
+    </w:lvl>
+  </w:abstractNum>
+  <w:abstractNum w:abstractNumId="26">
     <w:nsid w:val="540177F0"/>
     <w:multiLevelType w:val="singleLevel"/>
     <w:tmpl w:val="0D280B24"/>
@@ -12291,7 +18201,7 @@
       </w:rPr>
     </w:lvl>
   </w:abstractNum>
-  <w:abstractNum w:abstractNumId="21">
+  <w:abstractNum w:abstractNumId="27">
     <w:nsid w:val="5EE4145A"/>
     <w:multiLevelType w:val="hybridMultilevel"/>
     <w:tmpl w:val="8026B1CA"/>
@@ -12403,7 +18313,120 @@
       </w:rPr>
     </w:lvl>
   </w:abstractNum>
-  <w:abstractNum w:abstractNumId="22">
+  <w:abstractNum w:abstractNumId="28">
+    <w:nsid w:val="5F946E9D"/>
+    <w:multiLevelType w:val="multilevel"/>
+    <w:tmpl w:val="9B5EF43E"/>
+    <w:lvl w:ilvl="0">
+      <w:start w:val="1"/>
+      <w:numFmt w:val="decimal"/>
+      <w:lvlText w:val="%1)"/>
+      <w:lvlJc w:val="left"/>
+      <w:pPr>
+        <w:ind w:left="720" w:hanging="360"/>
+      </w:pPr>
+      <w:rPr>
+        <w:u w:val="none"/>
+      </w:rPr>
+    </w:lvl>
+    <w:lvl w:ilvl="1">
+      <w:start w:val="1"/>
+      <w:numFmt w:val="lowerLetter"/>
+      <w:lvlText w:val="%2)"/>
+      <w:lvlJc w:val="left"/>
+      <w:pPr>
+        <w:ind w:left="1440" w:hanging="360"/>
+      </w:pPr>
+      <w:rPr>
+        <w:u w:val="none"/>
+      </w:rPr>
+    </w:lvl>
+    <w:lvl w:ilvl="2">
+      <w:start w:val="1"/>
+      <w:numFmt w:val="lowerRoman"/>
+      <w:lvlText w:val="%3)"/>
+      <w:lvlJc w:val="right"/>
+      <w:pPr>
+        <w:ind w:left="2160" w:hanging="360"/>
+      </w:pPr>
+      <w:rPr>
+        <w:u w:val="none"/>
+      </w:rPr>
+    </w:lvl>
+    <w:lvl w:ilvl="3">
+      <w:start w:val="1"/>
+      <w:numFmt w:val="decimal"/>
+      <w:lvlText w:val="(%4)"/>
+      <w:lvlJc w:val="left"/>
+      <w:pPr>
+        <w:ind w:left="2880" w:hanging="360"/>
+      </w:pPr>
+      <w:rPr>
+        <w:u w:val="none"/>
+      </w:rPr>
+    </w:lvl>
+    <w:lvl w:ilvl="4">
+      <w:start w:val="1"/>
+      <w:numFmt w:val="lowerLetter"/>
+      <w:lvlText w:val="(%5)"/>
+      <w:lvlJc w:val="left"/>
+      <w:pPr>
+        <w:ind w:left="3600" w:hanging="360"/>
+      </w:pPr>
+      <w:rPr>
+        <w:u w:val="none"/>
+      </w:rPr>
+    </w:lvl>
+    <w:lvl w:ilvl="5">
+      <w:start w:val="1"/>
+      <w:numFmt w:val="lowerRoman"/>
+      <w:lvlText w:val="(%6)"/>
+      <w:lvlJc w:val="right"/>
+      <w:pPr>
+        <w:ind w:left="4320" w:hanging="360"/>
+      </w:pPr>
+      <w:rPr>
+        <w:u w:val="none"/>
+      </w:rPr>
+    </w:lvl>
+    <w:lvl w:ilvl="6">
+      <w:start w:val="1"/>
+      <w:numFmt w:val="decimal"/>
+      <w:lvlText w:val="%7."/>
+      <w:lvlJc w:val="left"/>
+      <w:pPr>
+        <w:ind w:left="5040" w:hanging="360"/>
+      </w:pPr>
+      <w:rPr>
+        <w:u w:val="none"/>
+      </w:rPr>
+    </w:lvl>
+    <w:lvl w:ilvl="7">
+      <w:start w:val="1"/>
+      <w:numFmt w:val="lowerLetter"/>
+      <w:lvlText w:val="%8."/>
+      <w:lvlJc w:val="left"/>
+      <w:pPr>
+        <w:ind w:left="5760" w:hanging="360"/>
+      </w:pPr>
+      <w:rPr>
+        <w:u w:val="none"/>
+      </w:rPr>
+    </w:lvl>
+    <w:lvl w:ilvl="8">
+      <w:start w:val="1"/>
+      <w:numFmt w:val="lowerRoman"/>
+      <w:lvlText w:val="%9."/>
+      <w:lvlJc w:val="right"/>
+      <w:pPr>
+        <w:ind w:left="6480" w:hanging="360"/>
+      </w:pPr>
+      <w:rPr>
+        <w:u w:val="none"/>
+      </w:rPr>
+    </w:lvl>
+  </w:abstractNum>
+  <w:abstractNum w:abstractNumId="29">
     <w:nsid w:val="602D6C5A"/>
     <w:multiLevelType w:val="multilevel"/>
     <w:tmpl w:val="10F60F28"/>
@@ -12552,7 +18575,7 @@
       </w:rPr>
     </w:lvl>
   </w:abstractNum>
-  <w:abstractNum w:abstractNumId="23">
+  <w:abstractNum w:abstractNumId="30">
     <w:nsid w:val="62B929E9"/>
     <w:multiLevelType w:val="hybridMultilevel"/>
     <w:tmpl w:val="217C1312"/>
@@ -12630,7 +18653,7 @@
       </w:pPr>
     </w:lvl>
   </w:abstractNum>
-  <w:abstractNum w:abstractNumId="24">
+  <w:abstractNum w:abstractNumId="31">
     <w:nsid w:val="63894ABD"/>
     <w:multiLevelType w:val="hybridMultilevel"/>
     <w:tmpl w:val="08480DD2"/>
@@ -12742,7 +18765,7 @@
       </w:rPr>
     </w:lvl>
   </w:abstractNum>
-  <w:abstractNum w:abstractNumId="25">
+  <w:abstractNum w:abstractNumId="32">
     <w:nsid w:val="64FE1E7E"/>
     <w:multiLevelType w:val="multilevel"/>
     <w:tmpl w:val="F9083D28"/>
@@ -12891,7 +18914,120 @@
       </w:rPr>
     </w:lvl>
   </w:abstractNum>
-  <w:abstractNum w:abstractNumId="26">
+  <w:abstractNum w:abstractNumId="33">
+    <w:nsid w:val="651650AD"/>
+    <w:multiLevelType w:val="multilevel"/>
+    <w:tmpl w:val="6382CC56"/>
+    <w:lvl w:ilvl="0">
+      <w:start w:val="1"/>
+      <w:numFmt w:val="bullet"/>
+      <w:lvlText w:val="●"/>
+      <w:lvlJc w:val="left"/>
+      <w:pPr>
+        <w:ind w:left="720" w:hanging="360"/>
+      </w:pPr>
+      <w:rPr>
+        <w:u w:val="none"/>
+      </w:rPr>
+    </w:lvl>
+    <w:lvl w:ilvl="1">
+      <w:start w:val="1"/>
+      <w:numFmt w:val="bullet"/>
+      <w:lvlText w:val="○"/>
+      <w:lvlJc w:val="left"/>
+      <w:pPr>
+        <w:ind w:left="1440" w:hanging="360"/>
+      </w:pPr>
+      <w:rPr>
+        <w:u w:val="none"/>
+      </w:rPr>
+    </w:lvl>
+    <w:lvl w:ilvl="2">
+      <w:start w:val="1"/>
+      <w:numFmt w:val="bullet"/>
+      <w:lvlText w:val="■"/>
+      <w:lvlJc w:val="left"/>
+      <w:pPr>
+        <w:ind w:left="2160" w:hanging="360"/>
+      </w:pPr>
+      <w:rPr>
+        <w:u w:val="none"/>
+      </w:rPr>
+    </w:lvl>
+    <w:lvl w:ilvl="3">
+      <w:start w:val="1"/>
+      <w:numFmt w:val="bullet"/>
+      <w:lvlText w:val="●"/>
+      <w:lvlJc w:val="left"/>
+      <w:pPr>
+        <w:ind w:left="2880" w:hanging="360"/>
+      </w:pPr>
+      <w:rPr>
+        <w:u w:val="none"/>
+      </w:rPr>
+    </w:lvl>
+    <w:lvl w:ilvl="4">
+      <w:start w:val="1"/>
+      <w:numFmt w:val="bullet"/>
+      <w:lvlText w:val="○"/>
+      <w:lvlJc w:val="left"/>
+      <w:pPr>
+        <w:ind w:left="3600" w:hanging="360"/>
+      </w:pPr>
+      <w:rPr>
+        <w:u w:val="none"/>
+      </w:rPr>
+    </w:lvl>
+    <w:lvl w:ilvl="5">
+      <w:start w:val="1"/>
+      <w:numFmt w:val="bullet"/>
+      <w:lvlText w:val="■"/>
+      <w:lvlJc w:val="left"/>
+      <w:pPr>
+        <w:ind w:left="4320" w:hanging="360"/>
+      </w:pPr>
+      <w:rPr>
+        <w:u w:val="none"/>
+      </w:rPr>
+    </w:lvl>
+    <w:lvl w:ilvl="6">
+      <w:start w:val="1"/>
+      <w:numFmt w:val="bullet"/>
+      <w:lvlText w:val="●"/>
+      <w:lvlJc w:val="left"/>
+      <w:pPr>
+        <w:ind w:left="5040" w:hanging="360"/>
+      </w:pPr>
+      <w:rPr>
+        <w:u w:val="none"/>
+      </w:rPr>
+    </w:lvl>
+    <w:lvl w:ilvl="7">
+      <w:start w:val="1"/>
+      <w:numFmt w:val="bullet"/>
+      <w:lvlText w:val="○"/>
+      <w:lvlJc w:val="left"/>
+      <w:pPr>
+        <w:ind w:left="5760" w:hanging="360"/>
+      </w:pPr>
+      <w:rPr>
+        <w:u w:val="none"/>
+      </w:rPr>
+    </w:lvl>
+    <w:lvl w:ilvl="8">
+      <w:start w:val="1"/>
+      <w:numFmt w:val="bullet"/>
+      <w:lvlText w:val="■"/>
+      <w:lvlJc w:val="left"/>
+      <w:pPr>
+        <w:ind w:left="6480" w:hanging="360"/>
+      </w:pPr>
+      <w:rPr>
+        <w:u w:val="none"/>
+      </w:rPr>
+    </w:lvl>
+  </w:abstractNum>
+  <w:abstractNum w:abstractNumId="34">
     <w:nsid w:val="65972FFD"/>
     <w:multiLevelType w:val="hybridMultilevel"/>
     <w:tmpl w:val="7662079C"/>
@@ -13003,7 +19139,7 @@
       </w:rPr>
     </w:lvl>
   </w:abstractNum>
-  <w:abstractNum w:abstractNumId="27">
+  <w:abstractNum w:abstractNumId="35">
     <w:nsid w:val="67161630"/>
     <w:multiLevelType w:val="singleLevel"/>
     <w:tmpl w:val="A41EA1E8"/>
@@ -13020,7 +19156,7 @@
       </w:rPr>
     </w:lvl>
   </w:abstractNum>
-  <w:abstractNum w:abstractNumId="28">
+  <w:abstractNum w:abstractNumId="36">
     <w:nsid w:val="696D3A84"/>
     <w:multiLevelType w:val="hybridMultilevel"/>
     <w:tmpl w:val="3FF61220"/>
@@ -13133,7 +19269,7 @@
       </w:rPr>
     </w:lvl>
   </w:abstractNum>
-  <w:abstractNum w:abstractNumId="29">
+  <w:abstractNum w:abstractNumId="37">
     <w:nsid w:val="69F70707"/>
     <w:multiLevelType w:val="multilevel"/>
     <w:tmpl w:val="6D8C2CF4"/>
@@ -13251,7 +19387,7 @@
       </w:rPr>
     </w:lvl>
   </w:abstractNum>
-  <w:abstractNum w:abstractNumId="30">
+  <w:abstractNum w:abstractNumId="38">
     <w:nsid w:val="6B4C0EDB"/>
     <w:multiLevelType w:val="multilevel"/>
     <w:tmpl w:val="E46C9D1C"/>
@@ -13370,7 +19506,7 @@
       </w:rPr>
     </w:lvl>
   </w:abstractNum>
-  <w:abstractNum w:abstractNumId="31">
+  <w:abstractNum w:abstractNumId="39">
     <w:nsid w:val="6F5B3D83"/>
     <w:multiLevelType w:val="hybridMultilevel"/>
     <w:tmpl w:val="0A42E6DA"/>
@@ -13483,7 +19619,7 @@
       </w:rPr>
     </w:lvl>
   </w:abstractNum>
-  <w:abstractNum w:abstractNumId="32">
+  <w:abstractNum w:abstractNumId="40">
     <w:nsid w:val="706F1D0D"/>
     <w:multiLevelType w:val="hybridMultilevel"/>
     <w:tmpl w:val="985693A2"/>
@@ -13594,7 +19730,120 @@
       </w:rPr>
     </w:lvl>
   </w:abstractNum>
-  <w:abstractNum w:abstractNumId="33">
+  <w:abstractNum w:abstractNumId="41">
+    <w:nsid w:val="73392E51"/>
+    <w:multiLevelType w:val="multilevel"/>
+    <w:tmpl w:val="1D2A2214"/>
+    <w:lvl w:ilvl="0">
+      <w:start w:val="1"/>
+      <w:numFmt w:val="bullet"/>
+      <w:lvlText w:val="●"/>
+      <w:lvlJc w:val="left"/>
+      <w:pPr>
+        <w:ind w:left="720" w:hanging="360"/>
+      </w:pPr>
+      <w:rPr>
+        <w:u w:val="none"/>
+      </w:rPr>
+    </w:lvl>
+    <w:lvl w:ilvl="1">
+      <w:start w:val="1"/>
+      <w:numFmt w:val="bullet"/>
+      <w:lvlText w:val="○"/>
+      <w:lvlJc w:val="left"/>
+      <w:pPr>
+        <w:ind w:left="1440" w:hanging="360"/>
+      </w:pPr>
+      <w:rPr>
+        <w:u w:val="none"/>
+      </w:rPr>
+    </w:lvl>
+    <w:lvl w:ilvl="2">
+      <w:start w:val="1"/>
+      <w:numFmt w:val="bullet"/>
+      <w:lvlText w:val="■"/>
+      <w:lvlJc w:val="left"/>
+      <w:pPr>
+        <w:ind w:left="2160" w:hanging="360"/>
+      </w:pPr>
+      <w:rPr>
+        <w:u w:val="none"/>
+      </w:rPr>
+    </w:lvl>
+    <w:lvl w:ilvl="3">
+      <w:start w:val="1"/>
+      <w:numFmt w:val="bullet"/>
+      <w:lvlText w:val="●"/>
+      <w:lvlJc w:val="left"/>
+      <w:pPr>
+        <w:ind w:left="2880" w:hanging="360"/>
+      </w:pPr>
+      <w:rPr>
+        <w:u w:val="none"/>
+      </w:rPr>
+    </w:lvl>
+    <w:lvl w:ilvl="4">
+      <w:start w:val="1"/>
+      <w:numFmt w:val="bullet"/>
+      <w:lvlText w:val="○"/>
+      <w:lvlJc w:val="left"/>
+      <w:pPr>
+        <w:ind w:left="3600" w:hanging="360"/>
+      </w:pPr>
+      <w:rPr>
+        <w:u w:val="none"/>
+      </w:rPr>
+    </w:lvl>
+    <w:lvl w:ilvl="5">
+      <w:start w:val="1"/>
+      <w:numFmt w:val="bullet"/>
+      <w:lvlText w:val="■"/>
+      <w:lvlJc w:val="left"/>
+      <w:pPr>
+        <w:ind w:left="4320" w:hanging="360"/>
+      </w:pPr>
+      <w:rPr>
+        <w:u w:val="none"/>
+      </w:rPr>
+    </w:lvl>
+    <w:lvl w:ilvl="6">
+      <w:start w:val="1"/>
+      <w:numFmt w:val="bullet"/>
+      <w:lvlText w:val="●"/>
+      <w:lvlJc w:val="left"/>
+      <w:pPr>
+        <w:ind w:left="5040" w:hanging="360"/>
+      </w:pPr>
+      <w:rPr>
+        <w:u w:val="none"/>
+      </w:rPr>
+    </w:lvl>
+    <w:lvl w:ilvl="7">
+      <w:start w:val="1"/>
+      <w:numFmt w:val="bullet"/>
+      <w:lvlText w:val="○"/>
+      <w:lvlJc w:val="left"/>
+      <w:pPr>
+        <w:ind w:left="5760" w:hanging="360"/>
+      </w:pPr>
+      <w:rPr>
+        <w:u w:val="none"/>
+      </w:rPr>
+    </w:lvl>
+    <w:lvl w:ilvl="8">
+      <w:start w:val="1"/>
+      <w:numFmt w:val="bullet"/>
+      <w:lvlText w:val="■"/>
+      <w:lvlJc w:val="left"/>
+      <w:pPr>
+        <w:ind w:left="6480" w:hanging="360"/>
+      </w:pPr>
+      <w:rPr>
+        <w:u w:val="none"/>
+      </w:rPr>
+    </w:lvl>
+  </w:abstractNum>
+  <w:abstractNum w:abstractNumId="42">
     <w:nsid w:val="73F97819"/>
     <w:multiLevelType w:val="multilevel"/>
     <w:tmpl w:val="E46C9D1C"/>
@@ -13713,7 +19962,120 @@
       </w:rPr>
     </w:lvl>
   </w:abstractNum>
-  <w:abstractNum w:abstractNumId="34">
+  <w:abstractNum w:abstractNumId="43">
+    <w:nsid w:val="76CC4DA5"/>
+    <w:multiLevelType w:val="multilevel"/>
+    <w:tmpl w:val="CEF2BB80"/>
+    <w:lvl w:ilvl="0">
+      <w:start w:val="1"/>
+      <w:numFmt w:val="bullet"/>
+      <w:lvlText w:val="●"/>
+      <w:lvlJc w:val="left"/>
+      <w:pPr>
+        <w:ind w:left="720" w:hanging="360"/>
+      </w:pPr>
+      <w:rPr>
+        <w:u w:val="none"/>
+      </w:rPr>
+    </w:lvl>
+    <w:lvl w:ilvl="1">
+      <w:start w:val="1"/>
+      <w:numFmt w:val="bullet"/>
+      <w:lvlText w:val="○"/>
+      <w:lvlJc w:val="left"/>
+      <w:pPr>
+        <w:ind w:left="1440" w:hanging="360"/>
+      </w:pPr>
+      <w:rPr>
+        <w:u w:val="none"/>
+      </w:rPr>
+    </w:lvl>
+    <w:lvl w:ilvl="2">
+      <w:start w:val="1"/>
+      <w:numFmt w:val="bullet"/>
+      <w:lvlText w:val="■"/>
+      <w:lvlJc w:val="left"/>
+      <w:pPr>
+        <w:ind w:left="2160" w:hanging="360"/>
+      </w:pPr>
+      <w:rPr>
+        <w:u w:val="none"/>
+      </w:rPr>
+    </w:lvl>
+    <w:lvl w:ilvl="3">
+      <w:start w:val="1"/>
+      <w:numFmt w:val="bullet"/>
+      <w:lvlText w:val="●"/>
+      <w:lvlJc w:val="left"/>
+      <w:pPr>
+        <w:ind w:left="2880" w:hanging="360"/>
+      </w:pPr>
+      <w:rPr>
+        <w:u w:val="none"/>
+      </w:rPr>
+    </w:lvl>
+    <w:lvl w:ilvl="4">
+      <w:start w:val="1"/>
+      <w:numFmt w:val="bullet"/>
+      <w:lvlText w:val="○"/>
+      <w:lvlJc w:val="left"/>
+      <w:pPr>
+        <w:ind w:left="3600" w:hanging="360"/>
+      </w:pPr>
+      <w:rPr>
+        <w:u w:val="none"/>
+      </w:rPr>
+    </w:lvl>
+    <w:lvl w:ilvl="5">
+      <w:start w:val="1"/>
+      <w:numFmt w:val="bullet"/>
+      <w:lvlText w:val="■"/>
+      <w:lvlJc w:val="left"/>
+      <w:pPr>
+        <w:ind w:left="4320" w:hanging="360"/>
+      </w:pPr>
+      <w:rPr>
+        <w:u w:val="none"/>
+      </w:rPr>
+    </w:lvl>
+    <w:lvl w:ilvl="6">
+      <w:start w:val="1"/>
+      <w:numFmt w:val="bullet"/>
+      <w:lvlText w:val="●"/>
+      <w:lvlJc w:val="left"/>
+      <w:pPr>
+        <w:ind w:left="5040" w:hanging="360"/>
+      </w:pPr>
+      <w:rPr>
+        <w:u w:val="none"/>
+      </w:rPr>
+    </w:lvl>
+    <w:lvl w:ilvl="7">
+      <w:start w:val="1"/>
+      <w:numFmt w:val="bullet"/>
+      <w:lvlText w:val="○"/>
+      <w:lvlJc w:val="left"/>
+      <w:pPr>
+        <w:ind w:left="5760" w:hanging="360"/>
+      </w:pPr>
+      <w:rPr>
+        <w:u w:val="none"/>
+      </w:rPr>
+    </w:lvl>
+    <w:lvl w:ilvl="8">
+      <w:start w:val="1"/>
+      <w:numFmt w:val="bullet"/>
+      <w:lvlText w:val="■"/>
+      <w:lvlJc w:val="left"/>
+      <w:pPr>
+        <w:ind w:left="6480" w:hanging="360"/>
+      </w:pPr>
+      <w:rPr>
+        <w:u w:val="none"/>
+      </w:rPr>
+    </w:lvl>
+  </w:abstractNum>
+  <w:abstractNum w:abstractNumId="44">
     <w:nsid w:val="7B1526C2"/>
     <w:multiLevelType w:val="hybridMultilevel"/>
     <w:tmpl w:val="EBC0C886"/>
@@ -13826,7 +20188,120 @@
       </w:rPr>
     </w:lvl>
   </w:abstractNum>
-  <w:abstractNum w:abstractNumId="35">
+  <w:abstractNum w:abstractNumId="45">
+    <w:nsid w:val="7B9B3262"/>
+    <w:multiLevelType w:val="multilevel"/>
+    <w:tmpl w:val="5194EAFE"/>
+    <w:lvl w:ilvl="0">
+      <w:start w:val="1"/>
+      <w:numFmt w:val="bullet"/>
+      <w:lvlText w:val="●"/>
+      <w:lvlJc w:val="left"/>
+      <w:pPr>
+        <w:ind w:left="720" w:hanging="360"/>
+      </w:pPr>
+      <w:rPr>
+        <w:u w:val="none"/>
+      </w:rPr>
+    </w:lvl>
+    <w:lvl w:ilvl="1">
+      <w:start w:val="1"/>
+      <w:numFmt w:val="bullet"/>
+      <w:lvlText w:val="○"/>
+      <w:lvlJc w:val="left"/>
+      <w:pPr>
+        <w:ind w:left="1440" w:hanging="360"/>
+      </w:pPr>
+      <w:rPr>
+        <w:u w:val="none"/>
+      </w:rPr>
+    </w:lvl>
+    <w:lvl w:ilvl="2">
+      <w:start w:val="1"/>
+      <w:numFmt w:val="bullet"/>
+      <w:lvlText w:val="■"/>
+      <w:lvlJc w:val="left"/>
+      <w:pPr>
+        <w:ind w:left="2160" w:hanging="360"/>
+      </w:pPr>
+      <w:rPr>
+        <w:u w:val="none"/>
+      </w:rPr>
+    </w:lvl>
+    <w:lvl w:ilvl="3">
+      <w:start w:val="1"/>
+      <w:numFmt w:val="bullet"/>
+      <w:lvlText w:val="●"/>
+      <w:lvlJc w:val="left"/>
+      <w:pPr>
+        <w:ind w:left="2880" w:hanging="360"/>
+      </w:pPr>
+      <w:rPr>
+        <w:u w:val="none"/>
+      </w:rPr>
+    </w:lvl>
+    <w:lvl w:ilvl="4">
+      <w:start w:val="1"/>
+      <w:numFmt w:val="bullet"/>
+      <w:lvlText w:val="○"/>
+      <w:lvlJc w:val="left"/>
+      <w:pPr>
+        <w:ind w:left="3600" w:hanging="360"/>
+      </w:pPr>
+      <w:rPr>
+        <w:u w:val="none"/>
+      </w:rPr>
+    </w:lvl>
+    <w:lvl w:ilvl="5">
+      <w:start w:val="1"/>
+      <w:numFmt w:val="bullet"/>
+      <w:lvlText w:val="■"/>
+      <w:lvlJc w:val="left"/>
+      <w:pPr>
+        <w:ind w:left="4320" w:hanging="360"/>
+      </w:pPr>
+      <w:rPr>
+        <w:u w:val="none"/>
+      </w:rPr>
+    </w:lvl>
+    <w:lvl w:ilvl="6">
+      <w:start w:val="1"/>
+      <w:numFmt w:val="bullet"/>
+      <w:lvlText w:val="●"/>
+      <w:lvlJc w:val="left"/>
+      <w:pPr>
+        <w:ind w:left="5040" w:hanging="360"/>
+      </w:pPr>
+      <w:rPr>
+        <w:u w:val="none"/>
+      </w:rPr>
+    </w:lvl>
+    <w:lvl w:ilvl="7">
+      <w:start w:val="1"/>
+      <w:numFmt w:val="bullet"/>
+      <w:lvlText w:val="○"/>
+      <w:lvlJc w:val="left"/>
+      <w:pPr>
+        <w:ind w:left="5760" w:hanging="360"/>
+      </w:pPr>
+      <w:rPr>
+        <w:u w:val="none"/>
+      </w:rPr>
+    </w:lvl>
+    <w:lvl w:ilvl="8">
+      <w:start w:val="1"/>
+      <w:numFmt w:val="bullet"/>
+      <w:lvlText w:val="■"/>
+      <w:lvlJc w:val="left"/>
+      <w:pPr>
+        <w:ind w:left="6480" w:hanging="360"/>
+      </w:pPr>
+      <w:rPr>
+        <w:u w:val="none"/>
+      </w:rPr>
+    </w:lvl>
+  </w:abstractNum>
+  <w:abstractNum w:abstractNumId="46">
     <w:nsid w:val="7C324D28"/>
     <w:multiLevelType w:val="multilevel"/>
     <w:tmpl w:val="8C5E9A82"/>
@@ -13944,7 +20419,7 @@
       </w:rPr>
     </w:lvl>
   </w:abstractNum>
-  <w:abstractNum w:abstractNumId="36">
+  <w:abstractNum w:abstractNumId="47">
     <w:nsid w:val="7C7F6875"/>
     <w:multiLevelType w:val="hybridMultilevel"/>
     <w:tmpl w:val="1FFA224A"/>
@@ -14057,7 +20532,7 @@
       </w:rPr>
     </w:lvl>
   </w:abstractNum>
-  <w:abstractNum w:abstractNumId="37">
+  <w:abstractNum w:abstractNumId="48">
     <w:nsid w:val="7EBB165E"/>
     <w:multiLevelType w:val="multilevel"/>
     <w:tmpl w:val="6C0EBA10"/>
@@ -14178,65 +20653,178 @@
       </w:rPr>
     </w:lvl>
   </w:abstractNum>
+  <w:abstractNum w:abstractNumId="49">
+    <w:nsid w:val="7F6D4B7E"/>
+    <w:multiLevelType w:val="multilevel"/>
+    <w:tmpl w:val="E16A2E34"/>
+    <w:lvl w:ilvl="0">
+      <w:start w:val="1"/>
+      <w:numFmt w:val="bullet"/>
+      <w:lvlText w:val="●"/>
+      <w:lvlJc w:val="left"/>
+      <w:pPr>
+        <w:ind w:left="720" w:hanging="360"/>
+      </w:pPr>
+      <w:rPr>
+        <w:u w:val="none"/>
+      </w:rPr>
+    </w:lvl>
+    <w:lvl w:ilvl="1">
+      <w:start w:val="1"/>
+      <w:numFmt w:val="bullet"/>
+      <w:lvlText w:val="○"/>
+      <w:lvlJc w:val="left"/>
+      <w:pPr>
+        <w:ind w:left="1440" w:hanging="360"/>
+      </w:pPr>
+      <w:rPr>
+        <w:u w:val="none"/>
+      </w:rPr>
+    </w:lvl>
+    <w:lvl w:ilvl="2">
+      <w:start w:val="1"/>
+      <w:numFmt w:val="bullet"/>
+      <w:lvlText w:val="■"/>
+      <w:lvlJc w:val="left"/>
+      <w:pPr>
+        <w:ind w:left="2160" w:hanging="360"/>
+      </w:pPr>
+      <w:rPr>
+        <w:u w:val="none"/>
+      </w:rPr>
+    </w:lvl>
+    <w:lvl w:ilvl="3">
+      <w:start w:val="1"/>
+      <w:numFmt w:val="bullet"/>
+      <w:lvlText w:val="●"/>
+      <w:lvlJc w:val="left"/>
+      <w:pPr>
+        <w:ind w:left="2880" w:hanging="360"/>
+      </w:pPr>
+      <w:rPr>
+        <w:u w:val="none"/>
+      </w:rPr>
+    </w:lvl>
+    <w:lvl w:ilvl="4">
+      <w:start w:val="1"/>
+      <w:numFmt w:val="bullet"/>
+      <w:lvlText w:val="○"/>
+      <w:lvlJc w:val="left"/>
+      <w:pPr>
+        <w:ind w:left="3600" w:hanging="360"/>
+      </w:pPr>
+      <w:rPr>
+        <w:u w:val="none"/>
+      </w:rPr>
+    </w:lvl>
+    <w:lvl w:ilvl="5">
+      <w:start w:val="1"/>
+      <w:numFmt w:val="bullet"/>
+      <w:lvlText w:val="■"/>
+      <w:lvlJc w:val="left"/>
+      <w:pPr>
+        <w:ind w:left="4320" w:hanging="360"/>
+      </w:pPr>
+      <w:rPr>
+        <w:u w:val="none"/>
+      </w:rPr>
+    </w:lvl>
+    <w:lvl w:ilvl="6">
+      <w:start w:val="1"/>
+      <w:numFmt w:val="bullet"/>
+      <w:lvlText w:val="●"/>
+      <w:lvlJc w:val="left"/>
+      <w:pPr>
+        <w:ind w:left="5040" w:hanging="360"/>
+      </w:pPr>
+      <w:rPr>
+        <w:u w:val="none"/>
+      </w:rPr>
+    </w:lvl>
+    <w:lvl w:ilvl="7">
+      <w:start w:val="1"/>
+      <w:numFmt w:val="bullet"/>
+      <w:lvlText w:val="○"/>
+      <w:lvlJc w:val="left"/>
+      <w:pPr>
+        <w:ind w:left="5760" w:hanging="360"/>
+      </w:pPr>
+      <w:rPr>
+        <w:u w:val="none"/>
+      </w:rPr>
+    </w:lvl>
+    <w:lvl w:ilvl="8">
+      <w:start w:val="1"/>
+      <w:numFmt w:val="bullet"/>
+      <w:lvlText w:val="■"/>
+      <w:lvlJc w:val="left"/>
+      <w:pPr>
+        <w:ind w:left="6480" w:hanging="360"/>
+      </w:pPr>
+      <w:rPr>
+        <w:u w:val="none"/>
+      </w:rPr>
+    </w:lvl>
+  </w:abstractNum>
   <w:num w:numId="1">
-    <w:abstractNumId w:val="27"/>
+    <w:abstractNumId w:val="35"/>
   </w:num>
   <w:num w:numId="2">
-    <w:abstractNumId w:val="20"/>
+    <w:abstractNumId w:val="26"/>
   </w:num>
   <w:num w:numId="3">
-    <w:abstractNumId w:val="23"/>
+    <w:abstractNumId w:val="30"/>
   </w:num>
   <w:num w:numId="4">
-    <w:abstractNumId w:val="11"/>
+    <w:abstractNumId w:val="12"/>
   </w:num>
   <w:num w:numId="5">
-    <w:abstractNumId w:val="37"/>
+    <w:abstractNumId w:val="48"/>
   </w:num>
   <w:num w:numId="6">
-    <w:abstractNumId w:val="28"/>
+    <w:abstractNumId w:val="36"/>
   </w:num>
   <w:num w:numId="7">
     <w:abstractNumId w:val="2"/>
   </w:num>
   <w:num w:numId="8">
-    <w:abstractNumId w:val="24"/>
+    <w:abstractNumId w:val="31"/>
   </w:num>
   <w:num w:numId="9">
-    <w:abstractNumId w:val="32"/>
+    <w:abstractNumId w:val="40"/>
   </w:num>
   <w:num w:numId="10">
     <w:abstractNumId w:val="6"/>
   </w:num>
   <w:num w:numId="11">
-    <w:abstractNumId w:val="21"/>
+    <w:abstractNumId w:val="27"/>
   </w:num>
   <w:num w:numId="12">
-    <w:abstractNumId w:val="12"/>
+    <w:abstractNumId w:val="13"/>
   </w:num>
   <w:num w:numId="13">
     <w:abstractNumId w:val="8"/>
   </w:num>
   <w:num w:numId="14">
-    <w:abstractNumId w:val="34"/>
+    <w:abstractNumId w:val="44"/>
   </w:num>
   <w:num w:numId="15">
-    <w:abstractNumId w:val="13"/>
+    <w:abstractNumId w:val="15"/>
   </w:num>
   <w:num w:numId="16">
-    <w:abstractNumId w:val="14"/>
+    <w:abstractNumId w:val="16"/>
   </w:num>
   <w:num w:numId="17">
     <w:abstractNumId w:val="9"/>
   </w:num>
   <w:num w:numId="18">
-    <w:abstractNumId w:val="10"/>
+    <w:abstractNumId w:val="11"/>
   </w:num>
   <w:num w:numId="19">
     <w:abstractNumId w:val="3"/>
   </w:num>
   <w:num w:numId="20">
-    <w:abstractNumId w:val="26"/>
+    <w:abstractNumId w:val="34"/>
   </w:num>
   <w:num w:numId="21">
     <w:abstractNumId w:val="4"/>
@@ -14245,52 +20833,88 @@
     <w:abstractNumId w:val="5"/>
   </w:num>
   <w:num w:numId="23">
-    <w:abstractNumId w:val="33"/>
+    <w:abstractNumId w:val="42"/>
   </w:num>
   <w:num w:numId="24">
-    <w:abstractNumId w:val="29"/>
+    <w:abstractNumId w:val="37"/>
   </w:num>
   <w:num w:numId="25">
-    <w:abstractNumId w:val="30"/>
+    <w:abstractNumId w:val="38"/>
   </w:num>
   <w:num w:numId="26">
-    <w:abstractNumId w:val="35"/>
+    <w:abstractNumId w:val="46"/>
   </w:num>
   <w:num w:numId="27">
-    <w:abstractNumId w:val="31"/>
+    <w:abstractNumId w:val="39"/>
   </w:num>
   <w:num w:numId="28">
-    <w:abstractNumId w:val="25"/>
+    <w:abstractNumId w:val="32"/>
   </w:num>
   <w:num w:numId="29">
     <w:abstractNumId w:val="7"/>
   </w:num>
   <w:num w:numId="30">
-    <w:abstractNumId w:val="19"/>
+    <w:abstractNumId w:val="24"/>
   </w:num>
   <w:num w:numId="31">
-    <w:abstractNumId w:val="36"/>
+    <w:abstractNumId w:val="47"/>
   </w:num>
   <w:num w:numId="32">
-    <w:abstractNumId w:val="17"/>
+    <w:abstractNumId w:val="21"/>
   </w:num>
   <w:num w:numId="33">
+    <w:abstractNumId w:val="29"/>
+  </w:num>
+  <w:num w:numId="34">
     <w:abstractNumId w:val="22"/>
   </w:num>
-  <w:num w:numId="34">
-    <w:abstractNumId w:val="18"/>
-  </w:num>
   <w:num w:numId="35">
-    <w:abstractNumId w:val="16"/>
+    <w:abstractNumId w:val="20"/>
   </w:num>
   <w:num w:numId="36">
     <w:abstractNumId w:val="1"/>
   </w:num>
   <w:num w:numId="37">
-    <w:abstractNumId w:val="15"/>
+    <w:abstractNumId w:val="18"/>
   </w:num>
   <w:num w:numId="38">
     <w:abstractNumId w:val="0"/>
+  </w:num>
+  <w:num w:numId="39">
+    <w:abstractNumId w:val="14"/>
+  </w:num>
+  <w:num w:numId="40">
+    <w:abstractNumId w:val="17"/>
+  </w:num>
+  <w:num w:numId="41">
+    <w:abstractNumId w:val="28"/>
+  </w:num>
+  <w:num w:numId="42">
+    <w:abstractNumId w:val="19"/>
+  </w:num>
+  <w:num w:numId="43">
+    <w:abstractNumId w:val="10"/>
+  </w:num>
+  <w:num w:numId="44">
+    <w:abstractNumId w:val="49"/>
+  </w:num>
+  <w:num w:numId="45">
+    <w:abstractNumId w:val="43"/>
+  </w:num>
+  <w:num w:numId="46">
+    <w:abstractNumId w:val="23"/>
+  </w:num>
+  <w:num w:numId="47">
+    <w:abstractNumId w:val="25"/>
+  </w:num>
+  <w:num w:numId="48">
+    <w:abstractNumId w:val="45"/>
+  </w:num>
+  <w:num w:numId="49">
+    <w:abstractNumId w:val="41"/>
+  </w:num>
+  <w:num w:numId="50">
+    <w:abstractNumId w:val="33"/>
   </w:num>
 </w:numbering>
 </file>
@@ -14500,6 +21124,29 @@
     <w:rPr>
       <w:sz w:val="28"/>
       <w:szCs w:val="28"/>
+    </w:rPr>
+  </w:style>
+  <w:style w:type="paragraph" w:styleId="4">
+    <w:name w:val="heading 4"/>
+    <w:basedOn w:val="a"/>
+    <w:next w:val="a"/>
+    <w:link w:val="40"/>
+    <w:uiPriority w:val="9"/>
+    <w:qFormat/>
+    <w:rsid w:val="0078603F"/>
+    <w:pPr>
+      <w:keepNext/>
+      <w:keepLines/>
+      <w:spacing w:before="200" w:after="0"/>
+      <w:outlineLvl w:val="3"/>
+    </w:pPr>
+    <w:rPr>
+      <w:rFonts w:asciiTheme="majorHAnsi" w:eastAsiaTheme="majorEastAsia" w:hAnsiTheme="majorHAnsi" w:cstheme="majorBidi"/>
+      <w:b/>
+      <w:bCs/>
+      <w:i/>
+      <w:iCs/>
+      <w:color w:val="4F81BD" w:themeColor="accent1"/>
     </w:rPr>
   </w:style>
   <w:style w:type="character" w:default="1" w:styleId="a0">
@@ -14693,6 +21340,23 @@
       <w:contextualSpacing/>
     </w:pPr>
   </w:style>
+  <w:style w:type="character" w:customStyle="1" w:styleId="40">
+    <w:name w:val="Заголовок 4 Знак"/>
+    <w:basedOn w:val="a0"/>
+    <w:link w:val="4"/>
+    <w:uiPriority w:val="9"/>
+    <w:rsid w:val="0078603F"/>
+    <w:rPr>
+      <w:rFonts w:asciiTheme="majorHAnsi" w:eastAsiaTheme="majorEastAsia" w:hAnsiTheme="majorHAnsi" w:cstheme="majorBidi"/>
+      <w:b/>
+      <w:bCs/>
+      <w:i/>
+      <w:iCs/>
+      <w:color w:val="4F81BD" w:themeColor="accent1"/>
+      <w:sz w:val="24"/>
+      <w:szCs w:val="24"/>
+    </w:rPr>
+  </w:style>
 </w:styles>
 </file>
 
@@ -14903,6 +21567,29 @@
       <w:szCs w:val="28"/>
     </w:rPr>
   </w:style>
+  <w:style w:type="paragraph" w:styleId="4">
+    <w:name w:val="heading 4"/>
+    <w:basedOn w:val="a"/>
+    <w:next w:val="a"/>
+    <w:link w:val="40"/>
+    <w:uiPriority w:val="9"/>
+    <w:qFormat/>
+    <w:rsid w:val="0078603F"/>
+    <w:pPr>
+      <w:keepNext/>
+      <w:keepLines/>
+      <w:spacing w:before="200" w:after="0"/>
+      <w:outlineLvl w:val="3"/>
+    </w:pPr>
+    <w:rPr>
+      <w:rFonts w:asciiTheme="majorHAnsi" w:eastAsiaTheme="majorEastAsia" w:hAnsiTheme="majorHAnsi" w:cstheme="majorBidi"/>
+      <w:b/>
+      <w:bCs/>
+      <w:i/>
+      <w:iCs/>
+      <w:color w:val="4F81BD" w:themeColor="accent1"/>
+    </w:rPr>
+  </w:style>
   <w:style w:type="character" w:default="1" w:styleId="a0">
     <w:name w:val="Default Paragraph Font"/>
     <w:uiPriority w:val="1"/>
@@ -15093,6 +21780,23 @@
       <w:ind w:left="720"/>
       <w:contextualSpacing/>
     </w:pPr>
+  </w:style>
+  <w:style w:type="character" w:customStyle="1" w:styleId="40">
+    <w:name w:val="Заголовок 4 Знак"/>
+    <w:basedOn w:val="a0"/>
+    <w:link w:val="4"/>
+    <w:uiPriority w:val="9"/>
+    <w:rsid w:val="0078603F"/>
+    <w:rPr>
+      <w:rFonts w:asciiTheme="majorHAnsi" w:eastAsiaTheme="majorEastAsia" w:hAnsiTheme="majorHAnsi" w:cstheme="majorBidi"/>
+      <w:b/>
+      <w:bCs/>
+      <w:i/>
+      <w:iCs/>
+      <w:color w:val="4F81BD" w:themeColor="accent1"/>
+      <w:sz w:val="24"/>
+      <w:szCs w:val="24"/>
+    </w:rPr>
   </w:style>
 </w:styles>
 </file>
@@ -15354,4 +22058,16 @@
   </a:objectDefaults>
   <a:extraClrSchemeLst/>
 </a:theme>
+</file>
+
+<file path=customXml/item1.xml><?xml version="1.0" encoding="utf-8"?>
+<b:Sources xmlns:b="http://schemas.openxmlformats.org/officeDocument/2006/bibliography" xmlns="http://schemas.openxmlformats.org/officeDocument/2006/bibliography" SelectedStyle="\APA.XSL" StyleName="APA"/>
+</file>
+
+<file path=customXml/itemProps1.xml><?xml version="1.0" encoding="utf-8"?>
+<ds:datastoreItem xmlns:ds="http://schemas.openxmlformats.org/officeDocument/2006/customXml" ds:itemID="{31685716-6D42-42D5-A308-3F1503B6EC80}">
+  <ds:schemaRefs>
+    <ds:schemaRef ds:uri="http://schemas.openxmlformats.org/officeDocument/2006/bibliography"/>
+  </ds:schemaRefs>
+</ds:datastoreItem>
 </file>
--- a/Documentation/Documentation.docx
+++ b/Documentation/Documentation.docx
@@ -134,35 +134,40 @@
     <w:p>
       <w:pPr>
         <w:jc w:val="center"/>
-      </w:pPr>
-      <w:r>
+        <w:rPr>
+          <w:sz w:val="28"/>
+          <w:lang w:val="en-US"/>
+        </w:rPr>
+      </w:pPr>
+      <w:r>
+        <w:rPr>
+          <w:lang w:val="en-US"/>
+        </w:rPr>
         <w:t xml:space="preserve">Toni </w:t>
       </w:r>
       <w:proofErr w:type="spellStart"/>
       <w:r>
+        <w:rPr>
+          <w:lang w:val="en-US"/>
+        </w:rPr>
         <w:t>Kostov</w:t>
       </w:r>
       <w:proofErr w:type="spellEnd"/>
       <w:r>
+        <w:rPr>
+          <w:lang w:val="en-US"/>
+        </w:rPr>
         <w:br w:type="page"/>
       </w:r>
-      <w:r>
+      <w:bookmarkStart w:id="0" w:name="_GoBack"/>
+      <w:r>
+        <w:rPr>
+          <w:sz w:val="28"/>
+          <w:lang w:val="en-US"/>
+        </w:rPr>
         <w:lastRenderedPageBreak/>
-        <w:t xml:space="preserve">Table </w:t>
-      </w:r>
-      <w:proofErr w:type="spellStart"/>
-      <w:r>
-        <w:t>of</w:t>
-      </w:r>
-      <w:proofErr w:type="spellEnd"/>
-      <w:r>
-        <w:t xml:space="preserve"> </w:t>
-      </w:r>
-      <w:proofErr w:type="spellStart"/>
-      <w:r>
-        <w:t>contents</w:t>
-      </w:r>
-      <w:proofErr w:type="spellEnd"/>
+        <w:t>Table of contents</w:t>
+      </w:r>
     </w:p>
     <w:p>
       <w:pPr>
@@ -175,25 +180,34 @@
           <w:rFonts w:asciiTheme="minorHAnsi" w:eastAsiaTheme="minorEastAsia" w:hAnsiTheme="minorHAnsi" w:cstheme="minorBidi"/>
           <w:noProof/>
           <w:kern w:val="0"/>
-          <w:sz w:val="22"/>
           <w:szCs w:val="22"/>
           <w:lang w:val="ru-RU" w:eastAsia="ru-RU"/>
         </w:rPr>
       </w:pPr>
       <w:r>
+        <w:rPr>
+          <w:sz w:val="28"/>
+        </w:rPr>
         <w:fldChar w:fldCharType="begin"/>
       </w:r>
       <w:r>
+        <w:rPr>
+          <w:sz w:val="28"/>
+        </w:rPr>
         <w:instrText xml:space="preserve"> TOC \o "1 - 3" \z \h </w:instrText>
       </w:r>
       <w:r>
+        <w:rPr>
+          <w:sz w:val="28"/>
+        </w:rPr>
         <w:fldChar w:fldCharType="separate"/>
       </w:r>
-      <w:hyperlink w:anchor="_Toc172724896" w:history="1">
+      <w:hyperlink w:anchor="_Toc172725607" w:history="1">
         <w:r>
           <w:rPr>
             <w:rStyle w:val="a6"/>
             <w:noProof/>
+            <w:sz w:val="28"/>
           </w:rPr>
           <w:t>1.</w:t>
         </w:r>
@@ -202,7 +216,6 @@
             <w:rFonts w:asciiTheme="minorHAnsi" w:eastAsiaTheme="minorEastAsia" w:hAnsiTheme="minorHAnsi" w:cstheme="minorBidi"/>
             <w:noProof/>
             <w:kern w:val="0"/>
-            <w:sz w:val="22"/>
             <w:szCs w:val="22"/>
             <w:lang w:val="ru-RU" w:eastAsia="ru-RU"/>
           </w:rPr>
@@ -212,6 +225,7 @@
           <w:rPr>
             <w:rStyle w:val="a6"/>
             <w:noProof/>
+            <w:sz w:val="28"/>
           </w:rPr>
           <w:t>Motivation and goal setting</w:t>
         </w:r>
@@ -219,6 +233,7 @@
           <w:rPr>
             <w:noProof/>
             <w:webHidden/>
+            <w:sz w:val="28"/>
           </w:rPr>
           <w:tab/>
         </w:r>
@@ -226,6 +241,7 @@
           <w:rPr>
             <w:noProof/>
             <w:webHidden/>
+            <w:sz w:val="28"/>
           </w:rPr>
           <w:fldChar w:fldCharType="begin"/>
         </w:r>
@@ -233,19 +249,22 @@
           <w:rPr>
             <w:noProof/>
             <w:webHidden/>
+            <w:sz w:val="28"/>
           </w:rPr>
-          <w:instrText xml:space="preserve"> PAGEREF _Toc172724896 \h </w:instrText>
+          <w:instrText xml:space="preserve"> PAGEREF _Toc172725607 \h </w:instrText>
         </w:r>
         <w:r>
           <w:rPr>
             <w:noProof/>
             <w:webHidden/>
+            <w:sz w:val="28"/>
           </w:rPr>
         </w:r>
         <w:r>
           <w:rPr>
             <w:noProof/>
             <w:webHidden/>
+            <w:sz w:val="28"/>
           </w:rPr>
           <w:fldChar w:fldCharType="separate"/>
         </w:r>
@@ -253,6 +272,7 @@
           <w:rPr>
             <w:noProof/>
             <w:webHidden/>
+            <w:sz w:val="28"/>
           </w:rPr>
           <w:t>1</w:t>
         </w:r>
@@ -260,6 +280,7 @@
           <w:rPr>
             <w:noProof/>
             <w:webHidden/>
+            <w:sz w:val="28"/>
           </w:rPr>
           <w:fldChar w:fldCharType="end"/>
         </w:r>
@@ -276,17 +297,17 @@
           <w:rFonts w:asciiTheme="minorHAnsi" w:eastAsiaTheme="minorEastAsia" w:hAnsiTheme="minorHAnsi" w:cstheme="minorBidi"/>
           <w:noProof/>
           <w:kern w:val="0"/>
-          <w:sz w:val="22"/>
           <w:szCs w:val="22"/>
           <w:lang w:val="ru-RU" w:eastAsia="ru-RU"/>
         </w:rPr>
       </w:pPr>
-      <w:hyperlink w:anchor="_Toc172724897" w:history="1">
+      <w:hyperlink w:anchor="_Toc172725608" w:history="1">
         <w:r>
           <w:rPr>
             <w:rStyle w:val="a6"/>
             <w:i/>
             <w:noProof/>
+            <w:sz w:val="28"/>
             <w:lang w:val="ru-RU"/>
           </w:rPr>
           <w:t>2.</w:t>
@@ -296,7 +317,6 @@
             <w:rFonts w:asciiTheme="minorHAnsi" w:eastAsiaTheme="minorEastAsia" w:hAnsiTheme="minorHAnsi" w:cstheme="minorBidi"/>
             <w:noProof/>
             <w:kern w:val="0"/>
-            <w:sz w:val="22"/>
             <w:szCs w:val="22"/>
             <w:lang w:val="ru-RU" w:eastAsia="ru-RU"/>
           </w:rPr>
@@ -306,6 +326,7 @@
           <w:rPr>
             <w:rStyle w:val="a6"/>
             <w:noProof/>
+            <w:sz w:val="28"/>
             <w:lang w:val="en-US"/>
           </w:rPr>
           <w:t xml:space="preserve">Pose Estimation </w:t>
@@ -315,6 +336,7 @@
             <w:rStyle w:val="a6"/>
             <w:i/>
             <w:noProof/>
+            <w:sz w:val="28"/>
             <w:lang w:val="en-US"/>
           </w:rPr>
           <w:t>(By Atilla and Matsvei)</w:t>
@@ -323,6 +345,7 @@
           <w:rPr>
             <w:noProof/>
             <w:webHidden/>
+            <w:sz w:val="28"/>
           </w:rPr>
           <w:tab/>
         </w:r>
@@ -330,6 +353,7 @@
           <w:rPr>
             <w:noProof/>
             <w:webHidden/>
+            <w:sz w:val="28"/>
           </w:rPr>
           <w:fldChar w:fldCharType="begin"/>
         </w:r>
@@ -337,19 +361,22 @@
           <w:rPr>
             <w:noProof/>
             <w:webHidden/>
+            <w:sz w:val="28"/>
           </w:rPr>
-          <w:instrText xml:space="preserve"> PAGEREF _Toc172724897 \h </w:instrText>
+          <w:instrText xml:space="preserve"> PAGEREF _Toc172725608 \h </w:instrText>
         </w:r>
         <w:r>
           <w:rPr>
             <w:noProof/>
             <w:webHidden/>
+            <w:sz w:val="28"/>
           </w:rPr>
         </w:r>
         <w:r>
           <w:rPr>
             <w:noProof/>
             <w:webHidden/>
+            <w:sz w:val="28"/>
           </w:rPr>
           <w:fldChar w:fldCharType="separate"/>
         </w:r>
@@ -357,6 +384,7 @@
           <w:rPr>
             <w:noProof/>
             <w:webHidden/>
+            <w:sz w:val="28"/>
           </w:rPr>
           <w:t>2</w:t>
         </w:r>
@@ -364,6 +392,7 @@
           <w:rPr>
             <w:noProof/>
             <w:webHidden/>
+            <w:sz w:val="28"/>
           </w:rPr>
           <w:fldChar w:fldCharType="end"/>
         </w:r>
@@ -380,16 +409,16 @@
           <w:rFonts w:asciiTheme="minorHAnsi" w:eastAsiaTheme="minorEastAsia" w:hAnsiTheme="minorHAnsi" w:cstheme="minorBidi"/>
           <w:noProof/>
           <w:kern w:val="0"/>
-          <w:sz w:val="22"/>
           <w:szCs w:val="22"/>
           <w:lang w:val="ru-RU" w:eastAsia="ru-RU"/>
         </w:rPr>
       </w:pPr>
-      <w:hyperlink w:anchor="_Toc172724898" w:history="1">
+      <w:hyperlink w:anchor="_Toc172725609" w:history="1">
         <w:r>
           <w:rPr>
             <w:rStyle w:val="a6"/>
             <w:noProof/>
+            <w:sz w:val="28"/>
           </w:rPr>
           <w:t>2.1.</w:t>
         </w:r>
@@ -398,7 +427,6 @@
             <w:rFonts w:asciiTheme="minorHAnsi" w:eastAsiaTheme="minorEastAsia" w:hAnsiTheme="minorHAnsi" w:cstheme="minorBidi"/>
             <w:noProof/>
             <w:kern w:val="0"/>
-            <w:sz w:val="22"/>
             <w:szCs w:val="22"/>
             <w:lang w:val="ru-RU" w:eastAsia="ru-RU"/>
           </w:rPr>
@@ -408,6 +436,7 @@
           <w:rPr>
             <w:rStyle w:val="a6"/>
             <w:noProof/>
+            <w:sz w:val="28"/>
           </w:rPr>
           <w:t>Evaluation of Tested Models</w:t>
         </w:r>
@@ -415,6 +444,7 @@
           <w:rPr>
             <w:noProof/>
             <w:webHidden/>
+            <w:sz w:val="28"/>
           </w:rPr>
           <w:tab/>
         </w:r>
@@ -422,6 +452,7 @@
           <w:rPr>
             <w:noProof/>
             <w:webHidden/>
+            <w:sz w:val="28"/>
           </w:rPr>
           <w:fldChar w:fldCharType="begin"/>
         </w:r>
@@ -429,19 +460,22 @@
           <w:rPr>
             <w:noProof/>
             <w:webHidden/>
+            <w:sz w:val="28"/>
           </w:rPr>
-          <w:instrText xml:space="preserve"> PAGEREF _Toc172724898 \h </w:instrText>
+          <w:instrText xml:space="preserve"> PAGEREF _Toc172725609 \h </w:instrText>
         </w:r>
         <w:r>
           <w:rPr>
             <w:noProof/>
             <w:webHidden/>
+            <w:sz w:val="28"/>
           </w:rPr>
         </w:r>
         <w:r>
           <w:rPr>
             <w:noProof/>
             <w:webHidden/>
+            <w:sz w:val="28"/>
           </w:rPr>
           <w:fldChar w:fldCharType="separate"/>
         </w:r>
@@ -449,6 +483,7 @@
           <w:rPr>
             <w:noProof/>
             <w:webHidden/>
+            <w:sz w:val="28"/>
           </w:rPr>
           <w:t>2</w:t>
         </w:r>
@@ -456,6 +491,7 @@
           <w:rPr>
             <w:noProof/>
             <w:webHidden/>
+            <w:sz w:val="28"/>
           </w:rPr>
           <w:fldChar w:fldCharType="end"/>
         </w:r>
@@ -472,16 +508,16 @@
           <w:rFonts w:asciiTheme="minorHAnsi" w:eastAsiaTheme="minorEastAsia" w:hAnsiTheme="minorHAnsi" w:cstheme="minorBidi"/>
           <w:noProof/>
           <w:kern w:val="0"/>
-          <w:sz w:val="22"/>
           <w:szCs w:val="22"/>
           <w:lang w:val="ru-RU" w:eastAsia="ru-RU"/>
         </w:rPr>
       </w:pPr>
-      <w:hyperlink w:anchor="_Toc172724899" w:history="1">
+      <w:hyperlink w:anchor="_Toc172725610" w:history="1">
         <w:r>
           <w:rPr>
             <w:rStyle w:val="a6"/>
             <w:noProof/>
+            <w:sz w:val="28"/>
             <w:lang w:val="en-US"/>
           </w:rPr>
           <w:t>2.1.1.</w:t>
@@ -491,7 +527,6 @@
             <w:rFonts w:asciiTheme="minorHAnsi" w:eastAsiaTheme="minorEastAsia" w:hAnsiTheme="minorHAnsi" w:cstheme="minorBidi"/>
             <w:noProof/>
             <w:kern w:val="0"/>
-            <w:sz w:val="22"/>
             <w:szCs w:val="22"/>
             <w:lang w:val="ru-RU" w:eastAsia="ru-RU"/>
           </w:rPr>
@@ -501,6 +536,7 @@
           <w:rPr>
             <w:rStyle w:val="a6"/>
             <w:noProof/>
+            <w:sz w:val="28"/>
             <w:lang w:val="en-US"/>
           </w:rPr>
           <w:t>Kinect (Atilla and Matsvei)</w:t>
@@ -509,6 +545,7 @@
           <w:rPr>
             <w:noProof/>
             <w:webHidden/>
+            <w:sz w:val="28"/>
           </w:rPr>
           <w:tab/>
         </w:r>
@@ -516,6 +553,7 @@
           <w:rPr>
             <w:noProof/>
             <w:webHidden/>
+            <w:sz w:val="28"/>
           </w:rPr>
           <w:fldChar w:fldCharType="begin"/>
         </w:r>
@@ -523,19 +561,22 @@
           <w:rPr>
             <w:noProof/>
             <w:webHidden/>
+            <w:sz w:val="28"/>
           </w:rPr>
-          <w:instrText xml:space="preserve"> PAGEREF _Toc172724899 \h </w:instrText>
+          <w:instrText xml:space="preserve"> PAGEREF _Toc172725610 \h </w:instrText>
         </w:r>
         <w:r>
           <w:rPr>
             <w:noProof/>
             <w:webHidden/>
+            <w:sz w:val="28"/>
           </w:rPr>
         </w:r>
         <w:r>
           <w:rPr>
             <w:noProof/>
             <w:webHidden/>
+            <w:sz w:val="28"/>
           </w:rPr>
           <w:fldChar w:fldCharType="separate"/>
         </w:r>
@@ -543,6 +584,7 @@
           <w:rPr>
             <w:noProof/>
             <w:webHidden/>
+            <w:sz w:val="28"/>
           </w:rPr>
           <w:t>2</w:t>
         </w:r>
@@ -550,6 +592,7 @@
           <w:rPr>
             <w:noProof/>
             <w:webHidden/>
+            <w:sz w:val="28"/>
           </w:rPr>
           <w:fldChar w:fldCharType="end"/>
         </w:r>
@@ -566,16 +609,16 @@
           <w:rFonts w:asciiTheme="minorHAnsi" w:eastAsiaTheme="minorEastAsia" w:hAnsiTheme="minorHAnsi" w:cstheme="minorBidi"/>
           <w:noProof/>
           <w:kern w:val="0"/>
-          <w:sz w:val="22"/>
           <w:szCs w:val="22"/>
           <w:lang w:val="ru-RU" w:eastAsia="ru-RU"/>
         </w:rPr>
       </w:pPr>
-      <w:hyperlink w:anchor="_Toc172724900" w:history="1">
+      <w:hyperlink w:anchor="_Toc172725611" w:history="1">
         <w:r>
           <w:rPr>
             <w:rStyle w:val="a6"/>
             <w:noProof/>
+            <w:sz w:val="28"/>
             <w:lang w:val="en-US"/>
           </w:rPr>
           <w:t>2.1.2.</w:t>
@@ -585,7 +628,6 @@
             <w:rFonts w:asciiTheme="minorHAnsi" w:eastAsiaTheme="minorEastAsia" w:hAnsiTheme="minorHAnsi" w:cstheme="minorBidi"/>
             <w:noProof/>
             <w:kern w:val="0"/>
-            <w:sz w:val="22"/>
             <w:szCs w:val="22"/>
             <w:lang w:val="ru-RU" w:eastAsia="ru-RU"/>
           </w:rPr>
@@ -595,6 +637,7 @@
           <w:rPr>
             <w:rStyle w:val="a6"/>
             <w:noProof/>
+            <w:sz w:val="28"/>
             <w:lang w:val="en-US"/>
           </w:rPr>
           <w:t>Webcam-Based Pose Estimation with MoveNet (Atilla)</w:t>
@@ -603,6 +646,7 @@
           <w:rPr>
             <w:noProof/>
             <w:webHidden/>
+            <w:sz w:val="28"/>
           </w:rPr>
           <w:tab/>
         </w:r>
@@ -610,6 +654,7 @@
           <w:rPr>
             <w:noProof/>
             <w:webHidden/>
+            <w:sz w:val="28"/>
           </w:rPr>
           <w:fldChar w:fldCharType="begin"/>
         </w:r>
@@ -617,19 +662,22 @@
           <w:rPr>
             <w:noProof/>
             <w:webHidden/>
+            <w:sz w:val="28"/>
           </w:rPr>
-          <w:instrText xml:space="preserve"> PAGEREF _Toc172724900 \h </w:instrText>
+          <w:instrText xml:space="preserve"> PAGEREF _Toc172725611 \h </w:instrText>
         </w:r>
         <w:r>
           <w:rPr>
             <w:noProof/>
             <w:webHidden/>
+            <w:sz w:val="28"/>
           </w:rPr>
         </w:r>
         <w:r>
           <w:rPr>
             <w:noProof/>
             <w:webHidden/>
+            <w:sz w:val="28"/>
           </w:rPr>
           <w:fldChar w:fldCharType="separate"/>
         </w:r>
@@ -637,6 +685,7 @@
           <w:rPr>
             <w:noProof/>
             <w:webHidden/>
+            <w:sz w:val="28"/>
           </w:rPr>
           <w:t>2</w:t>
         </w:r>
@@ -644,6 +693,7 @@
           <w:rPr>
             <w:noProof/>
             <w:webHidden/>
+            <w:sz w:val="28"/>
           </w:rPr>
           <w:fldChar w:fldCharType="end"/>
         </w:r>
@@ -660,16 +710,16 @@
           <w:rFonts w:asciiTheme="minorHAnsi" w:eastAsiaTheme="minorEastAsia" w:hAnsiTheme="minorHAnsi" w:cstheme="minorBidi"/>
           <w:noProof/>
           <w:kern w:val="0"/>
-          <w:sz w:val="22"/>
           <w:szCs w:val="22"/>
           <w:lang w:val="ru-RU" w:eastAsia="ru-RU"/>
         </w:rPr>
       </w:pPr>
-      <w:hyperlink w:anchor="_Toc172724901" w:history="1">
+      <w:hyperlink w:anchor="_Toc172725612" w:history="1">
         <w:r>
           <w:rPr>
             <w:rStyle w:val="a6"/>
             <w:noProof/>
+            <w:sz w:val="28"/>
             <w:lang w:val="en-US"/>
           </w:rPr>
           <w:t>2.1.3.</w:t>
@@ -679,7 +729,6 @@
             <w:rFonts w:asciiTheme="minorHAnsi" w:eastAsiaTheme="minorEastAsia" w:hAnsiTheme="minorHAnsi" w:cstheme="minorBidi"/>
             <w:noProof/>
             <w:kern w:val="0"/>
-            <w:sz w:val="22"/>
             <w:szCs w:val="22"/>
             <w:lang w:val="ru-RU" w:eastAsia="ru-RU"/>
           </w:rPr>
@@ -689,30 +738,16 @@
           <w:rPr>
             <w:rStyle w:val="a6"/>
             <w:noProof/>
+            <w:sz w:val="28"/>
             <w:lang w:val="en-US"/>
           </w:rPr>
-          <w:t>Webca</w:t>
-        </w:r>
-        <w:r>
-          <w:rPr>
-            <w:rStyle w:val="a6"/>
-            <w:noProof/>
-            <w:lang w:val="en-US"/>
-          </w:rPr>
-          <w:t>m</w:t>
-        </w:r>
-        <w:r>
-          <w:rPr>
-            <w:rStyle w:val="a6"/>
-            <w:noProof/>
-            <w:lang w:val="en-US"/>
-          </w:rPr>
-          <w:t>-Based Hand Recognition with Mediapipe+Tensorflow (Matsvei)</w:t>
+          <w:t>Hand Recognition with Mediapipe+Tensorflow (Matsvei)</w:t>
         </w:r>
         <w:r>
           <w:rPr>
             <w:noProof/>
             <w:webHidden/>
+            <w:sz w:val="28"/>
           </w:rPr>
           <w:tab/>
         </w:r>
@@ -720,6 +755,7 @@
           <w:rPr>
             <w:noProof/>
             <w:webHidden/>
+            <w:sz w:val="28"/>
           </w:rPr>
           <w:fldChar w:fldCharType="begin"/>
         </w:r>
@@ -727,19 +763,22 @@
           <w:rPr>
             <w:noProof/>
             <w:webHidden/>
+            <w:sz w:val="28"/>
           </w:rPr>
-          <w:instrText xml:space="preserve"> PAGEREF _Toc172724901 \h </w:instrText>
+          <w:instrText xml:space="preserve"> PAGEREF _Toc172725612 \h </w:instrText>
         </w:r>
         <w:r>
           <w:rPr>
             <w:noProof/>
             <w:webHidden/>
+            <w:sz w:val="28"/>
           </w:rPr>
         </w:r>
         <w:r>
           <w:rPr>
             <w:noProof/>
             <w:webHidden/>
+            <w:sz w:val="28"/>
           </w:rPr>
           <w:fldChar w:fldCharType="separate"/>
         </w:r>
@@ -747,6 +786,7 @@
           <w:rPr>
             <w:noProof/>
             <w:webHidden/>
+            <w:sz w:val="28"/>
           </w:rPr>
           <w:t>3</w:t>
         </w:r>
@@ -754,6 +794,7 @@
           <w:rPr>
             <w:noProof/>
             <w:webHidden/>
+            <w:sz w:val="28"/>
           </w:rPr>
           <w:fldChar w:fldCharType="end"/>
         </w:r>
@@ -770,16 +811,16 @@
           <w:rFonts w:asciiTheme="minorHAnsi" w:eastAsiaTheme="minorEastAsia" w:hAnsiTheme="minorHAnsi" w:cstheme="minorBidi"/>
           <w:noProof/>
           <w:kern w:val="0"/>
-          <w:sz w:val="22"/>
           <w:szCs w:val="22"/>
           <w:lang w:val="ru-RU" w:eastAsia="ru-RU"/>
         </w:rPr>
       </w:pPr>
-      <w:hyperlink w:anchor="_Toc172724902" w:history="1">
+      <w:hyperlink w:anchor="_Toc172725613" w:history="1">
         <w:r>
           <w:rPr>
             <w:rStyle w:val="a6"/>
             <w:noProof/>
+            <w:sz w:val="28"/>
           </w:rPr>
           <w:t>2.2.</w:t>
         </w:r>
@@ -788,7 +829,6 @@
             <w:rFonts w:asciiTheme="minorHAnsi" w:eastAsiaTheme="minorEastAsia" w:hAnsiTheme="minorHAnsi" w:cstheme="minorBidi"/>
             <w:noProof/>
             <w:kern w:val="0"/>
-            <w:sz w:val="22"/>
             <w:szCs w:val="22"/>
             <w:lang w:val="ru-RU" w:eastAsia="ru-RU"/>
           </w:rPr>
@@ -798,6 +838,7 @@
           <w:rPr>
             <w:rStyle w:val="a6"/>
             <w:noProof/>
+            <w:sz w:val="28"/>
           </w:rPr>
           <w:t>Model Mechanism Overview (Atilla)</w:t>
         </w:r>
@@ -805,6 +846,7 @@
           <w:rPr>
             <w:noProof/>
             <w:webHidden/>
+            <w:sz w:val="28"/>
           </w:rPr>
           <w:tab/>
         </w:r>
@@ -812,6 +854,7 @@
           <w:rPr>
             <w:noProof/>
             <w:webHidden/>
+            <w:sz w:val="28"/>
           </w:rPr>
           <w:fldChar w:fldCharType="begin"/>
         </w:r>
@@ -819,19 +862,22 @@
           <w:rPr>
             <w:noProof/>
             <w:webHidden/>
+            <w:sz w:val="28"/>
           </w:rPr>
-          <w:instrText xml:space="preserve"> PAGEREF _Toc172724902 \h </w:instrText>
+          <w:instrText xml:space="preserve"> PAGEREF _Toc172725613 \h </w:instrText>
         </w:r>
         <w:r>
           <w:rPr>
             <w:noProof/>
             <w:webHidden/>
+            <w:sz w:val="28"/>
           </w:rPr>
         </w:r>
         <w:r>
           <w:rPr>
             <w:noProof/>
             <w:webHidden/>
+            <w:sz w:val="28"/>
           </w:rPr>
           <w:fldChar w:fldCharType="separate"/>
         </w:r>
@@ -839,6 +885,7 @@
           <w:rPr>
             <w:noProof/>
             <w:webHidden/>
+            <w:sz w:val="28"/>
           </w:rPr>
           <w:t>6</w:t>
         </w:r>
@@ -846,6 +893,7 @@
           <w:rPr>
             <w:noProof/>
             <w:webHidden/>
+            <w:sz w:val="28"/>
           </w:rPr>
           <w:fldChar w:fldCharType="end"/>
         </w:r>
@@ -861,25 +909,46 @@
           <w:rFonts w:asciiTheme="minorHAnsi" w:eastAsiaTheme="minorEastAsia" w:hAnsiTheme="minorHAnsi" w:cstheme="minorBidi"/>
           <w:noProof/>
           <w:kern w:val="0"/>
-          <w:sz w:val="22"/>
           <w:szCs w:val="22"/>
           <w:lang w:val="ru-RU" w:eastAsia="ru-RU"/>
         </w:rPr>
       </w:pPr>
-      <w:hyperlink w:anchor="_Toc172724903" w:history="1">
+      <w:hyperlink w:anchor="_Toc172725614" w:history="1">
         <w:r>
           <w:rPr>
             <w:rStyle w:val="a6"/>
             <w:rFonts w:cstheme="minorHAnsi"/>
             <w:noProof/>
+            <w:sz w:val="28"/>
             <w:lang w:val="en-US"/>
           </w:rPr>
-          <w:t>Recommended Setup and Conditions</w:t>
+          <w:t xml:space="preserve">Recommended Setup </w:t>
+        </w:r>
+        <w:r>
+          <w:rPr>
+            <w:rStyle w:val="a6"/>
+            <w:rFonts w:cstheme="minorHAnsi"/>
+            <w:noProof/>
+            <w:sz w:val="28"/>
+            <w:lang w:val="en-US"/>
+          </w:rPr>
+          <w:t>a</w:t>
+        </w:r>
+        <w:r>
+          <w:rPr>
+            <w:rStyle w:val="a6"/>
+            <w:rFonts w:cstheme="minorHAnsi"/>
+            <w:noProof/>
+            <w:sz w:val="28"/>
+            <w:lang w:val="en-US"/>
+          </w:rPr>
+          <w:t>nd Conditions</w:t>
         </w:r>
         <w:r>
           <w:rPr>
             <w:noProof/>
             <w:webHidden/>
+            <w:sz w:val="28"/>
           </w:rPr>
           <w:tab/>
         </w:r>
@@ -887,6 +956,7 @@
           <w:rPr>
             <w:noProof/>
             <w:webHidden/>
+            <w:sz w:val="28"/>
           </w:rPr>
           <w:fldChar w:fldCharType="begin"/>
         </w:r>
@@ -894,19 +964,22 @@
           <w:rPr>
             <w:noProof/>
             <w:webHidden/>
+            <w:sz w:val="28"/>
           </w:rPr>
-          <w:instrText xml:space="preserve"> PAGEREF _Toc172724903 \h </w:instrText>
+          <w:instrText xml:space="preserve"> PAGEREF _Toc172725614 \h </w:instrText>
         </w:r>
         <w:r>
           <w:rPr>
             <w:noProof/>
             <w:webHidden/>
+            <w:sz w:val="28"/>
           </w:rPr>
         </w:r>
         <w:r>
           <w:rPr>
             <w:noProof/>
             <w:webHidden/>
+            <w:sz w:val="28"/>
           </w:rPr>
           <w:fldChar w:fldCharType="separate"/>
         </w:r>
@@ -914,6 +987,7 @@
           <w:rPr>
             <w:noProof/>
             <w:webHidden/>
+            <w:sz w:val="28"/>
           </w:rPr>
           <w:t>8</w:t>
         </w:r>
@@ -921,6 +995,7 @@
           <w:rPr>
             <w:noProof/>
             <w:webHidden/>
+            <w:sz w:val="28"/>
           </w:rPr>
           <w:fldChar w:fldCharType="end"/>
         </w:r>
@@ -937,18 +1012,18 @@
           <w:rFonts w:asciiTheme="minorHAnsi" w:eastAsiaTheme="minorEastAsia" w:hAnsiTheme="minorHAnsi" w:cstheme="minorBidi"/>
           <w:noProof/>
           <w:kern w:val="0"/>
-          <w:sz w:val="22"/>
           <w:szCs w:val="22"/>
           <w:lang w:val="ru-RU" w:eastAsia="ru-RU"/>
         </w:rPr>
       </w:pPr>
-      <w:hyperlink w:anchor="_Toc172724904" w:history="1">
+      <w:hyperlink w:anchor="_Toc172725615" w:history="1">
         <w:r>
           <w:rPr>
             <w:rStyle w:val="a6"/>
-            <w:rFonts w:cstheme="minorHAnsi"/>
             <w:i/>
             <w:noProof/>
+            <w:sz w:val="28"/>
+            <w:lang w:val="ru-RU"/>
           </w:rPr>
           <w:t>3.</w:t>
         </w:r>
@@ -957,7 +1032,145 @@
             <w:rFonts w:asciiTheme="minorHAnsi" w:eastAsiaTheme="minorEastAsia" w:hAnsiTheme="minorHAnsi" w:cstheme="minorBidi"/>
             <w:noProof/>
             <w:kern w:val="0"/>
-            <w:sz w:val="22"/>
+            <w:szCs w:val="22"/>
+            <w:lang w:val="ru-RU" w:eastAsia="ru-RU"/>
+          </w:rPr>
+          <w:tab/>
+        </w:r>
+        <w:r>
+          <w:rPr>
+            <w:rStyle w:val="a6"/>
+            <w:noProof/>
+            <w:sz w:val="28"/>
+            <w:lang w:val="en-US"/>
+          </w:rPr>
+          <w:t>Command Sendin</w:t>
+        </w:r>
+        <w:r>
+          <w:rPr>
+            <w:rStyle w:val="a6"/>
+            <w:noProof/>
+            <w:sz w:val="28"/>
+            <w:lang w:val="en-US"/>
+          </w:rPr>
+          <w:t>g</w:t>
+        </w:r>
+        <w:r>
+          <w:rPr>
+            <w:rStyle w:val="a6"/>
+            <w:noProof/>
+            <w:sz w:val="28"/>
+            <w:lang w:val="en-US"/>
+          </w:rPr>
+          <w:t xml:space="preserve"> </w:t>
+        </w:r>
+        <w:r>
+          <w:rPr>
+            <w:rStyle w:val="a6"/>
+            <w:noProof/>
+            <w:sz w:val="28"/>
+            <w:lang w:val="en-US"/>
+          </w:rPr>
+          <w:t xml:space="preserve">Logic </w:t>
+        </w:r>
+        <w:r>
+          <w:rPr>
+            <w:rStyle w:val="a6"/>
+            <w:i/>
+            <w:noProof/>
+            <w:sz w:val="28"/>
+            <w:lang w:val="en-US"/>
+          </w:rPr>
+          <w:t>(By Matsvei)</w:t>
+        </w:r>
+        <w:r>
+          <w:rPr>
+            <w:noProof/>
+            <w:webHidden/>
+            <w:sz w:val="28"/>
+          </w:rPr>
+          <w:tab/>
+        </w:r>
+        <w:r>
+          <w:rPr>
+            <w:noProof/>
+            <w:webHidden/>
+            <w:sz w:val="28"/>
+          </w:rPr>
+          <w:fldChar w:fldCharType="begin"/>
+        </w:r>
+        <w:r>
+          <w:rPr>
+            <w:noProof/>
+            <w:webHidden/>
+            <w:sz w:val="28"/>
+          </w:rPr>
+          <w:instrText xml:space="preserve"> PAGEREF _Toc172725615 \h </w:instrText>
+        </w:r>
+        <w:r>
+          <w:rPr>
+            <w:noProof/>
+            <w:webHidden/>
+            <w:sz w:val="28"/>
+          </w:rPr>
+        </w:r>
+        <w:r>
+          <w:rPr>
+            <w:noProof/>
+            <w:webHidden/>
+            <w:sz w:val="28"/>
+          </w:rPr>
+          <w:fldChar w:fldCharType="separate"/>
+        </w:r>
+        <w:r>
+          <w:rPr>
+            <w:noProof/>
+            <w:webHidden/>
+            <w:sz w:val="28"/>
+          </w:rPr>
+          <w:t>9</w:t>
+        </w:r>
+        <w:r>
+          <w:rPr>
+            <w:noProof/>
+            <w:webHidden/>
+            <w:sz w:val="28"/>
+          </w:rPr>
+          <w:fldChar w:fldCharType="end"/>
+        </w:r>
+      </w:hyperlink>
+    </w:p>
+    <w:p>
+      <w:pPr>
+        <w:pStyle w:val="10"/>
+        <w:tabs>
+          <w:tab w:val="left" w:pos="576"/>
+          <w:tab w:val="right" w:leader="dot" w:pos="9350"/>
+        </w:tabs>
+        <w:rPr>
+          <w:rFonts w:asciiTheme="minorHAnsi" w:eastAsiaTheme="minorEastAsia" w:hAnsiTheme="minorHAnsi" w:cstheme="minorBidi"/>
+          <w:noProof/>
+          <w:kern w:val="0"/>
+          <w:szCs w:val="22"/>
+          <w:lang w:val="ru-RU" w:eastAsia="ru-RU"/>
+        </w:rPr>
+      </w:pPr>
+      <w:hyperlink w:anchor="_Toc172725616" w:history="1">
+        <w:r>
+          <w:rPr>
+            <w:rStyle w:val="a6"/>
+            <w:rFonts w:cstheme="minorHAnsi"/>
+            <w:i/>
+            <w:noProof/>
+            <w:sz w:val="28"/>
+          </w:rPr>
+          <w:t>4.</w:t>
+        </w:r>
+        <w:r>
+          <w:rPr>
+            <w:rFonts w:asciiTheme="minorHAnsi" w:eastAsiaTheme="minorEastAsia" w:hAnsiTheme="minorHAnsi" w:cstheme="minorBidi"/>
+            <w:noProof/>
+            <w:kern w:val="0"/>
             <w:szCs w:val="22"/>
             <w:lang w:val="ru-RU" w:eastAsia="ru-RU"/>
           </w:rPr>
@@ -968,8 +1181,27 @@
             <w:rStyle w:val="a6"/>
             <w:rFonts w:cstheme="minorHAnsi"/>
             <w:noProof/>
+            <w:sz w:val="28"/>
           </w:rPr>
-          <w:t xml:space="preserve">HTTP Server </w:t>
+          <w:t>HTTP Ser</w:t>
+        </w:r>
+        <w:r>
+          <w:rPr>
+            <w:rStyle w:val="a6"/>
+            <w:rFonts w:cstheme="minorHAnsi"/>
+            <w:noProof/>
+            <w:sz w:val="28"/>
+          </w:rPr>
+          <w:t>v</w:t>
+        </w:r>
+        <w:r>
+          <w:rPr>
+            <w:rStyle w:val="a6"/>
+            <w:rFonts w:cstheme="minorHAnsi"/>
+            <w:noProof/>
+            <w:sz w:val="28"/>
+          </w:rPr>
+          <w:t xml:space="preserve">er </w:t>
         </w:r>
         <w:r>
           <w:rPr>
@@ -977,6 +1209,7 @@
             <w:rFonts w:cstheme="minorHAnsi"/>
             <w:i/>
             <w:noProof/>
+            <w:sz w:val="28"/>
           </w:rPr>
           <w:t>(By Kirill)</w:t>
         </w:r>
@@ -984,6 +1217,7 @@
           <w:rPr>
             <w:noProof/>
             <w:webHidden/>
+            <w:sz w:val="28"/>
           </w:rPr>
           <w:tab/>
         </w:r>
@@ -991,6 +1225,7 @@
           <w:rPr>
             <w:noProof/>
             <w:webHidden/>
+            <w:sz w:val="28"/>
           </w:rPr>
           <w:fldChar w:fldCharType="begin"/>
         </w:r>
@@ -998,19 +1233,22 @@
           <w:rPr>
             <w:noProof/>
             <w:webHidden/>
+            <w:sz w:val="28"/>
           </w:rPr>
-          <w:instrText xml:space="preserve"> PAGEREF _Toc172724904 \h </w:instrText>
+          <w:instrText xml:space="preserve"> PAGEREF _Toc172725616 \h </w:instrText>
         </w:r>
         <w:r>
           <w:rPr>
             <w:noProof/>
             <w:webHidden/>
+            <w:sz w:val="28"/>
           </w:rPr>
         </w:r>
         <w:r>
           <w:rPr>
             <w:noProof/>
             <w:webHidden/>
+            <w:sz w:val="28"/>
           </w:rPr>
           <w:fldChar w:fldCharType="separate"/>
         </w:r>
@@ -1018,13 +1256,15 @@
           <w:rPr>
             <w:noProof/>
             <w:webHidden/>
+            <w:sz w:val="28"/>
           </w:rPr>
-          <w:t>8</w:t>
+          <w:t>12</w:t>
         </w:r>
         <w:r>
           <w:rPr>
             <w:noProof/>
             <w:webHidden/>
+            <w:sz w:val="28"/>
           </w:rPr>
           <w:fldChar w:fldCharType="end"/>
         </w:r>
@@ -1041,26 +1281,25 @@
           <w:rFonts w:asciiTheme="minorHAnsi" w:eastAsiaTheme="minorEastAsia" w:hAnsiTheme="minorHAnsi" w:cstheme="minorBidi"/>
           <w:noProof/>
           <w:kern w:val="0"/>
-          <w:sz w:val="22"/>
           <w:szCs w:val="22"/>
           <w:lang w:val="ru-RU" w:eastAsia="ru-RU"/>
         </w:rPr>
       </w:pPr>
-      <w:hyperlink w:anchor="_Toc172724905" w:history="1">
+      <w:hyperlink w:anchor="_Toc172725617" w:history="1">
         <w:r>
           <w:rPr>
             <w:rStyle w:val="a6"/>
             <w:noProof/>
+            <w:sz w:val="28"/>
             <w:lang w:val="en-US"/>
           </w:rPr>
-          <w:t>3.1.</w:t>
+          <w:t>4.1.</w:t>
         </w:r>
         <w:r>
           <w:rPr>
             <w:rFonts w:asciiTheme="minorHAnsi" w:eastAsiaTheme="minorEastAsia" w:hAnsiTheme="minorHAnsi" w:cstheme="minorBidi"/>
             <w:noProof/>
             <w:kern w:val="0"/>
-            <w:sz w:val="22"/>
             <w:szCs w:val="22"/>
             <w:lang w:val="ru-RU" w:eastAsia="ru-RU"/>
           </w:rPr>
@@ -1070,6 +1309,7 @@
           <w:rPr>
             <w:rStyle w:val="a6"/>
             <w:noProof/>
+            <w:sz w:val="28"/>
             <w:lang w:val="en-US"/>
           </w:rPr>
           <w:t>Technologies and reasoning.</w:t>
@@ -1078,6 +1318,7 @@
           <w:rPr>
             <w:noProof/>
             <w:webHidden/>
+            <w:sz w:val="28"/>
           </w:rPr>
           <w:tab/>
         </w:r>
@@ -1085,6 +1326,7 @@
           <w:rPr>
             <w:noProof/>
             <w:webHidden/>
+            <w:sz w:val="28"/>
           </w:rPr>
           <w:fldChar w:fldCharType="begin"/>
         </w:r>
@@ -1092,19 +1334,22 @@
           <w:rPr>
             <w:noProof/>
             <w:webHidden/>
+            <w:sz w:val="28"/>
           </w:rPr>
-          <w:instrText xml:space="preserve"> PAGEREF _Toc172724905 \h </w:instrText>
+          <w:instrText xml:space="preserve"> PAGEREF _Toc172725617 \h </w:instrText>
         </w:r>
         <w:r>
           <w:rPr>
             <w:noProof/>
             <w:webHidden/>
+            <w:sz w:val="28"/>
           </w:rPr>
         </w:r>
         <w:r>
           <w:rPr>
             <w:noProof/>
             <w:webHidden/>
+            <w:sz w:val="28"/>
           </w:rPr>
           <w:fldChar w:fldCharType="separate"/>
         </w:r>
@@ -1112,13 +1357,15 @@
           <w:rPr>
             <w:noProof/>
             <w:webHidden/>
+            <w:sz w:val="28"/>
           </w:rPr>
-          <w:t>8</w:t>
+          <w:t>13</w:t>
         </w:r>
         <w:r>
           <w:rPr>
             <w:noProof/>
             <w:webHidden/>
+            <w:sz w:val="28"/>
           </w:rPr>
           <w:fldChar w:fldCharType="end"/>
         </w:r>
@@ -1135,26 +1382,25 @@
           <w:rFonts w:asciiTheme="minorHAnsi" w:eastAsiaTheme="minorEastAsia" w:hAnsiTheme="minorHAnsi" w:cstheme="minorBidi"/>
           <w:noProof/>
           <w:kern w:val="0"/>
-          <w:sz w:val="22"/>
           <w:szCs w:val="22"/>
           <w:lang w:val="ru-RU" w:eastAsia="ru-RU"/>
         </w:rPr>
       </w:pPr>
-      <w:hyperlink w:anchor="_Toc172724906" w:history="1">
+      <w:hyperlink w:anchor="_Toc172725618" w:history="1">
         <w:r>
           <w:rPr>
             <w:rStyle w:val="a6"/>
             <w:noProof/>
+            <w:sz w:val="28"/>
             <w:lang w:val="en-US"/>
           </w:rPr>
-          <w:t>3.2.</w:t>
+          <w:t>4.2.</w:t>
         </w:r>
         <w:r>
           <w:rPr>
             <w:rFonts w:asciiTheme="minorHAnsi" w:eastAsiaTheme="minorEastAsia" w:hAnsiTheme="minorHAnsi" w:cstheme="minorBidi"/>
             <w:noProof/>
             <w:kern w:val="0"/>
-            <w:sz w:val="22"/>
             <w:szCs w:val="22"/>
             <w:lang w:val="ru-RU" w:eastAsia="ru-RU"/>
           </w:rPr>
@@ -1164,6 +1410,7 @@
           <w:rPr>
             <w:rStyle w:val="a6"/>
             <w:noProof/>
+            <w:sz w:val="28"/>
             <w:lang w:val="en-US"/>
           </w:rPr>
           <w:t>Server Architecture</w:t>
@@ -1172,6 +1419,7 @@
           <w:rPr>
             <w:noProof/>
             <w:webHidden/>
+            <w:sz w:val="28"/>
           </w:rPr>
           <w:tab/>
         </w:r>
@@ -1179,6 +1427,7 @@
           <w:rPr>
             <w:noProof/>
             <w:webHidden/>
+            <w:sz w:val="28"/>
           </w:rPr>
           <w:fldChar w:fldCharType="begin"/>
         </w:r>
@@ -1186,19 +1435,22 @@
           <w:rPr>
             <w:noProof/>
             <w:webHidden/>
+            <w:sz w:val="28"/>
           </w:rPr>
-          <w:instrText xml:space="preserve"> PAGEREF _Toc172724906 \h </w:instrText>
+          <w:instrText xml:space="preserve"> PAGEREF _Toc172725618 \h </w:instrText>
         </w:r>
         <w:r>
           <w:rPr>
             <w:noProof/>
             <w:webHidden/>
+            <w:sz w:val="28"/>
           </w:rPr>
         </w:r>
         <w:r>
           <w:rPr>
             <w:noProof/>
             <w:webHidden/>
+            <w:sz w:val="28"/>
           </w:rPr>
           <w:fldChar w:fldCharType="separate"/>
         </w:r>
@@ -1206,13 +1458,15 @@
           <w:rPr>
             <w:noProof/>
             <w:webHidden/>
+            <w:sz w:val="28"/>
           </w:rPr>
-          <w:t>9</w:t>
+          <w:t>13</w:t>
         </w:r>
         <w:r>
           <w:rPr>
             <w:noProof/>
             <w:webHidden/>
+            <w:sz w:val="28"/>
           </w:rPr>
           <w:fldChar w:fldCharType="end"/>
         </w:r>
@@ -1229,25 +1483,24 @@
           <w:rFonts w:asciiTheme="minorHAnsi" w:eastAsiaTheme="minorEastAsia" w:hAnsiTheme="minorHAnsi" w:cstheme="minorBidi"/>
           <w:noProof/>
           <w:kern w:val="0"/>
-          <w:sz w:val="22"/>
           <w:szCs w:val="22"/>
           <w:lang w:val="ru-RU" w:eastAsia="ru-RU"/>
         </w:rPr>
       </w:pPr>
-      <w:hyperlink w:anchor="_Toc172724907" w:history="1">
+      <w:hyperlink w:anchor="_Toc172725619" w:history="1">
         <w:r>
           <w:rPr>
             <w:rStyle w:val="a6"/>
             <w:noProof/>
+            <w:sz w:val="28"/>
           </w:rPr>
-          <w:t>3.2.1.</w:t>
+          <w:t>4.2.1.</w:t>
         </w:r>
         <w:r>
           <w:rPr>
             <w:rFonts w:asciiTheme="minorHAnsi" w:eastAsiaTheme="minorEastAsia" w:hAnsiTheme="minorHAnsi" w:cstheme="minorBidi"/>
             <w:noProof/>
             <w:kern w:val="0"/>
-            <w:sz w:val="22"/>
             <w:szCs w:val="22"/>
             <w:lang w:val="ru-RU" w:eastAsia="ru-RU"/>
           </w:rPr>
@@ -1257,6 +1510,7 @@
           <w:rPr>
             <w:rStyle w:val="a6"/>
             <w:noProof/>
+            <w:sz w:val="28"/>
           </w:rPr>
           <w:t>Controllers</w:t>
         </w:r>
@@ -1264,6 +1518,7 @@
           <w:rPr>
             <w:noProof/>
             <w:webHidden/>
+            <w:sz w:val="28"/>
           </w:rPr>
           <w:tab/>
         </w:r>
@@ -1271,6 +1526,7 @@
           <w:rPr>
             <w:noProof/>
             <w:webHidden/>
+            <w:sz w:val="28"/>
           </w:rPr>
           <w:fldChar w:fldCharType="begin"/>
         </w:r>
@@ -1278,19 +1534,22 @@
           <w:rPr>
             <w:noProof/>
             <w:webHidden/>
+            <w:sz w:val="28"/>
           </w:rPr>
-          <w:instrText xml:space="preserve"> PAGEREF _Toc172724907 \h </w:instrText>
+          <w:instrText xml:space="preserve"> PAGEREF _Toc172725619 \h </w:instrText>
         </w:r>
         <w:r>
           <w:rPr>
             <w:noProof/>
             <w:webHidden/>
+            <w:sz w:val="28"/>
           </w:rPr>
         </w:r>
         <w:r>
           <w:rPr>
             <w:noProof/>
             <w:webHidden/>
+            <w:sz w:val="28"/>
           </w:rPr>
           <w:fldChar w:fldCharType="separate"/>
         </w:r>
@@ -1298,13 +1557,15 @@
           <w:rPr>
             <w:noProof/>
             <w:webHidden/>
+            <w:sz w:val="28"/>
           </w:rPr>
-          <w:t>10</w:t>
+          <w:t>14</w:t>
         </w:r>
         <w:r>
           <w:rPr>
             <w:noProof/>
             <w:webHidden/>
+            <w:sz w:val="28"/>
           </w:rPr>
           <w:fldChar w:fldCharType="end"/>
         </w:r>
@@ -1321,26 +1582,25 @@
           <w:rFonts w:asciiTheme="minorHAnsi" w:eastAsiaTheme="minorEastAsia" w:hAnsiTheme="minorHAnsi" w:cstheme="minorBidi"/>
           <w:noProof/>
           <w:kern w:val="0"/>
-          <w:sz w:val="22"/>
           <w:szCs w:val="22"/>
           <w:lang w:val="ru-RU" w:eastAsia="ru-RU"/>
         </w:rPr>
       </w:pPr>
-      <w:hyperlink w:anchor="_Toc172724908" w:history="1">
+      <w:hyperlink w:anchor="_Toc172725620" w:history="1">
         <w:r>
           <w:rPr>
             <w:rStyle w:val="a6"/>
             <w:noProof/>
+            <w:sz w:val="28"/>
             <w:lang w:val="en-US"/>
           </w:rPr>
-          <w:t>3.2.2.</w:t>
+          <w:t>4.2.2.</w:t>
         </w:r>
         <w:r>
           <w:rPr>
             <w:rFonts w:asciiTheme="minorHAnsi" w:eastAsiaTheme="minorEastAsia" w:hAnsiTheme="minorHAnsi" w:cstheme="minorBidi"/>
             <w:noProof/>
             <w:kern w:val="0"/>
-            <w:sz w:val="22"/>
             <w:szCs w:val="22"/>
             <w:lang w:val="ru-RU" w:eastAsia="ru-RU"/>
           </w:rPr>
@@ -1350,6 +1610,7 @@
           <w:rPr>
             <w:rStyle w:val="a6"/>
             <w:noProof/>
+            <w:sz w:val="28"/>
             <w:lang w:val="en-US"/>
           </w:rPr>
           <w:t>Services</w:t>
@@ -1358,6 +1619,7 @@
           <w:rPr>
             <w:noProof/>
             <w:webHidden/>
+            <w:sz w:val="28"/>
           </w:rPr>
           <w:tab/>
         </w:r>
@@ -1365,6 +1627,7 @@
           <w:rPr>
             <w:noProof/>
             <w:webHidden/>
+            <w:sz w:val="28"/>
           </w:rPr>
           <w:fldChar w:fldCharType="begin"/>
         </w:r>
@@ -1372,19 +1635,22 @@
           <w:rPr>
             <w:noProof/>
             <w:webHidden/>
+            <w:sz w:val="28"/>
           </w:rPr>
-          <w:instrText xml:space="preserve"> PAGEREF _Toc172724908 \h </w:instrText>
+          <w:instrText xml:space="preserve"> PAGEREF _Toc172725620 \h </w:instrText>
         </w:r>
         <w:r>
           <w:rPr>
             <w:noProof/>
             <w:webHidden/>
+            <w:sz w:val="28"/>
           </w:rPr>
         </w:r>
         <w:r>
           <w:rPr>
             <w:noProof/>
             <w:webHidden/>
+            <w:sz w:val="28"/>
           </w:rPr>
           <w:fldChar w:fldCharType="separate"/>
         </w:r>
@@ -1392,13 +1658,15 @@
           <w:rPr>
             <w:noProof/>
             <w:webHidden/>
+            <w:sz w:val="28"/>
           </w:rPr>
-          <w:t>14</w:t>
+          <w:t>18</w:t>
         </w:r>
         <w:r>
           <w:rPr>
             <w:noProof/>
             <w:webHidden/>
+            <w:sz w:val="28"/>
           </w:rPr>
           <w:fldChar w:fldCharType="end"/>
         </w:r>
@@ -1415,26 +1683,25 @@
           <w:rFonts w:asciiTheme="minorHAnsi" w:eastAsiaTheme="minorEastAsia" w:hAnsiTheme="minorHAnsi" w:cstheme="minorBidi"/>
           <w:noProof/>
           <w:kern w:val="0"/>
-          <w:sz w:val="22"/>
           <w:szCs w:val="22"/>
           <w:lang w:val="ru-RU" w:eastAsia="ru-RU"/>
         </w:rPr>
       </w:pPr>
-      <w:hyperlink w:anchor="_Toc172724909" w:history="1">
+      <w:hyperlink w:anchor="_Toc172725621" w:history="1">
         <w:r>
           <w:rPr>
             <w:rStyle w:val="a6"/>
             <w:noProof/>
+            <w:sz w:val="28"/>
             <w:lang w:val="en-US"/>
           </w:rPr>
-          <w:t>3.2.3.</w:t>
+          <w:t>4.2.3.</w:t>
         </w:r>
         <w:r>
           <w:rPr>
             <w:rFonts w:asciiTheme="minorHAnsi" w:eastAsiaTheme="minorEastAsia" w:hAnsiTheme="minorHAnsi" w:cstheme="minorBidi"/>
             <w:noProof/>
             <w:kern w:val="0"/>
-            <w:sz w:val="22"/>
             <w:szCs w:val="22"/>
             <w:lang w:val="ru-RU" w:eastAsia="ru-RU"/>
           </w:rPr>
@@ -1444,6 +1711,7 @@
           <w:rPr>
             <w:rStyle w:val="a6"/>
             <w:noProof/>
+            <w:sz w:val="28"/>
             <w:lang w:val="en-US"/>
           </w:rPr>
           <w:t>How the Server Handles Camera Commands</w:t>
@@ -1452,6 +1720,7 @@
           <w:rPr>
             <w:noProof/>
             <w:webHidden/>
+            <w:sz w:val="28"/>
           </w:rPr>
           <w:tab/>
         </w:r>
@@ -1459,6 +1728,7 @@
           <w:rPr>
             <w:noProof/>
             <w:webHidden/>
+            <w:sz w:val="28"/>
           </w:rPr>
           <w:fldChar w:fldCharType="begin"/>
         </w:r>
@@ -1466,19 +1736,22 @@
           <w:rPr>
             <w:noProof/>
             <w:webHidden/>
+            <w:sz w:val="28"/>
           </w:rPr>
-          <w:instrText xml:space="preserve"> PAGEREF _Toc172724909 \h </w:instrText>
+          <w:instrText xml:space="preserve"> PAGEREF _Toc172725621 \h </w:instrText>
         </w:r>
         <w:r>
           <w:rPr>
             <w:noProof/>
             <w:webHidden/>
+            <w:sz w:val="28"/>
           </w:rPr>
         </w:r>
         <w:r>
           <w:rPr>
             <w:noProof/>
             <w:webHidden/>
+            <w:sz w:val="28"/>
           </w:rPr>
           <w:fldChar w:fldCharType="separate"/>
         </w:r>
@@ -1486,13 +1759,15 @@
           <w:rPr>
             <w:noProof/>
             <w:webHidden/>
+            <w:sz w:val="28"/>
           </w:rPr>
-          <w:t>23</w:t>
+          <w:t>27</w:t>
         </w:r>
         <w:r>
           <w:rPr>
             <w:noProof/>
             <w:webHidden/>
+            <w:sz w:val="28"/>
           </w:rPr>
           <w:fldChar w:fldCharType="end"/>
         </w:r>
@@ -1500,19 +1775,23 @@
     </w:p>
     <w:p>
       <w:r>
+        <w:rPr>
+          <w:sz w:val="28"/>
+        </w:rPr>
         <w:fldChar w:fldCharType="end"/>
       </w:r>
-    </w:p>
-    <w:p>
-      <w:pPr>
-        <w:rPr>
-          <w:lang w:val="en-GB"/>
+      <w:bookmarkEnd w:id="0"/>
+    </w:p>
+    <w:p>
+      <w:pPr>
+        <w:rPr>
+          <w:lang w:val="en-US"/>
         </w:rPr>
       </w:pPr>
       <w:r>
         <w:br w:type="page"/>
       </w:r>
-      <w:bookmarkStart w:id="0" w:name="_Toc138082111"/>
+      <w:bookmarkStart w:id="1" w:name="_Toc138082111"/>
     </w:p>
     <w:p>
       <w:pPr>
@@ -1524,7 +1803,7 @@
         </w:sectPr>
       </w:pPr>
     </w:p>
-    <w:bookmarkEnd w:id="0"/>
+    <w:bookmarkEnd w:id="1"/>
     <w:p>
       <w:pPr>
         <w:pStyle w:val="1"/>
@@ -1537,7 +1816,7 @@
         <w:lastRenderedPageBreak/>
         <w:t xml:space="preserve"> </w:t>
       </w:r>
-      <w:bookmarkStart w:id="1" w:name="_Toc172724896"/>
+      <w:bookmarkStart w:id="2" w:name="_Toc172725607"/>
       <w:r>
         <w:t xml:space="preserve">Motivation </w:t>
       </w:r>
@@ -1561,7 +1840,7 @@
       <w:r>
         <w:t>setting</w:t>
       </w:r>
-      <w:bookmarkEnd w:id="1"/>
+      <w:bookmarkEnd w:id="2"/>
       <w:proofErr w:type="spellEnd"/>
     </w:p>
     <w:p/>
@@ -1627,7 +1906,7 @@
         <w:lastRenderedPageBreak/>
         <w:t xml:space="preserve"> </w:t>
       </w:r>
-      <w:bookmarkStart w:id="2" w:name="_Toc172724897"/>
+      <w:bookmarkStart w:id="3" w:name="_Toc172725608"/>
       <w:r>
         <w:rPr>
           <w:lang w:val="en-US"/>
@@ -1673,7 +1952,7 @@
         </w:rPr>
         <w:t>)</w:t>
       </w:r>
-      <w:bookmarkEnd w:id="2"/>
+      <w:bookmarkEnd w:id="3"/>
     </w:p>
     <w:p>
       <w:pPr>
@@ -1683,7 +1962,7 @@
           <w:numId w:val="5"/>
         </w:numPr>
       </w:pPr>
-      <w:bookmarkStart w:id="3" w:name="_Toc172724898"/>
+      <w:bookmarkStart w:id="4" w:name="_Toc172725609"/>
       <w:r>
         <w:t xml:space="preserve">Evaluation </w:t>
       </w:r>
@@ -1703,7 +1982,7 @@
       <w:r>
         <w:t xml:space="preserve"> Models</w:t>
       </w:r>
-      <w:bookmarkEnd w:id="3"/>
+      <w:bookmarkEnd w:id="4"/>
     </w:p>
     <w:p>
       <w:pPr>
@@ -1754,9 +2033,9 @@
           <w:lang w:val="en-US"/>
         </w:rPr>
       </w:pPr>
-      <w:bookmarkStart w:id="4" w:name="_cokv1kg7c07" w:colFirst="0" w:colLast="0"/>
-      <w:bookmarkStart w:id="5" w:name="_Toc172724899"/>
-      <w:bookmarkEnd w:id="4"/>
+      <w:bookmarkStart w:id="5" w:name="_cokv1kg7c07" w:colFirst="0" w:colLast="0"/>
+      <w:bookmarkStart w:id="6" w:name="_Toc172725610"/>
+      <w:bookmarkEnd w:id="5"/>
       <w:proofErr w:type="spellStart"/>
       <w:r>
         <w:rPr>
@@ -1799,7 +2078,7 @@
         </w:rPr>
         <w:t>)</w:t>
       </w:r>
-      <w:bookmarkEnd w:id="5"/>
+      <w:bookmarkEnd w:id="6"/>
     </w:p>
     <w:p>
       <w:pPr>
@@ -2049,9 +2328,9 @@
           <w:lang w:val="en-US"/>
         </w:rPr>
       </w:pPr>
-      <w:bookmarkStart w:id="6" w:name="_lumthmaik3ce" w:colFirst="0" w:colLast="0"/>
-      <w:bookmarkStart w:id="7" w:name="_Toc172724900"/>
-      <w:bookmarkEnd w:id="6"/>
+      <w:bookmarkStart w:id="7" w:name="_lumthmaik3ce" w:colFirst="0" w:colLast="0"/>
+      <w:bookmarkStart w:id="8" w:name="_Toc172725611"/>
+      <w:bookmarkEnd w:id="7"/>
       <w:r>
         <w:rPr>
           <w:lang w:val="en-US"/>
@@ -2086,7 +2365,7 @@
         </w:rPr>
         <w:t>)</w:t>
       </w:r>
-      <w:bookmarkEnd w:id="7"/>
+      <w:bookmarkEnd w:id="8"/>
     </w:p>
     <w:p>
       <w:pPr>
@@ -2511,9 +2790,9 @@
           <w:lang w:val="en-US"/>
         </w:rPr>
       </w:pPr>
-      <w:bookmarkStart w:id="8" w:name="_88vr2vqlip7v" w:colFirst="0" w:colLast="0"/>
-      <w:bookmarkStart w:id="9" w:name="_Toc172724901"/>
-      <w:bookmarkEnd w:id="8"/>
+      <w:bookmarkStart w:id="9" w:name="_88vr2vqlip7v" w:colFirst="0" w:colLast="0"/>
+      <w:bookmarkStart w:id="10" w:name="_Toc172725612"/>
+      <w:bookmarkEnd w:id="9"/>
       <w:r>
         <w:rPr>
           <w:lang w:val="en-US"/>
@@ -2548,7 +2827,7 @@
         </w:rPr>
         <w:t>)</w:t>
       </w:r>
-      <w:bookmarkEnd w:id="9"/>
+      <w:bookmarkEnd w:id="10"/>
     </w:p>
     <w:p>
       <w:pPr>
@@ -2731,16 +3010,7 @@
           <w:rFonts w:asciiTheme="minorHAnsi" w:hAnsiTheme="minorHAnsi" w:cstheme="minorHAnsi"/>
           <w:lang w:val="en-US"/>
         </w:rPr>
-        <w:t>trains the model based on input data (42 numbers - coordinates of 21 key points (X and Y of each</w:t>
-      </w:r>
-      <w:bookmarkStart w:id="10" w:name="_GoBack"/>
-      <w:bookmarkEnd w:id="10"/>
-      <w:r>
-        <w:rPr>
-          <w:rFonts w:asciiTheme="minorHAnsi" w:hAnsiTheme="minorHAnsi" w:cstheme="minorHAnsi"/>
-          <w:lang w:val="en-US"/>
-        </w:rPr>
-        <w:t xml:space="preserve"> key point)). Key points are indicated below in the picture. </w:t>
+        <w:t xml:space="preserve">trains the model based on input data (42 numbers - coordinates of 21 key points (X and Y of each key point)). Key points are indicated below in the picture. </w:t>
       </w:r>
     </w:p>
     <w:p>
@@ -3733,7 +4003,7 @@
         </w:numPr>
       </w:pPr>
       <w:bookmarkStart w:id="12" w:name="_l6kh7lswbfqy" w:colFirst="0" w:colLast="0"/>
-      <w:bookmarkStart w:id="13" w:name="_Toc172724902"/>
+      <w:bookmarkStart w:id="13" w:name="_Toc172725613"/>
       <w:bookmarkEnd w:id="12"/>
       <w:r>
         <w:drawing>
@@ -6009,7 +6279,7 @@
         </w:rPr>
       </w:pPr>
       <w:bookmarkStart w:id="20" w:name="_loebmc2yousa" w:colFirst="0" w:colLast="0"/>
-      <w:bookmarkStart w:id="21" w:name="_Toc172724903"/>
+      <w:bookmarkStart w:id="21" w:name="_Toc172725614"/>
       <w:bookmarkEnd w:id="20"/>
       <w:r>
         <w:rPr>
@@ -6160,7 +6430,7 @@
         <w:spacing w:before="240" w:after="240"/>
         <w:rPr>
           <w:rFonts w:asciiTheme="minorHAnsi" w:hAnsiTheme="minorHAnsi" w:cstheme="minorHAnsi"/>
-          <w:lang w:val="en-US"/>
+          <w:lang w:val="ru-RU"/>
         </w:rPr>
       </w:pPr>
       <w:r>
@@ -6173,16 +6443,100 @@
     </w:p>
     <w:p>
       <w:pPr>
-        <w:rPr>
-          <w:lang w:val="en-US"/>
-        </w:rPr>
-      </w:pPr>
-    </w:p>
-    <w:p>
-      <w:pPr>
-        <w:pStyle w:val="1"/>
-        <w:rPr>
-          <w:lang w:val="en-US"/>
+        <w:spacing w:before="240" w:after="240"/>
+        <w:rPr>
+          <w:rFonts w:asciiTheme="minorHAnsi" w:hAnsiTheme="minorHAnsi" w:cstheme="minorHAnsi"/>
+          <w:lang w:val="ru-RU"/>
+        </w:rPr>
+      </w:pPr>
+    </w:p>
+    <w:p>
+      <w:pPr>
+        <w:spacing w:before="240" w:after="240"/>
+        <w:rPr>
+          <w:rFonts w:asciiTheme="minorHAnsi" w:hAnsiTheme="minorHAnsi" w:cstheme="minorHAnsi"/>
+          <w:lang w:val="ru-RU"/>
+        </w:rPr>
+      </w:pPr>
+    </w:p>
+    <w:p>
+      <w:pPr>
+        <w:spacing w:before="240" w:after="240"/>
+        <w:rPr>
+          <w:rFonts w:asciiTheme="minorHAnsi" w:hAnsiTheme="minorHAnsi" w:cstheme="minorHAnsi"/>
+          <w:lang w:val="ru-RU"/>
+        </w:rPr>
+      </w:pPr>
+    </w:p>
+    <w:p>
+      <w:pPr>
+        <w:spacing w:before="240" w:after="240"/>
+        <w:rPr>
+          <w:rFonts w:asciiTheme="minorHAnsi" w:hAnsiTheme="minorHAnsi" w:cstheme="minorHAnsi"/>
+          <w:lang w:val="ru-RU"/>
+        </w:rPr>
+      </w:pPr>
+    </w:p>
+    <w:p>
+      <w:pPr>
+        <w:spacing w:before="240" w:after="240"/>
+        <w:rPr>
+          <w:rFonts w:asciiTheme="minorHAnsi" w:hAnsiTheme="minorHAnsi" w:cstheme="minorHAnsi"/>
+          <w:lang w:val="ru-RU"/>
+        </w:rPr>
+      </w:pPr>
+    </w:p>
+    <w:p>
+      <w:pPr>
+        <w:spacing w:before="240" w:after="240"/>
+        <w:rPr>
+          <w:rFonts w:asciiTheme="minorHAnsi" w:hAnsiTheme="minorHAnsi" w:cstheme="minorHAnsi"/>
+          <w:lang w:val="ru-RU"/>
+        </w:rPr>
+      </w:pPr>
+    </w:p>
+    <w:p>
+      <w:pPr>
+        <w:spacing w:before="240" w:after="240"/>
+        <w:rPr>
+          <w:rFonts w:asciiTheme="minorHAnsi" w:hAnsiTheme="minorHAnsi" w:cstheme="minorHAnsi"/>
+          <w:lang w:val="ru-RU"/>
+        </w:rPr>
+      </w:pPr>
+    </w:p>
+    <w:p>
+      <w:pPr>
+        <w:spacing w:before="240" w:after="240"/>
+        <w:rPr>
+          <w:rFonts w:asciiTheme="minorHAnsi" w:hAnsiTheme="minorHAnsi" w:cstheme="minorHAnsi"/>
+          <w:lang w:val="ru-RU"/>
+        </w:rPr>
+      </w:pPr>
+    </w:p>
+    <w:p>
+      <w:pPr>
+        <w:spacing w:before="240" w:after="240"/>
+        <w:rPr>
+          <w:rFonts w:asciiTheme="minorHAnsi" w:hAnsiTheme="minorHAnsi" w:cstheme="minorHAnsi"/>
+          <w:lang w:val="ru-RU"/>
+        </w:rPr>
+      </w:pPr>
+    </w:p>
+    <w:p>
+      <w:pPr>
+        <w:spacing w:before="240" w:after="240"/>
+        <w:rPr>
+          <w:rFonts w:asciiTheme="minorHAnsi" w:hAnsiTheme="minorHAnsi" w:cstheme="minorHAnsi"/>
+          <w:lang w:val="ru-RU"/>
+        </w:rPr>
+      </w:pPr>
+    </w:p>
+    <w:p>
+      <w:pPr>
+        <w:spacing w:before="240" w:after="240"/>
+        <w:rPr>
+          <w:rFonts w:asciiTheme="minorHAnsi" w:hAnsiTheme="minorHAnsi" w:cstheme="minorHAnsi"/>
+          <w:lang w:val="ru-RU"/>
         </w:rPr>
       </w:pPr>
     </w:p>
@@ -6194,33 +6548,1363 @@
           <w:numId w:val="5"/>
         </w:numPr>
         <w:rPr>
-          <w:rFonts w:asciiTheme="minorHAnsi" w:hAnsiTheme="minorHAnsi" w:cstheme="minorHAnsi"/>
           <w:i/>
-        </w:rPr>
-      </w:pPr>
-      <w:r>
-        <w:rPr>
+          <w:lang w:val="ru-RU"/>
+        </w:rPr>
+      </w:pPr>
+      <w:bookmarkStart w:id="22" w:name="_Toc172725615"/>
+      <w:r>
+        <w:rPr>
+          <w:lang w:val="en-US"/>
+        </w:rPr>
+        <w:lastRenderedPageBreak/>
+        <w:t>Command Sending Logic</w:t>
+      </w:r>
+      <w:r>
+        <w:rPr>
+          <w:sz w:val="44"/>
           <w:lang w:val="en-US"/>
         </w:rPr>
         <w:t xml:space="preserve"> </w:t>
       </w:r>
-      <w:bookmarkStart w:id="22" w:name="_Toc172724904"/>
-      <w:r>
-        <w:rPr>
-          <w:rFonts w:asciiTheme="minorHAnsi" w:hAnsiTheme="minorHAnsi" w:cstheme="minorHAnsi"/>
-        </w:rPr>
-        <w:t>HTTP Server</w:t>
-      </w:r>
-      <w:r>
-        <w:rPr>
-          <w:rFonts w:asciiTheme="minorHAnsi" w:hAnsiTheme="minorHAnsi" w:cstheme="minorHAnsi"/>
+      <w:r>
+        <w:rPr>
+          <w:i/>
+          <w:lang w:val="en-US"/>
+        </w:rPr>
+        <w:t xml:space="preserve">(By </w:t>
+      </w:r>
+      <w:proofErr w:type="spellStart"/>
+      <w:r>
+        <w:rPr>
+          <w:i/>
+          <w:lang w:val="en-US"/>
+        </w:rPr>
+        <w:t>Matsvei</w:t>
+      </w:r>
+      <w:proofErr w:type="spellEnd"/>
+      <w:r>
+        <w:rPr>
+          <w:i/>
+          <w:lang w:val="en-US"/>
+        </w:rPr>
+        <w:t>)</w:t>
+      </w:r>
+      <w:bookmarkEnd w:id="22"/>
+    </w:p>
+    <w:p>
+      <w:pPr>
+        <w:pStyle w:val="a3"/>
+        <w:rPr>
+          <w:lang w:val="ru-RU"/>
+        </w:rPr>
+      </w:pPr>
+      <w:r>
+        <w:rPr>
+          <w:lang w:val="en-US"/>
+        </w:rPr>
+        <w:t>One of the critical aspects of this system is the efficient and accurate determination of commands based on user movements. This part provides an in-depth explanation of the logic behind sending commands to the server, combining note values, and maintaining a command history to ensure reliability and responsiveness.</w:t>
+      </w:r>
+    </w:p>
+    <w:p>
+      <w:pPr>
+        <w:pStyle w:val="a3"/>
+        <w:rPr>
+          <w:lang w:val="ru-RU"/>
+        </w:rPr>
+      </w:pPr>
+    </w:p>
+    <w:p>
+      <w:pPr>
+        <w:pStyle w:val="a3"/>
+        <w:rPr>
+          <w:b/>
+          <w:lang w:val="ru-RU"/>
+        </w:rPr>
+      </w:pPr>
+      <w:proofErr w:type="spellStart"/>
+      <w:r>
+        <w:rPr>
+          <w:b/>
+        </w:rPr>
+        <w:t>Combining</w:t>
+      </w:r>
+      <w:proofErr w:type="spellEnd"/>
+      <w:r>
+        <w:rPr>
+          <w:b/>
+        </w:rPr>
+        <w:t xml:space="preserve"> Note Value</w:t>
+      </w:r>
+    </w:p>
+    <w:p>
+      <w:pPr>
+        <w:pStyle w:val="a3"/>
+        <w:rPr>
+          <w:b/>
+          <w:lang w:val="ru-RU"/>
+        </w:rPr>
+      </w:pPr>
+    </w:p>
+    <w:p>
+      <w:pPr>
+        <w:pStyle w:val="a3"/>
+        <w:rPr>
+          <w:lang w:val="en-US"/>
+        </w:rPr>
+      </w:pPr>
+      <w:r>
+        <w:rPr>
+          <w:lang w:val="en-US"/>
+        </w:rPr>
+        <w:t xml:space="preserve">The </w:t>
+      </w:r>
+      <w:proofErr w:type="spellStart"/>
+      <w:r>
+        <w:rPr>
+          <w:rStyle w:val="HTML"/>
+          <w:rFonts w:ascii="Arial" w:eastAsia="Arial" w:hAnsi="Arial" w:cs="Arial"/>
+          <w:i/>
+          <w:lang w:val="en-US"/>
+        </w:rPr>
+        <w:t>combination_result</w:t>
+      </w:r>
+      <w:proofErr w:type="spellEnd"/>
+      <w:r>
+        <w:rPr>
+          <w:lang w:val="en-US"/>
+        </w:rPr>
+        <w:t xml:space="preserve"> function is central to interpreting detected angles and translating them into actionable commands. The function takes two integer inputs</w:t>
+      </w:r>
+      <w:proofErr w:type="gramStart"/>
+      <w:r>
+        <w:rPr>
+          <w:lang w:val="en-US"/>
+        </w:rPr>
+        <w:t>,</w:t>
+      </w:r>
+      <w:r>
+        <w:rPr>
+          <w:i/>
+          <w:lang w:val="en-US"/>
+        </w:rPr>
+        <w:t xml:space="preserve">  </w:t>
+      </w:r>
+      <w:proofErr w:type="spellStart"/>
+      <w:r>
+        <w:rPr>
+          <w:rStyle w:val="HTML"/>
+          <w:rFonts w:ascii="Arial" w:eastAsia="Arial" w:hAnsi="Arial" w:cs="Arial"/>
+          <w:i/>
+          <w:lang w:val="en-US"/>
+        </w:rPr>
+        <w:t>manuale</w:t>
+      </w:r>
+      <w:proofErr w:type="spellEnd"/>
+      <w:proofErr w:type="gramEnd"/>
+      <w:r>
+        <w:rPr>
+          <w:lang w:val="en-US"/>
+        </w:rPr>
+        <w:t xml:space="preserve"> and </w:t>
+      </w:r>
+      <w:r>
+        <w:rPr>
+          <w:rStyle w:val="HTML"/>
+          <w:rFonts w:ascii="Arial" w:eastAsia="Arial" w:hAnsi="Arial" w:cs="Arial"/>
+          <w:i/>
+          <w:lang w:val="en-US"/>
+        </w:rPr>
+        <w:t>tempo</w:t>
+      </w:r>
+      <w:r>
+        <w:rPr>
+          <w:lang w:val="en-US"/>
+        </w:rPr>
+        <w:t>, representing angles measured at the elbow and shoulder joints, respectively. These inputs are mapped to specific notes, and the combination of these notes forms a unique command.</w:t>
+      </w:r>
+    </w:p>
+    <w:p>
+      <w:pPr>
+        <w:pStyle w:val="a3"/>
+        <w:rPr>
+          <w:lang w:val="ru-RU"/>
+        </w:rPr>
+      </w:pPr>
+      <w:r>
+        <w:rPr>
+          <w:noProof/>
+          <w:lang w:eastAsia="ru-RU"/>
+        </w:rPr>
+        <w:drawing>
+          <wp:inline distT="0" distB="0" distL="0" distR="0" wp14:anchorId="5267B014" wp14:editId="6EDAD46B">
+            <wp:extent cx="5940425" cy="3321831"/>
+            <wp:effectExtent l="0" t="0" r="3175" b="0"/>
+            <wp:docPr id="5" name="Рисунок 5"/>
+            <wp:cNvGraphicFramePr>
+              <a:graphicFrameLocks xmlns:a="http://schemas.openxmlformats.org/drawingml/2006/main" noChangeAspect="1"/>
+            </wp:cNvGraphicFramePr>
+            <a:graphic xmlns:a="http://schemas.openxmlformats.org/drawingml/2006/main">
+              <a:graphicData uri="http://schemas.openxmlformats.org/drawingml/2006/picture">
+                <pic:pic xmlns:pic="http://schemas.openxmlformats.org/drawingml/2006/picture">
+                  <pic:nvPicPr>
+                    <pic:cNvPr id="0" name=""/>
+                    <pic:cNvPicPr/>
+                  </pic:nvPicPr>
+                  <pic:blipFill>
+                    <a:blip r:embed="rId13"/>
+                    <a:stretch>
+                      <a:fillRect/>
+                    </a:stretch>
+                  </pic:blipFill>
+                  <pic:spPr>
+                    <a:xfrm>
+                      <a:off x="0" y="0"/>
+                      <a:ext cx="5940425" cy="3321831"/>
+                    </a:xfrm>
+                    <a:prstGeom prst="rect">
+                      <a:avLst/>
+                    </a:prstGeom>
+                  </pic:spPr>
+                </pic:pic>
+              </a:graphicData>
+            </a:graphic>
+          </wp:inline>
+        </w:drawing>
+      </w:r>
+    </w:p>
+    <w:p>
+      <w:pPr>
+        <w:pStyle w:val="a3"/>
+        <w:rPr>
+          <w:lang w:val="ru-RU"/>
+        </w:rPr>
+      </w:pPr>
+      <w:r>
+        <w:rPr>
+          <w:lang w:val="en-US"/>
+        </w:rPr>
+        <w:t xml:space="preserve">Thus, using this function, two numbers are converted into one (according to the Meanings of values ​​table) for further sending to the server. There are 26 different combinations in total. However, in this version of the project we only need 9 (see </w:t>
+      </w:r>
+      <w:r>
+        <w:rPr>
+          <w:i/>
+          <w:lang w:val="en-US"/>
+        </w:rPr>
+        <w:t>Main Video Processing Loop</w:t>
+      </w:r>
+      <w:r>
+        <w:rPr>
+          <w:lang w:val="en-US"/>
+        </w:rPr>
+        <w:t>)</w:t>
+      </w:r>
+    </w:p>
+    <w:p>
+      <w:pPr>
+        <w:pStyle w:val="a3"/>
+        <w:rPr>
+          <w:lang w:val="ru-RU"/>
+        </w:rPr>
+      </w:pPr>
+    </w:p>
+    <w:p>
+      <w:pPr>
+        <w:pStyle w:val="a3"/>
+        <w:rPr>
+          <w:b/>
+          <w:lang w:val="ru-RU"/>
+        </w:rPr>
+      </w:pPr>
+      <w:r>
+        <w:rPr>
+          <w:b/>
+          <w:lang w:val="en-US"/>
+        </w:rPr>
+        <w:t>Sending to the server</w:t>
+      </w:r>
+    </w:p>
+    <w:p>
+      <w:pPr>
+        <w:pStyle w:val="a3"/>
+        <w:rPr>
+          <w:b/>
+          <w:lang w:val="ru-RU"/>
+        </w:rPr>
+      </w:pPr>
+    </w:p>
+    <w:p>
+      <w:pPr>
+        <w:pStyle w:val="a3"/>
+        <w:rPr>
+          <w:lang w:val="en-US"/>
+        </w:rPr>
+      </w:pPr>
+      <w:r>
+        <w:rPr>
+          <w:lang w:val="en-US"/>
+        </w:rPr>
+        <w:t xml:space="preserve">The function </w:t>
+      </w:r>
+      <w:proofErr w:type="spellStart"/>
+      <w:r>
+        <w:rPr>
+          <w:rStyle w:val="HTML"/>
+          <w:rFonts w:ascii="Arial" w:eastAsia="Arial" w:hAnsi="Arial" w:cs="Arial"/>
+          <w:i/>
+          <w:lang w:val="en-US"/>
+        </w:rPr>
+        <w:t>send_command_to_server</w:t>
+      </w:r>
+      <w:proofErr w:type="spellEnd"/>
+      <w:r>
+        <w:rPr>
+          <w:lang w:val="en-US"/>
+        </w:rPr>
+        <w:t xml:space="preserve"> handles the communication with the server. It sends the command determined by the combination of </w:t>
+      </w:r>
+      <w:proofErr w:type="spellStart"/>
+      <w:r>
+        <w:rPr>
+          <w:rStyle w:val="HTML"/>
+          <w:rFonts w:ascii="Arial" w:eastAsia="Arial" w:hAnsi="Arial" w:cs="Arial"/>
+          <w:i/>
+          <w:lang w:val="en-US"/>
+        </w:rPr>
+        <w:t>manuale</w:t>
+      </w:r>
+      <w:proofErr w:type="spellEnd"/>
+      <w:r>
+        <w:rPr>
+          <w:lang w:val="en-US"/>
+        </w:rPr>
+        <w:t xml:space="preserve"> and </w:t>
+      </w:r>
+      <w:r>
+        <w:rPr>
+          <w:rStyle w:val="HTML"/>
+          <w:rFonts w:ascii="Arial" w:eastAsia="Arial" w:hAnsi="Arial" w:cs="Arial"/>
+          <w:i/>
+          <w:lang w:val="en-US"/>
+        </w:rPr>
+        <w:t>tempo</w:t>
+      </w:r>
+      <w:r>
+        <w:rPr>
+          <w:lang w:val="en-US"/>
+        </w:rPr>
+        <w:t xml:space="preserve"> values.</w:t>
+      </w:r>
+    </w:p>
+    <w:p>
+      <w:pPr>
+        <w:pStyle w:val="a3"/>
+        <w:rPr>
+          <w:lang w:val="en-US"/>
+        </w:rPr>
+      </w:pPr>
+      <w:r>
+        <w:rPr>
+          <w:lang w:val="en-US"/>
+        </w:rPr>
+        <w:t xml:space="preserve">The function sends an </w:t>
+      </w:r>
+      <w:r>
+        <w:rPr>
+          <w:i/>
+          <w:lang w:val="en-US"/>
+        </w:rPr>
+        <w:t>HTTP POST</w:t>
+      </w:r>
+      <w:r>
+        <w:rPr>
+          <w:lang w:val="en-US"/>
+        </w:rPr>
+        <w:t xml:space="preserve"> request to the server specified by the URL. The command is sent in the </w:t>
+      </w:r>
+      <w:r>
+        <w:rPr>
+          <w:i/>
+          <w:lang w:val="en-US"/>
+        </w:rPr>
+        <w:t>JSON</w:t>
+      </w:r>
+      <w:r>
+        <w:rPr>
+          <w:lang w:val="en-US"/>
+        </w:rPr>
+        <w:t xml:space="preserve"> format, making it easy for the server to parse and interpret the data.</w:t>
+      </w:r>
+    </w:p>
+    <w:p>
+      <w:pPr>
+        <w:pStyle w:val="a3"/>
+        <w:rPr>
+          <w:lang w:val="en-US"/>
+        </w:rPr>
+      </w:pPr>
+      <w:r>
+        <w:rPr>
+          <w:lang w:val="en-US"/>
+        </w:rPr>
+        <w:t xml:space="preserve">The function includes a try-except block to handle any potential network errors. If an exception occurs, such as </w:t>
+      </w:r>
+      <w:proofErr w:type="gramStart"/>
+      <w:r>
+        <w:rPr>
+          <w:lang w:val="en-US"/>
+        </w:rPr>
+        <w:t>a connection</w:t>
+      </w:r>
+      <w:proofErr w:type="gramEnd"/>
+      <w:r>
+        <w:rPr>
+          <w:lang w:val="en-US"/>
+        </w:rPr>
+        <w:t xml:space="preserve"> timeout or server unavailability, it prints an error </w:t>
+      </w:r>
+      <w:r>
+        <w:rPr>
+          <w:lang w:val="en-US"/>
+        </w:rPr>
+        <w:lastRenderedPageBreak/>
+        <w:t>message. This is important for debugging and ensuring the system can gracefully handle communication issues without crashing.</w:t>
+      </w:r>
+    </w:p>
+    <w:p>
+      <w:pPr>
+        <w:pStyle w:val="a3"/>
+        <w:rPr>
+          <w:lang w:val="ru-RU"/>
+        </w:rPr>
+      </w:pPr>
+      <w:r>
+        <w:rPr>
+          <w:noProof/>
+          <w:lang w:eastAsia="ru-RU"/>
+        </w:rPr>
+        <w:drawing>
+          <wp:inline distT="0" distB="0" distL="0" distR="0" wp14:anchorId="5C13EEF3" wp14:editId="03C2D7A4">
+            <wp:extent cx="5940425" cy="2635761"/>
+            <wp:effectExtent l="0" t="0" r="3175" b="0"/>
+            <wp:docPr id="6" name="Рисунок 6"/>
+            <wp:cNvGraphicFramePr>
+              <a:graphicFrameLocks xmlns:a="http://schemas.openxmlformats.org/drawingml/2006/main" noChangeAspect="1"/>
+            </wp:cNvGraphicFramePr>
+            <a:graphic xmlns:a="http://schemas.openxmlformats.org/drawingml/2006/main">
+              <a:graphicData uri="http://schemas.openxmlformats.org/drawingml/2006/picture">
+                <pic:pic xmlns:pic="http://schemas.openxmlformats.org/drawingml/2006/picture">
+                  <pic:nvPicPr>
+                    <pic:cNvPr id="0" name=""/>
+                    <pic:cNvPicPr/>
+                  </pic:nvPicPr>
+                  <pic:blipFill>
+                    <a:blip r:embed="rId14"/>
+                    <a:stretch>
+                      <a:fillRect/>
+                    </a:stretch>
+                  </pic:blipFill>
+                  <pic:spPr>
+                    <a:xfrm>
+                      <a:off x="0" y="0"/>
+                      <a:ext cx="5940425" cy="2635761"/>
+                    </a:xfrm>
+                    <a:prstGeom prst="rect">
+                      <a:avLst/>
+                    </a:prstGeom>
+                  </pic:spPr>
+                </pic:pic>
+              </a:graphicData>
+            </a:graphic>
+          </wp:inline>
+        </w:drawing>
+      </w:r>
+    </w:p>
+    <w:p>
+      <w:pPr>
+        <w:pStyle w:val="a3"/>
+        <w:rPr>
+          <w:lang w:val="ru-RU"/>
+        </w:rPr>
+      </w:pPr>
+    </w:p>
+    <w:p>
+      <w:pPr>
+        <w:pStyle w:val="a3"/>
+        <w:rPr>
+          <w:b/>
+          <w:lang w:val="ru-RU"/>
+        </w:rPr>
+      </w:pPr>
+      <w:r>
+        <w:rPr>
+          <w:b/>
+          <w:lang w:val="en-US"/>
+        </w:rPr>
+        <w:t>Main Video Processing Loop</w:t>
+      </w:r>
+    </w:p>
+    <w:p>
+      <w:pPr>
+        <w:pStyle w:val="a3"/>
+        <w:rPr>
+          <w:b/>
+          <w:lang w:val="ru-RU"/>
+        </w:rPr>
+      </w:pPr>
+    </w:p>
+    <w:p>
+      <w:pPr>
+        <w:pStyle w:val="a3"/>
+        <w:rPr>
+          <w:lang w:val="en-US"/>
+        </w:rPr>
+      </w:pPr>
+      <w:r>
+        <w:rPr>
+          <w:lang w:val="en-US"/>
+        </w:rPr>
+        <w:t xml:space="preserve">To ensure that the commands sent to the server are reliable and reflect intentional user actions, the system maintains a history of recent commands using a </w:t>
+      </w:r>
+      <w:proofErr w:type="spellStart"/>
+      <w:r>
+        <w:rPr>
+          <w:i/>
+          <w:lang w:val="en-US"/>
+        </w:rPr>
+        <w:t>deque</w:t>
+      </w:r>
+      <w:proofErr w:type="spellEnd"/>
+      <w:r>
+        <w:rPr>
+          <w:lang w:val="en-US"/>
+        </w:rPr>
+        <w:t xml:space="preserve"> (double-ended queue). This mechanism helps filter out accidental movements and ensures that only consistent and repeated actions trigger a command.</w:t>
+      </w:r>
+    </w:p>
+    <w:p>
+      <w:pPr>
+        <w:pStyle w:val="a3"/>
+        <w:rPr>
+          <w:lang w:val="en-US"/>
+        </w:rPr>
+      </w:pPr>
+      <w:r>
+        <w:rPr>
+          <w:lang w:val="en-US"/>
+        </w:rPr>
+        <w:t xml:space="preserve">The </w:t>
+      </w:r>
+      <w:proofErr w:type="spellStart"/>
+      <w:r>
+        <w:rPr>
+          <w:rStyle w:val="HTML"/>
+          <w:rFonts w:ascii="Arial" w:eastAsia="Arial" w:hAnsi="Arial" w:cs="Arial"/>
+          <w:i/>
+          <w:lang w:val="en-US"/>
+        </w:rPr>
+        <w:t>command_history</w:t>
+      </w:r>
+      <w:proofErr w:type="spellEnd"/>
+      <w:r>
+        <w:rPr>
+          <w:lang w:val="en-US"/>
         </w:rPr>
         <w:t xml:space="preserve"> </w:t>
       </w:r>
-      <w:r>
-        <w:rPr>
-          <w:rFonts w:asciiTheme="minorHAnsi" w:hAnsiTheme="minorHAnsi" w:cstheme="minorHAnsi"/>
+      <w:proofErr w:type="spellStart"/>
+      <w:r>
+        <w:rPr>
+          <w:lang w:val="en-US"/>
+        </w:rPr>
+        <w:t>deque</w:t>
+      </w:r>
+      <w:proofErr w:type="spellEnd"/>
+      <w:r>
+        <w:rPr>
+          <w:lang w:val="en-US"/>
+        </w:rPr>
+        <w:t xml:space="preserve"> is initialized with a maximum length of 25. This means it will store the last 25 commands detected by the system. The choice of 25 is a balance between responsiveness and noise filtering, ensuring that the system reacts quickly to intentional movements while ignoring brief or accidental actions.</w:t>
+      </w:r>
+    </w:p>
+    <w:p>
+      <w:pPr>
+        <w:pStyle w:val="a3"/>
+        <w:rPr>
+          <w:lang w:val="en-US"/>
+        </w:rPr>
+      </w:pPr>
+      <w:r>
+        <w:rPr>
+          <w:lang w:val="en-US"/>
+        </w:rPr>
+        <w:t xml:space="preserve">The </w:t>
+      </w:r>
+      <w:proofErr w:type="spellStart"/>
+      <w:r>
+        <w:rPr>
           <w:i/>
+          <w:lang w:val="en-US"/>
+        </w:rPr>
+        <w:t>last_command</w:t>
+      </w:r>
+      <w:proofErr w:type="spellEnd"/>
+      <w:r>
+        <w:rPr>
+          <w:lang w:val="en-US"/>
+        </w:rPr>
+        <w:t xml:space="preserve"> variable plays a key role in the logic of sending commands to the server. It is used to keep track of the last command sent and prevent duplicate commands from being sent without explicit modification. </w:t>
+      </w:r>
+    </w:p>
+    <w:p>
+      <w:pPr>
+        <w:pStyle w:val="a3"/>
+        <w:rPr>
+          <w:lang w:val="en-US"/>
+        </w:rPr>
+      </w:pPr>
+      <w:r>
+        <w:rPr>
+          <w:lang w:val="en-US"/>
+        </w:rPr>
+        <w:t xml:space="preserve">The </w:t>
+      </w:r>
+      <w:proofErr w:type="spellStart"/>
+      <w:r>
+        <w:rPr>
+          <w:i/>
+          <w:lang w:val="en-US"/>
+        </w:rPr>
+        <w:t>command_allowed</w:t>
+      </w:r>
+      <w:proofErr w:type="spellEnd"/>
+      <w:r>
+        <w:rPr>
+          <w:lang w:val="en-US"/>
+        </w:rPr>
+        <w:t xml:space="preserve"> variable is used to control the state of the system, determining when it can send commands to the server and when it cannot.</w:t>
+      </w:r>
+    </w:p>
+    <w:p>
+      <w:pPr>
+        <w:pStyle w:val="a3"/>
+        <w:rPr>
+          <w:lang w:val="en-US"/>
+        </w:rPr>
+      </w:pPr>
+    </w:p>
+    <w:p>
+      <w:pPr>
+        <w:pStyle w:val="a3"/>
+        <w:rPr>
+          <w:lang w:val="en-US"/>
+        </w:rPr>
+      </w:pPr>
+      <w:r>
+        <w:rPr>
+          <w:lang w:val="en-US"/>
+        </w:rPr>
+        <w:t xml:space="preserve">Since this version of the project has only 8 supported commands, the system first checks whether the command is supported. After this, the system adds the command number to the history </w:t>
+      </w:r>
+    </w:p>
+    <w:p>
+      <w:pPr>
+        <w:pStyle w:val="a3"/>
+      </w:pPr>
+      <w:r>
+        <w:rPr>
+          <w:noProof/>
+          <w:lang w:eastAsia="ru-RU"/>
+        </w:rPr>
+        <w:drawing>
+          <wp:inline distT="0" distB="0" distL="0" distR="0" wp14:anchorId="64D76F9D" wp14:editId="37E1CD5A">
+            <wp:extent cx="3143249" cy="742950"/>
+            <wp:effectExtent l="0" t="0" r="635" b="0"/>
+            <wp:docPr id="27" name="Рисунок 27"/>
+            <wp:cNvGraphicFramePr>
+              <a:graphicFrameLocks xmlns:a="http://schemas.openxmlformats.org/drawingml/2006/main" noChangeAspect="1"/>
+            </wp:cNvGraphicFramePr>
+            <a:graphic xmlns:a="http://schemas.openxmlformats.org/drawingml/2006/main">
+              <a:graphicData uri="http://schemas.openxmlformats.org/drawingml/2006/picture">
+                <pic:pic xmlns:pic="http://schemas.openxmlformats.org/drawingml/2006/picture">
+                  <pic:nvPicPr>
+                    <pic:cNvPr id="0" name="one.PNG"/>
+                    <pic:cNvPicPr/>
+                  </pic:nvPicPr>
+                  <pic:blipFill>
+                    <a:blip r:embed="rId15">
+                      <a:extLst>
+                        <a:ext uri="{28A0092B-C50C-407E-A947-70E740481C1C}">
+                          <a14:useLocalDpi xmlns:a14="http://schemas.microsoft.com/office/drawing/2010/main" val="0"/>
+                        </a:ext>
+                      </a:extLst>
+                    </a:blip>
+                    <a:stretch>
+                      <a:fillRect/>
+                    </a:stretch>
+                  </pic:blipFill>
+                  <pic:spPr>
+                    <a:xfrm>
+                      <a:off x="0" y="0"/>
+                      <a:ext cx="3143522" cy="743015"/>
+                    </a:xfrm>
+                    <a:prstGeom prst="rect">
+                      <a:avLst/>
+                    </a:prstGeom>
+                  </pic:spPr>
+                </pic:pic>
+              </a:graphicData>
+            </a:graphic>
+          </wp:inline>
+        </w:drawing>
+      </w:r>
+    </w:p>
+    <w:p>
+      <w:pPr>
+        <w:pStyle w:val="a3"/>
+        <w:rPr>
+          <w:lang w:val="en-US"/>
+        </w:rPr>
+      </w:pPr>
+      <w:r>
+        <w:rPr>
+          <w:lang w:val="en-US"/>
+        </w:rPr>
+        <w:t xml:space="preserve">To indicate the beginning and end of the game, there was a designated start/end pose (arms up). It is designated by command 0. The system checks whether the deck is filled with number 0 and whether 0 is not the last command. </w:t>
+      </w:r>
+      <w:proofErr w:type="gramStart"/>
+      <w:r>
+        <w:rPr>
+          <w:lang w:val="en-US"/>
+        </w:rPr>
+        <w:t xml:space="preserve">The status of the variable </w:t>
+      </w:r>
+      <w:proofErr w:type="spellStart"/>
+      <w:r>
+        <w:rPr>
+          <w:i/>
+          <w:lang w:val="en-US"/>
+        </w:rPr>
+        <w:t>command_allowed</w:t>
+      </w:r>
+      <w:proofErr w:type="spellEnd"/>
+      <w:r>
+        <w:rPr>
+          <w:lang w:val="en-US"/>
+        </w:rPr>
+        <w:t xml:space="preserve"> changes.</w:t>
+      </w:r>
+      <w:proofErr w:type="gramEnd"/>
+      <w:r>
+        <w:rPr>
+          <w:lang w:val="en-US"/>
+        </w:rPr>
+        <w:t xml:space="preserve"> If this position is used for the first time, then “ready” is printed and a thread is started that sends the value 0 to the server. If this pose is used a </w:t>
+      </w:r>
+      <w:r>
+        <w:rPr>
+          <w:lang w:val="en-US"/>
+        </w:rPr>
+        <w:lastRenderedPageBreak/>
+        <w:t>second time, “end” is printed and a thread is started that sends the value 26 to the server. After this the history is cleaned</w:t>
+      </w:r>
+    </w:p>
+    <w:p>
+      <w:pPr>
+        <w:pStyle w:val="a3"/>
+      </w:pPr>
+      <w:r>
+        <w:rPr>
+          <w:noProof/>
+          <w:lang w:eastAsia="ru-RU"/>
+        </w:rPr>
+        <w:drawing>
+          <wp:inline distT="0" distB="0" distL="0" distR="0" wp14:anchorId="6C8FBE13" wp14:editId="617BCA93">
+            <wp:extent cx="5940425" cy="1830134"/>
+            <wp:effectExtent l="0" t="0" r="3175" b="0"/>
+            <wp:docPr id="28" name="Рисунок 28"/>
+            <wp:cNvGraphicFramePr>
+              <a:graphicFrameLocks xmlns:a="http://schemas.openxmlformats.org/drawingml/2006/main" noChangeAspect="1"/>
+            </wp:cNvGraphicFramePr>
+            <a:graphic xmlns:a="http://schemas.openxmlformats.org/drawingml/2006/main">
+              <a:graphicData uri="http://schemas.openxmlformats.org/drawingml/2006/picture">
+                <pic:pic xmlns:pic="http://schemas.openxmlformats.org/drawingml/2006/picture">
+                  <pic:nvPicPr>
+                    <pic:cNvPr id="0" name=""/>
+                    <pic:cNvPicPr/>
+                  </pic:nvPicPr>
+                  <pic:blipFill>
+                    <a:blip r:embed="rId16"/>
+                    <a:stretch>
+                      <a:fillRect/>
+                    </a:stretch>
+                  </pic:blipFill>
+                  <pic:spPr>
+                    <a:xfrm>
+                      <a:off x="0" y="0"/>
+                      <a:ext cx="5940425" cy="1830134"/>
+                    </a:xfrm>
+                    <a:prstGeom prst="rect">
+                      <a:avLst/>
+                    </a:prstGeom>
+                  </pic:spPr>
+                </pic:pic>
+              </a:graphicData>
+            </a:graphic>
+          </wp:inline>
+        </w:drawing>
+      </w:r>
+    </w:p>
+    <w:p>
+      <w:pPr>
+        <w:pStyle w:val="a3"/>
+        <w:rPr>
+          <w:lang w:val="en-US"/>
+        </w:rPr>
+      </w:pPr>
+      <w:r>
+        <w:rPr>
+          <w:lang w:val="en-US"/>
+        </w:rPr>
+        <w:t>The system checks each time whether the starting pose has already been used. If so, then the history begins to fill with commands. When the history is filled with the same command, this command is sent to the server, the history is cleared</w:t>
+      </w:r>
+    </w:p>
+    <w:p>
+      <w:pPr>
+        <w:pStyle w:val="a3"/>
+        <w:rPr>
+          <w:lang w:val="ru-RU"/>
+        </w:rPr>
+      </w:pPr>
+      <w:r>
+        <w:rPr>
+          <w:noProof/>
+          <w:lang w:eastAsia="ru-RU"/>
+        </w:rPr>
+        <w:drawing>
+          <wp:inline distT="0" distB="0" distL="0" distR="0" wp14:anchorId="651743FD" wp14:editId="489831E7">
+            <wp:extent cx="5940425" cy="918439"/>
+            <wp:effectExtent l="0" t="0" r="3175" b="0"/>
+            <wp:docPr id="29" name="Рисунок 29"/>
+            <wp:cNvGraphicFramePr>
+              <a:graphicFrameLocks xmlns:a="http://schemas.openxmlformats.org/drawingml/2006/main" noChangeAspect="1"/>
+            </wp:cNvGraphicFramePr>
+            <a:graphic xmlns:a="http://schemas.openxmlformats.org/drawingml/2006/main">
+              <a:graphicData uri="http://schemas.openxmlformats.org/drawingml/2006/picture">
+                <pic:pic xmlns:pic="http://schemas.openxmlformats.org/drawingml/2006/picture">
+                  <pic:nvPicPr>
+                    <pic:cNvPr id="0" name=""/>
+                    <pic:cNvPicPr/>
+                  </pic:nvPicPr>
+                  <pic:blipFill>
+                    <a:blip r:embed="rId17"/>
+                    <a:stretch>
+                      <a:fillRect/>
+                    </a:stretch>
+                  </pic:blipFill>
+                  <pic:spPr>
+                    <a:xfrm>
+                      <a:off x="0" y="0"/>
+                      <a:ext cx="5940425" cy="918439"/>
+                    </a:xfrm>
+                    <a:prstGeom prst="rect">
+                      <a:avLst/>
+                    </a:prstGeom>
+                  </pic:spPr>
+                </pic:pic>
+              </a:graphicData>
+            </a:graphic>
+          </wp:inline>
+        </w:drawing>
+      </w:r>
+    </w:p>
+    <w:p>
+      <w:pPr>
+        <w:pStyle w:val="a3"/>
+        <w:rPr>
+          <w:lang w:val="en-US"/>
+        </w:rPr>
+      </w:pPr>
+    </w:p>
+    <w:p>
+      <w:pPr>
+        <w:pStyle w:val="a3"/>
+        <w:rPr>
+          <w:lang w:val="en-US"/>
+        </w:rPr>
+      </w:pPr>
+    </w:p>
+    <w:p>
+      <w:pPr>
+        <w:pStyle w:val="a3"/>
+        <w:rPr>
+          <w:lang w:val="en-US"/>
+        </w:rPr>
+      </w:pPr>
+      <w:r>
+        <w:rPr>
+          <w:lang w:val="en-US"/>
+        </w:rPr>
+        <w:t xml:space="preserve">This section of the code is designed to ensure that commands sent to the server are intentional and consistent. The use of a </w:t>
+      </w:r>
+      <w:proofErr w:type="spellStart"/>
+      <w:r>
+        <w:rPr>
+          <w:lang w:val="en-US"/>
+        </w:rPr>
+        <w:t>deque</w:t>
+      </w:r>
+      <w:proofErr w:type="spellEnd"/>
+      <w:r>
+        <w:rPr>
+          <w:lang w:val="en-US"/>
+        </w:rPr>
+        <w:t xml:space="preserve"> to maintain command history, combined with multiple conditional checks, helps filter out accidental or transient movements. The toggling mechanism allows the system to switch between active and inactive states based on user poses, providing a robust and reliable method for controlling command sending.</w:t>
+      </w:r>
+    </w:p>
+    <w:p>
+      <w:pPr>
+        <w:pStyle w:val="a3"/>
+        <w:rPr>
+          <w:lang w:val="en-US"/>
+        </w:rPr>
+      </w:pPr>
+    </w:p>
+    <w:p>
+      <w:pPr>
+        <w:pStyle w:val="a3"/>
+        <w:rPr>
+          <w:lang w:val="en-US"/>
+        </w:rPr>
+      </w:pPr>
+      <w:r>
+        <w:rPr>
+          <w:lang w:val="en-US"/>
+        </w:rPr>
+        <w:t>Below you can see a visual representation of the algorithm</w:t>
+      </w:r>
+    </w:p>
+    <w:p>
+      <w:pPr>
+        <w:rPr>
+          <w:lang w:val="ru-RU"/>
+        </w:rPr>
+      </w:pPr>
+    </w:p>
+    <w:p>
+      <w:pPr>
+        <w:rPr>
+          <w:lang w:val="ru-RU"/>
+        </w:rPr>
+      </w:pPr>
+    </w:p>
+    <w:p>
+      <w:pPr>
+        <w:rPr>
+          <w:lang w:val="ru-RU"/>
+        </w:rPr>
+      </w:pPr>
+    </w:p>
+    <w:p>
+      <w:pPr>
+        <w:rPr>
+          <w:lang w:val="ru-RU"/>
+        </w:rPr>
+      </w:pPr>
+    </w:p>
+    <w:p>
+      <w:pPr>
+        <w:rPr>
+          <w:lang w:val="ru-RU"/>
+        </w:rPr>
+      </w:pPr>
+    </w:p>
+    <w:p>
+      <w:pPr>
+        <w:rPr>
+          <w:lang w:val="ru-RU"/>
+        </w:rPr>
+      </w:pPr>
+    </w:p>
+    <w:p>
+      <w:pPr>
+        <w:rPr>
+          <w:lang w:val="ru-RU"/>
+        </w:rPr>
+      </w:pPr>
+    </w:p>
+    <w:p>
+      <w:pPr>
+        <w:rPr>
+          <w:lang w:val="ru-RU"/>
+        </w:rPr>
+      </w:pPr>
+    </w:p>
+    <w:p>
+      <w:pPr>
+        <w:rPr>
+          <w:lang w:val="ru-RU"/>
+        </w:rPr>
+      </w:pPr>
+    </w:p>
+    <w:p>
+      <w:pPr>
+        <w:rPr>
+          <w:lang w:val="ru-RU"/>
+        </w:rPr>
+      </w:pPr>
+    </w:p>
+    <w:p>
+      <w:pPr>
+        <w:pStyle w:val="a3"/>
+      </w:pPr>
+    </w:p>
+    <w:p>
+      <w:pPr>
+        <w:pStyle w:val="a3"/>
+        <w:jc w:val="center"/>
+        <w:rPr>
+          <w:b/>
+          <w:sz w:val="36"/>
+          <w:lang w:val="en-US"/>
+        </w:rPr>
+      </w:pPr>
+      <w:r>
+        <w:rPr>
+          <w:noProof/>
+          <w:lang w:eastAsia="ru-RU"/>
+        </w:rPr>
+        <w:lastRenderedPageBreak/>
+        <w:drawing>
+          <wp:anchor distT="0" distB="0" distL="114300" distR="114300" simplePos="0" relativeHeight="251664384" behindDoc="0" locked="0" layoutInCell="1" allowOverlap="1" wp14:anchorId="17906A90" wp14:editId="1A54DABA">
+            <wp:simplePos x="0" y="0"/>
+            <wp:positionH relativeFrom="column">
+              <wp:posOffset>-443230</wp:posOffset>
+            </wp:positionH>
+            <wp:positionV relativeFrom="paragraph">
+              <wp:posOffset>248920</wp:posOffset>
+            </wp:positionV>
+            <wp:extent cx="6701790" cy="8375650"/>
+            <wp:effectExtent l="0" t="0" r="3810" b="6350"/>
+            <wp:wrapNone/>
+            <wp:docPr id="30" name="Рисунок 30"/>
+            <wp:cNvGraphicFramePr>
+              <a:graphicFrameLocks xmlns:a="http://schemas.openxmlformats.org/drawingml/2006/main" noChangeAspect="1"/>
+            </wp:cNvGraphicFramePr>
+            <a:graphic xmlns:a="http://schemas.openxmlformats.org/drawingml/2006/main">
+              <a:graphicData uri="http://schemas.openxmlformats.org/drawingml/2006/picture">
+                <pic:pic xmlns:pic="http://schemas.openxmlformats.org/drawingml/2006/picture">
+                  <pic:nvPicPr>
+                    <pic:cNvPr id="0" name="Logic.drawio.png"/>
+                    <pic:cNvPicPr/>
+                  </pic:nvPicPr>
+                  <pic:blipFill>
+                    <a:blip r:embed="rId18">
+                      <a:extLst>
+                        <a:ext uri="{28A0092B-C50C-407E-A947-70E740481C1C}">
+                          <a14:useLocalDpi xmlns:a14="http://schemas.microsoft.com/office/drawing/2010/main" val="0"/>
+                        </a:ext>
+                      </a:extLst>
+                    </a:blip>
+                    <a:stretch>
+                      <a:fillRect/>
+                    </a:stretch>
+                  </pic:blipFill>
+                  <pic:spPr>
+                    <a:xfrm>
+                      <a:off x="0" y="0"/>
+                      <a:ext cx="6701790" cy="8375650"/>
+                    </a:xfrm>
+                    <a:prstGeom prst="rect">
+                      <a:avLst/>
+                    </a:prstGeom>
+                  </pic:spPr>
+                </pic:pic>
+              </a:graphicData>
+            </a:graphic>
+            <wp14:sizeRelH relativeFrom="page">
+              <wp14:pctWidth>0</wp14:pctWidth>
+            </wp14:sizeRelH>
+            <wp14:sizeRelV relativeFrom="page">
+              <wp14:pctHeight>0</wp14:pctHeight>
+            </wp14:sizeRelV>
+          </wp:anchor>
+        </w:drawing>
+      </w:r>
+      <w:r>
+        <w:rPr>
+          <w:b/>
+          <w:sz w:val="36"/>
+          <w:lang w:val="en-US"/>
+        </w:rPr>
+        <w:t xml:space="preserve">Command </w:t>
+      </w:r>
+      <w:proofErr w:type="gramStart"/>
+      <w:r>
+        <w:rPr>
+          <w:b/>
+          <w:sz w:val="36"/>
+          <w:lang w:val="en-US"/>
+        </w:rPr>
+        <w:t>Sending  Logic</w:t>
+      </w:r>
+      <w:proofErr w:type="gramEnd"/>
+    </w:p>
+    <w:p>
+      <w:pPr>
+        <w:pStyle w:val="aa"/>
+        <w:rPr>
+          <w:lang w:val="en-US"/>
+        </w:rPr>
+      </w:pPr>
+    </w:p>
+    <w:p>
+      <w:pPr>
+        <w:rPr>
+          <w:lang w:val="ru-RU"/>
+        </w:rPr>
+      </w:pPr>
+    </w:p>
+    <w:p>
+      <w:pPr>
+        <w:rPr>
+          <w:lang w:val="ru-RU"/>
+        </w:rPr>
+      </w:pPr>
+    </w:p>
+    <w:p>
+      <w:pPr>
+        <w:pStyle w:val="aa"/>
+        <w:rPr>
+          <w:b/>
+          <w:lang w:val="en-US"/>
+        </w:rPr>
+      </w:pPr>
+    </w:p>
+    <w:p>
+      <w:pPr>
+        <w:ind w:left="360"/>
+        <w:rPr>
+          <w:b/>
+          <w:lang w:val="en-US"/>
+        </w:rPr>
+      </w:pPr>
+    </w:p>
+    <w:p>
+      <w:pPr>
+        <w:rPr>
+          <w:lang w:val="ru-RU"/>
+        </w:rPr>
+      </w:pPr>
+    </w:p>
+    <w:p>
+      <w:pPr>
+        <w:spacing w:before="240" w:after="240"/>
+        <w:rPr>
+          <w:rFonts w:asciiTheme="minorHAnsi" w:hAnsiTheme="minorHAnsi" w:cstheme="minorHAnsi"/>
+          <w:lang w:val="en-US"/>
+        </w:rPr>
+      </w:pPr>
+    </w:p>
+    <w:p>
+      <w:pPr>
+        <w:spacing w:before="240" w:after="240"/>
+        <w:rPr>
+          <w:rFonts w:asciiTheme="minorHAnsi" w:hAnsiTheme="minorHAnsi" w:cstheme="minorHAnsi"/>
+          <w:lang w:val="en-US"/>
+        </w:rPr>
+      </w:pPr>
+    </w:p>
+    <w:p>
+      <w:pPr>
+        <w:spacing w:before="240" w:after="240"/>
+        <w:rPr>
+          <w:rFonts w:asciiTheme="minorHAnsi" w:hAnsiTheme="minorHAnsi" w:cstheme="minorHAnsi"/>
+          <w:lang w:val="en-US"/>
+        </w:rPr>
+      </w:pPr>
+    </w:p>
+    <w:p>
+      <w:pPr>
+        <w:spacing w:before="240" w:after="240"/>
+        <w:rPr>
+          <w:rFonts w:asciiTheme="minorHAnsi" w:hAnsiTheme="minorHAnsi" w:cstheme="minorHAnsi"/>
+          <w:lang w:val="en-US"/>
+        </w:rPr>
+      </w:pPr>
+    </w:p>
+    <w:p>
+      <w:pPr>
+        <w:spacing w:before="240" w:after="240"/>
+        <w:rPr>
+          <w:rFonts w:asciiTheme="minorHAnsi" w:hAnsiTheme="minorHAnsi" w:cstheme="minorHAnsi"/>
+          <w:lang w:val="en-US"/>
+        </w:rPr>
+      </w:pPr>
+    </w:p>
+    <w:p>
+      <w:pPr>
+        <w:spacing w:before="240" w:after="240"/>
+        <w:rPr>
+          <w:rFonts w:asciiTheme="minorHAnsi" w:hAnsiTheme="minorHAnsi" w:cstheme="minorHAnsi"/>
+          <w:lang w:val="en-US"/>
+        </w:rPr>
+      </w:pPr>
+    </w:p>
+    <w:p>
+      <w:pPr>
+        <w:spacing w:before="240" w:after="240"/>
+        <w:rPr>
+          <w:rFonts w:asciiTheme="minorHAnsi" w:hAnsiTheme="minorHAnsi" w:cstheme="minorHAnsi"/>
+          <w:lang w:val="en-US"/>
+        </w:rPr>
+      </w:pPr>
+    </w:p>
+    <w:p>
+      <w:pPr>
+        <w:spacing w:before="240" w:after="240"/>
+        <w:rPr>
+          <w:rFonts w:asciiTheme="minorHAnsi" w:hAnsiTheme="minorHAnsi" w:cstheme="minorHAnsi"/>
+          <w:lang w:val="en-US"/>
+        </w:rPr>
+      </w:pPr>
+    </w:p>
+    <w:p>
+      <w:pPr>
+        <w:spacing w:before="240" w:after="240"/>
+        <w:rPr>
+          <w:rFonts w:asciiTheme="minorHAnsi" w:hAnsiTheme="minorHAnsi" w:cstheme="minorHAnsi"/>
+          <w:lang w:val="en-US"/>
+        </w:rPr>
+      </w:pPr>
+    </w:p>
+    <w:p>
+      <w:pPr>
+        <w:rPr>
+          <w:lang w:val="en-US"/>
+        </w:rPr>
+      </w:pPr>
+    </w:p>
+    <w:p>
+      <w:pPr>
+        <w:rPr>
+          <w:lang w:val="en-US"/>
+        </w:rPr>
+      </w:pPr>
+    </w:p>
+    <w:p>
+      <w:pPr>
+        <w:rPr>
+          <w:lang w:val="en-US"/>
+        </w:rPr>
+      </w:pPr>
+    </w:p>
+    <w:p>
+      <w:pPr>
+        <w:rPr>
+          <w:lang w:val="en-US"/>
+        </w:rPr>
+      </w:pPr>
+    </w:p>
+    <w:p>
+      <w:pPr>
+        <w:rPr>
+          <w:lang w:val="en-US"/>
+        </w:rPr>
+      </w:pPr>
+    </w:p>
+    <w:p>
+      <w:pPr>
+        <w:rPr>
+          <w:lang w:val="en-US"/>
+        </w:rPr>
+      </w:pPr>
+    </w:p>
+    <w:p>
+      <w:pPr>
+        <w:pStyle w:val="1"/>
+        <w:rPr>
+          <w:lang w:val="en-US"/>
+        </w:rPr>
+      </w:pPr>
+    </w:p>
+    <w:p>
+      <w:pPr>
+        <w:rPr>
+          <w:lang w:val="en-US"/>
+        </w:rPr>
+      </w:pPr>
+    </w:p>
+    <w:p>
+      <w:pPr>
+        <w:rPr>
+          <w:lang w:val="en-US"/>
+        </w:rPr>
+      </w:pPr>
+    </w:p>
+    <w:p>
+      <w:pPr>
+        <w:rPr>
+          <w:lang w:val="en-US"/>
+        </w:rPr>
+      </w:pPr>
+    </w:p>
+    <w:p>
+      <w:pPr>
+        <w:rPr>
+          <w:lang w:val="en-US"/>
+        </w:rPr>
+      </w:pPr>
+    </w:p>
+    <w:p>
+      <w:pPr>
+        <w:rPr>
+          <w:lang w:val="en-US"/>
+        </w:rPr>
+      </w:pPr>
+    </w:p>
+    <w:p>
+      <w:pPr>
+        <w:pStyle w:val="1"/>
+        <w:numPr>
+          <w:ilvl w:val="0"/>
+          <w:numId w:val="5"/>
+        </w:numPr>
+        <w:rPr>
+          <w:rFonts w:asciiTheme="minorHAnsi" w:hAnsiTheme="minorHAnsi" w:cstheme="minorHAnsi"/>
+          <w:i/>
+        </w:rPr>
+      </w:pPr>
+      <w:r>
+        <w:rPr>
+          <w:lang w:val="en-US"/>
+        </w:rPr>
+        <w:lastRenderedPageBreak/>
+        <w:t xml:space="preserve"> </w:t>
+      </w:r>
+      <w:bookmarkStart w:id="23" w:name="_Toc172725616"/>
+      <w:r>
+        <w:rPr>
+          <w:rFonts w:asciiTheme="minorHAnsi" w:hAnsiTheme="minorHAnsi" w:cstheme="minorHAnsi"/>
+        </w:rPr>
+        <w:t>Organ</w:t>
+      </w:r>
+      <w:r>
+        <w:rPr>
+          <w:rFonts w:asciiTheme="minorHAnsi" w:hAnsiTheme="minorHAnsi" w:cstheme="minorHAnsi"/>
+        </w:rPr>
+        <w:t xml:space="preserve"> Server</w:t>
+      </w:r>
+      <w:r>
+        <w:rPr>
+          <w:rFonts w:asciiTheme="minorHAnsi" w:hAnsiTheme="minorHAnsi" w:cstheme="minorHAnsi"/>
+        </w:rPr>
+        <w:t xml:space="preserve"> </w:t>
+      </w:r>
+      <w:r>
+        <w:rPr>
+          <w:rFonts w:asciiTheme="minorHAnsi" w:hAnsiTheme="minorHAnsi" w:cstheme="minorHAnsi"/>
+          <w:i/>
         </w:rPr>
         <w:t>(</w:t>
       </w:r>
@@ -6240,7 +7924,7 @@
         </w:rPr>
         <w:t xml:space="preserve"> Kirill)</w:t>
       </w:r>
-      <w:bookmarkEnd w:id="22"/>
+      <w:bookmarkEnd w:id="23"/>
     </w:p>
     <w:p>
       <w:pPr>
@@ -6273,7 +7957,7 @@
           <w:lang w:val="en-US"/>
         </w:rPr>
       </w:pPr>
-      <w:bookmarkStart w:id="23" w:name="_Toc172724905"/>
+      <w:bookmarkStart w:id="24" w:name="_Toc172725617"/>
       <w:proofErr w:type="gramStart"/>
       <w:r>
         <w:rPr>
@@ -6281,7 +7965,7 @@
         </w:rPr>
         <w:t>Technologies and reasoning.</w:t>
       </w:r>
-      <w:bookmarkEnd w:id="23"/>
+      <w:bookmarkEnd w:id="24"/>
       <w:proofErr w:type="gramEnd"/>
     </w:p>
     <w:p>
@@ -6371,7 +8055,6 @@
           <w:b/>
           <w:lang w:val="en-US"/>
         </w:rPr>
-        <w:lastRenderedPageBreak/>
         <w:t>Gradle</w:t>
       </w:r>
       <w:proofErr w:type="spellEnd"/>
@@ -6784,14 +8467,14 @@
           <w:lang w:val="en-US"/>
         </w:rPr>
       </w:pPr>
-      <w:bookmarkStart w:id="24" w:name="_Toc172724906"/>
+      <w:bookmarkStart w:id="25" w:name="_Toc172725618"/>
       <w:r>
         <w:rPr>
           <w:lang w:val="en-US"/>
         </w:rPr>
         <w:t>Server Architecture</w:t>
       </w:r>
-      <w:bookmarkEnd w:id="24"/>
+      <w:bookmarkEnd w:id="25"/>
     </w:p>
     <w:p>
       <w:pPr>
@@ -6920,11 +8603,11 @@
           <w:numId w:val="5"/>
         </w:numPr>
       </w:pPr>
-      <w:bookmarkStart w:id="25" w:name="_Toc172724907"/>
+      <w:bookmarkStart w:id="26" w:name="_Toc172725619"/>
       <w:r>
         <w:t>Controllers</w:t>
       </w:r>
-      <w:bookmarkEnd w:id="25"/>
+      <w:bookmarkEnd w:id="26"/>
     </w:p>
     <w:p>
       <w:pPr>
@@ -7007,14 +8690,7 @@
         <w:rPr>
           <w:lang w:val="en-US"/>
         </w:rPr>
-        <w:t xml:space="preserve">. This controller provides </w:t>
-      </w:r>
-      <w:r>
-        <w:rPr>
-          <w:lang w:val="en-US"/>
-        </w:rPr>
-        <w:lastRenderedPageBreak/>
-        <w:t>functionality through two HTTP methods on the /consumer endpoint.</w:t>
+        <w:t>. This controller provides functionality through two HTTP methods on the /consumer endpoint.</w:t>
       </w:r>
     </w:p>
     <w:p>
@@ -7047,7 +8723,7 @@
                     </pic:cNvPicPr>
                   </pic:nvPicPr>
                   <pic:blipFill>
-                    <a:blip r:embed="rId13">
+                    <a:blip r:embed="rId19">
                       <a:extLst>
                         <a:ext uri="{28A0092B-C50C-407E-A947-70E740481C1C}">
                           <a14:useLocalDpi xmlns:a14="http://schemas.microsoft.com/office/drawing/2010/main" val="0"/>
@@ -7089,7 +8765,28 @@
     <w:p>
       <w:pPr>
         <w:rPr>
-          <w:lang w:val="en-US"/>
+          <w:lang w:val="ru-RU"/>
+        </w:rPr>
+      </w:pPr>
+    </w:p>
+    <w:p>
+      <w:pPr>
+        <w:rPr>
+          <w:lang w:val="ru-RU"/>
+        </w:rPr>
+      </w:pPr>
+    </w:p>
+    <w:p>
+      <w:pPr>
+        <w:rPr>
+          <w:lang w:val="ru-RU"/>
+        </w:rPr>
+      </w:pPr>
+    </w:p>
+    <w:p>
+      <w:pPr>
+        <w:rPr>
+          <w:lang w:val="ru-RU"/>
         </w:rPr>
       </w:pPr>
     </w:p>
@@ -7105,6 +8802,7 @@
           <w:b/>
           <w:lang w:val="en-US"/>
         </w:rPr>
+        <w:lastRenderedPageBreak/>
         <w:t>Endpoint: /consumer</w:t>
       </w:r>
     </w:p>
@@ -7715,7 +9413,56 @@
     <w:p>
       <w:pPr>
         <w:rPr>
-          <w:lang w:val="en-US"/>
+          <w:lang w:val="ru-RU"/>
+        </w:rPr>
+      </w:pPr>
+    </w:p>
+    <w:p>
+      <w:pPr>
+        <w:rPr>
+          <w:lang w:val="ru-RU"/>
+        </w:rPr>
+      </w:pPr>
+    </w:p>
+    <w:p>
+      <w:pPr>
+        <w:rPr>
+          <w:lang w:val="ru-RU"/>
+        </w:rPr>
+      </w:pPr>
+    </w:p>
+    <w:p>
+      <w:pPr>
+        <w:rPr>
+          <w:lang w:val="ru-RU"/>
+        </w:rPr>
+      </w:pPr>
+    </w:p>
+    <w:p>
+      <w:pPr>
+        <w:rPr>
+          <w:lang w:val="ru-RU"/>
+        </w:rPr>
+      </w:pPr>
+    </w:p>
+    <w:p>
+      <w:pPr>
+        <w:rPr>
+          <w:lang w:val="ru-RU"/>
+        </w:rPr>
+      </w:pPr>
+    </w:p>
+    <w:p>
+      <w:pPr>
+        <w:rPr>
+          <w:lang w:val="ru-RU"/>
+        </w:rPr>
+      </w:pPr>
+    </w:p>
+    <w:p>
+      <w:pPr>
+        <w:rPr>
+          <w:lang w:val="ru-RU"/>
         </w:rPr>
       </w:pPr>
     </w:p>
@@ -7734,6 +9481,7 @@
           <w:b/>
           <w:lang w:val="en-US"/>
         </w:rPr>
+        <w:lastRenderedPageBreak/>
         <w:t>ProducerController</w:t>
       </w:r>
       <w:proofErr w:type="spellEnd"/>
@@ -7848,7 +9596,7 @@
                     </pic:cNvPicPr>
                   </pic:nvPicPr>
                   <pic:blipFill>
-                    <a:blip r:embed="rId14">
+                    <a:blip r:embed="rId20">
                       <a:extLst>
                         <a:ext uri="{28A0092B-C50C-407E-A947-70E740481C1C}">
                           <a14:useLocalDpi xmlns:a14="http://schemas.microsoft.com/office/drawing/2010/main" val="0"/>
@@ -8238,6 +9986,7 @@
           <w:rFonts w:asciiTheme="minorHAnsi" w:hAnsiTheme="minorHAnsi" w:cstheme="minorHAnsi"/>
           <w:lang w:val="en-US"/>
         </w:rPr>
+        <w:lastRenderedPageBreak/>
         <w:t xml:space="preserve">The </w:t>
       </w:r>
       <w:proofErr w:type="spellStart"/>
@@ -8445,7 +10194,6 @@
           <w:noProof/>
           <w:lang w:val="ru-RU" w:eastAsia="ru-RU"/>
         </w:rPr>
-        <w:lastRenderedPageBreak/>
         <w:drawing>
           <wp:inline distT="0" distB="0" distL="0" distR="0" wp14:anchorId="0FE103C9" wp14:editId="465AEDD7">
             <wp:extent cx="5357611" cy="3783276"/>
@@ -8464,7 +10212,7 @@
                     </pic:cNvPicPr>
                   </pic:nvPicPr>
                   <pic:blipFill>
-                    <a:blip r:embed="rId15">
+                    <a:blip r:embed="rId21">
                       <a:extLst>
                         <a:ext uri="{28A0092B-C50C-407E-A947-70E740481C1C}">
                           <a14:useLocalDpi xmlns:a14="http://schemas.microsoft.com/office/drawing/2010/main" val="0"/>
@@ -8634,6 +10382,7 @@
           <w:b/>
           <w:lang w:val="en-US"/>
         </w:rPr>
+        <w:lastRenderedPageBreak/>
         <w:t>Method:</w:t>
       </w:r>
       <w:r>
@@ -9274,14 +11023,14 @@
           <w:lang w:val="en-US"/>
         </w:rPr>
       </w:pPr>
-      <w:bookmarkStart w:id="26" w:name="_Toc172724908"/>
+      <w:bookmarkStart w:id="27" w:name="_Toc172725620"/>
       <w:r>
         <w:rPr>
           <w:lang w:val="en-US"/>
         </w:rPr>
         <w:t>Services</w:t>
       </w:r>
-      <w:bookmarkEnd w:id="26"/>
+      <w:bookmarkEnd w:id="27"/>
       <w:r>
         <w:rPr>
           <w:lang w:val="en-US"/>
@@ -9352,7 +11101,15 @@
           <w:rFonts w:asciiTheme="minorHAnsi" w:hAnsiTheme="minorHAnsi" w:cstheme="minorHAnsi"/>
           <w:lang w:val="en-US"/>
         </w:rPr>
-        <w:t xml:space="preserve"> service responsible for managing user authentication in the frontend. It achieves this by loading user credentials from a file and verifying login attempts using secure password hashing.</w:t>
+        <w:t xml:space="preserve"> service responsible for managing user authentication in </w:t>
+      </w:r>
+      <w:r>
+        <w:rPr>
+          <w:rFonts w:asciiTheme="minorHAnsi" w:hAnsiTheme="minorHAnsi" w:cstheme="minorHAnsi"/>
+          <w:lang w:val="en-US"/>
+        </w:rPr>
+        <w:lastRenderedPageBreak/>
+        <w:t>the frontend. It achieves this by loading user credentials from a file and verifying login attempts using secure password hashing.</w:t>
       </w:r>
     </w:p>
     <w:p>
@@ -9572,7 +11329,6 @@
           <w:rFonts w:asciiTheme="minorHAnsi" w:hAnsiTheme="minorHAnsi" w:cstheme="minorHAnsi"/>
           <w:lang w:val="en-US"/>
         </w:rPr>
-        <w:lastRenderedPageBreak/>
         <w:t>Annotation: @</w:t>
       </w:r>
       <w:proofErr w:type="spellStart"/>
@@ -10069,6 +11825,7 @@
           <w:rFonts w:asciiTheme="minorHAnsi" w:hAnsiTheme="minorHAnsi" w:cstheme="minorHAnsi"/>
           <w:lang w:val="en-US"/>
         </w:rPr>
+        <w:lastRenderedPageBreak/>
         <w:t xml:space="preserve">Purpose: Initializes and returns a new SSE emitter for </w:t>
       </w:r>
       <w:proofErr w:type="gramStart"/>
@@ -10153,7 +11910,7 @@
                     <pic:cNvPicPr/>
                   </pic:nvPicPr>
                   <pic:blipFill>
-                    <a:blip r:embed="rId16"/>
+                    <a:blip r:embed="rId22"/>
                     <a:stretch>
                       <a:fillRect/>
                     </a:stretch>
@@ -10194,7 +11951,6 @@
           <w:rFonts w:asciiTheme="minorHAnsi" w:hAnsiTheme="minorHAnsi" w:cstheme="minorHAnsi"/>
           <w:i/>
         </w:rPr>
-        <w:lastRenderedPageBreak/>
         <w:t>addWebClientEmitter</w:t>
       </w:r>
       <w:proofErr w:type="spellEnd"/>
@@ -10437,7 +12193,7 @@
                     <pic:cNvPicPr/>
                   </pic:nvPicPr>
                   <pic:blipFill>
-                    <a:blip r:embed="rId17">
+                    <a:blip r:embed="rId23">
                       <a:extLst>
                         <a:ext uri="{28A0092B-C50C-407E-A947-70E740481C1C}">
                           <a14:useLocalDpi xmlns:a14="http://schemas.microsoft.com/office/drawing/2010/main" val="0"/>
@@ -10652,6 +12408,7 @@
           <w:rFonts w:asciiTheme="minorHAnsi" w:hAnsiTheme="minorHAnsi" w:cstheme="minorHAnsi"/>
           <w:lang w:val="en-US"/>
         </w:rPr>
+        <w:lastRenderedPageBreak/>
         <w:t xml:space="preserve">Parameters: </w:t>
       </w:r>
       <w:proofErr w:type="spellStart"/>
@@ -10841,7 +12598,6 @@
           <w:rFonts w:asciiTheme="minorHAnsi" w:hAnsiTheme="minorHAnsi" w:cstheme="minorHAnsi"/>
           <w:lang w:val="en-US"/>
         </w:rPr>
-        <w:lastRenderedPageBreak/>
         <w:t xml:space="preserve">The </w:t>
       </w:r>
       <w:proofErr w:type="spellStart"/>
@@ -11313,7 +13069,7 @@
                     <pic:cNvPicPr/>
                   </pic:nvPicPr>
                   <pic:blipFill>
-                    <a:blip r:embed="rId18"/>
+                    <a:blip r:embed="rId24"/>
                     <a:stretch>
                       <a:fillRect/>
                     </a:stretch>
@@ -11562,7 +13318,7 @@
                     <pic:cNvPicPr/>
                   </pic:nvPicPr>
                   <pic:blipFill>
-                    <a:blip r:embed="rId19"/>
+                    <a:blip r:embed="rId25"/>
                     <a:stretch>
                       <a:fillRect/>
                     </a:stretch>
@@ -12111,7 +13867,7 @@
                     <pic:cNvPicPr/>
                   </pic:nvPicPr>
                   <pic:blipFill>
-                    <a:blip r:embed="rId20"/>
+                    <a:blip r:embed="rId26"/>
                     <a:stretch>
                       <a:fillRect/>
                     </a:stretch>
@@ -13214,7 +14970,7 @@
                     <pic:cNvPicPr/>
                   </pic:nvPicPr>
                   <pic:blipFill>
-                    <a:blip r:embed="rId21"/>
+                    <a:blip r:embed="rId27"/>
                     <a:stretch>
                       <a:fillRect/>
                     </a:stretch>
@@ -13444,7 +15200,7 @@
                     <pic:cNvPicPr/>
                   </pic:nvPicPr>
                   <pic:blipFill>
-                    <a:blip r:embed="rId22"/>
+                    <a:blip r:embed="rId28"/>
                     <a:stretch>
                       <a:fillRect/>
                     </a:stretch>
@@ -14328,7 +16084,7 @@
                     <pic:cNvPicPr/>
                   </pic:nvPicPr>
                   <pic:blipFill>
-                    <a:blip r:embed="rId23"/>
+                    <a:blip r:embed="rId29"/>
                     <a:stretch>
                       <a:fillRect/>
                     </a:stretch>
@@ -14624,7 +16380,7 @@
                     <pic:cNvPicPr/>
                   </pic:nvPicPr>
                   <pic:blipFill>
-                    <a:blip r:embed="rId24"/>
+                    <a:blip r:embed="rId30"/>
                     <a:stretch>
                       <a:fillRect/>
                     </a:stretch>
@@ -14647,6 +16403,26 @@
     </w:p>
     <w:p>
       <w:pPr>
+        <w:widowControl/>
+        <w:spacing w:before="0" w:after="160" w:line="259" w:lineRule="auto"/>
+        <w:rPr>
+          <w:rFonts w:asciiTheme="minorHAnsi" w:hAnsiTheme="minorHAnsi" w:cstheme="minorHAnsi"/>
+          <w:lang w:val="ru-RU"/>
+        </w:rPr>
+      </w:pPr>
+    </w:p>
+    <w:p>
+      <w:pPr>
+        <w:widowControl/>
+        <w:spacing w:before="0" w:after="160" w:line="259" w:lineRule="auto"/>
+        <w:rPr>
+          <w:rFonts w:asciiTheme="minorHAnsi" w:hAnsiTheme="minorHAnsi" w:cstheme="minorHAnsi"/>
+          <w:lang w:val="en-US"/>
+        </w:rPr>
+      </w:pPr>
+    </w:p>
+    <w:p>
+      <w:pPr>
         <w:pStyle w:val="3"/>
         <w:numPr>
           <w:ilvl w:val="2"/>
@@ -14656,14 +16432,15 @@
           <w:lang w:val="en-US"/>
         </w:rPr>
       </w:pPr>
-      <w:bookmarkStart w:id="27" w:name="_Toc172724909"/>
-      <w:r>
-        <w:rPr>
-          <w:lang w:val="en-US"/>
-        </w:rPr>
+      <w:bookmarkStart w:id="28" w:name="_Toc172725621"/>
+      <w:r>
+        <w:rPr>
+          <w:lang w:val="en-US"/>
+        </w:rPr>
+        <w:lastRenderedPageBreak/>
         <w:t>How the Server Handles Camera Commands</w:t>
       </w:r>
-      <w:bookmarkEnd w:id="27"/>
+      <w:bookmarkEnd w:id="28"/>
     </w:p>
     <w:p>
       <w:pPr>
@@ -14693,15 +16470,7 @@
           <w:rFonts w:ascii="Times New Roman" w:hAnsi="Times New Roman" w:cs="Times New Roman"/>
           <w:lang w:val="en-US"/>
         </w:rPr>
-        <w:t xml:space="preserve"> whether they need to be sent to the "Organ Sequencer" component for execution, receive information from the "Organ Sequencer" about the piece being played, send information for </w:t>
-      </w:r>
-      <w:r>
-        <w:rPr>
-          <w:rFonts w:ascii="Times New Roman" w:hAnsi="Times New Roman" w:cs="Times New Roman"/>
-          <w:lang w:val="en-US"/>
-        </w:rPr>
-        <w:lastRenderedPageBreak/>
-        <w:t>display on the frontend, as well as store credentials and verify them for frontend login.</w:t>
+        <w:t xml:space="preserve"> whether they need to be sent to the "Organ Sequencer" component for execution, receive information from the "Organ Sequencer" about the piece being played, send information for display on the frontend, as well as store credentials and verify them for frontend login.</w:t>
       </w:r>
     </w:p>
     <w:p>
@@ -14745,7 +16514,7 @@
                     </pic:cNvPicPr>
                   </pic:nvPicPr>
                   <pic:blipFill>
-                    <a:blip r:embed="rId25">
+                    <a:blip r:embed="rId31">
                       <a:extLst>
                         <a:ext uri="{28A0092B-C50C-407E-A947-70E740481C1C}">
                           <a14:useLocalDpi xmlns:a14="http://schemas.microsoft.com/office/drawing/2010/main" val="0"/>
@@ -14842,7 +16611,7 @@
       </w:pPr>
     </w:p>
     <w:sectPr>
-      <w:footerReference w:type="default" r:id="rId26"/>
+      <w:footerReference w:type="default" r:id="rId32"/>
       <w:pgSz w:w="12240" w:h="15840"/>
       <w:pgMar w:top="1440" w:right="1440" w:bottom="1440" w:left="1440" w:header="0" w:footer="0" w:gutter="0"/>
       <w:pgNumType w:start="1"/>
@@ -14897,7 +16666,7 @@
       <w:rPr>
         <w:noProof/>
       </w:rPr>
-      <w:t>7</w:t>
+      <w:t>2</w:t>
     </w:r>
     <w:r>
       <w:fldChar w:fldCharType="end"/>
@@ -21357,6 +23126,18 @@
       <w:szCs w:val="24"/>
     </w:rPr>
   </w:style>
+  <w:style w:type="character" w:styleId="HTML">
+    <w:name w:val="HTML Code"/>
+    <w:basedOn w:val="a0"/>
+    <w:uiPriority w:val="99"/>
+    <w:unhideWhenUsed/>
+    <w:rsid w:val="00FF73FE"/>
+    <w:rPr>
+      <w:rFonts w:ascii="Courier New" w:eastAsia="Times New Roman" w:hAnsi="Courier New" w:cs="Courier New"/>
+      <w:sz w:val="20"/>
+      <w:szCs w:val="20"/>
+    </w:rPr>
+  </w:style>
 </w:styles>
 </file>
 
@@ -21798,6 +23579,18 @@
       <w:szCs w:val="24"/>
     </w:rPr>
   </w:style>
+  <w:style w:type="character" w:styleId="HTML">
+    <w:name w:val="HTML Code"/>
+    <w:basedOn w:val="a0"/>
+    <w:uiPriority w:val="99"/>
+    <w:unhideWhenUsed/>
+    <w:rsid w:val="00FF73FE"/>
+    <w:rPr>
+      <w:rFonts w:ascii="Courier New" w:eastAsia="Times New Roman" w:hAnsi="Courier New" w:cs="Courier New"/>
+      <w:sz w:val="20"/>
+      <w:szCs w:val="20"/>
+    </w:rPr>
+  </w:style>
 </w:styles>
 </file>
 
@@ -22065,7 +23858,7 @@
 </file>
 
 <file path=customXml/itemProps1.xml><?xml version="1.0" encoding="utf-8"?>
-<ds:datastoreItem xmlns:ds="http://schemas.openxmlformats.org/officeDocument/2006/customXml" ds:itemID="{31685716-6D42-42D5-A308-3F1503B6EC80}">
+<ds:datastoreItem xmlns:ds="http://schemas.openxmlformats.org/officeDocument/2006/customXml" ds:itemID="{D2CAF72B-881F-4EEE-8A66-B596E788554A}">
   <ds:schemaRefs>
     <ds:schemaRef ds:uri="http://schemas.openxmlformats.org/officeDocument/2006/bibliography"/>
   </ds:schemaRefs>
